--- a/020_アプリケーション開発標準/010_設計標準/共通コンポーネント設計標準.docx
+++ b/020_アプリケーション開発標準/010_設計標準/共通コンポーネント設計標準.docx
@@ -1,6 +1,6 @@
 
 <file path=word/document.xml><?xml version="1.0" encoding="utf-8"?>
-<w:document xmlns:wpc="http://schemas.microsoft.com/office/word/2010/wordprocessingCanvas" xmlns:mc="http://schemas.openxmlformats.org/markup-compatibility/2006" xmlns:o="urn:schemas-microsoft-com:office:office" xmlns:r="http://schemas.openxmlformats.org/officeDocument/2006/relationships" xmlns:m="http://schemas.openxmlformats.org/officeDocument/2006/math" xmlns:v="urn:schemas-microsoft-com:vml" xmlns:wp14="http://schemas.microsoft.com/office/word/2010/wordprocessingDrawing" xmlns:wp="http://schemas.openxmlformats.org/drawingml/2006/wordprocessingDrawing" xmlns:w10="urn:schemas-microsoft-com:office:word" xmlns:w="http://schemas.openxmlformats.org/wordprocessingml/2006/main" xmlns:w14="http://schemas.microsoft.com/office/word/2010/wordml" xmlns:wpg="http://schemas.microsoft.com/office/word/2010/wordprocessingGroup" xmlns:wpi="http://schemas.microsoft.com/office/word/2010/wordprocessingInk" xmlns:wne="http://schemas.microsoft.com/office/word/2006/wordml" xmlns:wps="http://schemas.microsoft.com/office/word/2010/wordprocessingShape" mc:Ignorable="w14 wp14">
+<w:document xmlns:wpc="http://schemas.microsoft.com/office/word/2010/wordprocessingCanvas" xmlns:cx="http://schemas.microsoft.com/office/drawing/2014/chartex" xmlns:cx1="http://schemas.microsoft.com/office/drawing/2015/9/8/chartex" xmlns:cx2="http://schemas.microsoft.com/office/drawing/2015/10/21/chartex" xmlns:cx3="http://schemas.microsoft.com/office/drawing/2016/5/9/chartex" xmlns:cx4="http://schemas.microsoft.com/office/drawing/2016/5/10/chartex" xmlns:cx5="http://schemas.microsoft.com/office/drawing/2016/5/11/chartex" xmlns:cx6="http://schemas.microsoft.com/office/drawing/2016/5/12/chartex" xmlns:cx7="http://schemas.microsoft.com/office/drawing/2016/5/13/chartex" xmlns:cx8="http://schemas.microsoft.com/office/drawing/2016/5/14/chartex" xmlns:mc="http://schemas.openxmlformats.org/markup-compatibility/2006" xmlns:aink="http://schemas.microsoft.com/office/drawing/2016/ink" xmlns:am3d="http://schemas.microsoft.com/office/drawing/2017/model3d" xmlns:o="urn:schemas-microsoft-com:office:office" xmlns:oel="http://schemas.microsoft.com/office/2019/extlst" xmlns:r="http://schemas.openxmlformats.org/officeDocument/2006/relationships" xmlns:m="http://schemas.openxmlformats.org/officeDocument/2006/math" xmlns:v="urn:schemas-microsoft-com:vml" xmlns:wp14="http://schemas.microsoft.com/office/word/2010/wordprocessingDrawing" xmlns:wp="http://schemas.openxmlformats.org/drawingml/2006/wordprocessingDrawing" xmlns:w10="urn:schemas-microsoft-com:office:word" xmlns:w="http://schemas.openxmlformats.org/wordprocessingml/2006/main" xmlns:w14="http://schemas.microsoft.com/office/word/2010/wordml" xmlns:w15="http://schemas.microsoft.com/office/word/2012/wordml" xmlns:w16cex="http://schemas.microsoft.com/office/word/2018/wordml/cex" xmlns:w16cid="http://schemas.microsoft.com/office/word/2016/wordml/cid" xmlns:w16="http://schemas.microsoft.com/office/word/2018/wordml" xmlns:w16sdtdh="http://schemas.microsoft.com/office/word/2020/wordml/sdtdatahash" xmlns:w16se="http://schemas.microsoft.com/office/word/2015/wordml/symex" xmlns:wpg="http://schemas.microsoft.com/office/word/2010/wordprocessingGroup" xmlns:wpi="http://schemas.microsoft.com/office/word/2010/wordprocessingInk" xmlns:wne="http://schemas.microsoft.com/office/word/2006/wordml" xmlns:wps="http://schemas.microsoft.com/office/word/2010/wordprocessingShape" mc:Ignorable="w14 w15 w16se w16cid w16 w16cex w16sdtdh wp14">
   <w:body>
     <w:p>
       <w:pPr>
@@ -37,8 +37,6 @@
           <w:sz w:val="28"/>
         </w:rPr>
       </w:pPr>
-      <w:bookmarkStart w:id="1" w:name="_GoBack"/>
-      <w:bookmarkEnd w:id="1"/>
     </w:p>
     <w:p>
       <w:pPr>
@@ -351,7 +349,25 @@
         <w:rPr>
           <w:rFonts w:ascii="ＭＳ 明朝" w:eastAsia="ＭＳ 明朝" w:hAnsi="ＭＳ 明朝" w:hint="eastAsia"/>
         </w:rPr>
-        <w:t>2018年8月24</w:t>
+        <w:t>2018年</w:t>
+      </w:r>
+      <w:r>
+        <w:rPr>
+          <w:rFonts w:ascii="ＭＳ 明朝" w:eastAsia="ＭＳ 明朝" w:hAnsi="ＭＳ 明朝"/>
+        </w:rPr>
+        <w:t>10</w:t>
+      </w:r>
+      <w:r>
+        <w:rPr>
+          <w:rFonts w:ascii="ＭＳ 明朝" w:eastAsia="ＭＳ 明朝" w:hAnsi="ＭＳ 明朝" w:hint="eastAsia"/>
+        </w:rPr>
+        <w:t>月</w:t>
+      </w:r>
+      <w:r>
+        <w:rPr>
+          <w:rFonts w:ascii="ＭＳ 明朝" w:eastAsia="ＭＳ 明朝" w:hAnsi="ＭＳ 明朝"/>
+        </w:rPr>
+        <w:t>9</w:t>
       </w:r>
       <w:r>
         <w:rPr>
@@ -413,7 +429,7 @@
           <w:noProof/>
         </w:rPr>
         <w:sectPr>
-          <w:footerReference w:type="default" r:id="rId8"/>
+          <w:footerReference w:type="default" r:id="rId7"/>
           <w:type w:val="continuous"/>
           <w:pgSz w:w="16840" w:h="11907" w:orient="landscape" w:code="9"/>
           <w:pgMar w:top="527" w:right="822" w:bottom="737" w:left="720" w:header="540" w:footer="454" w:gutter="0"/>
@@ -732,7 +748,15 @@
                 <w:sz w:val="18"/>
                 <w:szCs w:val="18"/>
               </w:rPr>
-              <w:t>2018/8/24</w:t>
+              <w:t>2018/</w:t>
+            </w:r>
+            <w:r>
+              <w:rPr>
+                <w:rFonts w:ascii="ＭＳ 明朝"/>
+                <w:sz w:val="18"/>
+                <w:szCs w:val="18"/>
+              </w:rPr>
+              <w:t>10/9</w:t>
             </w:r>
           </w:p>
         </w:tc>
@@ -4165,8 +4189,8 @@
           <w:rFonts w:ascii="ＭＳ 明朝"/>
         </w:rPr>
         <w:sectPr>
-          <w:headerReference w:type="default" r:id="rId9"/>
-          <w:footerReference w:type="default" r:id="rId10"/>
+          <w:headerReference w:type="default" r:id="rId8"/>
+          <w:footerReference w:type="default" r:id="rId9"/>
           <w:pgSz w:w="16840" w:h="11907" w:orient="landscape" w:code="9"/>
           <w:pgMar w:top="851" w:right="822" w:bottom="737" w:left="720" w:header="851" w:footer="454" w:gutter="0"/>
           <w:pgNumType w:start="1"/>
@@ -4444,16 +4468,16 @@
           <w:rFonts w:hAnsi="ＭＳ 明朝"/>
         </w:rPr>
       </w:pPr>
-      <w:bookmarkStart w:id="2" w:name="_Toc290473650"/>
-      <w:bookmarkStart w:id="3" w:name="_Toc316372901"/>
+      <w:bookmarkStart w:id="1" w:name="_Toc290473650"/>
+      <w:bookmarkStart w:id="2" w:name="_Toc316372901"/>
       <w:r>
         <w:rPr>
           <w:rFonts w:hAnsi="ＭＳ 明朝" w:hint="eastAsia"/>
         </w:rPr>
         <w:t>本書について</w:t>
       </w:r>
+      <w:bookmarkEnd w:id="1"/>
       <w:bookmarkEnd w:id="2"/>
-      <w:bookmarkEnd w:id="3"/>
     </w:p>
     <w:p>
       <w:pPr>
@@ -4486,8 +4510,8 @@
           <w:rFonts w:hAnsi="ＭＳ 明朝"/>
         </w:rPr>
         <w:sectPr>
-          <w:headerReference w:type="default" r:id="rId11"/>
-          <w:footerReference w:type="default" r:id="rId12"/>
+          <w:headerReference w:type="default" r:id="rId10"/>
+          <w:footerReference w:type="default" r:id="rId11"/>
           <w:pgSz w:w="16840" w:h="11907" w:orient="landscape" w:code="9"/>
           <w:pgMar w:top="851" w:right="641" w:bottom="737" w:left="539" w:header="851" w:footer="363" w:gutter="0"/>
           <w:pgNumType w:start="1"/>
@@ -4501,10 +4525,9 @@
         <w:pStyle w:val="ad"/>
       </w:pPr>
       <w:r>
-        <w:lastRenderedPageBreak/>
         <w:br w:type="page"/>
       </w:r>
-      <w:bookmarkStart w:id="4" w:name="_Toc290473652"/>
+      <w:bookmarkStart w:id="3" w:name="_Toc290473652"/>
     </w:p>
     <w:p>
       <w:pPr>
@@ -4513,21 +4536,21 @@
           <w:rFonts w:hAnsi="ＭＳ 明朝"/>
         </w:rPr>
       </w:pPr>
-      <w:bookmarkStart w:id="5" w:name="_Toc316372902"/>
-      <w:bookmarkEnd w:id="4"/>
+      <w:bookmarkStart w:id="4" w:name="_Toc316372902"/>
+      <w:bookmarkEnd w:id="3"/>
       <w:r>
         <w:rPr>
           <w:rFonts w:hAnsi="ＭＳ 明朝" w:hint="eastAsia"/>
         </w:rPr>
         <w:t>共通コンポーネントの種類</w:t>
       </w:r>
-      <w:bookmarkEnd w:id="5"/>
+      <w:bookmarkEnd w:id="4"/>
     </w:p>
     <w:p>
       <w:pPr>
         <w:pStyle w:val="ad"/>
       </w:pPr>
-      <w:bookmarkStart w:id="6" w:name="_Toc290473653"/>
+      <w:bookmarkStart w:id="5" w:name="_Toc290473653"/>
       <w:r>
         <w:rPr>
           <w:rFonts w:hint="eastAsia"/>
@@ -5110,6 +5133,7 @@
                         <w:color w:val="FFFFFF"/>
                       </w:rPr>
                     </w:pPr>
+                    <w:proofErr w:type="spellStart"/>
                     <w:r>
                       <w:rPr>
                         <w:rFonts w:ascii="ＭＳ ゴシック" w:eastAsia="ＭＳ ゴシック" w:hAnsi="ＭＳ ゴシック"/>
@@ -5119,6 +5143,7 @@
                       </w:rPr>
                       <w:t>Fn</w:t>
                     </w:r>
+                    <w:proofErr w:type="spellEnd"/>
                   </w:p>
                 </w:txbxContent>
               </v:textbox>
@@ -5136,6 +5161,7 @@
                         <w:color w:val="FFFFFF"/>
                       </w:rPr>
                     </w:pPr>
+                    <w:proofErr w:type="spellStart"/>
                     <w:r>
                       <w:rPr>
                         <w:rFonts w:ascii="ＭＳ ゴシック" w:eastAsia="ＭＳ ゴシック" w:hAnsi="ＭＳ ゴシック"/>
@@ -5145,6 +5171,7 @@
                       </w:rPr>
                       <w:t>Fn</w:t>
                     </w:r>
+                    <w:proofErr w:type="spellEnd"/>
                   </w:p>
                 </w:txbxContent>
               </v:textbox>
@@ -5468,6 +5495,7 @@
                         <w:szCs w:val="18"/>
                       </w:rPr>
                     </w:pPr>
+                    <w:proofErr w:type="spellStart"/>
                     <w:r>
                       <w:rPr>
                         <w:rFonts w:ascii="ＭＳ ゴシック" w:eastAsia="ＭＳ ゴシック" w:hAnsi="ＭＳ ゴシック"/>
@@ -5479,6 +5507,7 @@
                       </w:rPr>
                       <w:t>Fn</w:t>
                     </w:r>
+                    <w:proofErr w:type="spellEnd"/>
                   </w:p>
                 </w:txbxContent>
               </v:textbox>
@@ -5694,7 +5723,7 @@
           </v:group>
         </w:pict>
       </w:r>
-      <w:bookmarkEnd w:id="6"/>
+      <w:bookmarkEnd w:id="5"/>
     </w:p>
     <w:p>
       <w:pPr>
@@ -5719,7 +5748,7 @@
 </file>
 
 <file path=word/endnotes.xml><?xml version="1.0" encoding="utf-8"?>
-<w:endnotes xmlns:wpc="http://schemas.microsoft.com/office/word/2010/wordprocessingCanvas" xmlns:mc="http://schemas.openxmlformats.org/markup-compatibility/2006" xmlns:o="urn:schemas-microsoft-com:office:office" xmlns:r="http://schemas.openxmlformats.org/officeDocument/2006/relationships" xmlns:m="http://schemas.openxmlformats.org/officeDocument/2006/math" xmlns:v="urn:schemas-microsoft-com:vml" xmlns:wp14="http://schemas.microsoft.com/office/word/2010/wordprocessingDrawing" xmlns:wp="http://schemas.openxmlformats.org/drawingml/2006/wordprocessingDrawing" xmlns:w10="urn:schemas-microsoft-com:office:word" xmlns:w="http://schemas.openxmlformats.org/wordprocessingml/2006/main" xmlns:w14="http://schemas.microsoft.com/office/word/2010/wordml" xmlns:wpg="http://schemas.microsoft.com/office/word/2010/wordprocessingGroup" xmlns:wpi="http://schemas.microsoft.com/office/word/2010/wordprocessingInk" xmlns:wne="http://schemas.microsoft.com/office/word/2006/wordml" xmlns:wps="http://schemas.microsoft.com/office/word/2010/wordprocessingShape" mc:Ignorable="w14 wp14">
+<w:endnotes xmlns:wpc="http://schemas.microsoft.com/office/word/2010/wordprocessingCanvas" xmlns:cx="http://schemas.microsoft.com/office/drawing/2014/chartex" xmlns:cx1="http://schemas.microsoft.com/office/drawing/2015/9/8/chartex" xmlns:cx2="http://schemas.microsoft.com/office/drawing/2015/10/21/chartex" xmlns:cx3="http://schemas.microsoft.com/office/drawing/2016/5/9/chartex" xmlns:cx4="http://schemas.microsoft.com/office/drawing/2016/5/10/chartex" xmlns:cx5="http://schemas.microsoft.com/office/drawing/2016/5/11/chartex" xmlns:cx6="http://schemas.microsoft.com/office/drawing/2016/5/12/chartex" xmlns:cx7="http://schemas.microsoft.com/office/drawing/2016/5/13/chartex" xmlns:cx8="http://schemas.microsoft.com/office/drawing/2016/5/14/chartex" xmlns:mc="http://schemas.openxmlformats.org/markup-compatibility/2006" xmlns:aink="http://schemas.microsoft.com/office/drawing/2016/ink" xmlns:am3d="http://schemas.microsoft.com/office/drawing/2017/model3d" xmlns:o="urn:schemas-microsoft-com:office:office" xmlns:oel="http://schemas.microsoft.com/office/2019/extlst" xmlns:r="http://schemas.openxmlformats.org/officeDocument/2006/relationships" xmlns:m="http://schemas.openxmlformats.org/officeDocument/2006/math" xmlns:v="urn:schemas-microsoft-com:vml" xmlns:wp14="http://schemas.microsoft.com/office/word/2010/wordprocessingDrawing" xmlns:wp="http://schemas.openxmlformats.org/drawingml/2006/wordprocessingDrawing" xmlns:w10="urn:schemas-microsoft-com:office:word" xmlns:w="http://schemas.openxmlformats.org/wordprocessingml/2006/main" xmlns:w14="http://schemas.microsoft.com/office/word/2010/wordml" xmlns:w15="http://schemas.microsoft.com/office/word/2012/wordml" xmlns:w16cex="http://schemas.microsoft.com/office/word/2018/wordml/cex" xmlns:w16cid="http://schemas.microsoft.com/office/word/2016/wordml/cid" xmlns:w16="http://schemas.microsoft.com/office/word/2018/wordml" xmlns:w16sdtdh="http://schemas.microsoft.com/office/word/2020/wordml/sdtdatahash" xmlns:w16se="http://schemas.microsoft.com/office/word/2015/wordml/symex" xmlns:wpg="http://schemas.microsoft.com/office/word/2010/wordprocessingGroup" xmlns:wpi="http://schemas.microsoft.com/office/word/2010/wordprocessingInk" xmlns:wne="http://schemas.microsoft.com/office/word/2006/wordml" xmlns:wps="http://schemas.microsoft.com/office/word/2010/wordprocessingShape" mc:Ignorable="w14 w15 w16se w16cid w16 w16cex w16sdtdh wp14">
   <w:endnote w:type="separator" w:id="-1">
     <w:p>
       <w:r>
@@ -5738,7 +5767,7 @@
 </file>
 
 <file path=word/footer1.xml><?xml version="1.0" encoding="utf-8"?>
-<w:ftr xmlns:wpc="http://schemas.microsoft.com/office/word/2010/wordprocessingCanvas" xmlns:mc="http://schemas.openxmlformats.org/markup-compatibility/2006" xmlns:o="urn:schemas-microsoft-com:office:office" xmlns:r="http://schemas.openxmlformats.org/officeDocument/2006/relationships" xmlns:m="http://schemas.openxmlformats.org/officeDocument/2006/math" xmlns:v="urn:schemas-microsoft-com:vml" xmlns:wp14="http://schemas.microsoft.com/office/word/2010/wordprocessingDrawing" xmlns:wp="http://schemas.openxmlformats.org/drawingml/2006/wordprocessingDrawing" xmlns:w10="urn:schemas-microsoft-com:office:word" xmlns:w="http://schemas.openxmlformats.org/wordprocessingml/2006/main" xmlns:w14="http://schemas.microsoft.com/office/word/2010/wordml" xmlns:wpg="http://schemas.microsoft.com/office/word/2010/wordprocessingGroup" xmlns:wpi="http://schemas.microsoft.com/office/word/2010/wordprocessingInk" xmlns:wne="http://schemas.microsoft.com/office/word/2006/wordml" xmlns:wps="http://schemas.microsoft.com/office/word/2010/wordprocessingShape" mc:Ignorable="w14 wp14">
+<w:ftr xmlns:wpc="http://schemas.microsoft.com/office/word/2010/wordprocessingCanvas" xmlns:cx="http://schemas.microsoft.com/office/drawing/2014/chartex" xmlns:cx1="http://schemas.microsoft.com/office/drawing/2015/9/8/chartex" xmlns:cx2="http://schemas.microsoft.com/office/drawing/2015/10/21/chartex" xmlns:cx3="http://schemas.microsoft.com/office/drawing/2016/5/9/chartex" xmlns:cx4="http://schemas.microsoft.com/office/drawing/2016/5/10/chartex" xmlns:cx5="http://schemas.microsoft.com/office/drawing/2016/5/11/chartex" xmlns:cx6="http://schemas.microsoft.com/office/drawing/2016/5/12/chartex" xmlns:cx7="http://schemas.microsoft.com/office/drawing/2016/5/13/chartex" xmlns:cx8="http://schemas.microsoft.com/office/drawing/2016/5/14/chartex" xmlns:mc="http://schemas.openxmlformats.org/markup-compatibility/2006" xmlns:aink="http://schemas.microsoft.com/office/drawing/2016/ink" xmlns:am3d="http://schemas.microsoft.com/office/drawing/2017/model3d" xmlns:o="urn:schemas-microsoft-com:office:office" xmlns:oel="http://schemas.microsoft.com/office/2019/extlst" xmlns:r="http://schemas.openxmlformats.org/officeDocument/2006/relationships" xmlns:m="http://schemas.openxmlformats.org/officeDocument/2006/math" xmlns:v="urn:schemas-microsoft-com:vml" xmlns:wp14="http://schemas.microsoft.com/office/word/2010/wordprocessingDrawing" xmlns:wp="http://schemas.openxmlformats.org/drawingml/2006/wordprocessingDrawing" xmlns:w10="urn:schemas-microsoft-com:office:word" xmlns:w="http://schemas.openxmlformats.org/wordprocessingml/2006/main" xmlns:w14="http://schemas.microsoft.com/office/word/2010/wordml" xmlns:w15="http://schemas.microsoft.com/office/word/2012/wordml" xmlns:w16cex="http://schemas.microsoft.com/office/word/2018/wordml/cex" xmlns:w16cid="http://schemas.microsoft.com/office/word/2016/wordml/cid" xmlns:w16="http://schemas.microsoft.com/office/word/2018/wordml" xmlns:w16sdtdh="http://schemas.microsoft.com/office/word/2020/wordml/sdtdatahash" xmlns:w16se="http://schemas.microsoft.com/office/word/2015/wordml/symex" xmlns:wpg="http://schemas.microsoft.com/office/word/2010/wordprocessingGroup" xmlns:wpi="http://schemas.microsoft.com/office/word/2010/wordprocessingInk" xmlns:wne="http://schemas.microsoft.com/office/word/2006/wordml" xmlns:wps="http://schemas.microsoft.com/office/word/2010/wordprocessingShape" mc:Ignorable="w14 w15 w16se w16cid w16 w16cex w16sdtdh wp14">
   <w:p>
     <w:pPr>
       <w:pStyle w:val="ab"/>
@@ -5753,7 +5782,7 @@
 </file>
 
 <file path=word/footer2.xml><?xml version="1.0" encoding="utf-8"?>
-<w:ftr xmlns:wpc="http://schemas.microsoft.com/office/word/2010/wordprocessingCanvas" xmlns:mc="http://schemas.openxmlformats.org/markup-compatibility/2006" xmlns:o="urn:schemas-microsoft-com:office:office" xmlns:r="http://schemas.openxmlformats.org/officeDocument/2006/relationships" xmlns:m="http://schemas.openxmlformats.org/officeDocument/2006/math" xmlns:v="urn:schemas-microsoft-com:vml" xmlns:wp14="http://schemas.microsoft.com/office/word/2010/wordprocessingDrawing" xmlns:wp="http://schemas.openxmlformats.org/drawingml/2006/wordprocessingDrawing" xmlns:w10="urn:schemas-microsoft-com:office:word" xmlns:w="http://schemas.openxmlformats.org/wordprocessingml/2006/main" xmlns:w14="http://schemas.microsoft.com/office/word/2010/wordml" xmlns:wpg="http://schemas.microsoft.com/office/word/2010/wordprocessingGroup" xmlns:wpi="http://schemas.microsoft.com/office/word/2010/wordprocessingInk" xmlns:wne="http://schemas.microsoft.com/office/word/2006/wordml" xmlns:wps="http://schemas.microsoft.com/office/word/2010/wordprocessingShape" mc:Ignorable="w14 wp14">
+<w:ftr xmlns:wpc="http://schemas.microsoft.com/office/word/2010/wordprocessingCanvas" xmlns:cx="http://schemas.microsoft.com/office/drawing/2014/chartex" xmlns:cx1="http://schemas.microsoft.com/office/drawing/2015/9/8/chartex" xmlns:cx2="http://schemas.microsoft.com/office/drawing/2015/10/21/chartex" xmlns:cx3="http://schemas.microsoft.com/office/drawing/2016/5/9/chartex" xmlns:cx4="http://schemas.microsoft.com/office/drawing/2016/5/10/chartex" xmlns:cx5="http://schemas.microsoft.com/office/drawing/2016/5/11/chartex" xmlns:cx6="http://schemas.microsoft.com/office/drawing/2016/5/12/chartex" xmlns:cx7="http://schemas.microsoft.com/office/drawing/2016/5/13/chartex" xmlns:cx8="http://schemas.microsoft.com/office/drawing/2016/5/14/chartex" xmlns:mc="http://schemas.openxmlformats.org/markup-compatibility/2006" xmlns:aink="http://schemas.microsoft.com/office/drawing/2016/ink" xmlns:am3d="http://schemas.microsoft.com/office/drawing/2017/model3d" xmlns:o="urn:schemas-microsoft-com:office:office" xmlns:oel="http://schemas.microsoft.com/office/2019/extlst" xmlns:r="http://schemas.openxmlformats.org/officeDocument/2006/relationships" xmlns:m="http://schemas.openxmlformats.org/officeDocument/2006/math" xmlns:v="urn:schemas-microsoft-com:vml" xmlns:wp14="http://schemas.microsoft.com/office/word/2010/wordprocessingDrawing" xmlns:wp="http://schemas.openxmlformats.org/drawingml/2006/wordprocessingDrawing" xmlns:w10="urn:schemas-microsoft-com:office:word" xmlns:w="http://schemas.openxmlformats.org/wordprocessingml/2006/main" xmlns:w14="http://schemas.microsoft.com/office/word/2010/wordml" xmlns:w15="http://schemas.microsoft.com/office/word/2012/wordml" xmlns:w16cex="http://schemas.microsoft.com/office/word/2018/wordml/cex" xmlns:w16cid="http://schemas.microsoft.com/office/word/2016/wordml/cid" xmlns:w16="http://schemas.microsoft.com/office/word/2018/wordml" xmlns:w16sdtdh="http://schemas.microsoft.com/office/word/2020/wordml/sdtdatahash" xmlns:w16se="http://schemas.microsoft.com/office/word/2015/wordml/symex" xmlns:wpg="http://schemas.microsoft.com/office/word/2010/wordprocessingGroup" xmlns:wpi="http://schemas.microsoft.com/office/word/2010/wordprocessingInk" xmlns:wne="http://schemas.microsoft.com/office/word/2006/wordml" xmlns:wps="http://schemas.microsoft.com/office/word/2010/wordprocessingShape" mc:Ignorable="w14 w15 w16se w16cid w16 w16cex w16sdtdh wp14">
   <w:p>
     <w:pPr>
       <w:pStyle w:val="ab"/>
@@ -5763,7 +5792,7 @@
 </file>
 
 <file path=word/footer3.xml><?xml version="1.0" encoding="utf-8"?>
-<w:ftr xmlns:wpc="http://schemas.microsoft.com/office/word/2010/wordprocessingCanvas" xmlns:mc="http://schemas.openxmlformats.org/markup-compatibility/2006" xmlns:o="urn:schemas-microsoft-com:office:office" xmlns:r="http://schemas.openxmlformats.org/officeDocument/2006/relationships" xmlns:m="http://schemas.openxmlformats.org/officeDocument/2006/math" xmlns:v="urn:schemas-microsoft-com:vml" xmlns:wp14="http://schemas.microsoft.com/office/word/2010/wordprocessingDrawing" xmlns:wp="http://schemas.openxmlformats.org/drawingml/2006/wordprocessingDrawing" xmlns:w10="urn:schemas-microsoft-com:office:word" xmlns:w="http://schemas.openxmlformats.org/wordprocessingml/2006/main" xmlns:w14="http://schemas.microsoft.com/office/word/2010/wordml" xmlns:wpg="http://schemas.microsoft.com/office/word/2010/wordprocessingGroup" xmlns:wpi="http://schemas.microsoft.com/office/word/2010/wordprocessingInk" xmlns:wne="http://schemas.microsoft.com/office/word/2006/wordml" xmlns:wps="http://schemas.microsoft.com/office/word/2010/wordprocessingShape" mc:Ignorable="w14 wp14">
+<w:ftr xmlns:wpc="http://schemas.microsoft.com/office/word/2010/wordprocessingCanvas" xmlns:cx="http://schemas.microsoft.com/office/drawing/2014/chartex" xmlns:cx1="http://schemas.microsoft.com/office/drawing/2015/9/8/chartex" xmlns:cx2="http://schemas.microsoft.com/office/drawing/2015/10/21/chartex" xmlns:cx3="http://schemas.microsoft.com/office/drawing/2016/5/9/chartex" xmlns:cx4="http://schemas.microsoft.com/office/drawing/2016/5/10/chartex" xmlns:cx5="http://schemas.microsoft.com/office/drawing/2016/5/11/chartex" xmlns:cx6="http://schemas.microsoft.com/office/drawing/2016/5/12/chartex" xmlns:cx7="http://schemas.microsoft.com/office/drawing/2016/5/13/chartex" xmlns:cx8="http://schemas.microsoft.com/office/drawing/2016/5/14/chartex" xmlns:mc="http://schemas.openxmlformats.org/markup-compatibility/2006" xmlns:aink="http://schemas.microsoft.com/office/drawing/2016/ink" xmlns:am3d="http://schemas.microsoft.com/office/drawing/2017/model3d" xmlns:o="urn:schemas-microsoft-com:office:office" xmlns:oel="http://schemas.microsoft.com/office/2019/extlst" xmlns:r="http://schemas.openxmlformats.org/officeDocument/2006/relationships" xmlns:m="http://schemas.openxmlformats.org/officeDocument/2006/math" xmlns:v="urn:schemas-microsoft-com:vml" xmlns:wp14="http://schemas.microsoft.com/office/word/2010/wordprocessingDrawing" xmlns:wp="http://schemas.openxmlformats.org/drawingml/2006/wordprocessingDrawing" xmlns:w10="urn:schemas-microsoft-com:office:word" xmlns:w="http://schemas.openxmlformats.org/wordprocessingml/2006/main" xmlns:w14="http://schemas.microsoft.com/office/word/2010/wordml" xmlns:w15="http://schemas.microsoft.com/office/word/2012/wordml" xmlns:w16cex="http://schemas.microsoft.com/office/word/2018/wordml/cex" xmlns:w16cid="http://schemas.microsoft.com/office/word/2016/wordml/cid" xmlns:w16="http://schemas.microsoft.com/office/word/2018/wordml" xmlns:w16sdtdh="http://schemas.microsoft.com/office/word/2020/wordml/sdtdatahash" xmlns:w16se="http://schemas.microsoft.com/office/word/2015/wordml/symex" xmlns:wpg="http://schemas.microsoft.com/office/word/2010/wordprocessingGroup" xmlns:wpi="http://schemas.microsoft.com/office/word/2010/wordprocessingInk" xmlns:wne="http://schemas.microsoft.com/office/word/2006/wordml" xmlns:wps="http://schemas.microsoft.com/office/word/2010/wordprocessingShape" mc:Ignorable="w14 w15 w16se w16cid w16 w16cex w16sdtdh wp14">
   <w:p>
     <w:pPr>
       <w:pStyle w:val="ab"/>
@@ -5780,7 +5809,7 @@
 </file>
 
 <file path=word/footnotes.xml><?xml version="1.0" encoding="utf-8"?>
-<w:footnotes xmlns:wpc="http://schemas.microsoft.com/office/word/2010/wordprocessingCanvas" xmlns:mc="http://schemas.openxmlformats.org/markup-compatibility/2006" xmlns:o="urn:schemas-microsoft-com:office:office" xmlns:r="http://schemas.openxmlformats.org/officeDocument/2006/relationships" xmlns:m="http://schemas.openxmlformats.org/officeDocument/2006/math" xmlns:v="urn:schemas-microsoft-com:vml" xmlns:wp14="http://schemas.microsoft.com/office/word/2010/wordprocessingDrawing" xmlns:wp="http://schemas.openxmlformats.org/drawingml/2006/wordprocessingDrawing" xmlns:w10="urn:schemas-microsoft-com:office:word" xmlns:w="http://schemas.openxmlformats.org/wordprocessingml/2006/main" xmlns:w14="http://schemas.microsoft.com/office/word/2010/wordml" xmlns:wpg="http://schemas.microsoft.com/office/word/2010/wordprocessingGroup" xmlns:wpi="http://schemas.microsoft.com/office/word/2010/wordprocessingInk" xmlns:wne="http://schemas.microsoft.com/office/word/2006/wordml" xmlns:wps="http://schemas.microsoft.com/office/word/2010/wordprocessingShape" mc:Ignorable="w14 wp14">
+<w:footnotes xmlns:wpc="http://schemas.microsoft.com/office/word/2010/wordprocessingCanvas" xmlns:cx="http://schemas.microsoft.com/office/drawing/2014/chartex" xmlns:cx1="http://schemas.microsoft.com/office/drawing/2015/9/8/chartex" xmlns:cx2="http://schemas.microsoft.com/office/drawing/2015/10/21/chartex" xmlns:cx3="http://schemas.microsoft.com/office/drawing/2016/5/9/chartex" xmlns:cx4="http://schemas.microsoft.com/office/drawing/2016/5/10/chartex" xmlns:cx5="http://schemas.microsoft.com/office/drawing/2016/5/11/chartex" xmlns:cx6="http://schemas.microsoft.com/office/drawing/2016/5/12/chartex" xmlns:cx7="http://schemas.microsoft.com/office/drawing/2016/5/13/chartex" xmlns:cx8="http://schemas.microsoft.com/office/drawing/2016/5/14/chartex" xmlns:mc="http://schemas.openxmlformats.org/markup-compatibility/2006" xmlns:aink="http://schemas.microsoft.com/office/drawing/2016/ink" xmlns:am3d="http://schemas.microsoft.com/office/drawing/2017/model3d" xmlns:o="urn:schemas-microsoft-com:office:office" xmlns:oel="http://schemas.microsoft.com/office/2019/extlst" xmlns:r="http://schemas.openxmlformats.org/officeDocument/2006/relationships" xmlns:m="http://schemas.openxmlformats.org/officeDocument/2006/math" xmlns:v="urn:schemas-microsoft-com:vml" xmlns:wp14="http://schemas.microsoft.com/office/word/2010/wordprocessingDrawing" xmlns:wp="http://schemas.openxmlformats.org/drawingml/2006/wordprocessingDrawing" xmlns:w10="urn:schemas-microsoft-com:office:word" xmlns:w="http://schemas.openxmlformats.org/wordprocessingml/2006/main" xmlns:w14="http://schemas.microsoft.com/office/word/2010/wordml" xmlns:w15="http://schemas.microsoft.com/office/word/2012/wordml" xmlns:w16cex="http://schemas.microsoft.com/office/word/2018/wordml/cex" xmlns:w16cid="http://schemas.microsoft.com/office/word/2016/wordml/cid" xmlns:w16="http://schemas.microsoft.com/office/word/2018/wordml" xmlns:w16sdtdh="http://schemas.microsoft.com/office/word/2020/wordml/sdtdatahash" xmlns:w16se="http://schemas.microsoft.com/office/word/2015/wordml/symex" xmlns:wpg="http://schemas.microsoft.com/office/word/2010/wordprocessingGroup" xmlns:wpi="http://schemas.microsoft.com/office/word/2010/wordprocessingInk" xmlns:wne="http://schemas.microsoft.com/office/word/2006/wordml" xmlns:wps="http://schemas.microsoft.com/office/word/2010/wordprocessingShape" mc:Ignorable="w14 w15 w16se w16cid w16 w16cex w16sdtdh wp14">
   <w:footnote w:type="separator" w:id="-1">
     <w:p>
       <w:r>
@@ -5799,7 +5828,7 @@
 </file>
 
 <file path=word/header1.xml><?xml version="1.0" encoding="utf-8"?>
-<w:hdr xmlns:wpc="http://schemas.microsoft.com/office/word/2010/wordprocessingCanvas" xmlns:mc="http://schemas.openxmlformats.org/markup-compatibility/2006" xmlns:o="urn:schemas-microsoft-com:office:office" xmlns:r="http://schemas.openxmlformats.org/officeDocument/2006/relationships" xmlns:m="http://schemas.openxmlformats.org/officeDocument/2006/math" xmlns:v="urn:schemas-microsoft-com:vml" xmlns:wp14="http://schemas.microsoft.com/office/word/2010/wordprocessingDrawing" xmlns:wp="http://schemas.openxmlformats.org/drawingml/2006/wordprocessingDrawing" xmlns:w10="urn:schemas-microsoft-com:office:word" xmlns:w="http://schemas.openxmlformats.org/wordprocessingml/2006/main" xmlns:w14="http://schemas.microsoft.com/office/word/2010/wordml" xmlns:wpg="http://schemas.microsoft.com/office/word/2010/wordprocessingGroup" xmlns:wpi="http://schemas.microsoft.com/office/word/2010/wordprocessingInk" xmlns:wne="http://schemas.microsoft.com/office/word/2006/wordml" xmlns:wps="http://schemas.microsoft.com/office/word/2010/wordprocessingShape" mc:Ignorable="w14 wp14">
+<w:hdr xmlns:wpc="http://schemas.microsoft.com/office/word/2010/wordprocessingCanvas" xmlns:cx="http://schemas.microsoft.com/office/drawing/2014/chartex" xmlns:cx1="http://schemas.microsoft.com/office/drawing/2015/9/8/chartex" xmlns:cx2="http://schemas.microsoft.com/office/drawing/2015/10/21/chartex" xmlns:cx3="http://schemas.microsoft.com/office/drawing/2016/5/9/chartex" xmlns:cx4="http://schemas.microsoft.com/office/drawing/2016/5/10/chartex" xmlns:cx5="http://schemas.microsoft.com/office/drawing/2016/5/11/chartex" xmlns:cx6="http://schemas.microsoft.com/office/drawing/2016/5/12/chartex" xmlns:cx7="http://schemas.microsoft.com/office/drawing/2016/5/13/chartex" xmlns:cx8="http://schemas.microsoft.com/office/drawing/2016/5/14/chartex" xmlns:mc="http://schemas.openxmlformats.org/markup-compatibility/2006" xmlns:aink="http://schemas.microsoft.com/office/drawing/2016/ink" xmlns:am3d="http://schemas.microsoft.com/office/drawing/2017/model3d" xmlns:o="urn:schemas-microsoft-com:office:office" xmlns:oel="http://schemas.microsoft.com/office/2019/extlst" xmlns:r="http://schemas.openxmlformats.org/officeDocument/2006/relationships" xmlns:m="http://schemas.openxmlformats.org/officeDocument/2006/math" xmlns:v="urn:schemas-microsoft-com:vml" xmlns:wp14="http://schemas.microsoft.com/office/word/2010/wordprocessingDrawing" xmlns:wp="http://schemas.openxmlformats.org/drawingml/2006/wordprocessingDrawing" xmlns:w10="urn:schemas-microsoft-com:office:word" xmlns:w="http://schemas.openxmlformats.org/wordprocessingml/2006/main" xmlns:w14="http://schemas.microsoft.com/office/word/2010/wordml" xmlns:w15="http://schemas.microsoft.com/office/word/2012/wordml" xmlns:w16cex="http://schemas.microsoft.com/office/word/2018/wordml/cex" xmlns:w16cid="http://schemas.microsoft.com/office/word/2016/wordml/cid" xmlns:w16="http://schemas.microsoft.com/office/word/2018/wordml" xmlns:w16sdtdh="http://schemas.microsoft.com/office/word/2020/wordml/sdtdatahash" xmlns:w16se="http://schemas.microsoft.com/office/word/2015/wordml/symex" xmlns:wpg="http://schemas.microsoft.com/office/word/2010/wordprocessingGroup" xmlns:wpi="http://schemas.microsoft.com/office/word/2010/wordprocessingInk" xmlns:wne="http://schemas.microsoft.com/office/word/2006/wordml" xmlns:wps="http://schemas.microsoft.com/office/word/2010/wordprocessingShape" mc:Ignorable="w14 w15 w16se w16cid w16 w16cex w16sdtdh wp14">
   <w:tbl>
     <w:tblPr>
       <w:tblW w:w="15302" w:type="dxa"/>
@@ -6460,7 +6489,7 @@
                 <v:stroke joinstyle="miter"/>
                 <v:path gradientshapeok="t" o:connecttype="rect"/>
               </v:shapetype>
-              <v:shape id="_x0000_s2049" type="#_x0000_t202" style="position:absolute;margin-left:258.65pt;margin-top:167.9pt;width:88pt;height:24pt;z-index:1">
+              <v:shape id="_x0000_s2049" type="#_x0000_t202" style="position:absolute;margin-left:258.65pt;margin-top:167.9pt;width:88pt;height:24pt;z-index:251657216">
                 <v:textbox style="mso-next-textbox:#_x0000_s2049">
                   <w:txbxContent>
                     <w:p>
@@ -6566,7 +6595,7 @@
 </file>
 
 <file path=word/header2.xml><?xml version="1.0" encoding="utf-8"?>
-<w:hdr xmlns:wpc="http://schemas.microsoft.com/office/word/2010/wordprocessingCanvas" xmlns:mc="http://schemas.openxmlformats.org/markup-compatibility/2006" xmlns:o="urn:schemas-microsoft-com:office:office" xmlns:r="http://schemas.openxmlformats.org/officeDocument/2006/relationships" xmlns:m="http://schemas.openxmlformats.org/officeDocument/2006/math" xmlns:v="urn:schemas-microsoft-com:vml" xmlns:wp14="http://schemas.microsoft.com/office/word/2010/wordprocessingDrawing" xmlns:wp="http://schemas.openxmlformats.org/drawingml/2006/wordprocessingDrawing" xmlns:w10="urn:schemas-microsoft-com:office:word" xmlns:w="http://schemas.openxmlformats.org/wordprocessingml/2006/main" xmlns:w14="http://schemas.microsoft.com/office/word/2010/wordml" xmlns:wpg="http://schemas.microsoft.com/office/word/2010/wordprocessingGroup" xmlns:wpi="http://schemas.microsoft.com/office/word/2010/wordprocessingInk" xmlns:wne="http://schemas.microsoft.com/office/word/2006/wordml" xmlns:wps="http://schemas.microsoft.com/office/word/2010/wordprocessingShape" mc:Ignorable="w14 wp14">
+<w:hdr xmlns:wpc="http://schemas.microsoft.com/office/word/2010/wordprocessingCanvas" xmlns:cx="http://schemas.microsoft.com/office/drawing/2014/chartex" xmlns:cx1="http://schemas.microsoft.com/office/drawing/2015/9/8/chartex" xmlns:cx2="http://schemas.microsoft.com/office/drawing/2015/10/21/chartex" xmlns:cx3="http://schemas.microsoft.com/office/drawing/2016/5/9/chartex" xmlns:cx4="http://schemas.microsoft.com/office/drawing/2016/5/10/chartex" xmlns:cx5="http://schemas.microsoft.com/office/drawing/2016/5/11/chartex" xmlns:cx6="http://schemas.microsoft.com/office/drawing/2016/5/12/chartex" xmlns:cx7="http://schemas.microsoft.com/office/drawing/2016/5/13/chartex" xmlns:cx8="http://schemas.microsoft.com/office/drawing/2016/5/14/chartex" xmlns:mc="http://schemas.openxmlformats.org/markup-compatibility/2006" xmlns:aink="http://schemas.microsoft.com/office/drawing/2016/ink" xmlns:am3d="http://schemas.microsoft.com/office/drawing/2017/model3d" xmlns:o="urn:schemas-microsoft-com:office:office" xmlns:oel="http://schemas.microsoft.com/office/2019/extlst" xmlns:r="http://schemas.openxmlformats.org/officeDocument/2006/relationships" xmlns:m="http://schemas.openxmlformats.org/officeDocument/2006/math" xmlns:v="urn:schemas-microsoft-com:vml" xmlns:wp14="http://schemas.microsoft.com/office/word/2010/wordprocessingDrawing" xmlns:wp="http://schemas.openxmlformats.org/drawingml/2006/wordprocessingDrawing" xmlns:w10="urn:schemas-microsoft-com:office:word" xmlns:w="http://schemas.openxmlformats.org/wordprocessingml/2006/main" xmlns:w14="http://schemas.microsoft.com/office/word/2010/wordml" xmlns:w15="http://schemas.microsoft.com/office/word/2012/wordml" xmlns:w16cex="http://schemas.microsoft.com/office/word/2018/wordml/cex" xmlns:w16cid="http://schemas.microsoft.com/office/word/2016/wordml/cid" xmlns:w16="http://schemas.microsoft.com/office/word/2018/wordml" xmlns:w16sdtdh="http://schemas.microsoft.com/office/word/2020/wordml/sdtdatahash" xmlns:w16se="http://schemas.microsoft.com/office/word/2015/wordml/symex" xmlns:wpg="http://schemas.microsoft.com/office/word/2010/wordprocessingGroup" xmlns:wpi="http://schemas.microsoft.com/office/word/2010/wordprocessingInk" xmlns:wne="http://schemas.microsoft.com/office/word/2006/wordml" xmlns:wps="http://schemas.microsoft.com/office/word/2010/wordprocessingShape" mc:Ignorable="w14 w15 w16se w16cid w16 w16cex w16sdtdh wp14">
   <w:tbl>
     <w:tblPr>
       <w:tblW w:w="15742" w:type="dxa"/>
@@ -7068,7 +7097,7 @@
                 <v:stroke joinstyle="miter"/>
                 <v:path gradientshapeok="t" o:connecttype="rect"/>
               </v:shapetype>
-              <v:shape id="_x0000_s2050" type="#_x0000_t202" style="position:absolute;margin-left:258.65pt;margin-top:167.9pt;width:88pt;height:24pt;z-index:2;mso-position-horizontal-relative:text;mso-position-vertical-relative:text">
+              <v:shape id="_x0000_s2050" type="#_x0000_t202" style="position:absolute;margin-left:258.65pt;margin-top:167.9pt;width:88pt;height:24pt;z-index:251658240;mso-position-horizontal-relative:text;mso-position-vertical-relative:text">
                 <v:textbox style="mso-next-textbox:#_x0000_s2050">
                   <w:txbxContent>
                     <w:p>
@@ -7169,7 +7198,7 @@
 </file>
 
 <file path=word/numbering.xml><?xml version="1.0" encoding="utf-8"?>
-<w:numbering xmlns:wpc="http://schemas.microsoft.com/office/word/2010/wordprocessingCanvas" xmlns:mc="http://schemas.openxmlformats.org/markup-compatibility/2006" xmlns:o="urn:schemas-microsoft-com:office:office" xmlns:r="http://schemas.openxmlformats.org/officeDocument/2006/relationships" xmlns:m="http://schemas.openxmlformats.org/officeDocument/2006/math" xmlns:v="urn:schemas-microsoft-com:vml" xmlns:wp14="http://schemas.microsoft.com/office/word/2010/wordprocessingDrawing" xmlns:wp="http://schemas.openxmlformats.org/drawingml/2006/wordprocessingDrawing" xmlns:w10="urn:schemas-microsoft-com:office:word" xmlns:w="http://schemas.openxmlformats.org/wordprocessingml/2006/main" xmlns:w14="http://schemas.microsoft.com/office/word/2010/wordml" xmlns:wpg="http://schemas.microsoft.com/office/word/2010/wordprocessingGroup" xmlns:wpi="http://schemas.microsoft.com/office/word/2010/wordprocessingInk" xmlns:wne="http://schemas.microsoft.com/office/word/2006/wordml" xmlns:wps="http://schemas.microsoft.com/office/word/2010/wordprocessingShape" mc:Ignorable="w14 wp14">
+<w:numbering xmlns:wpc="http://schemas.microsoft.com/office/word/2010/wordprocessingCanvas" xmlns:cx="http://schemas.microsoft.com/office/drawing/2014/chartex" xmlns:cx1="http://schemas.microsoft.com/office/drawing/2015/9/8/chartex" xmlns:cx2="http://schemas.microsoft.com/office/drawing/2015/10/21/chartex" xmlns:cx3="http://schemas.microsoft.com/office/drawing/2016/5/9/chartex" xmlns:cx4="http://schemas.microsoft.com/office/drawing/2016/5/10/chartex" xmlns:cx5="http://schemas.microsoft.com/office/drawing/2016/5/11/chartex" xmlns:cx6="http://schemas.microsoft.com/office/drawing/2016/5/12/chartex" xmlns:cx7="http://schemas.microsoft.com/office/drawing/2016/5/13/chartex" xmlns:cx8="http://schemas.microsoft.com/office/drawing/2016/5/14/chartex" xmlns:mc="http://schemas.openxmlformats.org/markup-compatibility/2006" xmlns:aink="http://schemas.microsoft.com/office/drawing/2016/ink" xmlns:am3d="http://schemas.microsoft.com/office/drawing/2017/model3d" xmlns:o="urn:schemas-microsoft-com:office:office" xmlns:oel="http://schemas.microsoft.com/office/2019/extlst" xmlns:r="http://schemas.openxmlformats.org/officeDocument/2006/relationships" xmlns:m="http://schemas.openxmlformats.org/officeDocument/2006/math" xmlns:v="urn:schemas-microsoft-com:vml" xmlns:wp14="http://schemas.microsoft.com/office/word/2010/wordprocessingDrawing" xmlns:wp="http://schemas.openxmlformats.org/drawingml/2006/wordprocessingDrawing" xmlns:w10="urn:schemas-microsoft-com:office:word" xmlns:w="http://schemas.openxmlformats.org/wordprocessingml/2006/main" xmlns:w14="http://schemas.microsoft.com/office/word/2010/wordml" xmlns:w15="http://schemas.microsoft.com/office/word/2012/wordml" xmlns:w16cex="http://schemas.microsoft.com/office/word/2018/wordml/cex" xmlns:w16cid="http://schemas.microsoft.com/office/word/2016/wordml/cid" xmlns:w16="http://schemas.microsoft.com/office/word/2018/wordml" xmlns:w16sdtdh="http://schemas.microsoft.com/office/word/2020/wordml/sdtdatahash" xmlns:w16se="http://schemas.microsoft.com/office/word/2015/wordml/symex" xmlns:wpg="http://schemas.microsoft.com/office/word/2010/wordprocessingGroup" xmlns:wpi="http://schemas.microsoft.com/office/word/2010/wordprocessingInk" xmlns:wne="http://schemas.microsoft.com/office/word/2006/wordml" xmlns:wps="http://schemas.microsoft.com/office/word/2010/wordprocessingShape" mc:Ignorable="w14 w15 w16se w16cid w16 w16cex w16sdtdh wp14">
   <w:numPicBullet w:numPicBulletId="0">
     <w:pict>
       <v:shapetype id="_x0000_t75" coordsize="21600,21600" o:spt="75" o:preferrelative="t" path="m@4@5l@4@11@9@11@9@5xe" filled="f" stroked="f">
@@ -7191,204 +7220,204 @@
         <v:path o:extrusionok="f" gradientshapeok="t" o:connecttype="rect"/>
         <o:lock v:ext="edit" aspectratio="t"/>
       </v:shapetype>
-      <v:shape id="_x0000_i1027" type="#_x0000_t75" style="width:15.75pt;height:13.5pt" o:bullet="t">
+      <v:shape id="_x0000_i1026" type="#_x0000_t75" style="width:15.75pt;height:13.5pt" o:bullet="t">
         <v:imagedata r:id="rId1" o:title=""/>
       </v:shape>
     </w:pict>
   </w:numPicBullet>
-  <w:abstractNum w:abstractNumId="0">
+  <w:abstractNum w:abstractNumId="0" w15:restartNumberingAfterBreak="0">
     <w:nsid w:val="01FE0919"/>
     <w:multiLevelType w:val="multilevel"/>
     <w:tmpl w:val="D5CED38A"/>
     <w:numStyleLink w:val="a"/>
   </w:abstractNum>
-  <w:abstractNum w:abstractNumId="1">
+  <w:abstractNum w:abstractNumId="1" w15:restartNumberingAfterBreak="0">
     <w:nsid w:val="02453B2C"/>
     <w:multiLevelType w:val="multilevel"/>
     <w:tmpl w:val="D5CED38A"/>
     <w:numStyleLink w:val="a"/>
   </w:abstractNum>
-  <w:abstractNum w:abstractNumId="2">
+  <w:abstractNum w:abstractNumId="2" w15:restartNumberingAfterBreak="0">
     <w:nsid w:val="02CC03D7"/>
     <w:multiLevelType w:val="multilevel"/>
     <w:tmpl w:val="D5CED38A"/>
     <w:numStyleLink w:val="a"/>
   </w:abstractNum>
-  <w:abstractNum w:abstractNumId="3">
+  <w:abstractNum w:abstractNumId="3" w15:restartNumberingAfterBreak="0">
     <w:nsid w:val="034401DB"/>
     <w:multiLevelType w:val="multilevel"/>
     <w:tmpl w:val="D5CED38A"/>
     <w:numStyleLink w:val="a"/>
   </w:abstractNum>
-  <w:abstractNum w:abstractNumId="4">
+  <w:abstractNum w:abstractNumId="4" w15:restartNumberingAfterBreak="0">
     <w:nsid w:val="03673735"/>
     <w:multiLevelType w:val="multilevel"/>
     <w:tmpl w:val="2780B37C"/>
     <w:numStyleLink w:val="a0"/>
   </w:abstractNum>
-  <w:abstractNum w:abstractNumId="5">
+  <w:abstractNum w:abstractNumId="5" w15:restartNumberingAfterBreak="0">
     <w:nsid w:val="039B7453"/>
     <w:multiLevelType w:val="multilevel"/>
     <w:tmpl w:val="D5CED38A"/>
     <w:numStyleLink w:val="a"/>
   </w:abstractNum>
-  <w:abstractNum w:abstractNumId="6">
+  <w:abstractNum w:abstractNumId="6" w15:restartNumberingAfterBreak="0">
     <w:nsid w:val="03A32751"/>
     <w:multiLevelType w:val="multilevel"/>
     <w:tmpl w:val="D5CED38A"/>
     <w:numStyleLink w:val="a"/>
   </w:abstractNum>
-  <w:abstractNum w:abstractNumId="7">
+  <w:abstractNum w:abstractNumId="7" w15:restartNumberingAfterBreak="0">
     <w:nsid w:val="03CC555C"/>
     <w:multiLevelType w:val="multilevel"/>
     <w:tmpl w:val="2780B37C"/>
     <w:numStyleLink w:val="a0"/>
   </w:abstractNum>
-  <w:abstractNum w:abstractNumId="8">
+  <w:abstractNum w:abstractNumId="8" w15:restartNumberingAfterBreak="0">
     <w:nsid w:val="0468396C"/>
     <w:multiLevelType w:val="multilevel"/>
     <w:tmpl w:val="D5CED38A"/>
     <w:numStyleLink w:val="a"/>
   </w:abstractNum>
-  <w:abstractNum w:abstractNumId="9">
+  <w:abstractNum w:abstractNumId="9" w15:restartNumberingAfterBreak="0">
     <w:nsid w:val="04F73A0F"/>
     <w:multiLevelType w:val="multilevel"/>
     <w:tmpl w:val="D5CED38A"/>
     <w:numStyleLink w:val="a"/>
   </w:abstractNum>
-  <w:abstractNum w:abstractNumId="10">
+  <w:abstractNum w:abstractNumId="10" w15:restartNumberingAfterBreak="0">
     <w:nsid w:val="0578754E"/>
     <w:multiLevelType w:val="multilevel"/>
     <w:tmpl w:val="D5CED38A"/>
     <w:numStyleLink w:val="a"/>
   </w:abstractNum>
-  <w:abstractNum w:abstractNumId="11">
+  <w:abstractNum w:abstractNumId="11" w15:restartNumberingAfterBreak="0">
     <w:nsid w:val="06077233"/>
     <w:multiLevelType w:val="multilevel"/>
     <w:tmpl w:val="2780B37C"/>
     <w:numStyleLink w:val="a0"/>
   </w:abstractNum>
-  <w:abstractNum w:abstractNumId="12">
+  <w:abstractNum w:abstractNumId="12" w15:restartNumberingAfterBreak="0">
     <w:nsid w:val="060A52ED"/>
     <w:multiLevelType w:val="multilevel"/>
     <w:tmpl w:val="D5CED38A"/>
     <w:numStyleLink w:val="a"/>
   </w:abstractNum>
-  <w:abstractNum w:abstractNumId="13">
+  <w:abstractNum w:abstractNumId="13" w15:restartNumberingAfterBreak="0">
     <w:nsid w:val="07807244"/>
     <w:multiLevelType w:val="multilevel"/>
     <w:tmpl w:val="D5CED38A"/>
     <w:numStyleLink w:val="a"/>
   </w:abstractNum>
-  <w:abstractNum w:abstractNumId="14">
+  <w:abstractNum w:abstractNumId="14" w15:restartNumberingAfterBreak="0">
     <w:nsid w:val="07EF0F08"/>
     <w:multiLevelType w:val="multilevel"/>
     <w:tmpl w:val="D5CED38A"/>
     <w:numStyleLink w:val="a"/>
   </w:abstractNum>
-  <w:abstractNum w:abstractNumId="15">
+  <w:abstractNum w:abstractNumId="15" w15:restartNumberingAfterBreak="0">
     <w:nsid w:val="08F670BC"/>
     <w:multiLevelType w:val="multilevel"/>
     <w:tmpl w:val="2780B37C"/>
     <w:numStyleLink w:val="a0"/>
   </w:abstractNum>
-  <w:abstractNum w:abstractNumId="16">
+  <w:abstractNum w:abstractNumId="16" w15:restartNumberingAfterBreak="0">
     <w:nsid w:val="0A4825D6"/>
     <w:multiLevelType w:val="multilevel"/>
     <w:tmpl w:val="D5CED38A"/>
     <w:numStyleLink w:val="a"/>
   </w:abstractNum>
-  <w:abstractNum w:abstractNumId="17">
+  <w:abstractNum w:abstractNumId="17" w15:restartNumberingAfterBreak="0">
     <w:nsid w:val="0A587C7D"/>
     <w:multiLevelType w:val="multilevel"/>
     <w:tmpl w:val="D5CED38A"/>
     <w:numStyleLink w:val="a"/>
   </w:abstractNum>
-  <w:abstractNum w:abstractNumId="18">
+  <w:abstractNum w:abstractNumId="18" w15:restartNumberingAfterBreak="0">
     <w:nsid w:val="0B416454"/>
     <w:multiLevelType w:val="multilevel"/>
     <w:tmpl w:val="D5CED38A"/>
     <w:numStyleLink w:val="a"/>
   </w:abstractNum>
-  <w:abstractNum w:abstractNumId="19">
+  <w:abstractNum w:abstractNumId="19" w15:restartNumberingAfterBreak="0">
     <w:nsid w:val="0B5037CE"/>
     <w:multiLevelType w:val="multilevel"/>
     <w:tmpl w:val="D5CED38A"/>
     <w:numStyleLink w:val="a"/>
   </w:abstractNum>
-  <w:abstractNum w:abstractNumId="20">
+  <w:abstractNum w:abstractNumId="20" w15:restartNumberingAfterBreak="0">
     <w:nsid w:val="0BD52D05"/>
     <w:multiLevelType w:val="multilevel"/>
     <w:tmpl w:val="D5CED38A"/>
     <w:numStyleLink w:val="a"/>
   </w:abstractNum>
-  <w:abstractNum w:abstractNumId="21">
+  <w:abstractNum w:abstractNumId="21" w15:restartNumberingAfterBreak="0">
     <w:nsid w:val="0CA66831"/>
     <w:multiLevelType w:val="multilevel"/>
     <w:tmpl w:val="D5CED38A"/>
     <w:numStyleLink w:val="a"/>
   </w:abstractNum>
-  <w:abstractNum w:abstractNumId="22">
+  <w:abstractNum w:abstractNumId="22" w15:restartNumberingAfterBreak="0">
     <w:nsid w:val="0CDC098C"/>
     <w:multiLevelType w:val="multilevel"/>
     <w:tmpl w:val="2780B37C"/>
     <w:numStyleLink w:val="a0"/>
   </w:abstractNum>
-  <w:abstractNum w:abstractNumId="23">
+  <w:abstractNum w:abstractNumId="23" w15:restartNumberingAfterBreak="0">
     <w:nsid w:val="0EBD1B4C"/>
     <w:multiLevelType w:val="multilevel"/>
     <w:tmpl w:val="D5CED38A"/>
     <w:numStyleLink w:val="a"/>
   </w:abstractNum>
-  <w:abstractNum w:abstractNumId="24">
+  <w:abstractNum w:abstractNumId="24" w15:restartNumberingAfterBreak="0">
     <w:nsid w:val="0FCB0762"/>
     <w:multiLevelType w:val="multilevel"/>
     <w:tmpl w:val="D5CED38A"/>
     <w:numStyleLink w:val="a"/>
   </w:abstractNum>
-  <w:abstractNum w:abstractNumId="25">
+  <w:abstractNum w:abstractNumId="25" w15:restartNumberingAfterBreak="0">
     <w:nsid w:val="108F6376"/>
     <w:multiLevelType w:val="multilevel"/>
     <w:tmpl w:val="2780B37C"/>
     <w:numStyleLink w:val="a0"/>
   </w:abstractNum>
-  <w:abstractNum w:abstractNumId="26">
+  <w:abstractNum w:abstractNumId="26" w15:restartNumberingAfterBreak="0">
     <w:nsid w:val="110F1ACD"/>
     <w:multiLevelType w:val="multilevel"/>
     <w:tmpl w:val="D5CED38A"/>
     <w:numStyleLink w:val="a"/>
   </w:abstractNum>
-  <w:abstractNum w:abstractNumId="27">
+  <w:abstractNum w:abstractNumId="27" w15:restartNumberingAfterBreak="0">
     <w:nsid w:val="115775D8"/>
     <w:multiLevelType w:val="multilevel"/>
     <w:tmpl w:val="D5CED38A"/>
     <w:numStyleLink w:val="a"/>
   </w:abstractNum>
-  <w:abstractNum w:abstractNumId="28">
+  <w:abstractNum w:abstractNumId="28" w15:restartNumberingAfterBreak="0">
     <w:nsid w:val="11EB2269"/>
     <w:multiLevelType w:val="multilevel"/>
     <w:tmpl w:val="D5CED38A"/>
     <w:numStyleLink w:val="a"/>
   </w:abstractNum>
-  <w:abstractNum w:abstractNumId="29">
+  <w:abstractNum w:abstractNumId="29" w15:restartNumberingAfterBreak="0">
     <w:nsid w:val="122A1B6F"/>
     <w:multiLevelType w:val="multilevel"/>
     <w:tmpl w:val="D5CED38A"/>
     <w:numStyleLink w:val="a"/>
   </w:abstractNum>
-  <w:abstractNum w:abstractNumId="30">
+  <w:abstractNum w:abstractNumId="30" w15:restartNumberingAfterBreak="0">
     <w:nsid w:val="125E5BDB"/>
     <w:multiLevelType w:val="multilevel"/>
     <w:tmpl w:val="D5CED38A"/>
     <w:numStyleLink w:val="a"/>
   </w:abstractNum>
-  <w:abstractNum w:abstractNumId="31">
+  <w:abstractNum w:abstractNumId="31" w15:restartNumberingAfterBreak="0">
     <w:nsid w:val="12642A9D"/>
     <w:multiLevelType w:val="multilevel"/>
     <w:tmpl w:val="D5CED38A"/>
     <w:numStyleLink w:val="a"/>
   </w:abstractNum>
-  <w:abstractNum w:abstractNumId="32">
+  <w:abstractNum w:abstractNumId="32" w15:restartNumberingAfterBreak="0">
     <w:nsid w:val="1315400D"/>
     <w:multiLevelType w:val="multilevel"/>
     <w:tmpl w:val="224E60EA"/>
@@ -7529,181 +7558,181 @@
       </w:rPr>
     </w:lvl>
   </w:abstractNum>
-  <w:abstractNum w:abstractNumId="33">
+  <w:abstractNum w:abstractNumId="33" w15:restartNumberingAfterBreak="0">
     <w:nsid w:val="14A772FB"/>
     <w:multiLevelType w:val="multilevel"/>
     <w:tmpl w:val="D5CED38A"/>
     <w:numStyleLink w:val="a"/>
   </w:abstractNum>
-  <w:abstractNum w:abstractNumId="34">
+  <w:abstractNum w:abstractNumId="34" w15:restartNumberingAfterBreak="0">
     <w:nsid w:val="1548143C"/>
     <w:multiLevelType w:val="multilevel"/>
     <w:tmpl w:val="D5CED38A"/>
     <w:numStyleLink w:val="a"/>
   </w:abstractNum>
-  <w:abstractNum w:abstractNumId="35">
+  <w:abstractNum w:abstractNumId="35" w15:restartNumberingAfterBreak="0">
     <w:nsid w:val="15C311A6"/>
     <w:multiLevelType w:val="multilevel"/>
     <w:tmpl w:val="D5CED38A"/>
     <w:numStyleLink w:val="a"/>
   </w:abstractNum>
-  <w:abstractNum w:abstractNumId="36">
+  <w:abstractNum w:abstractNumId="36" w15:restartNumberingAfterBreak="0">
     <w:nsid w:val="16A030EB"/>
     <w:multiLevelType w:val="multilevel"/>
     <w:tmpl w:val="2780B37C"/>
     <w:numStyleLink w:val="a0"/>
   </w:abstractNum>
-  <w:abstractNum w:abstractNumId="37">
+  <w:abstractNum w:abstractNumId="37" w15:restartNumberingAfterBreak="0">
     <w:nsid w:val="17210DAE"/>
     <w:multiLevelType w:val="multilevel"/>
     <w:tmpl w:val="D5CED38A"/>
     <w:numStyleLink w:val="a"/>
   </w:abstractNum>
-  <w:abstractNum w:abstractNumId="38">
+  <w:abstractNum w:abstractNumId="38" w15:restartNumberingAfterBreak="0">
     <w:nsid w:val="174F6F29"/>
     <w:multiLevelType w:val="multilevel"/>
     <w:tmpl w:val="D5CED38A"/>
     <w:numStyleLink w:val="a"/>
   </w:abstractNum>
-  <w:abstractNum w:abstractNumId="39">
+  <w:abstractNum w:abstractNumId="39" w15:restartNumberingAfterBreak="0">
     <w:nsid w:val="192D17ED"/>
     <w:multiLevelType w:val="multilevel"/>
     <w:tmpl w:val="2780B37C"/>
     <w:numStyleLink w:val="a0"/>
   </w:abstractNum>
-  <w:abstractNum w:abstractNumId="40">
+  <w:abstractNum w:abstractNumId="40" w15:restartNumberingAfterBreak="0">
     <w:nsid w:val="195D4C92"/>
     <w:multiLevelType w:val="multilevel"/>
     <w:tmpl w:val="D5CED38A"/>
     <w:numStyleLink w:val="a"/>
   </w:abstractNum>
-  <w:abstractNum w:abstractNumId="41">
+  <w:abstractNum w:abstractNumId="41" w15:restartNumberingAfterBreak="0">
     <w:nsid w:val="19A052B7"/>
     <w:multiLevelType w:val="multilevel"/>
     <w:tmpl w:val="2780B37C"/>
     <w:numStyleLink w:val="a0"/>
   </w:abstractNum>
-  <w:abstractNum w:abstractNumId="42">
+  <w:abstractNum w:abstractNumId="42" w15:restartNumberingAfterBreak="0">
     <w:nsid w:val="1A072E6F"/>
     <w:multiLevelType w:val="multilevel"/>
     <w:tmpl w:val="D5CED38A"/>
     <w:numStyleLink w:val="a"/>
   </w:abstractNum>
-  <w:abstractNum w:abstractNumId="43">
+  <w:abstractNum w:abstractNumId="43" w15:restartNumberingAfterBreak="0">
     <w:nsid w:val="1A223884"/>
     <w:multiLevelType w:val="multilevel"/>
     <w:tmpl w:val="D5CED38A"/>
     <w:numStyleLink w:val="a"/>
   </w:abstractNum>
-  <w:abstractNum w:abstractNumId="44">
+  <w:abstractNum w:abstractNumId="44" w15:restartNumberingAfterBreak="0">
     <w:nsid w:val="1B0C5E6A"/>
     <w:multiLevelType w:val="multilevel"/>
     <w:tmpl w:val="D5CED38A"/>
     <w:numStyleLink w:val="a"/>
   </w:abstractNum>
-  <w:abstractNum w:abstractNumId="45">
+  <w:abstractNum w:abstractNumId="45" w15:restartNumberingAfterBreak="0">
     <w:nsid w:val="1BCA5867"/>
     <w:multiLevelType w:val="multilevel"/>
     <w:tmpl w:val="D5CED38A"/>
     <w:numStyleLink w:val="a"/>
   </w:abstractNum>
-  <w:abstractNum w:abstractNumId="46">
+  <w:abstractNum w:abstractNumId="46" w15:restartNumberingAfterBreak="0">
     <w:nsid w:val="1BF23927"/>
     <w:multiLevelType w:val="multilevel"/>
     <w:tmpl w:val="D5CED38A"/>
     <w:numStyleLink w:val="a"/>
   </w:abstractNum>
-  <w:abstractNum w:abstractNumId="47">
+  <w:abstractNum w:abstractNumId="47" w15:restartNumberingAfterBreak="0">
     <w:nsid w:val="1C5D425B"/>
     <w:multiLevelType w:val="multilevel"/>
     <w:tmpl w:val="D5CED38A"/>
     <w:numStyleLink w:val="a"/>
   </w:abstractNum>
-  <w:abstractNum w:abstractNumId="48">
+  <w:abstractNum w:abstractNumId="48" w15:restartNumberingAfterBreak="0">
     <w:nsid w:val="1CEA773C"/>
     <w:multiLevelType w:val="multilevel"/>
     <w:tmpl w:val="D5CED38A"/>
     <w:numStyleLink w:val="a"/>
   </w:abstractNum>
-  <w:abstractNum w:abstractNumId="49">
+  <w:abstractNum w:abstractNumId="49" w15:restartNumberingAfterBreak="0">
     <w:nsid w:val="1D93358B"/>
     <w:multiLevelType w:val="multilevel"/>
     <w:tmpl w:val="2780B37C"/>
     <w:numStyleLink w:val="a0"/>
   </w:abstractNum>
-  <w:abstractNum w:abstractNumId="50">
+  <w:abstractNum w:abstractNumId="50" w15:restartNumberingAfterBreak="0">
     <w:nsid w:val="1E8753F5"/>
     <w:multiLevelType w:val="multilevel"/>
     <w:tmpl w:val="D5CED38A"/>
     <w:numStyleLink w:val="a"/>
   </w:abstractNum>
-  <w:abstractNum w:abstractNumId="51">
+  <w:abstractNum w:abstractNumId="51" w15:restartNumberingAfterBreak="0">
     <w:nsid w:val="1EA903DD"/>
     <w:multiLevelType w:val="multilevel"/>
     <w:tmpl w:val="2780B37C"/>
     <w:numStyleLink w:val="a0"/>
   </w:abstractNum>
-  <w:abstractNum w:abstractNumId="52">
+  <w:abstractNum w:abstractNumId="52" w15:restartNumberingAfterBreak="0">
     <w:nsid w:val="1F5D5CF3"/>
     <w:multiLevelType w:val="multilevel"/>
     <w:tmpl w:val="2780B37C"/>
     <w:numStyleLink w:val="a0"/>
   </w:abstractNum>
-  <w:abstractNum w:abstractNumId="53">
+  <w:abstractNum w:abstractNumId="53" w15:restartNumberingAfterBreak="0">
     <w:nsid w:val="1F7756D4"/>
     <w:multiLevelType w:val="multilevel"/>
     <w:tmpl w:val="D5CED38A"/>
     <w:numStyleLink w:val="a"/>
   </w:abstractNum>
-  <w:abstractNum w:abstractNumId="54">
+  <w:abstractNum w:abstractNumId="54" w15:restartNumberingAfterBreak="0">
     <w:nsid w:val="205D4B7A"/>
     <w:multiLevelType w:val="multilevel"/>
     <w:tmpl w:val="D5CED38A"/>
     <w:numStyleLink w:val="a"/>
   </w:abstractNum>
-  <w:abstractNum w:abstractNumId="55">
+  <w:abstractNum w:abstractNumId="55" w15:restartNumberingAfterBreak="0">
     <w:nsid w:val="219933DE"/>
     <w:multiLevelType w:val="multilevel"/>
     <w:tmpl w:val="D5CED38A"/>
     <w:numStyleLink w:val="a"/>
   </w:abstractNum>
-  <w:abstractNum w:abstractNumId="56">
+  <w:abstractNum w:abstractNumId="56" w15:restartNumberingAfterBreak="0">
     <w:nsid w:val="21B31593"/>
     <w:multiLevelType w:val="multilevel"/>
     <w:tmpl w:val="2780B37C"/>
     <w:numStyleLink w:val="a0"/>
   </w:abstractNum>
-  <w:abstractNum w:abstractNumId="57">
+  <w:abstractNum w:abstractNumId="57" w15:restartNumberingAfterBreak="0">
     <w:nsid w:val="22252868"/>
     <w:multiLevelType w:val="multilevel"/>
     <w:tmpl w:val="2780B37C"/>
     <w:numStyleLink w:val="a0"/>
   </w:abstractNum>
-  <w:abstractNum w:abstractNumId="58">
+  <w:abstractNum w:abstractNumId="58" w15:restartNumberingAfterBreak="0">
     <w:nsid w:val="23566188"/>
     <w:multiLevelType w:val="multilevel"/>
     <w:tmpl w:val="D5CED38A"/>
     <w:numStyleLink w:val="a"/>
   </w:abstractNum>
-  <w:abstractNum w:abstractNumId="59">
+  <w:abstractNum w:abstractNumId="59" w15:restartNumberingAfterBreak="0">
     <w:nsid w:val="23C444B3"/>
     <w:multiLevelType w:val="multilevel"/>
     <w:tmpl w:val="2780B37C"/>
     <w:numStyleLink w:val="a0"/>
   </w:abstractNum>
-  <w:abstractNum w:abstractNumId="60">
+  <w:abstractNum w:abstractNumId="60" w15:restartNumberingAfterBreak="0">
     <w:nsid w:val="258F0BA3"/>
     <w:multiLevelType w:val="multilevel"/>
     <w:tmpl w:val="D5CED38A"/>
     <w:numStyleLink w:val="a"/>
   </w:abstractNum>
-  <w:abstractNum w:abstractNumId="61">
+  <w:abstractNum w:abstractNumId="61" w15:restartNumberingAfterBreak="0">
     <w:nsid w:val="2592034E"/>
     <w:multiLevelType w:val="multilevel"/>
     <w:tmpl w:val="D5CED38A"/>
     <w:numStyleLink w:val="a"/>
   </w:abstractNum>
-  <w:abstractNum w:abstractNumId="62">
+  <w:abstractNum w:abstractNumId="62" w15:restartNumberingAfterBreak="0">
     <w:nsid w:val="25A0218C"/>
     <w:multiLevelType w:val="hybridMultilevel"/>
     <w:tmpl w:val="4B462F30"/>
@@ -7842,313 +7871,313 @@
       </w:rPr>
     </w:lvl>
   </w:abstractNum>
-  <w:abstractNum w:abstractNumId="63">
+  <w:abstractNum w:abstractNumId="63" w15:restartNumberingAfterBreak="0">
     <w:nsid w:val="26165DDA"/>
     <w:multiLevelType w:val="multilevel"/>
     <w:tmpl w:val="2780B37C"/>
     <w:numStyleLink w:val="a0"/>
   </w:abstractNum>
-  <w:abstractNum w:abstractNumId="64">
+  <w:abstractNum w:abstractNumId="64" w15:restartNumberingAfterBreak="0">
     <w:nsid w:val="268C79DB"/>
     <w:multiLevelType w:val="multilevel"/>
     <w:tmpl w:val="D5CED38A"/>
     <w:numStyleLink w:val="a"/>
   </w:abstractNum>
-  <w:abstractNum w:abstractNumId="65">
+  <w:abstractNum w:abstractNumId="65" w15:restartNumberingAfterBreak="0">
     <w:nsid w:val="26AD6758"/>
     <w:multiLevelType w:val="multilevel"/>
     <w:tmpl w:val="D5CED38A"/>
     <w:numStyleLink w:val="a"/>
   </w:abstractNum>
-  <w:abstractNum w:abstractNumId="66">
+  <w:abstractNum w:abstractNumId="66" w15:restartNumberingAfterBreak="0">
     <w:nsid w:val="27784F78"/>
     <w:multiLevelType w:val="multilevel"/>
     <w:tmpl w:val="D5CED38A"/>
     <w:numStyleLink w:val="a"/>
   </w:abstractNum>
-  <w:abstractNum w:abstractNumId="67">
+  <w:abstractNum w:abstractNumId="67" w15:restartNumberingAfterBreak="0">
     <w:nsid w:val="280B719E"/>
     <w:multiLevelType w:val="multilevel"/>
     <w:tmpl w:val="D5CED38A"/>
     <w:numStyleLink w:val="a"/>
   </w:abstractNum>
-  <w:abstractNum w:abstractNumId="68">
+  <w:abstractNum w:abstractNumId="68" w15:restartNumberingAfterBreak="0">
     <w:nsid w:val="290674B6"/>
     <w:multiLevelType w:val="multilevel"/>
     <w:tmpl w:val="D5CED38A"/>
     <w:numStyleLink w:val="a"/>
   </w:abstractNum>
-  <w:abstractNum w:abstractNumId="69">
+  <w:abstractNum w:abstractNumId="69" w15:restartNumberingAfterBreak="0">
     <w:nsid w:val="2921242A"/>
     <w:multiLevelType w:val="multilevel"/>
     <w:tmpl w:val="D5CED38A"/>
     <w:numStyleLink w:val="a"/>
   </w:abstractNum>
-  <w:abstractNum w:abstractNumId="70">
+  <w:abstractNum w:abstractNumId="70" w15:restartNumberingAfterBreak="0">
     <w:nsid w:val="2A7B6E7E"/>
     <w:multiLevelType w:val="multilevel"/>
     <w:tmpl w:val="D5CED38A"/>
     <w:numStyleLink w:val="a"/>
   </w:abstractNum>
-  <w:abstractNum w:abstractNumId="71">
+  <w:abstractNum w:abstractNumId="71" w15:restartNumberingAfterBreak="0">
     <w:nsid w:val="2AA06E1D"/>
     <w:multiLevelType w:val="multilevel"/>
     <w:tmpl w:val="2780B37C"/>
     <w:numStyleLink w:val="a0"/>
   </w:abstractNum>
-  <w:abstractNum w:abstractNumId="72">
+  <w:abstractNum w:abstractNumId="72" w15:restartNumberingAfterBreak="0">
     <w:nsid w:val="2B465E76"/>
     <w:multiLevelType w:val="multilevel"/>
     <w:tmpl w:val="D5CED38A"/>
     <w:numStyleLink w:val="a"/>
   </w:abstractNum>
-  <w:abstractNum w:abstractNumId="73">
+  <w:abstractNum w:abstractNumId="73" w15:restartNumberingAfterBreak="0">
     <w:nsid w:val="2BCB460F"/>
     <w:multiLevelType w:val="multilevel"/>
     <w:tmpl w:val="D5CED38A"/>
     <w:numStyleLink w:val="a"/>
   </w:abstractNum>
-  <w:abstractNum w:abstractNumId="74">
+  <w:abstractNum w:abstractNumId="74" w15:restartNumberingAfterBreak="0">
     <w:nsid w:val="2C3E7784"/>
     <w:multiLevelType w:val="multilevel"/>
     <w:tmpl w:val="D5CED38A"/>
     <w:numStyleLink w:val="a"/>
   </w:abstractNum>
-  <w:abstractNum w:abstractNumId="75">
+  <w:abstractNum w:abstractNumId="75" w15:restartNumberingAfterBreak="0">
     <w:nsid w:val="2C421FEC"/>
     <w:multiLevelType w:val="multilevel"/>
     <w:tmpl w:val="D5CED38A"/>
     <w:numStyleLink w:val="a"/>
   </w:abstractNum>
-  <w:abstractNum w:abstractNumId="76">
+  <w:abstractNum w:abstractNumId="76" w15:restartNumberingAfterBreak="0">
     <w:nsid w:val="2DD913A5"/>
     <w:multiLevelType w:val="multilevel"/>
     <w:tmpl w:val="D5CED38A"/>
     <w:numStyleLink w:val="a"/>
   </w:abstractNum>
-  <w:abstractNum w:abstractNumId="77">
+  <w:abstractNum w:abstractNumId="77" w15:restartNumberingAfterBreak="0">
     <w:nsid w:val="2EB91BD1"/>
     <w:multiLevelType w:val="multilevel"/>
     <w:tmpl w:val="2780B37C"/>
     <w:numStyleLink w:val="a0"/>
   </w:abstractNum>
-  <w:abstractNum w:abstractNumId="78">
+  <w:abstractNum w:abstractNumId="78" w15:restartNumberingAfterBreak="0">
     <w:nsid w:val="30E90DA4"/>
     <w:multiLevelType w:val="multilevel"/>
     <w:tmpl w:val="2780B37C"/>
     <w:numStyleLink w:val="a0"/>
   </w:abstractNum>
-  <w:abstractNum w:abstractNumId="79">
+  <w:abstractNum w:abstractNumId="79" w15:restartNumberingAfterBreak="0">
     <w:nsid w:val="31001C80"/>
     <w:multiLevelType w:val="multilevel"/>
     <w:tmpl w:val="2780B37C"/>
     <w:numStyleLink w:val="a0"/>
   </w:abstractNum>
-  <w:abstractNum w:abstractNumId="80">
+  <w:abstractNum w:abstractNumId="80" w15:restartNumberingAfterBreak="0">
     <w:nsid w:val="315D09A9"/>
     <w:multiLevelType w:val="multilevel"/>
     <w:tmpl w:val="2780B37C"/>
     <w:numStyleLink w:val="a0"/>
   </w:abstractNum>
-  <w:abstractNum w:abstractNumId="81">
+  <w:abstractNum w:abstractNumId="81" w15:restartNumberingAfterBreak="0">
     <w:nsid w:val="31A11BCD"/>
     <w:multiLevelType w:val="multilevel"/>
     <w:tmpl w:val="D5CED38A"/>
     <w:numStyleLink w:val="a"/>
   </w:abstractNum>
-  <w:abstractNum w:abstractNumId="82">
+  <w:abstractNum w:abstractNumId="82" w15:restartNumberingAfterBreak="0">
     <w:nsid w:val="31DC7A15"/>
     <w:multiLevelType w:val="multilevel"/>
     <w:tmpl w:val="D5CED38A"/>
     <w:numStyleLink w:val="a"/>
   </w:abstractNum>
-  <w:abstractNum w:abstractNumId="83">
+  <w:abstractNum w:abstractNumId="83" w15:restartNumberingAfterBreak="0">
     <w:nsid w:val="34804822"/>
     <w:multiLevelType w:val="multilevel"/>
     <w:tmpl w:val="D5CED38A"/>
     <w:numStyleLink w:val="a"/>
   </w:abstractNum>
-  <w:abstractNum w:abstractNumId="84">
+  <w:abstractNum w:abstractNumId="84" w15:restartNumberingAfterBreak="0">
     <w:nsid w:val="34892B2D"/>
     <w:multiLevelType w:val="multilevel"/>
     <w:tmpl w:val="D5CED38A"/>
     <w:numStyleLink w:val="a"/>
   </w:abstractNum>
-  <w:abstractNum w:abstractNumId="85">
+  <w:abstractNum w:abstractNumId="85" w15:restartNumberingAfterBreak="0">
     <w:nsid w:val="34CD4AC2"/>
     <w:multiLevelType w:val="multilevel"/>
     <w:tmpl w:val="D5CED38A"/>
     <w:numStyleLink w:val="a"/>
   </w:abstractNum>
-  <w:abstractNum w:abstractNumId="86">
+  <w:abstractNum w:abstractNumId="86" w15:restartNumberingAfterBreak="0">
     <w:nsid w:val="36691B87"/>
     <w:multiLevelType w:val="multilevel"/>
     <w:tmpl w:val="2780B37C"/>
     <w:numStyleLink w:val="a0"/>
   </w:abstractNum>
-  <w:abstractNum w:abstractNumId="87">
+  <w:abstractNum w:abstractNumId="87" w15:restartNumberingAfterBreak="0">
     <w:nsid w:val="36CD09A6"/>
     <w:multiLevelType w:val="multilevel"/>
     <w:tmpl w:val="D5CED38A"/>
     <w:numStyleLink w:val="a"/>
   </w:abstractNum>
-  <w:abstractNum w:abstractNumId="88">
+  <w:abstractNum w:abstractNumId="88" w15:restartNumberingAfterBreak="0">
     <w:nsid w:val="376262A0"/>
     <w:multiLevelType w:val="multilevel"/>
     <w:tmpl w:val="2780B37C"/>
     <w:numStyleLink w:val="a0"/>
   </w:abstractNum>
-  <w:abstractNum w:abstractNumId="89">
+  <w:abstractNum w:abstractNumId="89" w15:restartNumberingAfterBreak="0">
     <w:nsid w:val="3780721D"/>
     <w:multiLevelType w:val="multilevel"/>
     <w:tmpl w:val="2780B37C"/>
     <w:numStyleLink w:val="a0"/>
   </w:abstractNum>
-  <w:abstractNum w:abstractNumId="90">
+  <w:abstractNum w:abstractNumId="90" w15:restartNumberingAfterBreak="0">
     <w:nsid w:val="38067C95"/>
     <w:multiLevelType w:val="multilevel"/>
     <w:tmpl w:val="2780B37C"/>
     <w:numStyleLink w:val="a0"/>
   </w:abstractNum>
-  <w:abstractNum w:abstractNumId="91">
+  <w:abstractNum w:abstractNumId="91" w15:restartNumberingAfterBreak="0">
     <w:nsid w:val="3924671A"/>
     <w:multiLevelType w:val="multilevel"/>
     <w:tmpl w:val="D5CED38A"/>
     <w:numStyleLink w:val="a"/>
   </w:abstractNum>
-  <w:abstractNum w:abstractNumId="92">
+  <w:abstractNum w:abstractNumId="92" w15:restartNumberingAfterBreak="0">
     <w:nsid w:val="39581271"/>
     <w:multiLevelType w:val="multilevel"/>
     <w:tmpl w:val="D5CED38A"/>
     <w:numStyleLink w:val="a"/>
   </w:abstractNum>
-  <w:abstractNum w:abstractNumId="93">
+  <w:abstractNum w:abstractNumId="93" w15:restartNumberingAfterBreak="0">
     <w:nsid w:val="396640CD"/>
     <w:multiLevelType w:val="multilevel"/>
     <w:tmpl w:val="D5CED38A"/>
     <w:numStyleLink w:val="a"/>
   </w:abstractNum>
-  <w:abstractNum w:abstractNumId="94">
+  <w:abstractNum w:abstractNumId="94" w15:restartNumberingAfterBreak="0">
     <w:nsid w:val="3A313739"/>
     <w:multiLevelType w:val="multilevel"/>
     <w:tmpl w:val="D5CED38A"/>
     <w:numStyleLink w:val="a"/>
   </w:abstractNum>
-  <w:abstractNum w:abstractNumId="95">
+  <w:abstractNum w:abstractNumId="95" w15:restartNumberingAfterBreak="0">
     <w:nsid w:val="3A3962A9"/>
     <w:multiLevelType w:val="multilevel"/>
     <w:tmpl w:val="D5CED38A"/>
     <w:numStyleLink w:val="a"/>
   </w:abstractNum>
-  <w:abstractNum w:abstractNumId="96">
+  <w:abstractNum w:abstractNumId="96" w15:restartNumberingAfterBreak="0">
     <w:nsid w:val="3A785F4C"/>
     <w:multiLevelType w:val="multilevel"/>
     <w:tmpl w:val="D5CED38A"/>
     <w:numStyleLink w:val="a"/>
   </w:abstractNum>
-  <w:abstractNum w:abstractNumId="97">
+  <w:abstractNum w:abstractNumId="97" w15:restartNumberingAfterBreak="0">
     <w:nsid w:val="3B015DC3"/>
     <w:multiLevelType w:val="multilevel"/>
     <w:tmpl w:val="D5CED38A"/>
     <w:numStyleLink w:val="a"/>
   </w:abstractNum>
-  <w:abstractNum w:abstractNumId="98">
+  <w:abstractNum w:abstractNumId="98" w15:restartNumberingAfterBreak="0">
     <w:nsid w:val="3B990C6C"/>
     <w:multiLevelType w:val="multilevel"/>
     <w:tmpl w:val="D5CED38A"/>
     <w:numStyleLink w:val="a"/>
   </w:abstractNum>
-  <w:abstractNum w:abstractNumId="99">
+  <w:abstractNum w:abstractNumId="99" w15:restartNumberingAfterBreak="0">
     <w:nsid w:val="3B9C19C2"/>
     <w:multiLevelType w:val="multilevel"/>
     <w:tmpl w:val="D5CED38A"/>
     <w:numStyleLink w:val="a"/>
   </w:abstractNum>
-  <w:abstractNum w:abstractNumId="100">
+  <w:abstractNum w:abstractNumId="100" w15:restartNumberingAfterBreak="0">
     <w:nsid w:val="3BE332B4"/>
     <w:multiLevelType w:val="multilevel"/>
     <w:tmpl w:val="D5CED38A"/>
     <w:numStyleLink w:val="a"/>
   </w:abstractNum>
-  <w:abstractNum w:abstractNumId="101">
+  <w:abstractNum w:abstractNumId="101" w15:restartNumberingAfterBreak="0">
     <w:nsid w:val="3C4C6272"/>
     <w:multiLevelType w:val="multilevel"/>
     <w:tmpl w:val="D5CED38A"/>
     <w:numStyleLink w:val="a"/>
   </w:abstractNum>
-  <w:abstractNum w:abstractNumId="102">
+  <w:abstractNum w:abstractNumId="102" w15:restartNumberingAfterBreak="0">
     <w:nsid w:val="3C4E3901"/>
     <w:multiLevelType w:val="multilevel"/>
     <w:tmpl w:val="2780B37C"/>
     <w:numStyleLink w:val="a0"/>
   </w:abstractNum>
-  <w:abstractNum w:abstractNumId="103">
+  <w:abstractNum w:abstractNumId="103" w15:restartNumberingAfterBreak="0">
     <w:nsid w:val="3C9969FD"/>
     <w:multiLevelType w:val="multilevel"/>
     <w:tmpl w:val="D5CED38A"/>
     <w:numStyleLink w:val="a"/>
   </w:abstractNum>
-  <w:abstractNum w:abstractNumId="104">
+  <w:abstractNum w:abstractNumId="104" w15:restartNumberingAfterBreak="0">
     <w:nsid w:val="3CFF31B7"/>
     <w:multiLevelType w:val="multilevel"/>
     <w:tmpl w:val="D5CED38A"/>
     <w:numStyleLink w:val="a"/>
   </w:abstractNum>
-  <w:abstractNum w:abstractNumId="105">
+  <w:abstractNum w:abstractNumId="105" w15:restartNumberingAfterBreak="0">
     <w:nsid w:val="3D1F0812"/>
     <w:multiLevelType w:val="multilevel"/>
     <w:tmpl w:val="D5CED38A"/>
     <w:numStyleLink w:val="a"/>
   </w:abstractNum>
-  <w:abstractNum w:abstractNumId="106">
+  <w:abstractNum w:abstractNumId="106" w15:restartNumberingAfterBreak="0">
     <w:nsid w:val="3D1F0884"/>
     <w:multiLevelType w:val="multilevel"/>
     <w:tmpl w:val="D5CED38A"/>
     <w:numStyleLink w:val="a"/>
   </w:abstractNum>
-  <w:abstractNum w:abstractNumId="107">
+  <w:abstractNum w:abstractNumId="107" w15:restartNumberingAfterBreak="0">
     <w:nsid w:val="3D301070"/>
     <w:multiLevelType w:val="multilevel"/>
     <w:tmpl w:val="2780B37C"/>
     <w:numStyleLink w:val="a0"/>
   </w:abstractNum>
-  <w:abstractNum w:abstractNumId="108">
+  <w:abstractNum w:abstractNumId="108" w15:restartNumberingAfterBreak="0">
     <w:nsid w:val="3DD60A49"/>
     <w:multiLevelType w:val="multilevel"/>
     <w:tmpl w:val="D5CED38A"/>
     <w:numStyleLink w:val="a"/>
   </w:abstractNum>
-  <w:abstractNum w:abstractNumId="109">
+  <w:abstractNum w:abstractNumId="109" w15:restartNumberingAfterBreak="0">
     <w:nsid w:val="3EB3136F"/>
     <w:multiLevelType w:val="multilevel"/>
     <w:tmpl w:val="2780B37C"/>
     <w:numStyleLink w:val="a0"/>
   </w:abstractNum>
-  <w:abstractNum w:abstractNumId="110">
+  <w:abstractNum w:abstractNumId="110" w15:restartNumberingAfterBreak="0">
     <w:nsid w:val="40FF4609"/>
     <w:multiLevelType w:val="multilevel"/>
     <w:tmpl w:val="D5CED38A"/>
     <w:numStyleLink w:val="a"/>
   </w:abstractNum>
-  <w:abstractNum w:abstractNumId="111">
+  <w:abstractNum w:abstractNumId="111" w15:restartNumberingAfterBreak="0">
     <w:nsid w:val="415F15C3"/>
     <w:multiLevelType w:val="multilevel"/>
     <w:tmpl w:val="2780B37C"/>
     <w:numStyleLink w:val="a0"/>
   </w:abstractNum>
-  <w:abstractNum w:abstractNumId="112">
+  <w:abstractNum w:abstractNumId="112" w15:restartNumberingAfterBreak="0">
     <w:nsid w:val="4265519C"/>
     <w:multiLevelType w:val="multilevel"/>
     <w:tmpl w:val="D5CED38A"/>
     <w:numStyleLink w:val="a"/>
   </w:abstractNum>
-  <w:abstractNum w:abstractNumId="113">
+  <w:abstractNum w:abstractNumId="113" w15:restartNumberingAfterBreak="0">
     <w:nsid w:val="431C4B42"/>
     <w:multiLevelType w:val="multilevel"/>
     <w:tmpl w:val="D5CED38A"/>
     <w:numStyleLink w:val="a"/>
   </w:abstractNum>
-  <w:abstractNum w:abstractNumId="114">
+  <w:abstractNum w:abstractNumId="114" w15:restartNumberingAfterBreak="0">
     <w:nsid w:val="443E37BF"/>
     <w:multiLevelType w:val="multilevel"/>
     <w:tmpl w:val="04C07D42"/>
@@ -8292,301 +8321,301 @@
       </w:rPr>
     </w:lvl>
   </w:abstractNum>
-  <w:abstractNum w:abstractNumId="115">
+  <w:abstractNum w:abstractNumId="115" w15:restartNumberingAfterBreak="0">
     <w:nsid w:val="44AA653F"/>
     <w:multiLevelType w:val="multilevel"/>
     <w:tmpl w:val="D5CED38A"/>
     <w:numStyleLink w:val="a"/>
   </w:abstractNum>
-  <w:abstractNum w:abstractNumId="116">
+  <w:abstractNum w:abstractNumId="116" w15:restartNumberingAfterBreak="0">
     <w:nsid w:val="45EE0ADE"/>
     <w:multiLevelType w:val="multilevel"/>
     <w:tmpl w:val="D5CED38A"/>
     <w:numStyleLink w:val="a"/>
   </w:abstractNum>
-  <w:abstractNum w:abstractNumId="117">
+  <w:abstractNum w:abstractNumId="117" w15:restartNumberingAfterBreak="0">
     <w:nsid w:val="46585E79"/>
     <w:multiLevelType w:val="multilevel"/>
     <w:tmpl w:val="2780B37C"/>
     <w:numStyleLink w:val="a0"/>
   </w:abstractNum>
-  <w:abstractNum w:abstractNumId="118">
+  <w:abstractNum w:abstractNumId="118" w15:restartNumberingAfterBreak="0">
     <w:nsid w:val="46712A56"/>
     <w:multiLevelType w:val="multilevel"/>
     <w:tmpl w:val="9B4429F2"/>
     <w:numStyleLink w:val="a1"/>
   </w:abstractNum>
-  <w:abstractNum w:abstractNumId="119">
+  <w:abstractNum w:abstractNumId="119" w15:restartNumberingAfterBreak="0">
     <w:nsid w:val="467C5992"/>
     <w:multiLevelType w:val="multilevel"/>
     <w:tmpl w:val="D5CED38A"/>
     <w:numStyleLink w:val="a"/>
   </w:abstractNum>
-  <w:abstractNum w:abstractNumId="120">
+  <w:abstractNum w:abstractNumId="120" w15:restartNumberingAfterBreak="0">
     <w:nsid w:val="473F7423"/>
     <w:multiLevelType w:val="multilevel"/>
     <w:tmpl w:val="2780B37C"/>
     <w:numStyleLink w:val="a0"/>
   </w:abstractNum>
-  <w:abstractNum w:abstractNumId="121">
+  <w:abstractNum w:abstractNumId="121" w15:restartNumberingAfterBreak="0">
     <w:nsid w:val="47431E38"/>
     <w:multiLevelType w:val="multilevel"/>
     <w:tmpl w:val="D5CED38A"/>
     <w:numStyleLink w:val="a"/>
   </w:abstractNum>
-  <w:abstractNum w:abstractNumId="122">
+  <w:abstractNum w:abstractNumId="122" w15:restartNumberingAfterBreak="0">
     <w:nsid w:val="479C6D89"/>
     <w:multiLevelType w:val="multilevel"/>
     <w:tmpl w:val="D5CED38A"/>
     <w:numStyleLink w:val="a"/>
   </w:abstractNum>
-  <w:abstractNum w:abstractNumId="123">
+  <w:abstractNum w:abstractNumId="123" w15:restartNumberingAfterBreak="0">
     <w:nsid w:val="48B76A0F"/>
     <w:multiLevelType w:val="multilevel"/>
     <w:tmpl w:val="D5CED38A"/>
     <w:numStyleLink w:val="a"/>
   </w:abstractNum>
-  <w:abstractNum w:abstractNumId="124">
+  <w:abstractNum w:abstractNumId="124" w15:restartNumberingAfterBreak="0">
     <w:nsid w:val="495F793F"/>
     <w:multiLevelType w:val="multilevel"/>
     <w:tmpl w:val="2780B37C"/>
     <w:numStyleLink w:val="a0"/>
   </w:abstractNum>
-  <w:abstractNum w:abstractNumId="125">
+  <w:abstractNum w:abstractNumId="125" w15:restartNumberingAfterBreak="0">
     <w:nsid w:val="49DB1E14"/>
     <w:multiLevelType w:val="multilevel"/>
     <w:tmpl w:val="2780B37C"/>
     <w:numStyleLink w:val="a0"/>
   </w:abstractNum>
-  <w:abstractNum w:abstractNumId="126">
+  <w:abstractNum w:abstractNumId="126" w15:restartNumberingAfterBreak="0">
     <w:nsid w:val="49E5211F"/>
     <w:multiLevelType w:val="multilevel"/>
     <w:tmpl w:val="D5CED38A"/>
     <w:numStyleLink w:val="a"/>
   </w:abstractNum>
-  <w:abstractNum w:abstractNumId="127">
+  <w:abstractNum w:abstractNumId="127" w15:restartNumberingAfterBreak="0">
     <w:nsid w:val="4A031268"/>
     <w:multiLevelType w:val="multilevel"/>
     <w:tmpl w:val="D5CED38A"/>
     <w:numStyleLink w:val="a"/>
   </w:abstractNum>
-  <w:abstractNum w:abstractNumId="128">
+  <w:abstractNum w:abstractNumId="128" w15:restartNumberingAfterBreak="0">
     <w:nsid w:val="4A5011FF"/>
     <w:multiLevelType w:val="multilevel"/>
     <w:tmpl w:val="D5CED38A"/>
     <w:numStyleLink w:val="a"/>
   </w:abstractNum>
-  <w:abstractNum w:abstractNumId="129">
+  <w:abstractNum w:abstractNumId="129" w15:restartNumberingAfterBreak="0">
     <w:nsid w:val="4B083AFC"/>
     <w:multiLevelType w:val="multilevel"/>
     <w:tmpl w:val="2780B37C"/>
     <w:numStyleLink w:val="a0"/>
   </w:abstractNum>
-  <w:abstractNum w:abstractNumId="130">
+  <w:abstractNum w:abstractNumId="130" w15:restartNumberingAfterBreak="0">
     <w:nsid w:val="4BDA3E9D"/>
     <w:multiLevelType w:val="multilevel"/>
     <w:tmpl w:val="D5CED38A"/>
     <w:numStyleLink w:val="a"/>
   </w:abstractNum>
-  <w:abstractNum w:abstractNumId="131">
+  <w:abstractNum w:abstractNumId="131" w15:restartNumberingAfterBreak="0">
     <w:nsid w:val="4E346A6C"/>
     <w:multiLevelType w:val="multilevel"/>
     <w:tmpl w:val="D5CED38A"/>
     <w:numStyleLink w:val="a"/>
   </w:abstractNum>
-  <w:abstractNum w:abstractNumId="132">
+  <w:abstractNum w:abstractNumId="132" w15:restartNumberingAfterBreak="0">
     <w:nsid w:val="4EDF1271"/>
     <w:multiLevelType w:val="multilevel"/>
     <w:tmpl w:val="D5CED38A"/>
     <w:numStyleLink w:val="a"/>
   </w:abstractNum>
-  <w:abstractNum w:abstractNumId="133">
+  <w:abstractNum w:abstractNumId="133" w15:restartNumberingAfterBreak="0">
     <w:nsid w:val="4F955A9A"/>
     <w:multiLevelType w:val="multilevel"/>
     <w:tmpl w:val="D5CED38A"/>
     <w:numStyleLink w:val="a"/>
   </w:abstractNum>
-  <w:abstractNum w:abstractNumId="134">
+  <w:abstractNum w:abstractNumId="134" w15:restartNumberingAfterBreak="0">
     <w:nsid w:val="518F2716"/>
     <w:multiLevelType w:val="multilevel"/>
     <w:tmpl w:val="D5CED38A"/>
     <w:numStyleLink w:val="a"/>
   </w:abstractNum>
-  <w:abstractNum w:abstractNumId="135">
+  <w:abstractNum w:abstractNumId="135" w15:restartNumberingAfterBreak="0">
     <w:nsid w:val="519C2711"/>
     <w:multiLevelType w:val="multilevel"/>
     <w:tmpl w:val="D5CED38A"/>
     <w:numStyleLink w:val="a"/>
   </w:abstractNum>
-  <w:abstractNum w:abstractNumId="136">
+  <w:abstractNum w:abstractNumId="136" w15:restartNumberingAfterBreak="0">
     <w:nsid w:val="519F16D7"/>
     <w:multiLevelType w:val="multilevel"/>
     <w:tmpl w:val="D5CED38A"/>
     <w:numStyleLink w:val="a"/>
   </w:abstractNum>
-  <w:abstractNum w:abstractNumId="137">
+  <w:abstractNum w:abstractNumId="137" w15:restartNumberingAfterBreak="0">
     <w:nsid w:val="51D06800"/>
     <w:multiLevelType w:val="multilevel"/>
     <w:tmpl w:val="D5CED38A"/>
     <w:numStyleLink w:val="a"/>
   </w:abstractNum>
-  <w:abstractNum w:abstractNumId="138">
+  <w:abstractNum w:abstractNumId="138" w15:restartNumberingAfterBreak="0">
     <w:nsid w:val="52391955"/>
     <w:multiLevelType w:val="multilevel"/>
     <w:tmpl w:val="D5CED38A"/>
     <w:numStyleLink w:val="a"/>
   </w:abstractNum>
-  <w:abstractNum w:abstractNumId="139">
+  <w:abstractNum w:abstractNumId="139" w15:restartNumberingAfterBreak="0">
     <w:nsid w:val="52500939"/>
     <w:multiLevelType w:val="multilevel"/>
     <w:tmpl w:val="D5CED38A"/>
     <w:numStyleLink w:val="a"/>
   </w:abstractNum>
-  <w:abstractNum w:abstractNumId="140">
+  <w:abstractNum w:abstractNumId="140" w15:restartNumberingAfterBreak="0">
     <w:nsid w:val="535C3851"/>
     <w:multiLevelType w:val="multilevel"/>
     <w:tmpl w:val="D5CED38A"/>
     <w:numStyleLink w:val="a"/>
   </w:abstractNum>
-  <w:abstractNum w:abstractNumId="141">
+  <w:abstractNum w:abstractNumId="141" w15:restartNumberingAfterBreak="0">
     <w:nsid w:val="54C851DD"/>
     <w:multiLevelType w:val="multilevel"/>
     <w:tmpl w:val="9B4429F2"/>
     <w:numStyleLink w:val="a1"/>
   </w:abstractNum>
-  <w:abstractNum w:abstractNumId="142">
+  <w:abstractNum w:abstractNumId="142" w15:restartNumberingAfterBreak="0">
     <w:nsid w:val="54ED5CFC"/>
     <w:multiLevelType w:val="multilevel"/>
     <w:tmpl w:val="D5CED38A"/>
     <w:numStyleLink w:val="a"/>
   </w:abstractNum>
-  <w:abstractNum w:abstractNumId="143">
+  <w:abstractNum w:abstractNumId="143" w15:restartNumberingAfterBreak="0">
     <w:nsid w:val="554B6481"/>
     <w:multiLevelType w:val="multilevel"/>
     <w:tmpl w:val="D5CED38A"/>
     <w:numStyleLink w:val="a"/>
   </w:abstractNum>
-  <w:abstractNum w:abstractNumId="144">
+  <w:abstractNum w:abstractNumId="144" w15:restartNumberingAfterBreak="0">
     <w:nsid w:val="55596D61"/>
     <w:multiLevelType w:val="multilevel"/>
     <w:tmpl w:val="D5CED38A"/>
     <w:numStyleLink w:val="a"/>
   </w:abstractNum>
-  <w:abstractNum w:abstractNumId="145">
+  <w:abstractNum w:abstractNumId="145" w15:restartNumberingAfterBreak="0">
     <w:nsid w:val="56001026"/>
     <w:multiLevelType w:val="multilevel"/>
     <w:tmpl w:val="2780B37C"/>
     <w:numStyleLink w:val="a0"/>
   </w:abstractNum>
-  <w:abstractNum w:abstractNumId="146">
+  <w:abstractNum w:abstractNumId="146" w15:restartNumberingAfterBreak="0">
     <w:nsid w:val="566109A0"/>
     <w:multiLevelType w:val="multilevel"/>
     <w:tmpl w:val="D5CED38A"/>
     <w:numStyleLink w:val="a"/>
   </w:abstractNum>
-  <w:abstractNum w:abstractNumId="147">
+  <w:abstractNum w:abstractNumId="147" w15:restartNumberingAfterBreak="0">
     <w:nsid w:val="56A65708"/>
     <w:multiLevelType w:val="multilevel"/>
     <w:tmpl w:val="D5CED38A"/>
     <w:numStyleLink w:val="a"/>
   </w:abstractNum>
-  <w:abstractNum w:abstractNumId="148">
+  <w:abstractNum w:abstractNumId="148" w15:restartNumberingAfterBreak="0">
     <w:nsid w:val="572578E9"/>
     <w:multiLevelType w:val="multilevel"/>
     <w:tmpl w:val="2780B37C"/>
     <w:numStyleLink w:val="a0"/>
   </w:abstractNum>
-  <w:abstractNum w:abstractNumId="149">
+  <w:abstractNum w:abstractNumId="149" w15:restartNumberingAfterBreak="0">
     <w:nsid w:val="577C72D3"/>
     <w:multiLevelType w:val="multilevel"/>
     <w:tmpl w:val="D5CED38A"/>
     <w:numStyleLink w:val="a"/>
   </w:abstractNum>
-  <w:abstractNum w:abstractNumId="150">
+  <w:abstractNum w:abstractNumId="150" w15:restartNumberingAfterBreak="0">
     <w:nsid w:val="57B450F6"/>
     <w:multiLevelType w:val="multilevel"/>
     <w:tmpl w:val="2780B37C"/>
     <w:numStyleLink w:val="a0"/>
   </w:abstractNum>
-  <w:abstractNum w:abstractNumId="151">
+  <w:abstractNum w:abstractNumId="151" w15:restartNumberingAfterBreak="0">
     <w:nsid w:val="57E64982"/>
     <w:multiLevelType w:val="multilevel"/>
     <w:tmpl w:val="D5CED38A"/>
     <w:numStyleLink w:val="a"/>
   </w:abstractNum>
-  <w:abstractNum w:abstractNumId="152">
+  <w:abstractNum w:abstractNumId="152" w15:restartNumberingAfterBreak="0">
     <w:nsid w:val="585A4841"/>
     <w:multiLevelType w:val="multilevel"/>
     <w:tmpl w:val="D5CED38A"/>
     <w:numStyleLink w:val="a"/>
   </w:abstractNum>
-  <w:abstractNum w:abstractNumId="153">
+  <w:abstractNum w:abstractNumId="153" w15:restartNumberingAfterBreak="0">
     <w:nsid w:val="58D06DA9"/>
     <w:multiLevelType w:val="multilevel"/>
     <w:tmpl w:val="D5CED38A"/>
     <w:numStyleLink w:val="a"/>
   </w:abstractNum>
-  <w:abstractNum w:abstractNumId="154">
+  <w:abstractNum w:abstractNumId="154" w15:restartNumberingAfterBreak="0">
     <w:nsid w:val="58E20FC1"/>
     <w:multiLevelType w:val="multilevel"/>
     <w:tmpl w:val="D5CED38A"/>
     <w:numStyleLink w:val="a"/>
   </w:abstractNum>
-  <w:abstractNum w:abstractNumId="155">
+  <w:abstractNum w:abstractNumId="155" w15:restartNumberingAfterBreak="0">
     <w:nsid w:val="5A3904D5"/>
     <w:multiLevelType w:val="multilevel"/>
     <w:tmpl w:val="D5CED38A"/>
     <w:numStyleLink w:val="a"/>
   </w:abstractNum>
-  <w:abstractNum w:abstractNumId="156">
+  <w:abstractNum w:abstractNumId="156" w15:restartNumberingAfterBreak="0">
     <w:nsid w:val="5A4E3ACF"/>
     <w:multiLevelType w:val="multilevel"/>
     <w:tmpl w:val="D5CED38A"/>
     <w:numStyleLink w:val="a"/>
   </w:abstractNum>
-  <w:abstractNum w:abstractNumId="157">
+  <w:abstractNum w:abstractNumId="157" w15:restartNumberingAfterBreak="0">
     <w:nsid w:val="5B0D4EBB"/>
     <w:multiLevelType w:val="multilevel"/>
     <w:tmpl w:val="D5CED38A"/>
     <w:numStyleLink w:val="a"/>
   </w:abstractNum>
-  <w:abstractNum w:abstractNumId="158">
+  <w:abstractNum w:abstractNumId="158" w15:restartNumberingAfterBreak="0">
     <w:nsid w:val="5BA46252"/>
     <w:multiLevelType w:val="multilevel"/>
     <w:tmpl w:val="D5CED38A"/>
     <w:numStyleLink w:val="a"/>
   </w:abstractNum>
-  <w:abstractNum w:abstractNumId="159">
+  <w:abstractNum w:abstractNumId="159" w15:restartNumberingAfterBreak="0">
     <w:nsid w:val="5BDD0346"/>
     <w:multiLevelType w:val="multilevel"/>
     <w:tmpl w:val="2780B37C"/>
     <w:numStyleLink w:val="a0"/>
   </w:abstractNum>
-  <w:abstractNum w:abstractNumId="160">
+  <w:abstractNum w:abstractNumId="160" w15:restartNumberingAfterBreak="0">
     <w:nsid w:val="5C881CB3"/>
     <w:multiLevelType w:val="multilevel"/>
     <w:tmpl w:val="2780B37C"/>
     <w:numStyleLink w:val="a0"/>
   </w:abstractNum>
-  <w:abstractNum w:abstractNumId="161">
+  <w:abstractNum w:abstractNumId="161" w15:restartNumberingAfterBreak="0">
     <w:nsid w:val="5D357EE7"/>
     <w:multiLevelType w:val="multilevel"/>
     <w:tmpl w:val="2780B37C"/>
     <w:numStyleLink w:val="a0"/>
   </w:abstractNum>
-  <w:abstractNum w:abstractNumId="162">
+  <w:abstractNum w:abstractNumId="162" w15:restartNumberingAfterBreak="0">
     <w:nsid w:val="5E691A51"/>
     <w:multiLevelType w:val="multilevel"/>
     <w:tmpl w:val="D5CED38A"/>
     <w:numStyleLink w:val="a"/>
   </w:abstractNum>
-  <w:abstractNum w:abstractNumId="163">
+  <w:abstractNum w:abstractNumId="163" w15:restartNumberingAfterBreak="0">
     <w:nsid w:val="5E854E51"/>
     <w:multiLevelType w:val="multilevel"/>
     <w:tmpl w:val="D5CED38A"/>
     <w:numStyleLink w:val="a"/>
   </w:abstractNum>
-  <w:abstractNum w:abstractNumId="164">
+  <w:abstractNum w:abstractNumId="164" w15:restartNumberingAfterBreak="0">
     <w:nsid w:val="5FF32EA3"/>
     <w:multiLevelType w:val="multilevel"/>
     <w:tmpl w:val="D5CED38A"/>
@@ -8727,163 +8756,163 @@
       </w:rPr>
     </w:lvl>
   </w:abstractNum>
-  <w:abstractNum w:abstractNumId="165">
+  <w:abstractNum w:abstractNumId="165" w15:restartNumberingAfterBreak="0">
     <w:nsid w:val="605E3EE3"/>
     <w:multiLevelType w:val="multilevel"/>
     <w:tmpl w:val="D5CED38A"/>
     <w:numStyleLink w:val="a"/>
   </w:abstractNum>
-  <w:abstractNum w:abstractNumId="166">
+  <w:abstractNum w:abstractNumId="166" w15:restartNumberingAfterBreak="0">
     <w:nsid w:val="60A7392D"/>
     <w:multiLevelType w:val="multilevel"/>
     <w:tmpl w:val="D5CED38A"/>
     <w:numStyleLink w:val="a"/>
   </w:abstractNum>
-  <w:abstractNum w:abstractNumId="167">
+  <w:abstractNum w:abstractNumId="167" w15:restartNumberingAfterBreak="0">
     <w:nsid w:val="611F235E"/>
     <w:multiLevelType w:val="multilevel"/>
     <w:tmpl w:val="D5CED38A"/>
     <w:numStyleLink w:val="a"/>
   </w:abstractNum>
-  <w:abstractNum w:abstractNumId="168">
+  <w:abstractNum w:abstractNumId="168" w15:restartNumberingAfterBreak="0">
     <w:nsid w:val="613D2FD6"/>
     <w:multiLevelType w:val="multilevel"/>
     <w:tmpl w:val="D5CED38A"/>
     <w:numStyleLink w:val="a"/>
   </w:abstractNum>
-  <w:abstractNum w:abstractNumId="169">
+  <w:abstractNum w:abstractNumId="169" w15:restartNumberingAfterBreak="0">
     <w:nsid w:val="617C19D4"/>
     <w:multiLevelType w:val="multilevel"/>
     <w:tmpl w:val="D5CED38A"/>
     <w:numStyleLink w:val="a"/>
   </w:abstractNum>
-  <w:abstractNum w:abstractNumId="170">
+  <w:abstractNum w:abstractNumId="170" w15:restartNumberingAfterBreak="0">
     <w:nsid w:val="61D02392"/>
     <w:multiLevelType w:val="multilevel"/>
     <w:tmpl w:val="D5CED38A"/>
     <w:numStyleLink w:val="a"/>
   </w:abstractNum>
-  <w:abstractNum w:abstractNumId="171">
+  <w:abstractNum w:abstractNumId="171" w15:restartNumberingAfterBreak="0">
     <w:nsid w:val="62203F71"/>
     <w:multiLevelType w:val="multilevel"/>
     <w:tmpl w:val="2780B37C"/>
     <w:numStyleLink w:val="a0"/>
   </w:abstractNum>
-  <w:abstractNum w:abstractNumId="172">
+  <w:abstractNum w:abstractNumId="172" w15:restartNumberingAfterBreak="0">
     <w:nsid w:val="63A154E7"/>
     <w:multiLevelType w:val="multilevel"/>
     <w:tmpl w:val="2780B37C"/>
     <w:numStyleLink w:val="a0"/>
   </w:abstractNum>
-  <w:abstractNum w:abstractNumId="173">
+  <w:abstractNum w:abstractNumId="173" w15:restartNumberingAfterBreak="0">
     <w:nsid w:val="64782118"/>
     <w:multiLevelType w:val="multilevel"/>
     <w:tmpl w:val="D5CED38A"/>
     <w:numStyleLink w:val="a"/>
   </w:abstractNum>
-  <w:abstractNum w:abstractNumId="174">
+  <w:abstractNum w:abstractNumId="174" w15:restartNumberingAfterBreak="0">
     <w:nsid w:val="6488747B"/>
     <w:multiLevelType w:val="multilevel"/>
     <w:tmpl w:val="2780B37C"/>
     <w:numStyleLink w:val="a0"/>
   </w:abstractNum>
-  <w:abstractNum w:abstractNumId="175">
+  <w:abstractNum w:abstractNumId="175" w15:restartNumberingAfterBreak="0">
     <w:nsid w:val="64B42583"/>
     <w:multiLevelType w:val="multilevel"/>
     <w:tmpl w:val="2780B37C"/>
     <w:numStyleLink w:val="a0"/>
   </w:abstractNum>
-  <w:abstractNum w:abstractNumId="176">
+  <w:abstractNum w:abstractNumId="176" w15:restartNumberingAfterBreak="0">
     <w:nsid w:val="65582A52"/>
     <w:multiLevelType w:val="multilevel"/>
     <w:tmpl w:val="D5CED38A"/>
     <w:numStyleLink w:val="a"/>
   </w:abstractNum>
-  <w:abstractNum w:abstractNumId="177">
+  <w:abstractNum w:abstractNumId="177" w15:restartNumberingAfterBreak="0">
     <w:nsid w:val="65AD6841"/>
     <w:multiLevelType w:val="multilevel"/>
     <w:tmpl w:val="D5CED38A"/>
     <w:numStyleLink w:val="a"/>
   </w:abstractNum>
-  <w:abstractNum w:abstractNumId="178">
+  <w:abstractNum w:abstractNumId="178" w15:restartNumberingAfterBreak="0">
     <w:nsid w:val="65C75A75"/>
     <w:multiLevelType w:val="multilevel"/>
     <w:tmpl w:val="D5CED38A"/>
     <w:numStyleLink w:val="a"/>
   </w:abstractNum>
-  <w:abstractNum w:abstractNumId="179">
+  <w:abstractNum w:abstractNumId="179" w15:restartNumberingAfterBreak="0">
     <w:nsid w:val="66094008"/>
     <w:multiLevelType w:val="multilevel"/>
     <w:tmpl w:val="2780B37C"/>
     <w:numStyleLink w:val="a0"/>
   </w:abstractNum>
-  <w:abstractNum w:abstractNumId="180">
+  <w:abstractNum w:abstractNumId="180" w15:restartNumberingAfterBreak="0">
     <w:nsid w:val="66384D1A"/>
     <w:multiLevelType w:val="multilevel"/>
     <w:tmpl w:val="D5CED38A"/>
     <w:numStyleLink w:val="a"/>
   </w:abstractNum>
-  <w:abstractNum w:abstractNumId="181">
+  <w:abstractNum w:abstractNumId="181" w15:restartNumberingAfterBreak="0">
     <w:nsid w:val="667F53F6"/>
     <w:multiLevelType w:val="multilevel"/>
     <w:tmpl w:val="D5CED38A"/>
     <w:numStyleLink w:val="a"/>
   </w:abstractNum>
-  <w:abstractNum w:abstractNumId="182">
+  <w:abstractNum w:abstractNumId="182" w15:restartNumberingAfterBreak="0">
     <w:nsid w:val="67271332"/>
     <w:multiLevelType w:val="multilevel"/>
     <w:tmpl w:val="D5CED38A"/>
     <w:numStyleLink w:val="a"/>
   </w:abstractNum>
-  <w:abstractNum w:abstractNumId="183">
+  <w:abstractNum w:abstractNumId="183" w15:restartNumberingAfterBreak="0">
     <w:nsid w:val="67A876B8"/>
     <w:multiLevelType w:val="multilevel"/>
     <w:tmpl w:val="D5CED38A"/>
     <w:numStyleLink w:val="a"/>
   </w:abstractNum>
-  <w:abstractNum w:abstractNumId="184">
+  <w:abstractNum w:abstractNumId="184" w15:restartNumberingAfterBreak="0">
     <w:nsid w:val="682B19E1"/>
     <w:multiLevelType w:val="multilevel"/>
     <w:tmpl w:val="D5CED38A"/>
     <w:numStyleLink w:val="a"/>
   </w:abstractNum>
-  <w:abstractNum w:abstractNumId="185">
+  <w:abstractNum w:abstractNumId="185" w15:restartNumberingAfterBreak="0">
     <w:nsid w:val="686B1D0E"/>
     <w:multiLevelType w:val="multilevel"/>
     <w:tmpl w:val="D5CED38A"/>
     <w:numStyleLink w:val="a"/>
   </w:abstractNum>
-  <w:abstractNum w:abstractNumId="186">
+  <w:abstractNum w:abstractNumId="186" w15:restartNumberingAfterBreak="0">
     <w:nsid w:val="68804DB3"/>
     <w:multiLevelType w:val="multilevel"/>
     <w:tmpl w:val="2780B37C"/>
     <w:numStyleLink w:val="a0"/>
   </w:abstractNum>
-  <w:abstractNum w:abstractNumId="187">
+  <w:abstractNum w:abstractNumId="187" w15:restartNumberingAfterBreak="0">
     <w:nsid w:val="6938591F"/>
     <w:multiLevelType w:val="multilevel"/>
     <w:tmpl w:val="D5CED38A"/>
     <w:numStyleLink w:val="a"/>
   </w:abstractNum>
-  <w:abstractNum w:abstractNumId="188">
+  <w:abstractNum w:abstractNumId="188" w15:restartNumberingAfterBreak="0">
     <w:nsid w:val="699F460D"/>
     <w:multiLevelType w:val="multilevel"/>
     <w:tmpl w:val="D5CED38A"/>
     <w:numStyleLink w:val="a"/>
   </w:abstractNum>
-  <w:abstractNum w:abstractNumId="189">
+  <w:abstractNum w:abstractNumId="189" w15:restartNumberingAfterBreak="0">
     <w:nsid w:val="6B4A3F2A"/>
     <w:multiLevelType w:val="multilevel"/>
     <w:tmpl w:val="D5CED38A"/>
     <w:numStyleLink w:val="a"/>
   </w:abstractNum>
-  <w:abstractNum w:abstractNumId="190">
+  <w:abstractNum w:abstractNumId="190" w15:restartNumberingAfterBreak="0">
     <w:nsid w:val="6BBB339A"/>
     <w:multiLevelType w:val="multilevel"/>
     <w:tmpl w:val="2780B37C"/>
     <w:numStyleLink w:val="a0"/>
   </w:abstractNum>
-  <w:abstractNum w:abstractNumId="191">
+  <w:abstractNum w:abstractNumId="191" w15:restartNumberingAfterBreak="0">
     <w:nsid w:val="6BC94958"/>
     <w:multiLevelType w:val="multilevel"/>
     <w:tmpl w:val="2780B37C"/>
@@ -9024,103 +9053,103 @@
       </w:rPr>
     </w:lvl>
   </w:abstractNum>
-  <w:abstractNum w:abstractNumId="192">
+  <w:abstractNum w:abstractNumId="192" w15:restartNumberingAfterBreak="0">
     <w:nsid w:val="6CC51EFC"/>
     <w:multiLevelType w:val="multilevel"/>
     <w:tmpl w:val="D5CED38A"/>
     <w:numStyleLink w:val="a"/>
   </w:abstractNum>
-  <w:abstractNum w:abstractNumId="193">
+  <w:abstractNum w:abstractNumId="193" w15:restartNumberingAfterBreak="0">
     <w:nsid w:val="6D4F4996"/>
     <w:multiLevelType w:val="multilevel"/>
     <w:tmpl w:val="2780B37C"/>
     <w:numStyleLink w:val="a0"/>
   </w:abstractNum>
-  <w:abstractNum w:abstractNumId="194">
+  <w:abstractNum w:abstractNumId="194" w15:restartNumberingAfterBreak="0">
     <w:nsid w:val="6ED829B9"/>
     <w:multiLevelType w:val="multilevel"/>
     <w:tmpl w:val="D5CED38A"/>
     <w:numStyleLink w:val="a"/>
   </w:abstractNum>
-  <w:abstractNum w:abstractNumId="195">
+  <w:abstractNum w:abstractNumId="195" w15:restartNumberingAfterBreak="0">
     <w:nsid w:val="6F3E5C8F"/>
     <w:multiLevelType w:val="multilevel"/>
     <w:tmpl w:val="2780B37C"/>
     <w:numStyleLink w:val="a0"/>
   </w:abstractNum>
-  <w:abstractNum w:abstractNumId="196">
+  <w:abstractNum w:abstractNumId="196" w15:restartNumberingAfterBreak="0">
     <w:nsid w:val="6FFC5D27"/>
     <w:multiLevelType w:val="multilevel"/>
     <w:tmpl w:val="2780B37C"/>
     <w:numStyleLink w:val="a0"/>
   </w:abstractNum>
-  <w:abstractNum w:abstractNumId="197">
+  <w:abstractNum w:abstractNumId="197" w15:restartNumberingAfterBreak="0">
     <w:nsid w:val="719C3DEA"/>
     <w:multiLevelType w:val="multilevel"/>
     <w:tmpl w:val="D5CED38A"/>
     <w:numStyleLink w:val="a"/>
   </w:abstractNum>
-  <w:abstractNum w:abstractNumId="198">
+  <w:abstractNum w:abstractNumId="198" w15:restartNumberingAfterBreak="0">
     <w:nsid w:val="721862A6"/>
     <w:multiLevelType w:val="multilevel"/>
     <w:tmpl w:val="D5CED38A"/>
     <w:numStyleLink w:val="a"/>
   </w:abstractNum>
-  <w:abstractNum w:abstractNumId="199">
+  <w:abstractNum w:abstractNumId="199" w15:restartNumberingAfterBreak="0">
     <w:nsid w:val="7238226F"/>
     <w:multiLevelType w:val="multilevel"/>
     <w:tmpl w:val="D5CED38A"/>
     <w:numStyleLink w:val="a"/>
   </w:abstractNum>
-  <w:abstractNum w:abstractNumId="200">
+  <w:abstractNum w:abstractNumId="200" w15:restartNumberingAfterBreak="0">
     <w:nsid w:val="7383270C"/>
     <w:multiLevelType w:val="multilevel"/>
     <w:tmpl w:val="2780B37C"/>
     <w:numStyleLink w:val="a0"/>
   </w:abstractNum>
-  <w:abstractNum w:abstractNumId="201">
+  <w:abstractNum w:abstractNumId="201" w15:restartNumberingAfterBreak="0">
     <w:nsid w:val="74110770"/>
     <w:multiLevelType w:val="multilevel"/>
     <w:tmpl w:val="2780B37C"/>
     <w:numStyleLink w:val="a0"/>
   </w:abstractNum>
-  <w:abstractNum w:abstractNumId="202">
+  <w:abstractNum w:abstractNumId="202" w15:restartNumberingAfterBreak="0">
     <w:nsid w:val="746C2F0F"/>
     <w:multiLevelType w:val="multilevel"/>
     <w:tmpl w:val="D5CED38A"/>
     <w:numStyleLink w:val="a"/>
   </w:abstractNum>
-  <w:abstractNum w:abstractNumId="203">
+  <w:abstractNum w:abstractNumId="203" w15:restartNumberingAfterBreak="0">
     <w:nsid w:val="750A482F"/>
     <w:multiLevelType w:val="multilevel"/>
     <w:tmpl w:val="D5CED38A"/>
     <w:numStyleLink w:val="a"/>
   </w:abstractNum>
-  <w:abstractNum w:abstractNumId="204">
+  <w:abstractNum w:abstractNumId="204" w15:restartNumberingAfterBreak="0">
     <w:nsid w:val="76BC6945"/>
     <w:multiLevelType w:val="multilevel"/>
     <w:tmpl w:val="D5CED38A"/>
     <w:numStyleLink w:val="a"/>
   </w:abstractNum>
-  <w:abstractNum w:abstractNumId="205">
+  <w:abstractNum w:abstractNumId="205" w15:restartNumberingAfterBreak="0">
     <w:nsid w:val="76EB6A0D"/>
     <w:multiLevelType w:val="multilevel"/>
     <w:tmpl w:val="D5CED38A"/>
     <w:numStyleLink w:val="a"/>
   </w:abstractNum>
-  <w:abstractNum w:abstractNumId="206">
+  <w:abstractNum w:abstractNumId="206" w15:restartNumberingAfterBreak="0">
     <w:nsid w:val="77887125"/>
     <w:multiLevelType w:val="multilevel"/>
     <w:tmpl w:val="2780B37C"/>
     <w:numStyleLink w:val="a0"/>
   </w:abstractNum>
-  <w:abstractNum w:abstractNumId="207">
+  <w:abstractNum w:abstractNumId="207" w15:restartNumberingAfterBreak="0">
     <w:nsid w:val="77AE2B33"/>
     <w:multiLevelType w:val="multilevel"/>
     <w:tmpl w:val="2780B37C"/>
     <w:numStyleLink w:val="a0"/>
   </w:abstractNum>
-  <w:abstractNum w:abstractNumId="208">
+  <w:abstractNum w:abstractNumId="208" w15:restartNumberingAfterBreak="0">
     <w:nsid w:val="78AF21A3"/>
     <w:multiLevelType w:val="multilevel"/>
     <w:tmpl w:val="9B4429F2"/>
@@ -9261,25 +9290,25 @@
       </w:rPr>
     </w:lvl>
   </w:abstractNum>
-  <w:abstractNum w:abstractNumId="209">
+  <w:abstractNum w:abstractNumId="209" w15:restartNumberingAfterBreak="0">
     <w:nsid w:val="7A682E22"/>
     <w:multiLevelType w:val="multilevel"/>
     <w:tmpl w:val="2780B37C"/>
     <w:numStyleLink w:val="a0"/>
   </w:abstractNum>
-  <w:abstractNum w:abstractNumId="210">
+  <w:abstractNum w:abstractNumId="210" w15:restartNumberingAfterBreak="0">
     <w:nsid w:val="7A850048"/>
     <w:multiLevelType w:val="multilevel"/>
     <w:tmpl w:val="2780B37C"/>
     <w:numStyleLink w:val="a0"/>
   </w:abstractNum>
-  <w:abstractNum w:abstractNumId="211">
+  <w:abstractNum w:abstractNumId="211" w15:restartNumberingAfterBreak="0">
     <w:nsid w:val="7B5D6F3F"/>
     <w:multiLevelType w:val="multilevel"/>
     <w:tmpl w:val="D5CED38A"/>
     <w:numStyleLink w:val="a"/>
   </w:abstractNum>
-  <w:abstractNum w:abstractNumId="212">
+  <w:abstractNum w:abstractNumId="212" w15:restartNumberingAfterBreak="0">
     <w:nsid w:val="7BBF27AE"/>
     <w:multiLevelType w:val="multilevel"/>
     <w:tmpl w:val="D15EADF0"/>
@@ -9419,655 +9448,655 @@
       </w:rPr>
     </w:lvl>
   </w:abstractNum>
-  <w:abstractNum w:abstractNumId="213">
+  <w:abstractNum w:abstractNumId="213" w15:restartNumberingAfterBreak="0">
     <w:nsid w:val="7E3A5696"/>
     <w:multiLevelType w:val="multilevel"/>
     <w:tmpl w:val="D5CED38A"/>
     <w:numStyleLink w:val="a"/>
   </w:abstractNum>
-  <w:num w:numId="1">
+  <w:num w:numId="1" w16cid:durableId="184292286">
     <w:abstractNumId w:val="114"/>
   </w:num>
-  <w:num w:numId="2">
+  <w:num w:numId="2" w16cid:durableId="799153499">
     <w:abstractNumId w:val="114"/>
   </w:num>
-  <w:num w:numId="3">
+  <w:num w:numId="3" w16cid:durableId="840002383">
     <w:abstractNumId w:val="62"/>
   </w:num>
-  <w:num w:numId="4">
+  <w:num w:numId="4" w16cid:durableId="177433826">
     <w:abstractNumId w:val="32"/>
   </w:num>
-  <w:num w:numId="5">
+  <w:num w:numId="5" w16cid:durableId="194779447">
     <w:abstractNumId w:val="164"/>
   </w:num>
-  <w:num w:numId="6">
+  <w:num w:numId="6" w16cid:durableId="1239942529">
     <w:abstractNumId w:val="18"/>
   </w:num>
-  <w:num w:numId="7">
+  <w:num w:numId="7" w16cid:durableId="305474716">
     <w:abstractNumId w:val="84"/>
   </w:num>
-  <w:num w:numId="8">
+  <w:num w:numId="8" w16cid:durableId="21131683">
     <w:abstractNumId w:val="40"/>
   </w:num>
-  <w:num w:numId="9">
+  <w:num w:numId="9" w16cid:durableId="24136855">
     <w:abstractNumId w:val="98"/>
   </w:num>
-  <w:num w:numId="10">
+  <w:num w:numId="10" w16cid:durableId="1547569768">
     <w:abstractNumId w:val="72"/>
   </w:num>
-  <w:num w:numId="11">
+  <w:num w:numId="11" w16cid:durableId="1753970049">
     <w:abstractNumId w:val="54"/>
   </w:num>
-  <w:num w:numId="12">
+  <w:num w:numId="12" w16cid:durableId="1838691485">
     <w:abstractNumId w:val="93"/>
   </w:num>
-  <w:num w:numId="13">
+  <w:num w:numId="13" w16cid:durableId="1245804347">
     <w:abstractNumId w:val="105"/>
   </w:num>
-  <w:num w:numId="14">
+  <w:num w:numId="14" w16cid:durableId="1218392717">
     <w:abstractNumId w:val="146"/>
   </w:num>
-  <w:num w:numId="15">
+  <w:num w:numId="15" w16cid:durableId="1646818042">
     <w:abstractNumId w:val="182"/>
   </w:num>
-  <w:num w:numId="16">
+  <w:num w:numId="16" w16cid:durableId="297301541">
     <w:abstractNumId w:val="46"/>
   </w:num>
-  <w:num w:numId="17">
+  <w:num w:numId="17" w16cid:durableId="1666324329">
     <w:abstractNumId w:val="154"/>
   </w:num>
-  <w:num w:numId="18">
+  <w:num w:numId="18" w16cid:durableId="121769900">
     <w:abstractNumId w:val="23"/>
   </w:num>
-  <w:num w:numId="19">
+  <w:num w:numId="19" w16cid:durableId="1378311561">
     <w:abstractNumId w:val="147"/>
   </w:num>
-  <w:num w:numId="20">
+  <w:num w:numId="20" w16cid:durableId="371853056">
     <w:abstractNumId w:val="24"/>
   </w:num>
-  <w:num w:numId="21">
+  <w:num w:numId="21" w16cid:durableId="1807818970">
     <w:abstractNumId w:val="158"/>
   </w:num>
-  <w:num w:numId="22">
+  <w:num w:numId="22" w16cid:durableId="1706058055">
     <w:abstractNumId w:val="112"/>
   </w:num>
-  <w:num w:numId="23">
+  <w:num w:numId="23" w16cid:durableId="397825311">
     <w:abstractNumId w:val="60"/>
   </w:num>
-  <w:num w:numId="24">
+  <w:num w:numId="24" w16cid:durableId="574974736">
     <w:abstractNumId w:val="38"/>
   </w:num>
-  <w:num w:numId="25">
+  <w:num w:numId="25" w16cid:durableId="1783879">
     <w:abstractNumId w:val="123"/>
   </w:num>
-  <w:num w:numId="26">
+  <w:num w:numId="26" w16cid:durableId="386531401">
     <w:abstractNumId w:val="30"/>
   </w:num>
-  <w:num w:numId="27">
+  <w:num w:numId="27" w16cid:durableId="365258989">
     <w:abstractNumId w:val="87"/>
   </w:num>
-  <w:num w:numId="28">
+  <w:num w:numId="28" w16cid:durableId="1991013716">
     <w:abstractNumId w:val="116"/>
   </w:num>
-  <w:num w:numId="29">
+  <w:num w:numId="29" w16cid:durableId="778182131">
     <w:abstractNumId w:val="43"/>
   </w:num>
-  <w:num w:numId="30">
+  <w:num w:numId="30" w16cid:durableId="2019842567">
     <w:abstractNumId w:val="153"/>
   </w:num>
-  <w:num w:numId="31">
+  <w:num w:numId="31" w16cid:durableId="898050261">
     <w:abstractNumId w:val="92"/>
   </w:num>
-  <w:num w:numId="32">
+  <w:num w:numId="32" w16cid:durableId="754328514">
     <w:abstractNumId w:val="68"/>
   </w:num>
-  <w:num w:numId="33">
+  <w:num w:numId="33" w16cid:durableId="1830899949">
     <w:abstractNumId w:val="115"/>
   </w:num>
-  <w:num w:numId="34">
+  <w:num w:numId="34" w16cid:durableId="1562869278">
     <w:abstractNumId w:val="187"/>
   </w:num>
-  <w:num w:numId="35">
+  <w:num w:numId="35" w16cid:durableId="841117390">
     <w:abstractNumId w:val="97"/>
   </w:num>
-  <w:num w:numId="36">
+  <w:num w:numId="36" w16cid:durableId="950088520">
     <w:abstractNumId w:val="101"/>
   </w:num>
-  <w:num w:numId="37">
+  <w:num w:numId="37" w16cid:durableId="1141272240">
     <w:abstractNumId w:val="17"/>
   </w:num>
-  <w:num w:numId="38">
+  <w:num w:numId="38" w16cid:durableId="708916297">
     <w:abstractNumId w:val="53"/>
   </w:num>
-  <w:num w:numId="39">
+  <w:num w:numId="39" w16cid:durableId="1620530902">
     <w:abstractNumId w:val="99"/>
   </w:num>
-  <w:num w:numId="40">
+  <w:num w:numId="40" w16cid:durableId="480850257">
     <w:abstractNumId w:val="178"/>
   </w:num>
-  <w:num w:numId="41">
+  <w:num w:numId="41" w16cid:durableId="790779892">
     <w:abstractNumId w:val="19"/>
   </w:num>
-  <w:num w:numId="42">
+  <w:num w:numId="42" w16cid:durableId="12846438">
     <w:abstractNumId w:val="21"/>
   </w:num>
-  <w:num w:numId="43">
+  <w:num w:numId="43" w16cid:durableId="1187672822">
     <w:abstractNumId w:val="168"/>
   </w:num>
-  <w:num w:numId="44">
+  <w:num w:numId="44" w16cid:durableId="713819079">
     <w:abstractNumId w:val="185"/>
   </w:num>
-  <w:num w:numId="45">
+  <w:num w:numId="45" w16cid:durableId="661198294">
     <w:abstractNumId w:val="166"/>
   </w:num>
-  <w:num w:numId="46">
+  <w:num w:numId="46" w16cid:durableId="1789738492">
     <w:abstractNumId w:val="83"/>
   </w:num>
-  <w:num w:numId="47">
+  <w:num w:numId="47" w16cid:durableId="1628198818">
     <w:abstractNumId w:val="31"/>
   </w:num>
-  <w:num w:numId="48">
+  <w:num w:numId="48" w16cid:durableId="590698143">
     <w:abstractNumId w:val="204"/>
   </w:num>
-  <w:num w:numId="49">
+  <w:num w:numId="49" w16cid:durableId="1818758972">
     <w:abstractNumId w:val="137"/>
   </w:num>
-  <w:num w:numId="50">
+  <w:num w:numId="50" w16cid:durableId="1184634163">
     <w:abstractNumId w:val="13"/>
   </w:num>
-  <w:num w:numId="51">
+  <w:num w:numId="51" w16cid:durableId="1735422453">
     <w:abstractNumId w:val="180"/>
   </w:num>
-  <w:num w:numId="52">
+  <w:num w:numId="52" w16cid:durableId="555942074">
     <w:abstractNumId w:val="74"/>
   </w:num>
-  <w:num w:numId="53">
+  <w:num w:numId="53" w16cid:durableId="346299961">
     <w:abstractNumId w:val="135"/>
   </w:num>
-  <w:num w:numId="54">
+  <w:num w:numId="54" w16cid:durableId="1815874899">
     <w:abstractNumId w:val="183"/>
   </w:num>
-  <w:num w:numId="55">
+  <w:num w:numId="55" w16cid:durableId="354501822">
     <w:abstractNumId w:val="110"/>
   </w:num>
-  <w:num w:numId="56">
+  <w:num w:numId="56" w16cid:durableId="1667584767">
     <w:abstractNumId w:val="42"/>
   </w:num>
-  <w:num w:numId="57">
+  <w:num w:numId="57" w16cid:durableId="1883517330">
     <w:abstractNumId w:val="0"/>
   </w:num>
-  <w:num w:numId="58">
+  <w:num w:numId="58" w16cid:durableId="742457940">
     <w:abstractNumId w:val="104"/>
   </w:num>
-  <w:num w:numId="59">
+  <w:num w:numId="59" w16cid:durableId="1611469659">
     <w:abstractNumId w:val="1"/>
   </w:num>
-  <w:num w:numId="60">
+  <w:num w:numId="60" w16cid:durableId="405500296">
     <w:abstractNumId w:val="138"/>
   </w:num>
-  <w:num w:numId="61">
+  <w:num w:numId="61" w16cid:durableId="360739774">
     <w:abstractNumId w:val="14"/>
   </w:num>
-  <w:num w:numId="62">
+  <w:num w:numId="62" w16cid:durableId="1405569633">
     <w:abstractNumId w:val="131"/>
   </w:num>
-  <w:num w:numId="63">
+  <w:num w:numId="63" w16cid:durableId="999886449">
     <w:abstractNumId w:val="202"/>
   </w:num>
-  <w:num w:numId="64">
+  <w:num w:numId="64" w16cid:durableId="1462502529">
     <w:abstractNumId w:val="47"/>
   </w:num>
-  <w:num w:numId="65">
+  <w:num w:numId="65" w16cid:durableId="1742828983">
     <w:abstractNumId w:val="169"/>
   </w:num>
-  <w:num w:numId="66">
+  <w:num w:numId="66" w16cid:durableId="1447432735">
     <w:abstractNumId w:val="2"/>
   </w:num>
-  <w:num w:numId="67">
+  <w:num w:numId="67" w16cid:durableId="2035693392">
     <w:abstractNumId w:val="9"/>
   </w:num>
-  <w:num w:numId="68">
+  <w:num w:numId="68" w16cid:durableId="296187196">
     <w:abstractNumId w:val="58"/>
   </w:num>
-  <w:num w:numId="69">
+  <w:num w:numId="69" w16cid:durableId="354773867">
     <w:abstractNumId w:val="203"/>
   </w:num>
-  <w:num w:numId="70">
+  <w:num w:numId="70" w16cid:durableId="396981588">
     <w:abstractNumId w:val="213"/>
   </w:num>
-  <w:num w:numId="71">
+  <w:num w:numId="71" w16cid:durableId="1958021218">
     <w:abstractNumId w:val="28"/>
   </w:num>
-  <w:num w:numId="72">
+  <w:num w:numId="72" w16cid:durableId="865485821">
     <w:abstractNumId w:val="136"/>
   </w:num>
-  <w:num w:numId="73">
+  <w:num w:numId="73" w16cid:durableId="1231885573">
     <w:abstractNumId w:val="192"/>
   </w:num>
-  <w:num w:numId="74">
+  <w:num w:numId="74" w16cid:durableId="1510368373">
     <w:abstractNumId w:val="156"/>
   </w:num>
-  <w:num w:numId="75">
+  <w:num w:numId="75" w16cid:durableId="1152142954">
     <w:abstractNumId w:val="152"/>
   </w:num>
-  <w:num w:numId="76">
+  <w:num w:numId="76" w16cid:durableId="2042783976">
     <w:abstractNumId w:val="61"/>
   </w:num>
-  <w:num w:numId="77">
+  <w:num w:numId="77" w16cid:durableId="375737638">
     <w:abstractNumId w:val="198"/>
   </w:num>
-  <w:num w:numId="78">
+  <w:num w:numId="78" w16cid:durableId="1955167560">
     <w:abstractNumId w:val="106"/>
   </w:num>
-  <w:num w:numId="79">
+  <w:num w:numId="79" w16cid:durableId="1940218260">
     <w:abstractNumId w:val="167"/>
   </w:num>
-  <w:num w:numId="80">
+  <w:num w:numId="80" w16cid:durableId="1253515131">
     <w:abstractNumId w:val="26"/>
   </w:num>
-  <w:num w:numId="81">
+  <w:num w:numId="81" w16cid:durableId="1132483222">
     <w:abstractNumId w:val="139"/>
   </w:num>
-  <w:num w:numId="82">
+  <w:num w:numId="82" w16cid:durableId="370232126">
     <w:abstractNumId w:val="199"/>
   </w:num>
-  <w:num w:numId="83">
+  <w:num w:numId="83" w16cid:durableId="782965313">
     <w:abstractNumId w:val="64"/>
   </w:num>
-  <w:num w:numId="84">
+  <w:num w:numId="84" w16cid:durableId="40248660">
     <w:abstractNumId w:val="35"/>
   </w:num>
-  <w:num w:numId="85">
+  <w:num w:numId="85" w16cid:durableId="1254699781">
     <w:abstractNumId w:val="121"/>
   </w:num>
-  <w:num w:numId="86">
+  <w:num w:numId="86" w16cid:durableId="970792813">
     <w:abstractNumId w:val="12"/>
   </w:num>
-  <w:num w:numId="87">
+  <w:num w:numId="87" w16cid:durableId="991522870">
     <w:abstractNumId w:val="33"/>
   </w:num>
-  <w:num w:numId="88">
+  <w:num w:numId="88" w16cid:durableId="1031878416">
     <w:abstractNumId w:val="157"/>
   </w:num>
-  <w:num w:numId="89">
+  <w:num w:numId="89" w16cid:durableId="906695319">
     <w:abstractNumId w:val="75"/>
   </w:num>
-  <w:num w:numId="90">
+  <w:num w:numId="90" w16cid:durableId="1081832438">
     <w:abstractNumId w:val="165"/>
   </w:num>
-  <w:num w:numId="91">
+  <w:num w:numId="91" w16cid:durableId="1991787157">
     <w:abstractNumId w:val="163"/>
   </w:num>
-  <w:num w:numId="92">
+  <w:num w:numId="92" w16cid:durableId="193200950">
     <w:abstractNumId w:val="127"/>
   </w:num>
-  <w:num w:numId="93">
+  <w:num w:numId="93" w16cid:durableId="1326518828">
     <w:abstractNumId w:val="142"/>
   </w:num>
-  <w:num w:numId="94">
+  <w:num w:numId="94" w16cid:durableId="1982693247">
     <w:abstractNumId w:val="6"/>
   </w:num>
-  <w:num w:numId="95">
+  <w:num w:numId="95" w16cid:durableId="412972483">
     <w:abstractNumId w:val="34"/>
   </w:num>
-  <w:num w:numId="96">
+  <w:num w:numId="96" w16cid:durableId="970668242">
     <w:abstractNumId w:val="184"/>
   </w:num>
-  <w:num w:numId="97">
+  <w:num w:numId="97" w16cid:durableId="2066177843">
     <w:abstractNumId w:val="20"/>
   </w:num>
-  <w:num w:numId="98">
+  <w:num w:numId="98" w16cid:durableId="1729958024">
     <w:abstractNumId w:val="170"/>
   </w:num>
-  <w:num w:numId="99">
+  <w:num w:numId="99" w16cid:durableId="1661807319">
     <w:abstractNumId w:val="144"/>
   </w:num>
-  <w:num w:numId="100">
+  <w:num w:numId="100" w16cid:durableId="1465730503">
     <w:abstractNumId w:val="176"/>
   </w:num>
-  <w:num w:numId="101">
+  <w:num w:numId="101" w16cid:durableId="1547571844">
     <w:abstractNumId w:val="100"/>
   </w:num>
-  <w:num w:numId="102">
+  <w:num w:numId="102" w16cid:durableId="1536382511">
     <w:abstractNumId w:val="133"/>
   </w:num>
-  <w:num w:numId="103">
+  <w:num w:numId="103" w16cid:durableId="326132144">
     <w:abstractNumId w:val="29"/>
   </w:num>
-  <w:num w:numId="104">
+  <w:num w:numId="104" w16cid:durableId="1750926890">
     <w:abstractNumId w:val="94"/>
   </w:num>
-  <w:num w:numId="105">
+  <w:num w:numId="105" w16cid:durableId="1088648608">
     <w:abstractNumId w:val="85"/>
   </w:num>
-  <w:num w:numId="106">
+  <w:num w:numId="106" w16cid:durableId="716390094">
     <w:abstractNumId w:val="76"/>
   </w:num>
-  <w:num w:numId="107">
+  <w:num w:numId="107" w16cid:durableId="348724401">
     <w:abstractNumId w:val="181"/>
   </w:num>
-  <w:num w:numId="108">
+  <w:num w:numId="108" w16cid:durableId="1956056843">
     <w:abstractNumId w:val="128"/>
   </w:num>
-  <w:num w:numId="109">
+  <w:num w:numId="109" w16cid:durableId="288975540">
     <w:abstractNumId w:val="45"/>
   </w:num>
-  <w:num w:numId="110">
+  <w:num w:numId="110" w16cid:durableId="1959945110">
     <w:abstractNumId w:val="81"/>
   </w:num>
-  <w:num w:numId="111">
+  <w:num w:numId="111" w16cid:durableId="229584273">
     <w:abstractNumId w:val="103"/>
   </w:num>
-  <w:num w:numId="112">
+  <w:num w:numId="112" w16cid:durableId="1328169647">
     <w:abstractNumId w:val="155"/>
   </w:num>
-  <w:num w:numId="113">
+  <w:num w:numId="113" w16cid:durableId="682053282">
     <w:abstractNumId w:val="10"/>
   </w:num>
-  <w:num w:numId="114">
+  <w:num w:numId="114" w16cid:durableId="1681929006">
     <w:abstractNumId w:val="8"/>
   </w:num>
-  <w:num w:numId="115">
+  <w:num w:numId="115" w16cid:durableId="1742369676">
     <w:abstractNumId w:val="67"/>
   </w:num>
-  <w:num w:numId="116">
+  <w:num w:numId="116" w16cid:durableId="581986907">
     <w:abstractNumId w:val="16"/>
   </w:num>
-  <w:num w:numId="117">
+  <w:num w:numId="117" w16cid:durableId="937063293">
     <w:abstractNumId w:val="82"/>
   </w:num>
-  <w:num w:numId="118">
+  <w:num w:numId="118" w16cid:durableId="1671718451">
     <w:abstractNumId w:val="108"/>
   </w:num>
-  <w:num w:numId="119">
+  <w:num w:numId="119" w16cid:durableId="2006862125">
     <w:abstractNumId w:val="95"/>
   </w:num>
-  <w:num w:numId="120">
+  <w:num w:numId="120" w16cid:durableId="120661340">
     <w:abstractNumId w:val="66"/>
   </w:num>
-  <w:num w:numId="121">
+  <w:num w:numId="121" w16cid:durableId="459227352">
     <w:abstractNumId w:val="5"/>
   </w:num>
-  <w:num w:numId="122">
+  <w:num w:numId="122" w16cid:durableId="1391075033">
     <w:abstractNumId w:val="151"/>
   </w:num>
-  <w:num w:numId="123">
+  <w:num w:numId="123" w16cid:durableId="65228268">
     <w:abstractNumId w:val="96"/>
   </w:num>
-  <w:num w:numId="124">
+  <w:num w:numId="124" w16cid:durableId="1913853123">
     <w:abstractNumId w:val="113"/>
   </w:num>
-  <w:num w:numId="125">
+  <w:num w:numId="125" w16cid:durableId="1756171415">
     <w:abstractNumId w:val="189"/>
   </w:num>
-  <w:num w:numId="126">
+  <w:num w:numId="126" w16cid:durableId="1658338354">
     <w:abstractNumId w:val="162"/>
   </w:num>
-  <w:num w:numId="127">
+  <w:num w:numId="127" w16cid:durableId="1686978940">
     <w:abstractNumId w:val="91"/>
   </w:num>
-  <w:num w:numId="128">
+  <w:num w:numId="128" w16cid:durableId="1518277934">
     <w:abstractNumId w:val="69"/>
   </w:num>
-  <w:num w:numId="129">
+  <w:num w:numId="129" w16cid:durableId="292179578">
     <w:abstractNumId w:val="44"/>
   </w:num>
-  <w:num w:numId="130">
+  <w:num w:numId="130" w16cid:durableId="127944595">
     <w:abstractNumId w:val="140"/>
   </w:num>
-  <w:num w:numId="131">
+  <w:num w:numId="131" w16cid:durableId="923228122">
     <w:abstractNumId w:val="126"/>
   </w:num>
-  <w:num w:numId="132">
+  <w:num w:numId="132" w16cid:durableId="425463145">
     <w:abstractNumId w:val="149"/>
   </w:num>
-  <w:num w:numId="133">
+  <w:num w:numId="133" w16cid:durableId="2023311140">
     <w:abstractNumId w:val="119"/>
   </w:num>
-  <w:num w:numId="134">
+  <w:num w:numId="134" w16cid:durableId="558058451">
     <w:abstractNumId w:val="27"/>
   </w:num>
-  <w:num w:numId="135">
+  <w:num w:numId="135" w16cid:durableId="1132360972">
     <w:abstractNumId w:val="50"/>
   </w:num>
-  <w:num w:numId="136">
+  <w:num w:numId="136" w16cid:durableId="1069645581">
     <w:abstractNumId w:val="65"/>
   </w:num>
-  <w:num w:numId="137">
+  <w:num w:numId="137" w16cid:durableId="1832528663">
     <w:abstractNumId w:val="197"/>
   </w:num>
-  <w:num w:numId="138">
+  <w:num w:numId="138" w16cid:durableId="996568439">
     <w:abstractNumId w:val="188"/>
   </w:num>
-  <w:num w:numId="139">
+  <w:num w:numId="139" w16cid:durableId="144318914">
     <w:abstractNumId w:val="37"/>
   </w:num>
-  <w:num w:numId="140">
+  <w:num w:numId="140" w16cid:durableId="108474968">
     <w:abstractNumId w:val="211"/>
   </w:num>
-  <w:num w:numId="141">
+  <w:num w:numId="141" w16cid:durableId="1118065711">
     <w:abstractNumId w:val="55"/>
   </w:num>
-  <w:num w:numId="142">
+  <w:num w:numId="142" w16cid:durableId="445465171">
     <w:abstractNumId w:val="205"/>
   </w:num>
-  <w:num w:numId="143">
+  <w:num w:numId="143" w16cid:durableId="554125672">
     <w:abstractNumId w:val="143"/>
   </w:num>
-  <w:num w:numId="144">
+  <w:num w:numId="144" w16cid:durableId="2019430427">
     <w:abstractNumId w:val="177"/>
   </w:num>
-  <w:num w:numId="145">
+  <w:num w:numId="145" w16cid:durableId="1813324701">
     <w:abstractNumId w:val="132"/>
   </w:num>
-  <w:num w:numId="146">
+  <w:num w:numId="146" w16cid:durableId="1960070381">
     <w:abstractNumId w:val="73"/>
   </w:num>
-  <w:num w:numId="147">
+  <w:num w:numId="147" w16cid:durableId="1610120866">
     <w:abstractNumId w:val="194"/>
   </w:num>
-  <w:num w:numId="148">
+  <w:num w:numId="148" w16cid:durableId="969939326">
     <w:abstractNumId w:val="122"/>
   </w:num>
-  <w:num w:numId="149">
+  <w:num w:numId="149" w16cid:durableId="1877546415">
     <w:abstractNumId w:val="173"/>
   </w:num>
-  <w:num w:numId="150">
+  <w:num w:numId="150" w16cid:durableId="1104884788">
     <w:abstractNumId w:val="130"/>
   </w:num>
-  <w:num w:numId="151">
+  <w:num w:numId="151" w16cid:durableId="2023895734">
     <w:abstractNumId w:val="134"/>
   </w:num>
-  <w:num w:numId="152">
+  <w:num w:numId="152" w16cid:durableId="1682581972">
     <w:abstractNumId w:val="70"/>
   </w:num>
-  <w:num w:numId="153">
+  <w:num w:numId="153" w16cid:durableId="159322048">
     <w:abstractNumId w:val="48"/>
   </w:num>
-  <w:num w:numId="154">
+  <w:num w:numId="154" w16cid:durableId="44568198">
     <w:abstractNumId w:val="3"/>
   </w:num>
-  <w:num w:numId="155">
+  <w:num w:numId="155" w16cid:durableId="1260218261">
     <w:abstractNumId w:val="212"/>
   </w:num>
-  <w:num w:numId="156">
+  <w:num w:numId="156" w16cid:durableId="1305310847">
     <w:abstractNumId w:val="191"/>
   </w:num>
-  <w:num w:numId="157">
+  <w:num w:numId="157" w16cid:durableId="1513953040">
     <w:abstractNumId w:val="41"/>
   </w:num>
-  <w:num w:numId="158">
+  <w:num w:numId="158" w16cid:durableId="463623666">
     <w:abstractNumId w:val="25"/>
   </w:num>
-  <w:num w:numId="159">
+  <w:num w:numId="159" w16cid:durableId="423693085">
     <w:abstractNumId w:val="195"/>
   </w:num>
-  <w:num w:numId="160">
+  <w:num w:numId="160" w16cid:durableId="1012414774">
     <w:abstractNumId w:val="56"/>
   </w:num>
-  <w:num w:numId="161">
+  <w:num w:numId="161" w16cid:durableId="164446530">
     <w:abstractNumId w:val="159"/>
   </w:num>
-  <w:num w:numId="162">
+  <w:num w:numId="162" w16cid:durableId="636764875">
     <w:abstractNumId w:val="111"/>
   </w:num>
-  <w:num w:numId="163">
+  <w:num w:numId="163" w16cid:durableId="2118208928">
     <w:abstractNumId w:val="49"/>
   </w:num>
-  <w:num w:numId="164">
+  <w:num w:numId="164" w16cid:durableId="1861813733">
     <w:abstractNumId w:val="171"/>
   </w:num>
-  <w:num w:numId="165">
+  <w:num w:numId="165" w16cid:durableId="254168150">
     <w:abstractNumId w:val="4"/>
   </w:num>
-  <w:num w:numId="166">
+  <w:num w:numId="166" w16cid:durableId="663356972">
     <w:abstractNumId w:val="63"/>
   </w:num>
-  <w:num w:numId="167">
+  <w:num w:numId="167" w16cid:durableId="524175385">
     <w:abstractNumId w:val="129"/>
   </w:num>
-  <w:num w:numId="168">
+  <w:num w:numId="168" w16cid:durableId="865488652">
     <w:abstractNumId w:val="11"/>
   </w:num>
-  <w:num w:numId="169">
+  <w:num w:numId="169" w16cid:durableId="1327513696">
     <w:abstractNumId w:val="186"/>
   </w:num>
-  <w:num w:numId="170">
+  <w:num w:numId="170" w16cid:durableId="631400577">
     <w:abstractNumId w:val="51"/>
   </w:num>
-  <w:num w:numId="171">
+  <w:num w:numId="171" w16cid:durableId="415251085">
     <w:abstractNumId w:val="200"/>
   </w:num>
-  <w:num w:numId="172">
+  <w:num w:numId="172" w16cid:durableId="520973948">
     <w:abstractNumId w:val="80"/>
   </w:num>
-  <w:num w:numId="173">
+  <w:num w:numId="173" w16cid:durableId="686099652">
     <w:abstractNumId w:val="125"/>
   </w:num>
-  <w:num w:numId="174">
+  <w:num w:numId="174" w16cid:durableId="1849782224">
     <w:abstractNumId w:val="22"/>
   </w:num>
-  <w:num w:numId="175">
+  <w:num w:numId="175" w16cid:durableId="1331063665">
     <w:abstractNumId w:val="206"/>
   </w:num>
-  <w:num w:numId="176">
+  <w:num w:numId="176" w16cid:durableId="1206915447">
     <w:abstractNumId w:val="145"/>
   </w:num>
-  <w:num w:numId="177">
+  <w:num w:numId="177" w16cid:durableId="2093354708">
     <w:abstractNumId w:val="88"/>
   </w:num>
-  <w:num w:numId="178">
+  <w:num w:numId="178" w16cid:durableId="931350858">
     <w:abstractNumId w:val="161"/>
   </w:num>
-  <w:num w:numId="179">
+  <w:num w:numId="179" w16cid:durableId="1189223375">
     <w:abstractNumId w:val="90"/>
   </w:num>
-  <w:num w:numId="180">
+  <w:num w:numId="180" w16cid:durableId="120735366">
     <w:abstractNumId w:val="109"/>
   </w:num>
-  <w:num w:numId="181">
+  <w:num w:numId="181" w16cid:durableId="2028482540">
     <w:abstractNumId w:val="89"/>
   </w:num>
-  <w:num w:numId="182">
+  <w:num w:numId="182" w16cid:durableId="719404929">
     <w:abstractNumId w:val="52"/>
   </w:num>
-  <w:num w:numId="183">
+  <w:num w:numId="183" w16cid:durableId="2080908220">
     <w:abstractNumId w:val="57"/>
   </w:num>
-  <w:num w:numId="184">
+  <w:num w:numId="184" w16cid:durableId="1552379973">
     <w:abstractNumId w:val="179"/>
   </w:num>
-  <w:num w:numId="185">
+  <w:num w:numId="185" w16cid:durableId="1031807261">
     <w:abstractNumId w:val="120"/>
   </w:num>
-  <w:num w:numId="186">
+  <w:num w:numId="186" w16cid:durableId="580911241">
     <w:abstractNumId w:val="86"/>
   </w:num>
-  <w:num w:numId="187">
+  <w:num w:numId="187" w16cid:durableId="2096390880">
     <w:abstractNumId w:val="102"/>
   </w:num>
-  <w:num w:numId="188">
+  <w:num w:numId="188" w16cid:durableId="1708145496">
     <w:abstractNumId w:val="71"/>
   </w:num>
-  <w:num w:numId="189">
+  <w:num w:numId="189" w16cid:durableId="997075797">
     <w:abstractNumId w:val="77"/>
   </w:num>
-  <w:num w:numId="190">
+  <w:num w:numId="190" w16cid:durableId="1970546960">
     <w:abstractNumId w:val="174"/>
   </w:num>
-  <w:num w:numId="191">
+  <w:num w:numId="191" w16cid:durableId="474296965">
     <w:abstractNumId w:val="201"/>
   </w:num>
-  <w:num w:numId="192">
+  <w:num w:numId="192" w16cid:durableId="1934586058">
     <w:abstractNumId w:val="207"/>
   </w:num>
-  <w:num w:numId="193">
+  <w:num w:numId="193" w16cid:durableId="504561770">
     <w:abstractNumId w:val="190"/>
   </w:num>
-  <w:num w:numId="194">
+  <w:num w:numId="194" w16cid:durableId="1351566646">
     <w:abstractNumId w:val="148"/>
   </w:num>
-  <w:num w:numId="195">
+  <w:num w:numId="195" w16cid:durableId="256867097">
     <w:abstractNumId w:val="172"/>
   </w:num>
-  <w:num w:numId="196">
+  <w:num w:numId="196" w16cid:durableId="2039350286">
     <w:abstractNumId w:val="160"/>
   </w:num>
-  <w:num w:numId="197">
+  <w:num w:numId="197" w16cid:durableId="223487407">
     <w:abstractNumId w:val="78"/>
   </w:num>
-  <w:num w:numId="198">
+  <w:num w:numId="198" w16cid:durableId="545992902">
     <w:abstractNumId w:val="196"/>
   </w:num>
-  <w:num w:numId="199">
+  <w:num w:numId="199" w16cid:durableId="1586567691">
     <w:abstractNumId w:val="210"/>
   </w:num>
-  <w:num w:numId="200">
+  <w:num w:numId="200" w16cid:durableId="1604216993">
     <w:abstractNumId w:val="209"/>
   </w:num>
-  <w:num w:numId="201">
+  <w:num w:numId="201" w16cid:durableId="995033530">
     <w:abstractNumId w:val="7"/>
   </w:num>
-  <w:num w:numId="202">
+  <w:num w:numId="202" w16cid:durableId="1077097155">
     <w:abstractNumId w:val="193"/>
   </w:num>
-  <w:num w:numId="203">
+  <w:num w:numId="203" w16cid:durableId="695153171">
     <w:abstractNumId w:val="79"/>
   </w:num>
-  <w:num w:numId="204">
+  <w:num w:numId="204" w16cid:durableId="1776442174">
     <w:abstractNumId w:val="15"/>
   </w:num>
-  <w:num w:numId="205">
+  <w:num w:numId="205" w16cid:durableId="745497041">
     <w:abstractNumId w:val="59"/>
   </w:num>
-  <w:num w:numId="206">
+  <w:num w:numId="206" w16cid:durableId="1868373433">
     <w:abstractNumId w:val="117"/>
   </w:num>
-  <w:num w:numId="207">
+  <w:num w:numId="207" w16cid:durableId="1942906037">
     <w:abstractNumId w:val="39"/>
   </w:num>
-  <w:num w:numId="208">
+  <w:num w:numId="208" w16cid:durableId="984554353">
     <w:abstractNumId w:val="36"/>
   </w:num>
-  <w:num w:numId="209">
+  <w:num w:numId="209" w16cid:durableId="1395926921">
     <w:abstractNumId w:val="175"/>
   </w:num>
-  <w:num w:numId="210">
+  <w:num w:numId="210" w16cid:durableId="614023079">
     <w:abstractNumId w:val="107"/>
   </w:num>
-  <w:num w:numId="211">
+  <w:num w:numId="211" w16cid:durableId="1254241617">
     <w:abstractNumId w:val="124"/>
   </w:num>
-  <w:num w:numId="212">
+  <w:num w:numId="212" w16cid:durableId="1838840379">
     <w:abstractNumId w:val="208"/>
   </w:num>
-  <w:num w:numId="213">
+  <w:num w:numId="213" w16cid:durableId="461772597">
     <w:abstractNumId w:val="118"/>
   </w:num>
-  <w:num w:numId="214">
+  <w:num w:numId="214" w16cid:durableId="2139957349">
     <w:abstractNumId w:val="141"/>
   </w:num>
-  <w:num w:numId="215">
+  <w:num w:numId="215" w16cid:durableId="1673297690">
     <w:abstractNumId w:val="150"/>
   </w:num>
   <w:numIdMacAtCleanup w:val="214"/>
@@ -10075,7 +10104,7 @@
 </file>
 
 <file path=word/styles.xml><?xml version="1.0" encoding="utf-8"?>
-<w:styles xmlns:mc="http://schemas.openxmlformats.org/markup-compatibility/2006" xmlns:r="http://schemas.openxmlformats.org/officeDocument/2006/relationships" xmlns:w="http://schemas.openxmlformats.org/wordprocessingml/2006/main" xmlns:w14="http://schemas.microsoft.com/office/word/2010/wordml" mc:Ignorable="w14">
+<w:styles xmlns:mc="http://schemas.openxmlformats.org/markup-compatibility/2006" xmlns:r="http://schemas.openxmlformats.org/officeDocument/2006/relationships" xmlns:w="http://schemas.openxmlformats.org/wordprocessingml/2006/main" xmlns:w14="http://schemas.microsoft.com/office/word/2010/wordml" xmlns:w15="http://schemas.microsoft.com/office/word/2012/wordml" xmlns:w16cex="http://schemas.microsoft.com/office/word/2018/wordml/cex" xmlns:w16cid="http://schemas.microsoft.com/office/word/2016/wordml/cid" xmlns:w16="http://schemas.microsoft.com/office/word/2018/wordml" xmlns:w16sdtdh="http://schemas.microsoft.com/office/word/2020/wordml/sdtdatahash" xmlns:w16se="http://schemas.microsoft.com/office/word/2015/wordml/symex" mc:Ignorable="w14 w15 w16se w16cid w16 w16cex w16sdtdh">
   <w:docDefaults>
     <w:rPrDefault>
       <w:rPr>
@@ -10085,7 +10114,7 @@
     </w:rPrDefault>
     <w:pPrDefault/>
   </w:docDefaults>
-  <w:latentStyles w:defLockedState="0" w:defUIPriority="0" w:defSemiHidden="0" w:defUnhideWhenUsed="0" w:defQFormat="0" w:count="267">
+  <w:latentStyles w:defLockedState="0" w:defUIPriority="0" w:defSemiHidden="0" w:defUnhideWhenUsed="0" w:defQFormat="0" w:count="376">
     <w:lsdException w:name="Normal" w:qFormat="1"/>
     <w:lsdException w:name="heading 1" w:qFormat="1"/>
     <w:lsdException w:name="heading 2" w:qFormat="1"/>
@@ -10101,6 +10130,50 @@
     <w:lsdException w:name="Subtitle" w:qFormat="1"/>
     <w:lsdException w:name="Strong" w:qFormat="1"/>
     <w:lsdException w:name="Emphasis" w:qFormat="1"/>
+    <w:lsdException w:name="Normal Table" w:semiHidden="1" w:unhideWhenUsed="1"/>
+    <w:lsdException w:name="Table Simple 1" w:semiHidden="1" w:unhideWhenUsed="1"/>
+    <w:lsdException w:name="Table Simple 2" w:semiHidden="1" w:unhideWhenUsed="1"/>
+    <w:lsdException w:name="Table Simple 3" w:semiHidden="1" w:unhideWhenUsed="1"/>
+    <w:lsdException w:name="Table Classic 1" w:semiHidden="1" w:unhideWhenUsed="1"/>
+    <w:lsdException w:name="Table Classic 2" w:semiHidden="1" w:unhideWhenUsed="1"/>
+    <w:lsdException w:name="Table Classic 3" w:semiHidden="1" w:unhideWhenUsed="1"/>
+    <w:lsdException w:name="Table Classic 4" w:semiHidden="1" w:unhideWhenUsed="1"/>
+    <w:lsdException w:name="Table Colorful 1" w:semiHidden="1" w:unhideWhenUsed="1"/>
+    <w:lsdException w:name="Table Colorful 2" w:semiHidden="1" w:unhideWhenUsed="1"/>
+    <w:lsdException w:name="Table Colorful 3" w:semiHidden="1" w:unhideWhenUsed="1"/>
+    <w:lsdException w:name="Table Columns 1" w:semiHidden="1" w:unhideWhenUsed="1"/>
+    <w:lsdException w:name="Table Columns 2" w:semiHidden="1" w:unhideWhenUsed="1"/>
+    <w:lsdException w:name="Table Columns 3" w:semiHidden="1" w:unhideWhenUsed="1"/>
+    <w:lsdException w:name="Table Columns 4" w:semiHidden="1" w:unhideWhenUsed="1"/>
+    <w:lsdException w:name="Table Columns 5" w:semiHidden="1" w:unhideWhenUsed="1"/>
+    <w:lsdException w:name="Table Grid 1" w:semiHidden="1" w:unhideWhenUsed="1"/>
+    <w:lsdException w:name="Table Grid 2" w:semiHidden="1" w:unhideWhenUsed="1"/>
+    <w:lsdException w:name="Table Grid 3" w:semiHidden="1" w:unhideWhenUsed="1"/>
+    <w:lsdException w:name="Table Grid 4" w:semiHidden="1" w:unhideWhenUsed="1"/>
+    <w:lsdException w:name="Table Grid 5" w:semiHidden="1" w:unhideWhenUsed="1"/>
+    <w:lsdException w:name="Table Grid 6" w:semiHidden="1" w:unhideWhenUsed="1"/>
+    <w:lsdException w:name="Table Grid 7" w:semiHidden="1" w:unhideWhenUsed="1"/>
+    <w:lsdException w:name="Table Grid 8" w:semiHidden="1" w:unhideWhenUsed="1"/>
+    <w:lsdException w:name="Table List 1" w:semiHidden="1" w:unhideWhenUsed="1"/>
+    <w:lsdException w:name="Table List 2" w:semiHidden="1" w:unhideWhenUsed="1"/>
+    <w:lsdException w:name="Table List 3" w:semiHidden="1" w:unhideWhenUsed="1"/>
+    <w:lsdException w:name="Table List 4" w:semiHidden="1" w:unhideWhenUsed="1"/>
+    <w:lsdException w:name="Table List 5" w:semiHidden="1" w:unhideWhenUsed="1"/>
+    <w:lsdException w:name="Table List 6" w:semiHidden="1" w:unhideWhenUsed="1"/>
+    <w:lsdException w:name="Table List 7" w:semiHidden="1" w:unhideWhenUsed="1"/>
+    <w:lsdException w:name="Table List 8" w:semiHidden="1" w:unhideWhenUsed="1"/>
+    <w:lsdException w:name="Table 3D effects 1" w:semiHidden="1" w:unhideWhenUsed="1"/>
+    <w:lsdException w:name="Table 3D effects 2" w:semiHidden="1" w:unhideWhenUsed="1"/>
+    <w:lsdException w:name="Table 3D effects 3" w:semiHidden="1" w:unhideWhenUsed="1"/>
+    <w:lsdException w:name="Table Contemporary" w:semiHidden="1" w:unhideWhenUsed="1"/>
+    <w:lsdException w:name="Table Elegant" w:semiHidden="1" w:unhideWhenUsed="1"/>
+    <w:lsdException w:name="Table Professional" w:semiHidden="1" w:unhideWhenUsed="1"/>
+    <w:lsdException w:name="Table Subtle 1" w:semiHidden="1" w:unhideWhenUsed="1"/>
+    <w:lsdException w:name="Table Subtle 2" w:semiHidden="1" w:unhideWhenUsed="1"/>
+    <w:lsdException w:name="Table Web 1" w:semiHidden="1" w:unhideWhenUsed="1"/>
+    <w:lsdException w:name="Table Web 2" w:semiHidden="1" w:unhideWhenUsed="1"/>
+    <w:lsdException w:name="Table Web 3" w:semiHidden="1" w:unhideWhenUsed="1"/>
+    <w:lsdException w:name="Table Theme" w:semiHidden="1" w:unhideWhenUsed="1"/>
     <w:lsdException w:name="Placeholder Text" w:semiHidden="1" w:uiPriority="99"/>
     <w:lsdException w:name="No Spacing" w:uiPriority="1" w:qFormat="1"/>
     <w:lsdException w:name="Light Shading" w:uiPriority="60"/>
@@ -10212,6 +10285,115 @@
     <w:lsdException w:name="Book Title" w:uiPriority="33" w:qFormat="1"/>
     <w:lsdException w:name="Bibliography" w:semiHidden="1" w:uiPriority="37" w:unhideWhenUsed="1"/>
     <w:lsdException w:name="TOC Heading" w:semiHidden="1" w:uiPriority="39" w:unhideWhenUsed="1" w:qFormat="1"/>
+    <w:lsdException w:name="Plain Table 1" w:uiPriority="41"/>
+    <w:lsdException w:name="Plain Table 2" w:uiPriority="42"/>
+    <w:lsdException w:name="Plain Table 3" w:uiPriority="43"/>
+    <w:lsdException w:name="Plain Table 4" w:uiPriority="44"/>
+    <w:lsdException w:name="Plain Table 5" w:uiPriority="45"/>
+    <w:lsdException w:name="Grid Table Light" w:uiPriority="40"/>
+    <w:lsdException w:name="Grid Table 1 Light" w:uiPriority="46"/>
+    <w:lsdException w:name="Grid Table 2" w:uiPriority="47"/>
+    <w:lsdException w:name="Grid Table 3" w:uiPriority="48"/>
+    <w:lsdException w:name="Grid Table 4" w:uiPriority="49"/>
+    <w:lsdException w:name="Grid Table 5 Dark" w:uiPriority="50"/>
+    <w:lsdException w:name="Grid Table 6 Colorful" w:uiPriority="51"/>
+    <w:lsdException w:name="Grid Table 7 Colorful" w:uiPriority="52"/>
+    <w:lsdException w:name="Grid Table 1 Light Accent 1" w:uiPriority="46"/>
+    <w:lsdException w:name="Grid Table 2 Accent 1" w:uiPriority="47"/>
+    <w:lsdException w:name="Grid Table 3 Accent 1" w:uiPriority="48"/>
+    <w:lsdException w:name="Grid Table 4 Accent 1" w:uiPriority="49"/>
+    <w:lsdException w:name="Grid Table 5 Dark Accent 1" w:uiPriority="50"/>
+    <w:lsdException w:name="Grid Table 6 Colorful Accent 1" w:uiPriority="51"/>
+    <w:lsdException w:name="Grid Table 7 Colorful Accent 1" w:uiPriority="52"/>
+    <w:lsdException w:name="Grid Table 1 Light Accent 2" w:uiPriority="46"/>
+    <w:lsdException w:name="Grid Table 2 Accent 2" w:uiPriority="47"/>
+    <w:lsdException w:name="Grid Table 3 Accent 2" w:uiPriority="48"/>
+    <w:lsdException w:name="Grid Table 4 Accent 2" w:uiPriority="49"/>
+    <w:lsdException w:name="Grid Table 5 Dark Accent 2" w:uiPriority="50"/>
+    <w:lsdException w:name="Grid Table 6 Colorful Accent 2" w:uiPriority="51"/>
+    <w:lsdException w:name="Grid Table 7 Colorful Accent 2" w:uiPriority="52"/>
+    <w:lsdException w:name="Grid Table 1 Light Accent 3" w:uiPriority="46"/>
+    <w:lsdException w:name="Grid Table 2 Accent 3" w:uiPriority="47"/>
+    <w:lsdException w:name="Grid Table 3 Accent 3" w:uiPriority="48"/>
+    <w:lsdException w:name="Grid Table 4 Accent 3" w:uiPriority="49"/>
+    <w:lsdException w:name="Grid Table 5 Dark Accent 3" w:uiPriority="50"/>
+    <w:lsdException w:name="Grid Table 6 Colorful Accent 3" w:uiPriority="51"/>
+    <w:lsdException w:name="Grid Table 7 Colorful Accent 3" w:uiPriority="52"/>
+    <w:lsdException w:name="Grid Table 1 Light Accent 4" w:uiPriority="46"/>
+    <w:lsdException w:name="Grid Table 2 Accent 4" w:uiPriority="47"/>
+    <w:lsdException w:name="Grid Table 3 Accent 4" w:uiPriority="48"/>
+    <w:lsdException w:name="Grid Table 4 Accent 4" w:uiPriority="49"/>
+    <w:lsdException w:name="Grid Table 5 Dark Accent 4" w:uiPriority="50"/>
+    <w:lsdException w:name="Grid Table 6 Colorful Accent 4" w:uiPriority="51"/>
+    <w:lsdException w:name="Grid Table 7 Colorful Accent 4" w:uiPriority="52"/>
+    <w:lsdException w:name="Grid Table 1 Light Accent 5" w:uiPriority="46"/>
+    <w:lsdException w:name="Grid Table 2 Accent 5" w:uiPriority="47"/>
+    <w:lsdException w:name="Grid Table 3 Accent 5" w:uiPriority="48"/>
+    <w:lsdException w:name="Grid Table 4 Accent 5" w:uiPriority="49"/>
+    <w:lsdException w:name="Grid Table 5 Dark Accent 5" w:uiPriority="50"/>
+    <w:lsdException w:name="Grid Table 6 Colorful Accent 5" w:uiPriority="51"/>
+    <w:lsdException w:name="Grid Table 7 Colorful Accent 5" w:uiPriority="52"/>
+    <w:lsdException w:name="Grid Table 1 Light Accent 6" w:uiPriority="46"/>
+    <w:lsdException w:name="Grid Table 2 Accent 6" w:uiPriority="47"/>
+    <w:lsdException w:name="Grid Table 3 Accent 6" w:uiPriority="48"/>
+    <w:lsdException w:name="Grid Table 4 Accent 6" w:uiPriority="49"/>
+    <w:lsdException w:name="Grid Table 5 Dark Accent 6" w:uiPriority="50"/>
+    <w:lsdException w:name="Grid Table 6 Colorful Accent 6" w:uiPriority="51"/>
+    <w:lsdException w:name="Grid Table 7 Colorful Accent 6" w:uiPriority="52"/>
+    <w:lsdException w:name="List Table 1 Light" w:uiPriority="46"/>
+    <w:lsdException w:name="List Table 2" w:uiPriority="47"/>
+    <w:lsdException w:name="List Table 3" w:uiPriority="48"/>
+    <w:lsdException w:name="List Table 4" w:uiPriority="49"/>
+    <w:lsdException w:name="List Table 5 Dark" w:uiPriority="50"/>
+    <w:lsdException w:name="List Table 6 Colorful" w:uiPriority="51"/>
+    <w:lsdException w:name="List Table 7 Colorful" w:uiPriority="52"/>
+    <w:lsdException w:name="List Table 1 Light Accent 1" w:uiPriority="46"/>
+    <w:lsdException w:name="List Table 2 Accent 1" w:uiPriority="47"/>
+    <w:lsdException w:name="List Table 3 Accent 1" w:uiPriority="48"/>
+    <w:lsdException w:name="List Table 4 Accent 1" w:uiPriority="49"/>
+    <w:lsdException w:name="List Table 5 Dark Accent 1" w:uiPriority="50"/>
+    <w:lsdException w:name="List Table 6 Colorful Accent 1" w:uiPriority="51"/>
+    <w:lsdException w:name="List Table 7 Colorful Accent 1" w:uiPriority="52"/>
+    <w:lsdException w:name="List Table 1 Light Accent 2" w:uiPriority="46"/>
+    <w:lsdException w:name="List Table 2 Accent 2" w:uiPriority="47"/>
+    <w:lsdException w:name="List Table 3 Accent 2" w:uiPriority="48"/>
+    <w:lsdException w:name="List Table 4 Accent 2" w:uiPriority="49"/>
+    <w:lsdException w:name="List Table 5 Dark Accent 2" w:uiPriority="50"/>
+    <w:lsdException w:name="List Table 6 Colorful Accent 2" w:uiPriority="51"/>
+    <w:lsdException w:name="List Table 7 Colorful Accent 2" w:uiPriority="52"/>
+    <w:lsdException w:name="List Table 1 Light Accent 3" w:uiPriority="46"/>
+    <w:lsdException w:name="List Table 2 Accent 3" w:uiPriority="47"/>
+    <w:lsdException w:name="List Table 3 Accent 3" w:uiPriority="48"/>
+    <w:lsdException w:name="List Table 4 Accent 3" w:uiPriority="49"/>
+    <w:lsdException w:name="List Table 5 Dark Accent 3" w:uiPriority="50"/>
+    <w:lsdException w:name="List Table 6 Colorful Accent 3" w:uiPriority="51"/>
+    <w:lsdException w:name="List Table 7 Colorful Accent 3" w:uiPriority="52"/>
+    <w:lsdException w:name="List Table 1 Light Accent 4" w:uiPriority="46"/>
+    <w:lsdException w:name="List Table 2 Accent 4" w:uiPriority="47"/>
+    <w:lsdException w:name="List Table 3 Accent 4" w:uiPriority="48"/>
+    <w:lsdException w:name="List Table 4 Accent 4" w:uiPriority="49"/>
+    <w:lsdException w:name="List Table 5 Dark Accent 4" w:uiPriority="50"/>
+    <w:lsdException w:name="List Table 6 Colorful Accent 4" w:uiPriority="51"/>
+    <w:lsdException w:name="List Table 7 Colorful Accent 4" w:uiPriority="52"/>
+    <w:lsdException w:name="List Table 1 Light Accent 5" w:uiPriority="46"/>
+    <w:lsdException w:name="List Table 2 Accent 5" w:uiPriority="47"/>
+    <w:lsdException w:name="List Table 3 Accent 5" w:uiPriority="48"/>
+    <w:lsdException w:name="List Table 4 Accent 5" w:uiPriority="49"/>
+    <w:lsdException w:name="List Table 5 Dark Accent 5" w:uiPriority="50"/>
+    <w:lsdException w:name="List Table 6 Colorful Accent 5" w:uiPriority="51"/>
+    <w:lsdException w:name="List Table 7 Colorful Accent 5" w:uiPriority="52"/>
+    <w:lsdException w:name="List Table 1 Light Accent 6" w:uiPriority="46"/>
+    <w:lsdException w:name="List Table 2 Accent 6" w:uiPriority="47"/>
+    <w:lsdException w:name="List Table 3 Accent 6" w:uiPriority="48"/>
+    <w:lsdException w:name="List Table 4 Accent 6" w:uiPriority="49"/>
+    <w:lsdException w:name="List Table 5 Dark Accent 6" w:uiPriority="50"/>
+    <w:lsdException w:name="List Table 6 Colorful Accent 6" w:uiPriority="51"/>
+    <w:lsdException w:name="List Table 7 Colorful Accent 6" w:uiPriority="52"/>
+    <w:lsdException w:name="Mention" w:semiHidden="1" w:uiPriority="99" w:unhideWhenUsed="1"/>
+    <w:lsdException w:name="Smart Hyperlink" w:semiHidden="1" w:uiPriority="99" w:unhideWhenUsed="1"/>
+    <w:lsdException w:name="Hashtag" w:semiHidden="1" w:uiPriority="99" w:unhideWhenUsed="1"/>
+    <w:lsdException w:name="Unresolved Mention" w:semiHidden="1" w:uiPriority="99" w:unhideWhenUsed="1"/>
+    <w:lsdException w:name="Smart Link" w:semiHidden="1" w:uiPriority="99" w:unhideWhenUsed="1"/>
   </w:latentStyles>
   <w:style w:type="paragraph" w:default="1" w:styleId="a2">
     <w:name w:val="Normal"/>
@@ -11458,229 +11640,6 @@
 </w:styles>
 </file>
 
-<file path=word/stylesWithEffects.xml><?xml version="1.0" encoding="utf-8"?>
-<w:styles xmlns:wpc="http://schemas.microsoft.com/office/word/2010/wordprocessingCanvas" xmlns:mc="http://schemas.openxmlformats.org/markup-compatibility/2006" xmlns:o="urn:schemas-microsoft-com:office:office" xmlns:r="http://schemas.openxmlformats.org/officeDocument/2006/relationships" xmlns:m="http://schemas.openxmlformats.org/officeDocument/2006/math" xmlns:v="urn:schemas-microsoft-com:vml" xmlns:wp14="http://schemas.microsoft.com/office/word/2010/wordprocessingDrawing" xmlns:wp="http://schemas.openxmlformats.org/drawingml/2006/wordprocessingDrawing" xmlns:w10="urn:schemas-microsoft-com:office:word" xmlns:w="http://schemas.openxmlformats.org/wordprocessingml/2006/main" xmlns:w14="http://schemas.microsoft.com/office/word/2010/wordml" xmlns:wpg="http://schemas.microsoft.com/office/word/2010/wordprocessingGroup" xmlns:wpi="http://schemas.microsoft.com/office/word/2010/wordprocessingInk" xmlns:wne="http://schemas.microsoft.com/office/word/2006/wordml" xmlns:wps="http://schemas.microsoft.com/office/word/2010/wordprocessingShape" mc:Ignorable="w14 wp14">
-  <w:docDefaults>
-    <w:rPrDefault>
-      <w:rPr>
-        <w:rFonts w:asciiTheme="minorHAnsi" w:eastAsiaTheme="minorEastAsia" w:hAnsiTheme="minorHAnsi" w:cstheme="minorBidi"/>
-        <w:kern w:val="2"/>
-        <w:sz w:val="21"/>
-        <w:szCs w:val="22"/>
-        <w:lang w:val="en-US" w:eastAsia="ja-JP" w:bidi="ar-SA"/>
-      </w:rPr>
-    </w:rPrDefault>
-    <w:pPrDefault/>
-  </w:docDefaults>
-  <w:latentStyles w:defLockedState="0" w:defUIPriority="99" w:defSemiHidden="1" w:defUnhideWhenUsed="1" w:defQFormat="0" w:count="267">
-    <w:lsdException w:name="Normal" w:semiHidden="0" w:uiPriority="0" w:unhideWhenUsed="0" w:qFormat="1"/>
-    <w:lsdException w:name="heading 1" w:semiHidden="0" w:uiPriority="9" w:unhideWhenUsed="0" w:qFormat="1"/>
-    <w:lsdException w:name="heading 2" w:uiPriority="9" w:qFormat="1"/>
-    <w:lsdException w:name="heading 3" w:uiPriority="9" w:qFormat="1"/>
-    <w:lsdException w:name="heading 4" w:uiPriority="9" w:qFormat="1"/>
-    <w:lsdException w:name="heading 5" w:uiPriority="9" w:qFormat="1"/>
-    <w:lsdException w:name="heading 6" w:uiPriority="9" w:qFormat="1"/>
-    <w:lsdException w:name="heading 7" w:uiPriority="9" w:qFormat="1"/>
-    <w:lsdException w:name="heading 8" w:uiPriority="9" w:qFormat="1"/>
-    <w:lsdException w:name="heading 9" w:uiPriority="9" w:qFormat="1"/>
-    <w:lsdException w:name="toc 1" w:uiPriority="39"/>
-    <w:lsdException w:name="toc 2" w:uiPriority="39"/>
-    <w:lsdException w:name="toc 3" w:uiPriority="39"/>
-    <w:lsdException w:name="toc 4" w:uiPriority="39"/>
-    <w:lsdException w:name="toc 5" w:uiPriority="39"/>
-    <w:lsdException w:name="toc 6" w:uiPriority="39"/>
-    <w:lsdException w:name="toc 7" w:uiPriority="39"/>
-    <w:lsdException w:name="toc 8" w:uiPriority="39"/>
-    <w:lsdException w:name="toc 9" w:uiPriority="39"/>
-    <w:lsdException w:name="caption" w:uiPriority="35" w:qFormat="1"/>
-    <w:lsdException w:name="Title" w:semiHidden="0" w:uiPriority="10" w:unhideWhenUsed="0" w:qFormat="1"/>
-    <w:lsdException w:name="Default Paragraph Font" w:uiPriority="1"/>
-    <w:lsdException w:name="Subtitle" w:semiHidden="0" w:uiPriority="11" w:unhideWhenUsed="0" w:qFormat="1"/>
-    <w:lsdException w:name="Strong" w:semiHidden="0" w:uiPriority="22" w:unhideWhenUsed="0" w:qFormat="1"/>
-    <w:lsdException w:name="Emphasis" w:semiHidden="0" w:uiPriority="20" w:unhideWhenUsed="0" w:qFormat="1"/>
-    <w:lsdException w:name="Table Grid" w:semiHidden="0" w:uiPriority="59" w:unhideWhenUsed="0"/>
-    <w:lsdException w:name="Placeholder Text" w:unhideWhenUsed="0"/>
-    <w:lsdException w:name="No Spacing" w:semiHidden="0" w:uiPriority="1" w:unhideWhenUsed="0" w:qFormat="1"/>
-    <w:lsdException w:name="Light Shading" w:semiHidden="0" w:uiPriority="60" w:unhideWhenUsed="0"/>
-    <w:lsdException w:name="Light List" w:semiHidden="0" w:uiPriority="61" w:unhideWhenUsed="0"/>
-    <w:lsdException w:name="Light Grid" w:semiHidden="0" w:uiPriority="62" w:unhideWhenUsed="0"/>
-    <w:lsdException w:name="Medium Shading 1" w:semiHidden="0" w:uiPriority="63" w:unhideWhenUsed="0"/>
-    <w:lsdException w:name="Medium Shading 2" w:semiHidden="0" w:uiPriority="64" w:unhideWhenUsed="0"/>
-    <w:lsdException w:name="Medium List 1" w:semiHidden="0" w:uiPriority="65" w:unhideWhenUsed="0"/>
-    <w:lsdException w:name="Medium List 2" w:semiHidden="0" w:uiPriority="66" w:unhideWhenUsed="0"/>
-    <w:lsdException w:name="Medium Grid 1" w:semiHidden="0" w:uiPriority="67" w:unhideWhenUsed="0"/>
-    <w:lsdException w:name="Medium Grid 2" w:semiHidden="0" w:uiPriority="68" w:unhideWhenUsed="0"/>
-    <w:lsdException w:name="Medium Grid 3" w:semiHidden="0" w:uiPriority="69" w:unhideWhenUsed="0"/>
-    <w:lsdException w:name="Dark List" w:semiHidden="0" w:uiPriority="70" w:unhideWhenUsed="0"/>
-    <w:lsdException w:name="Colorful Shading" w:semiHidden="0" w:uiPriority="71" w:unhideWhenUsed="0"/>
-    <w:lsdException w:name="Colorful List" w:semiHidden="0" w:uiPriority="72" w:unhideWhenUsed="0"/>
-    <w:lsdException w:name="Colorful Grid" w:semiHidden="0" w:uiPriority="73" w:unhideWhenUsed="0"/>
-    <w:lsdException w:name="Light Shading Accent 1" w:semiHidden="0" w:uiPriority="60" w:unhideWhenUsed="0"/>
-    <w:lsdException w:name="Light List Accent 1" w:semiHidden="0" w:uiPriority="61" w:unhideWhenUsed="0"/>
-    <w:lsdException w:name="Light Grid Accent 1" w:semiHidden="0" w:uiPriority="62" w:unhideWhenUsed="0"/>
-    <w:lsdException w:name="Medium Shading 1 Accent 1" w:semiHidden="0" w:uiPriority="63" w:unhideWhenUsed="0"/>
-    <w:lsdException w:name="Medium Shading 2 Accent 1" w:semiHidden="0" w:uiPriority="64" w:unhideWhenUsed="0"/>
-    <w:lsdException w:name="Medium List 1 Accent 1" w:semiHidden="0" w:uiPriority="65" w:unhideWhenUsed="0"/>
-    <w:lsdException w:name="Revision" w:unhideWhenUsed="0"/>
-    <w:lsdException w:name="List Paragraph" w:semiHidden="0" w:uiPriority="34" w:unhideWhenUsed="0" w:qFormat="1"/>
-    <w:lsdException w:name="Quote" w:semiHidden="0" w:uiPriority="29" w:unhideWhenUsed="0" w:qFormat="1"/>
-    <w:lsdException w:name="Intense Quote" w:semiHidden="0" w:uiPriority="30" w:unhideWhenUsed="0" w:qFormat="1"/>
-    <w:lsdException w:name="Medium List 2 Accent 1" w:semiHidden="0" w:uiPriority="66" w:unhideWhenUsed="0"/>
-    <w:lsdException w:name="Medium Grid 1 Accent 1" w:semiHidden="0" w:uiPriority="67" w:unhideWhenUsed="0"/>
-    <w:lsdException w:name="Medium Grid 2 Accent 1" w:semiHidden="0" w:uiPriority="68" w:unhideWhenUsed="0"/>
-    <w:lsdException w:name="Medium Grid 3 Accent 1" w:semiHidden="0" w:uiPriority="69" w:unhideWhenUsed="0"/>
-    <w:lsdException w:name="Dark List Accent 1" w:semiHidden="0" w:uiPriority="70" w:unhideWhenUsed="0"/>
-    <w:lsdException w:name="Colorful Shading Accent 1" w:semiHidden="0" w:uiPriority="71" w:unhideWhenUsed="0"/>
-    <w:lsdException w:name="Colorful List Accent 1" w:semiHidden="0" w:uiPriority="72" w:unhideWhenUsed="0"/>
-    <w:lsdException w:name="Colorful Grid Accent 1" w:semiHidden="0" w:uiPriority="73" w:unhideWhenUsed="0"/>
-    <w:lsdException w:name="Light Shading Accent 2" w:semiHidden="0" w:uiPriority="60" w:unhideWhenUsed="0"/>
-    <w:lsdException w:name="Light List Accent 2" w:semiHidden="0" w:uiPriority="61" w:unhideWhenUsed="0"/>
-    <w:lsdException w:name="Light Grid Accent 2" w:semiHidden="0" w:uiPriority="62" w:unhideWhenUsed="0"/>
-    <w:lsdException w:name="Medium Shading 1 Accent 2" w:semiHidden="0" w:uiPriority="63" w:unhideWhenUsed="0"/>
-    <w:lsdException w:name="Medium Shading 2 Accent 2" w:semiHidden="0" w:uiPriority="64" w:unhideWhenUsed="0"/>
-    <w:lsdException w:name="Medium List 1 Accent 2" w:semiHidden="0" w:uiPriority="65" w:unhideWhenUsed="0"/>
-    <w:lsdException w:name="Medium List 2 Accent 2" w:semiHidden="0" w:uiPriority="66" w:unhideWhenUsed="0"/>
-    <w:lsdException w:name="Medium Grid 1 Accent 2" w:semiHidden="0" w:uiPriority="67" w:unhideWhenUsed="0"/>
-    <w:lsdException w:name="Medium Grid 2 Accent 2" w:semiHidden="0" w:uiPriority="68" w:unhideWhenUsed="0"/>
-    <w:lsdException w:name="Medium Grid 3 Accent 2" w:semiHidden="0" w:uiPriority="69" w:unhideWhenUsed="0"/>
-    <w:lsdException w:name="Dark List Accent 2" w:semiHidden="0" w:uiPriority="70" w:unhideWhenUsed="0"/>
-    <w:lsdException w:name="Colorful Shading Accent 2" w:semiHidden="0" w:uiPriority="71" w:unhideWhenUsed="0"/>
-    <w:lsdException w:name="Colorful List Accent 2" w:semiHidden="0" w:uiPriority="72" w:unhideWhenUsed="0"/>
-    <w:lsdException w:name="Colorful Grid Accent 2" w:semiHidden="0" w:uiPriority="73" w:unhideWhenUsed="0"/>
-    <w:lsdException w:name="Light Shading Accent 3" w:semiHidden="0" w:uiPriority="60" w:unhideWhenUsed="0"/>
-    <w:lsdException w:name="Light List Accent 3" w:semiHidden="0" w:uiPriority="61" w:unhideWhenUsed="0"/>
-    <w:lsdException w:name="Light Grid Accent 3" w:semiHidden="0" w:uiPriority="62" w:unhideWhenUsed="0"/>
-    <w:lsdException w:name="Medium Shading 1 Accent 3" w:semiHidden="0" w:uiPriority="63" w:unhideWhenUsed="0"/>
-    <w:lsdException w:name="Medium Shading 2 Accent 3" w:semiHidden="0" w:uiPriority="64" w:unhideWhenUsed="0"/>
-    <w:lsdException w:name="Medium List 1 Accent 3" w:semiHidden="0" w:uiPriority="65" w:unhideWhenUsed="0"/>
-    <w:lsdException w:name="Medium List 2 Accent 3" w:semiHidden="0" w:uiPriority="66" w:unhideWhenUsed="0"/>
-    <w:lsdException w:name="Medium Grid 1 Accent 3" w:semiHidden="0" w:uiPriority="67" w:unhideWhenUsed="0"/>
-    <w:lsdException w:name="Medium Grid 2 Accent 3" w:semiHidden="0" w:uiPriority="68" w:unhideWhenUsed="0"/>
-    <w:lsdException w:name="Medium Grid 3 Accent 3" w:semiHidden="0" w:uiPriority="69" w:unhideWhenUsed="0"/>
-    <w:lsdException w:name="Dark List Accent 3" w:semiHidden="0" w:uiPriority="70" w:unhideWhenUsed="0"/>
-    <w:lsdException w:name="Colorful Shading Accent 3" w:semiHidden="0" w:uiPriority="71" w:unhideWhenUsed="0"/>
-    <w:lsdException w:name="Colorful List Accent 3" w:semiHidden="0" w:uiPriority="72" w:unhideWhenUsed="0"/>
-    <w:lsdException w:name="Colorful Grid Accent 3" w:semiHidden="0" w:uiPriority="73" w:unhideWhenUsed="0"/>
-    <w:lsdException w:name="Light Shading Accent 4" w:semiHidden="0" w:uiPriority="60" w:unhideWhenUsed="0"/>
-    <w:lsdException w:name="Light List Accent 4" w:semiHidden="0" w:uiPriority="61" w:unhideWhenUsed="0"/>
-    <w:lsdException w:name="Light Grid Accent 4" w:semiHidden="0" w:uiPriority="62" w:unhideWhenUsed="0"/>
-    <w:lsdException w:name="Medium Shading 1 Accent 4" w:semiHidden="0" w:uiPriority="63" w:unhideWhenUsed="0"/>
-    <w:lsdException w:name="Medium Shading 2 Accent 4" w:semiHidden="0" w:uiPriority="64" w:unhideWhenUsed="0"/>
-    <w:lsdException w:name="Medium List 1 Accent 4" w:semiHidden="0" w:uiPriority="65" w:unhideWhenUsed="0"/>
-    <w:lsdException w:name="Medium List 2 Accent 4" w:semiHidden="0" w:uiPriority="66" w:unhideWhenUsed="0"/>
-    <w:lsdException w:name="Medium Grid 1 Accent 4" w:semiHidden="0" w:uiPriority="67" w:unhideWhenUsed="0"/>
-    <w:lsdException w:name="Medium Grid 2 Accent 4" w:semiHidden="0" w:uiPriority="68" w:unhideWhenUsed="0"/>
-    <w:lsdException w:name="Medium Grid 3 Accent 4" w:semiHidden="0" w:uiPriority="69" w:unhideWhenUsed="0"/>
-    <w:lsdException w:name="Dark List Accent 4" w:semiHidden="0" w:uiPriority="70" w:unhideWhenUsed="0"/>
-    <w:lsdException w:name="Colorful Shading Accent 4" w:semiHidden="0" w:uiPriority="71" w:unhideWhenUsed="0"/>
-    <w:lsdException w:name="Colorful List Accent 4" w:semiHidden="0" w:uiPriority="72" w:unhideWhenUsed="0"/>
-    <w:lsdException w:name="Colorful Grid Accent 4" w:semiHidden="0" w:uiPriority="73" w:unhideWhenUsed="0"/>
-    <w:lsdException w:name="Light Shading Accent 5" w:semiHidden="0" w:uiPriority="60" w:unhideWhenUsed="0"/>
-    <w:lsdException w:name="Light List Accent 5" w:semiHidden="0" w:uiPriority="61" w:unhideWhenUsed="0"/>
-    <w:lsdException w:name="Light Grid Accent 5" w:semiHidden="0" w:uiPriority="62" w:unhideWhenUsed="0"/>
-    <w:lsdException w:name="Medium Shading 1 Accent 5" w:semiHidden="0" w:uiPriority="63" w:unhideWhenUsed="0"/>
-    <w:lsdException w:name="Medium Shading 2 Accent 5" w:semiHidden="0" w:uiPriority="64" w:unhideWhenUsed="0"/>
-    <w:lsdException w:name="Medium List 1 Accent 5" w:semiHidden="0" w:uiPriority="65" w:unhideWhenUsed="0"/>
-    <w:lsdException w:name="Medium List 2 Accent 5" w:semiHidden="0" w:uiPriority="66" w:unhideWhenUsed="0"/>
-    <w:lsdException w:name="Medium Grid 1 Accent 5" w:semiHidden="0" w:uiPriority="67" w:unhideWhenUsed="0"/>
-    <w:lsdException w:name="Medium Grid 2 Accent 5" w:semiHidden="0" w:uiPriority="68" w:unhideWhenUsed="0"/>
-    <w:lsdException w:name="Medium Grid 3 Accent 5" w:semiHidden="0" w:uiPriority="69" w:unhideWhenUsed="0"/>
-    <w:lsdException w:name="Dark List Accent 5" w:semiHidden="0" w:uiPriority="70" w:unhideWhenUsed="0"/>
-    <w:lsdException w:name="Colorful Shading Accent 5" w:semiHidden="0" w:uiPriority="71" w:unhideWhenUsed="0"/>
-    <w:lsdException w:name="Colorful List Accent 5" w:semiHidden="0" w:uiPriority="72" w:unhideWhenUsed="0"/>
-    <w:lsdException w:name="Colorful Grid Accent 5" w:semiHidden="0" w:uiPriority="73" w:unhideWhenUsed="0"/>
-    <w:lsdException w:name="Light Shading Accent 6" w:semiHidden="0" w:uiPriority="60" w:unhideWhenUsed="0"/>
-    <w:lsdException w:name="Light List Accent 6" w:semiHidden="0" w:uiPriority="61" w:unhideWhenUsed="0"/>
-    <w:lsdException w:name="Light Grid Accent 6" w:semiHidden="0" w:uiPriority="62" w:unhideWhenUsed="0"/>
-    <w:lsdException w:name="Medium Shading 1 Accent 6" w:semiHidden="0" w:uiPriority="63" w:unhideWhenUsed="0"/>
-    <w:lsdException w:name="Medium Shading 2 Accent 6" w:semiHidden="0" w:uiPriority="64" w:unhideWhenUsed="0"/>
-    <w:lsdException w:name="Medium List 1 Accent 6" w:semiHidden="0" w:uiPriority="65" w:unhideWhenUsed="0"/>
-    <w:lsdException w:name="Medium List 2 Accent 6" w:semiHidden="0" w:uiPriority="66" w:unhideWhenUsed="0"/>
-    <w:lsdException w:name="Medium Grid 1 Accent 6" w:semiHidden="0" w:uiPriority="67" w:unhideWhenUsed="0"/>
-    <w:lsdException w:name="Medium Grid 2 Accent 6" w:semiHidden="0" w:uiPriority="68" w:unhideWhenUsed="0"/>
-    <w:lsdException w:name="Medium Grid 3 Accent 6" w:semiHidden="0" w:uiPriority="69" w:unhideWhenUsed="0"/>
-    <w:lsdException w:name="Dark List Accent 6" w:semiHidden="0" w:uiPriority="70" w:unhideWhenUsed="0"/>
-    <w:lsdException w:name="Colorful Shading Accent 6" w:semiHidden="0" w:uiPriority="71" w:unhideWhenUsed="0"/>
-    <w:lsdException w:name="Colorful List Accent 6" w:semiHidden="0" w:uiPriority="72" w:unhideWhenUsed="0"/>
-    <w:lsdException w:name="Colorful Grid Accent 6" w:semiHidden="0" w:uiPriority="73" w:unhideWhenUsed="0"/>
-    <w:lsdException w:name="Subtle Emphasis" w:semiHidden="0" w:uiPriority="19" w:unhideWhenUsed="0" w:qFormat="1"/>
-    <w:lsdException w:name="Intense Emphasis" w:semiHidden="0" w:uiPriority="21" w:unhideWhenUsed="0" w:qFormat="1"/>
-    <w:lsdException w:name="Subtle Reference" w:semiHidden="0" w:uiPriority="31" w:unhideWhenUsed="0" w:qFormat="1"/>
-    <w:lsdException w:name="Intense Reference" w:semiHidden="0" w:uiPriority="32" w:unhideWhenUsed="0" w:qFormat="1"/>
-    <w:lsdException w:name="Book Title" w:semiHidden="0" w:uiPriority="33" w:unhideWhenUsed="0" w:qFormat="1"/>
-    <w:lsdException w:name="Bibliography" w:uiPriority="37"/>
-    <w:lsdException w:name="TOC Heading" w:uiPriority="39" w:qFormat="1"/>
-  </w:latentStyles>
-  <w:style w:type="paragraph" w:default="1" w:styleId="a2">
-    <w:name w:val="Normal"/>
-    <w:qFormat/>
-    <w:pPr>
-      <w:widowControl w:val="0"/>
-      <w:jc w:val="both"/>
-    </w:pPr>
-  </w:style>
-  <w:style w:type="character" w:default="1" w:styleId="a4">
-    <w:name w:val="Default Paragraph Font"/>
-    <w:uiPriority w:val="1"/>
-    <w:semiHidden/>
-    <w:unhideWhenUsed/>
-  </w:style>
-  <w:style w:type="table" w:default="1" w:styleId="a5">
-    <w:name w:val="Normal Table"/>
-    <w:uiPriority w:val="99"/>
-    <w:semiHidden/>
-    <w:unhideWhenUsed/>
-    <w:tblPr>
-      <w:tblInd w:w="0" w:type="dxa"/>
-      <w:tblCellMar>
-        <w:top w:w="0" w:type="dxa"/>
-        <w:left w:w="108" w:type="dxa"/>
-        <w:bottom w:w="0" w:type="dxa"/>
-        <w:right w:w="108" w:type="dxa"/>
-      </w:tblCellMar>
-    </w:tblPr>
-  </w:style>
-  <w:style w:type="numbering" w:default="1" w:styleId="a6">
-    <w:name w:val="No List"/>
-    <w:uiPriority w:val="99"/>
-    <w:semiHidden/>
-    <w:unhideWhenUsed/>
-  </w:style>
-  <w:style w:type="numbering" w:customStyle="1" w:styleId="10">
-    <w:name w:val="10pt"/>
-    <w:pPr>
-      <w:numPr>
-        <w:numId w:val="4"/>
-      </w:numPr>
-    </w:pPr>
-  </w:style>
-  <w:style w:type="numbering" w:customStyle="1" w:styleId="20">
-    <w:name w:val="a"/>
-    <w:pPr>
-      <w:numPr>
-        <w:numId w:val="5"/>
-      </w:numPr>
-    </w:pPr>
-  </w:style>
-  <w:style w:type="numbering" w:customStyle="1" w:styleId="30">
-    <w:name w:val="a0"/>
-    <w:pPr>
-      <w:numPr>
-        <w:numId w:val="156"/>
-      </w:numPr>
-    </w:pPr>
-  </w:style>
-  <w:style w:type="numbering" w:customStyle="1" w:styleId="40">
-    <w:name w:val="a1"/>
-    <w:pPr>
-      <w:numPr>
-        <w:numId w:val="212"/>
-      </w:numPr>
-    </w:pPr>
-  </w:style>
-</w:styles>
-</file>
-
 <file path=word/theme/theme1.xml><?xml version="1.0" encoding="utf-8"?>
 <a:theme xmlns:a="http://schemas.openxmlformats.org/drawingml/2006/main" name="Office Theme">
   <a:themeElements>

--- a/020_アプリケーション開発標準/010_設計標準/共通コンポーネント設計標準.docx
+++ b/020_アプリケーション開発標準/010_設計標準/共通コンポーネント設計標準.docx
@@ -1,6 +1,6 @@
 
 <file path=word/document.xml><?xml version="1.0" encoding="utf-8"?>
-<w:document xmlns:wpc="http://schemas.microsoft.com/office/word/2010/wordprocessingCanvas" xmlns:cx="http://schemas.microsoft.com/office/drawing/2014/chartex" xmlns:cx1="http://schemas.microsoft.com/office/drawing/2015/9/8/chartex" xmlns:cx2="http://schemas.microsoft.com/office/drawing/2015/10/21/chartex" xmlns:cx3="http://schemas.microsoft.com/office/drawing/2016/5/9/chartex" xmlns:cx4="http://schemas.microsoft.com/office/drawing/2016/5/10/chartex" xmlns:cx5="http://schemas.microsoft.com/office/drawing/2016/5/11/chartex" xmlns:cx6="http://schemas.microsoft.com/office/drawing/2016/5/12/chartex" xmlns:cx7="http://schemas.microsoft.com/office/drawing/2016/5/13/chartex" xmlns:cx8="http://schemas.microsoft.com/office/drawing/2016/5/14/chartex" xmlns:mc="http://schemas.openxmlformats.org/markup-compatibility/2006" xmlns:aink="http://schemas.microsoft.com/office/drawing/2016/ink" xmlns:am3d="http://schemas.microsoft.com/office/drawing/2017/model3d" xmlns:o="urn:schemas-microsoft-com:office:office" xmlns:oel="http://schemas.microsoft.com/office/2019/extlst" xmlns:r="http://schemas.openxmlformats.org/officeDocument/2006/relationships" xmlns:m="http://schemas.openxmlformats.org/officeDocument/2006/math" xmlns:v="urn:schemas-microsoft-com:vml" xmlns:wp14="http://schemas.microsoft.com/office/word/2010/wordprocessingDrawing" xmlns:wp="http://schemas.openxmlformats.org/drawingml/2006/wordprocessingDrawing" xmlns:w10="urn:schemas-microsoft-com:office:word" xmlns:w="http://schemas.openxmlformats.org/wordprocessingml/2006/main" xmlns:w14="http://schemas.microsoft.com/office/word/2010/wordml" xmlns:w15="http://schemas.microsoft.com/office/word/2012/wordml" xmlns:w16cex="http://schemas.microsoft.com/office/word/2018/wordml/cex" xmlns:w16cid="http://schemas.microsoft.com/office/word/2016/wordml/cid" xmlns:w16="http://schemas.microsoft.com/office/word/2018/wordml" xmlns:w16sdtdh="http://schemas.microsoft.com/office/word/2020/wordml/sdtdatahash" xmlns:w16se="http://schemas.microsoft.com/office/word/2015/wordml/symex" xmlns:wpg="http://schemas.microsoft.com/office/word/2010/wordprocessingGroup" xmlns:wpi="http://schemas.microsoft.com/office/word/2010/wordprocessingInk" xmlns:wne="http://schemas.microsoft.com/office/word/2006/wordml" xmlns:wps="http://schemas.microsoft.com/office/word/2010/wordprocessingShape" mc:Ignorable="w14 w15 w16se w16cid w16 w16cex w16sdtdh wp14">
+<w:document xmlns:wpc="http://schemas.microsoft.com/office/word/2010/wordprocessingCanvas" xmlns:mc="http://schemas.openxmlformats.org/markup-compatibility/2006" xmlns:o="urn:schemas-microsoft-com:office:office" xmlns:r="http://schemas.openxmlformats.org/officeDocument/2006/relationships" xmlns:m="http://schemas.openxmlformats.org/officeDocument/2006/math" xmlns:v="urn:schemas-microsoft-com:vml" xmlns:wp14="http://schemas.microsoft.com/office/word/2010/wordprocessingDrawing" xmlns:wp="http://schemas.openxmlformats.org/drawingml/2006/wordprocessingDrawing" xmlns:w10="urn:schemas-microsoft-com:office:word" xmlns:w="http://schemas.openxmlformats.org/wordprocessingml/2006/main" xmlns:w14="http://schemas.microsoft.com/office/word/2010/wordml" xmlns:wpg="http://schemas.microsoft.com/office/word/2010/wordprocessingGroup" xmlns:wpi="http://schemas.microsoft.com/office/word/2010/wordprocessingInk" xmlns:wne="http://schemas.microsoft.com/office/word/2006/wordml" xmlns:wps="http://schemas.microsoft.com/office/word/2010/wordprocessingShape" mc:Ignorable="w14 wp14">
   <w:body>
     <w:p>
       <w:pPr>
@@ -37,6 +37,8 @@
           <w:sz w:val="28"/>
         </w:rPr>
       </w:pPr>
+      <w:bookmarkStart w:id="1" w:name="_GoBack"/>
+      <w:bookmarkEnd w:id="1"/>
     </w:p>
     <w:p>
       <w:pPr>
@@ -349,25 +351,7 @@
         <w:rPr>
           <w:rFonts w:ascii="ＭＳ 明朝" w:eastAsia="ＭＳ 明朝" w:hAnsi="ＭＳ 明朝" w:hint="eastAsia"/>
         </w:rPr>
-        <w:t>2018年</w:t>
-      </w:r>
-      <w:r>
-        <w:rPr>
-          <w:rFonts w:ascii="ＭＳ 明朝" w:eastAsia="ＭＳ 明朝" w:hAnsi="ＭＳ 明朝"/>
-        </w:rPr>
-        <w:t>10</w:t>
-      </w:r>
-      <w:r>
-        <w:rPr>
-          <w:rFonts w:ascii="ＭＳ 明朝" w:eastAsia="ＭＳ 明朝" w:hAnsi="ＭＳ 明朝" w:hint="eastAsia"/>
-        </w:rPr>
-        <w:t>月</w:t>
-      </w:r>
-      <w:r>
-        <w:rPr>
-          <w:rFonts w:ascii="ＭＳ 明朝" w:eastAsia="ＭＳ 明朝" w:hAnsi="ＭＳ 明朝"/>
-        </w:rPr>
-        <w:t>9</w:t>
+        <w:t>2018年8月24</w:t>
       </w:r>
       <w:r>
         <w:rPr>
@@ -429,7 +413,7 @@
           <w:noProof/>
         </w:rPr>
         <w:sectPr>
-          <w:footerReference w:type="default" r:id="rId7"/>
+          <w:footerReference w:type="default" r:id="rId8"/>
           <w:type w:val="continuous"/>
           <w:pgSz w:w="16840" w:h="11907" w:orient="landscape" w:code="9"/>
           <w:pgMar w:top="527" w:right="822" w:bottom="737" w:left="720" w:header="540" w:footer="454" w:gutter="0"/>
@@ -748,15 +732,7 @@
                 <w:sz w:val="18"/>
                 <w:szCs w:val="18"/>
               </w:rPr>
-              <w:t>2018/</w:t>
-            </w:r>
-            <w:r>
-              <w:rPr>
-                <w:rFonts w:ascii="ＭＳ 明朝"/>
-                <w:sz w:val="18"/>
-                <w:szCs w:val="18"/>
-              </w:rPr>
-              <w:t>10/9</w:t>
+              <w:t>2018/8/24</w:t>
             </w:r>
           </w:p>
         </w:tc>
@@ -4189,8 +4165,8 @@
           <w:rFonts w:ascii="ＭＳ 明朝"/>
         </w:rPr>
         <w:sectPr>
-          <w:headerReference w:type="default" r:id="rId8"/>
-          <w:footerReference w:type="default" r:id="rId9"/>
+          <w:headerReference w:type="default" r:id="rId9"/>
+          <w:footerReference w:type="default" r:id="rId10"/>
           <w:pgSz w:w="16840" w:h="11907" w:orient="landscape" w:code="9"/>
           <w:pgMar w:top="851" w:right="822" w:bottom="737" w:left="720" w:header="851" w:footer="454" w:gutter="0"/>
           <w:pgNumType w:start="1"/>
@@ -4468,16 +4444,16 @@
           <w:rFonts w:hAnsi="ＭＳ 明朝"/>
         </w:rPr>
       </w:pPr>
-      <w:bookmarkStart w:id="1" w:name="_Toc290473650"/>
-      <w:bookmarkStart w:id="2" w:name="_Toc316372901"/>
+      <w:bookmarkStart w:id="2" w:name="_Toc290473650"/>
+      <w:bookmarkStart w:id="3" w:name="_Toc316372901"/>
       <w:r>
         <w:rPr>
           <w:rFonts w:hAnsi="ＭＳ 明朝" w:hint="eastAsia"/>
         </w:rPr>
         <w:t>本書について</w:t>
       </w:r>
-      <w:bookmarkEnd w:id="1"/>
       <w:bookmarkEnd w:id="2"/>
+      <w:bookmarkEnd w:id="3"/>
     </w:p>
     <w:p>
       <w:pPr>
@@ -4510,8 +4486,8 @@
           <w:rFonts w:hAnsi="ＭＳ 明朝"/>
         </w:rPr>
         <w:sectPr>
-          <w:headerReference w:type="default" r:id="rId10"/>
-          <w:footerReference w:type="default" r:id="rId11"/>
+          <w:headerReference w:type="default" r:id="rId11"/>
+          <w:footerReference w:type="default" r:id="rId12"/>
           <w:pgSz w:w="16840" w:h="11907" w:orient="landscape" w:code="9"/>
           <w:pgMar w:top="851" w:right="641" w:bottom="737" w:left="539" w:header="851" w:footer="363" w:gutter="0"/>
           <w:pgNumType w:start="1"/>
@@ -4525,9 +4501,10 @@
         <w:pStyle w:val="ad"/>
       </w:pPr>
       <w:r>
+        <w:lastRenderedPageBreak/>
         <w:br w:type="page"/>
       </w:r>
-      <w:bookmarkStart w:id="3" w:name="_Toc290473652"/>
+      <w:bookmarkStart w:id="4" w:name="_Toc290473652"/>
     </w:p>
     <w:p>
       <w:pPr>
@@ -4536,21 +4513,21 @@
           <w:rFonts w:hAnsi="ＭＳ 明朝"/>
         </w:rPr>
       </w:pPr>
-      <w:bookmarkStart w:id="4" w:name="_Toc316372902"/>
-      <w:bookmarkEnd w:id="3"/>
+      <w:bookmarkStart w:id="5" w:name="_Toc316372902"/>
+      <w:bookmarkEnd w:id="4"/>
       <w:r>
         <w:rPr>
           <w:rFonts w:hAnsi="ＭＳ 明朝" w:hint="eastAsia"/>
         </w:rPr>
         <w:t>共通コンポーネントの種類</w:t>
       </w:r>
-      <w:bookmarkEnd w:id="4"/>
+      <w:bookmarkEnd w:id="5"/>
     </w:p>
     <w:p>
       <w:pPr>
         <w:pStyle w:val="ad"/>
       </w:pPr>
-      <w:bookmarkStart w:id="5" w:name="_Toc290473653"/>
+      <w:bookmarkStart w:id="6" w:name="_Toc290473653"/>
       <w:r>
         <w:rPr>
           <w:rFonts w:hint="eastAsia"/>
@@ -5133,7 +5110,6 @@
                         <w:color w:val="FFFFFF"/>
                       </w:rPr>
                     </w:pPr>
-                    <w:proofErr w:type="spellStart"/>
                     <w:r>
                       <w:rPr>
                         <w:rFonts w:ascii="ＭＳ ゴシック" w:eastAsia="ＭＳ ゴシック" w:hAnsi="ＭＳ ゴシック"/>
@@ -5143,7 +5119,6 @@
                       </w:rPr>
                       <w:t>Fn</w:t>
                     </w:r>
-                    <w:proofErr w:type="spellEnd"/>
                   </w:p>
                 </w:txbxContent>
               </v:textbox>
@@ -5161,7 +5136,6 @@
                         <w:color w:val="FFFFFF"/>
                       </w:rPr>
                     </w:pPr>
-                    <w:proofErr w:type="spellStart"/>
                     <w:r>
                       <w:rPr>
                         <w:rFonts w:ascii="ＭＳ ゴシック" w:eastAsia="ＭＳ ゴシック" w:hAnsi="ＭＳ ゴシック"/>
@@ -5171,7 +5145,6 @@
                       </w:rPr>
                       <w:t>Fn</w:t>
                     </w:r>
-                    <w:proofErr w:type="spellEnd"/>
                   </w:p>
                 </w:txbxContent>
               </v:textbox>
@@ -5495,7 +5468,6 @@
                         <w:szCs w:val="18"/>
                       </w:rPr>
                     </w:pPr>
-                    <w:proofErr w:type="spellStart"/>
                     <w:r>
                       <w:rPr>
                         <w:rFonts w:ascii="ＭＳ ゴシック" w:eastAsia="ＭＳ ゴシック" w:hAnsi="ＭＳ ゴシック"/>
@@ -5507,7 +5479,6 @@
                       </w:rPr>
                       <w:t>Fn</w:t>
                     </w:r>
-                    <w:proofErr w:type="spellEnd"/>
                   </w:p>
                 </w:txbxContent>
               </v:textbox>
@@ -5723,7 +5694,7 @@
           </v:group>
         </w:pict>
       </w:r>
-      <w:bookmarkEnd w:id="5"/>
+      <w:bookmarkEnd w:id="6"/>
     </w:p>
     <w:p>
       <w:pPr>
@@ -5748,7 +5719,7 @@
 </file>
 
 <file path=word/endnotes.xml><?xml version="1.0" encoding="utf-8"?>
-<w:endnotes xmlns:wpc="http://schemas.microsoft.com/office/word/2010/wordprocessingCanvas" xmlns:cx="http://schemas.microsoft.com/office/drawing/2014/chartex" xmlns:cx1="http://schemas.microsoft.com/office/drawing/2015/9/8/chartex" xmlns:cx2="http://schemas.microsoft.com/office/drawing/2015/10/21/chartex" xmlns:cx3="http://schemas.microsoft.com/office/drawing/2016/5/9/chartex" xmlns:cx4="http://schemas.microsoft.com/office/drawing/2016/5/10/chartex" xmlns:cx5="http://schemas.microsoft.com/office/drawing/2016/5/11/chartex" xmlns:cx6="http://schemas.microsoft.com/office/drawing/2016/5/12/chartex" xmlns:cx7="http://schemas.microsoft.com/office/drawing/2016/5/13/chartex" xmlns:cx8="http://schemas.microsoft.com/office/drawing/2016/5/14/chartex" xmlns:mc="http://schemas.openxmlformats.org/markup-compatibility/2006" xmlns:aink="http://schemas.microsoft.com/office/drawing/2016/ink" xmlns:am3d="http://schemas.microsoft.com/office/drawing/2017/model3d" xmlns:o="urn:schemas-microsoft-com:office:office" xmlns:oel="http://schemas.microsoft.com/office/2019/extlst" xmlns:r="http://schemas.openxmlformats.org/officeDocument/2006/relationships" xmlns:m="http://schemas.openxmlformats.org/officeDocument/2006/math" xmlns:v="urn:schemas-microsoft-com:vml" xmlns:wp14="http://schemas.microsoft.com/office/word/2010/wordprocessingDrawing" xmlns:wp="http://schemas.openxmlformats.org/drawingml/2006/wordprocessingDrawing" xmlns:w10="urn:schemas-microsoft-com:office:word" xmlns:w="http://schemas.openxmlformats.org/wordprocessingml/2006/main" xmlns:w14="http://schemas.microsoft.com/office/word/2010/wordml" xmlns:w15="http://schemas.microsoft.com/office/word/2012/wordml" xmlns:w16cex="http://schemas.microsoft.com/office/word/2018/wordml/cex" xmlns:w16cid="http://schemas.microsoft.com/office/word/2016/wordml/cid" xmlns:w16="http://schemas.microsoft.com/office/word/2018/wordml" xmlns:w16sdtdh="http://schemas.microsoft.com/office/word/2020/wordml/sdtdatahash" xmlns:w16se="http://schemas.microsoft.com/office/word/2015/wordml/symex" xmlns:wpg="http://schemas.microsoft.com/office/word/2010/wordprocessingGroup" xmlns:wpi="http://schemas.microsoft.com/office/word/2010/wordprocessingInk" xmlns:wne="http://schemas.microsoft.com/office/word/2006/wordml" xmlns:wps="http://schemas.microsoft.com/office/word/2010/wordprocessingShape" mc:Ignorable="w14 w15 w16se w16cid w16 w16cex w16sdtdh wp14">
+<w:endnotes xmlns:wpc="http://schemas.microsoft.com/office/word/2010/wordprocessingCanvas" xmlns:mc="http://schemas.openxmlformats.org/markup-compatibility/2006" xmlns:o="urn:schemas-microsoft-com:office:office" xmlns:r="http://schemas.openxmlformats.org/officeDocument/2006/relationships" xmlns:m="http://schemas.openxmlformats.org/officeDocument/2006/math" xmlns:v="urn:schemas-microsoft-com:vml" xmlns:wp14="http://schemas.microsoft.com/office/word/2010/wordprocessingDrawing" xmlns:wp="http://schemas.openxmlformats.org/drawingml/2006/wordprocessingDrawing" xmlns:w10="urn:schemas-microsoft-com:office:word" xmlns:w="http://schemas.openxmlformats.org/wordprocessingml/2006/main" xmlns:w14="http://schemas.microsoft.com/office/word/2010/wordml" xmlns:wpg="http://schemas.microsoft.com/office/word/2010/wordprocessingGroup" xmlns:wpi="http://schemas.microsoft.com/office/word/2010/wordprocessingInk" xmlns:wne="http://schemas.microsoft.com/office/word/2006/wordml" xmlns:wps="http://schemas.microsoft.com/office/word/2010/wordprocessingShape" mc:Ignorable="w14 wp14">
   <w:endnote w:type="separator" w:id="-1">
     <w:p>
       <w:r>
@@ -5767,7 +5738,7 @@
 </file>
 
 <file path=word/footer1.xml><?xml version="1.0" encoding="utf-8"?>
-<w:ftr xmlns:wpc="http://schemas.microsoft.com/office/word/2010/wordprocessingCanvas" xmlns:cx="http://schemas.microsoft.com/office/drawing/2014/chartex" xmlns:cx1="http://schemas.microsoft.com/office/drawing/2015/9/8/chartex" xmlns:cx2="http://schemas.microsoft.com/office/drawing/2015/10/21/chartex" xmlns:cx3="http://schemas.microsoft.com/office/drawing/2016/5/9/chartex" xmlns:cx4="http://schemas.microsoft.com/office/drawing/2016/5/10/chartex" xmlns:cx5="http://schemas.microsoft.com/office/drawing/2016/5/11/chartex" xmlns:cx6="http://schemas.microsoft.com/office/drawing/2016/5/12/chartex" xmlns:cx7="http://schemas.microsoft.com/office/drawing/2016/5/13/chartex" xmlns:cx8="http://schemas.microsoft.com/office/drawing/2016/5/14/chartex" xmlns:mc="http://schemas.openxmlformats.org/markup-compatibility/2006" xmlns:aink="http://schemas.microsoft.com/office/drawing/2016/ink" xmlns:am3d="http://schemas.microsoft.com/office/drawing/2017/model3d" xmlns:o="urn:schemas-microsoft-com:office:office" xmlns:oel="http://schemas.microsoft.com/office/2019/extlst" xmlns:r="http://schemas.openxmlformats.org/officeDocument/2006/relationships" xmlns:m="http://schemas.openxmlformats.org/officeDocument/2006/math" xmlns:v="urn:schemas-microsoft-com:vml" xmlns:wp14="http://schemas.microsoft.com/office/word/2010/wordprocessingDrawing" xmlns:wp="http://schemas.openxmlformats.org/drawingml/2006/wordprocessingDrawing" xmlns:w10="urn:schemas-microsoft-com:office:word" xmlns:w="http://schemas.openxmlformats.org/wordprocessingml/2006/main" xmlns:w14="http://schemas.microsoft.com/office/word/2010/wordml" xmlns:w15="http://schemas.microsoft.com/office/word/2012/wordml" xmlns:w16cex="http://schemas.microsoft.com/office/word/2018/wordml/cex" xmlns:w16cid="http://schemas.microsoft.com/office/word/2016/wordml/cid" xmlns:w16="http://schemas.microsoft.com/office/word/2018/wordml" xmlns:w16sdtdh="http://schemas.microsoft.com/office/word/2020/wordml/sdtdatahash" xmlns:w16se="http://schemas.microsoft.com/office/word/2015/wordml/symex" xmlns:wpg="http://schemas.microsoft.com/office/word/2010/wordprocessingGroup" xmlns:wpi="http://schemas.microsoft.com/office/word/2010/wordprocessingInk" xmlns:wne="http://schemas.microsoft.com/office/word/2006/wordml" xmlns:wps="http://schemas.microsoft.com/office/word/2010/wordprocessingShape" mc:Ignorable="w14 w15 w16se w16cid w16 w16cex w16sdtdh wp14">
+<w:ftr xmlns:wpc="http://schemas.microsoft.com/office/word/2010/wordprocessingCanvas" xmlns:mc="http://schemas.openxmlformats.org/markup-compatibility/2006" xmlns:o="urn:schemas-microsoft-com:office:office" xmlns:r="http://schemas.openxmlformats.org/officeDocument/2006/relationships" xmlns:m="http://schemas.openxmlformats.org/officeDocument/2006/math" xmlns:v="urn:schemas-microsoft-com:vml" xmlns:wp14="http://schemas.microsoft.com/office/word/2010/wordprocessingDrawing" xmlns:wp="http://schemas.openxmlformats.org/drawingml/2006/wordprocessingDrawing" xmlns:w10="urn:schemas-microsoft-com:office:word" xmlns:w="http://schemas.openxmlformats.org/wordprocessingml/2006/main" xmlns:w14="http://schemas.microsoft.com/office/word/2010/wordml" xmlns:wpg="http://schemas.microsoft.com/office/word/2010/wordprocessingGroup" xmlns:wpi="http://schemas.microsoft.com/office/word/2010/wordprocessingInk" xmlns:wne="http://schemas.microsoft.com/office/word/2006/wordml" xmlns:wps="http://schemas.microsoft.com/office/word/2010/wordprocessingShape" mc:Ignorable="w14 wp14">
   <w:p>
     <w:pPr>
       <w:pStyle w:val="ab"/>
@@ -5782,7 +5753,7 @@
 </file>
 
 <file path=word/footer2.xml><?xml version="1.0" encoding="utf-8"?>
-<w:ftr xmlns:wpc="http://schemas.microsoft.com/office/word/2010/wordprocessingCanvas" xmlns:cx="http://schemas.microsoft.com/office/drawing/2014/chartex" xmlns:cx1="http://schemas.microsoft.com/office/drawing/2015/9/8/chartex" xmlns:cx2="http://schemas.microsoft.com/office/drawing/2015/10/21/chartex" xmlns:cx3="http://schemas.microsoft.com/office/drawing/2016/5/9/chartex" xmlns:cx4="http://schemas.microsoft.com/office/drawing/2016/5/10/chartex" xmlns:cx5="http://schemas.microsoft.com/office/drawing/2016/5/11/chartex" xmlns:cx6="http://schemas.microsoft.com/office/drawing/2016/5/12/chartex" xmlns:cx7="http://schemas.microsoft.com/office/drawing/2016/5/13/chartex" xmlns:cx8="http://schemas.microsoft.com/office/drawing/2016/5/14/chartex" xmlns:mc="http://schemas.openxmlformats.org/markup-compatibility/2006" xmlns:aink="http://schemas.microsoft.com/office/drawing/2016/ink" xmlns:am3d="http://schemas.microsoft.com/office/drawing/2017/model3d" xmlns:o="urn:schemas-microsoft-com:office:office" xmlns:oel="http://schemas.microsoft.com/office/2019/extlst" xmlns:r="http://schemas.openxmlformats.org/officeDocument/2006/relationships" xmlns:m="http://schemas.openxmlformats.org/officeDocument/2006/math" xmlns:v="urn:schemas-microsoft-com:vml" xmlns:wp14="http://schemas.microsoft.com/office/word/2010/wordprocessingDrawing" xmlns:wp="http://schemas.openxmlformats.org/drawingml/2006/wordprocessingDrawing" xmlns:w10="urn:schemas-microsoft-com:office:word" xmlns:w="http://schemas.openxmlformats.org/wordprocessingml/2006/main" xmlns:w14="http://schemas.microsoft.com/office/word/2010/wordml" xmlns:w15="http://schemas.microsoft.com/office/word/2012/wordml" xmlns:w16cex="http://schemas.microsoft.com/office/word/2018/wordml/cex" xmlns:w16cid="http://schemas.microsoft.com/office/word/2016/wordml/cid" xmlns:w16="http://schemas.microsoft.com/office/word/2018/wordml" xmlns:w16sdtdh="http://schemas.microsoft.com/office/word/2020/wordml/sdtdatahash" xmlns:w16se="http://schemas.microsoft.com/office/word/2015/wordml/symex" xmlns:wpg="http://schemas.microsoft.com/office/word/2010/wordprocessingGroup" xmlns:wpi="http://schemas.microsoft.com/office/word/2010/wordprocessingInk" xmlns:wne="http://schemas.microsoft.com/office/word/2006/wordml" xmlns:wps="http://schemas.microsoft.com/office/word/2010/wordprocessingShape" mc:Ignorable="w14 w15 w16se w16cid w16 w16cex w16sdtdh wp14">
+<w:ftr xmlns:wpc="http://schemas.microsoft.com/office/word/2010/wordprocessingCanvas" xmlns:mc="http://schemas.openxmlformats.org/markup-compatibility/2006" xmlns:o="urn:schemas-microsoft-com:office:office" xmlns:r="http://schemas.openxmlformats.org/officeDocument/2006/relationships" xmlns:m="http://schemas.openxmlformats.org/officeDocument/2006/math" xmlns:v="urn:schemas-microsoft-com:vml" xmlns:wp14="http://schemas.microsoft.com/office/word/2010/wordprocessingDrawing" xmlns:wp="http://schemas.openxmlformats.org/drawingml/2006/wordprocessingDrawing" xmlns:w10="urn:schemas-microsoft-com:office:word" xmlns:w="http://schemas.openxmlformats.org/wordprocessingml/2006/main" xmlns:w14="http://schemas.microsoft.com/office/word/2010/wordml" xmlns:wpg="http://schemas.microsoft.com/office/word/2010/wordprocessingGroup" xmlns:wpi="http://schemas.microsoft.com/office/word/2010/wordprocessingInk" xmlns:wne="http://schemas.microsoft.com/office/word/2006/wordml" xmlns:wps="http://schemas.microsoft.com/office/word/2010/wordprocessingShape" mc:Ignorable="w14 wp14">
   <w:p>
     <w:pPr>
       <w:pStyle w:val="ab"/>
@@ -5792,7 +5763,7 @@
 </file>
 
 <file path=word/footer3.xml><?xml version="1.0" encoding="utf-8"?>
-<w:ftr xmlns:wpc="http://schemas.microsoft.com/office/word/2010/wordprocessingCanvas" xmlns:cx="http://schemas.microsoft.com/office/drawing/2014/chartex" xmlns:cx1="http://schemas.microsoft.com/office/drawing/2015/9/8/chartex" xmlns:cx2="http://schemas.microsoft.com/office/drawing/2015/10/21/chartex" xmlns:cx3="http://schemas.microsoft.com/office/drawing/2016/5/9/chartex" xmlns:cx4="http://schemas.microsoft.com/office/drawing/2016/5/10/chartex" xmlns:cx5="http://schemas.microsoft.com/office/drawing/2016/5/11/chartex" xmlns:cx6="http://schemas.microsoft.com/office/drawing/2016/5/12/chartex" xmlns:cx7="http://schemas.microsoft.com/office/drawing/2016/5/13/chartex" xmlns:cx8="http://schemas.microsoft.com/office/drawing/2016/5/14/chartex" xmlns:mc="http://schemas.openxmlformats.org/markup-compatibility/2006" xmlns:aink="http://schemas.microsoft.com/office/drawing/2016/ink" xmlns:am3d="http://schemas.microsoft.com/office/drawing/2017/model3d" xmlns:o="urn:schemas-microsoft-com:office:office" xmlns:oel="http://schemas.microsoft.com/office/2019/extlst" xmlns:r="http://schemas.openxmlformats.org/officeDocument/2006/relationships" xmlns:m="http://schemas.openxmlformats.org/officeDocument/2006/math" xmlns:v="urn:schemas-microsoft-com:vml" xmlns:wp14="http://schemas.microsoft.com/office/word/2010/wordprocessingDrawing" xmlns:wp="http://schemas.openxmlformats.org/drawingml/2006/wordprocessingDrawing" xmlns:w10="urn:schemas-microsoft-com:office:word" xmlns:w="http://schemas.openxmlformats.org/wordprocessingml/2006/main" xmlns:w14="http://schemas.microsoft.com/office/word/2010/wordml" xmlns:w15="http://schemas.microsoft.com/office/word/2012/wordml" xmlns:w16cex="http://schemas.microsoft.com/office/word/2018/wordml/cex" xmlns:w16cid="http://schemas.microsoft.com/office/word/2016/wordml/cid" xmlns:w16="http://schemas.microsoft.com/office/word/2018/wordml" xmlns:w16sdtdh="http://schemas.microsoft.com/office/word/2020/wordml/sdtdatahash" xmlns:w16se="http://schemas.microsoft.com/office/word/2015/wordml/symex" xmlns:wpg="http://schemas.microsoft.com/office/word/2010/wordprocessingGroup" xmlns:wpi="http://schemas.microsoft.com/office/word/2010/wordprocessingInk" xmlns:wne="http://schemas.microsoft.com/office/word/2006/wordml" xmlns:wps="http://schemas.microsoft.com/office/word/2010/wordprocessingShape" mc:Ignorable="w14 w15 w16se w16cid w16 w16cex w16sdtdh wp14">
+<w:ftr xmlns:wpc="http://schemas.microsoft.com/office/word/2010/wordprocessingCanvas" xmlns:mc="http://schemas.openxmlformats.org/markup-compatibility/2006" xmlns:o="urn:schemas-microsoft-com:office:office" xmlns:r="http://schemas.openxmlformats.org/officeDocument/2006/relationships" xmlns:m="http://schemas.openxmlformats.org/officeDocument/2006/math" xmlns:v="urn:schemas-microsoft-com:vml" xmlns:wp14="http://schemas.microsoft.com/office/word/2010/wordprocessingDrawing" xmlns:wp="http://schemas.openxmlformats.org/drawingml/2006/wordprocessingDrawing" xmlns:w10="urn:schemas-microsoft-com:office:word" xmlns:w="http://schemas.openxmlformats.org/wordprocessingml/2006/main" xmlns:w14="http://schemas.microsoft.com/office/word/2010/wordml" xmlns:wpg="http://schemas.microsoft.com/office/word/2010/wordprocessingGroup" xmlns:wpi="http://schemas.microsoft.com/office/word/2010/wordprocessingInk" xmlns:wne="http://schemas.microsoft.com/office/word/2006/wordml" xmlns:wps="http://schemas.microsoft.com/office/word/2010/wordprocessingShape" mc:Ignorable="w14 wp14">
   <w:p>
     <w:pPr>
       <w:pStyle w:val="ab"/>
@@ -5809,7 +5780,7 @@
 </file>
 
 <file path=word/footnotes.xml><?xml version="1.0" encoding="utf-8"?>
-<w:footnotes xmlns:wpc="http://schemas.microsoft.com/office/word/2010/wordprocessingCanvas" xmlns:cx="http://schemas.microsoft.com/office/drawing/2014/chartex" xmlns:cx1="http://schemas.microsoft.com/office/drawing/2015/9/8/chartex" xmlns:cx2="http://schemas.microsoft.com/office/drawing/2015/10/21/chartex" xmlns:cx3="http://schemas.microsoft.com/office/drawing/2016/5/9/chartex" xmlns:cx4="http://schemas.microsoft.com/office/drawing/2016/5/10/chartex" xmlns:cx5="http://schemas.microsoft.com/office/drawing/2016/5/11/chartex" xmlns:cx6="http://schemas.microsoft.com/office/drawing/2016/5/12/chartex" xmlns:cx7="http://schemas.microsoft.com/office/drawing/2016/5/13/chartex" xmlns:cx8="http://schemas.microsoft.com/office/drawing/2016/5/14/chartex" xmlns:mc="http://schemas.openxmlformats.org/markup-compatibility/2006" xmlns:aink="http://schemas.microsoft.com/office/drawing/2016/ink" xmlns:am3d="http://schemas.microsoft.com/office/drawing/2017/model3d" xmlns:o="urn:schemas-microsoft-com:office:office" xmlns:oel="http://schemas.microsoft.com/office/2019/extlst" xmlns:r="http://schemas.openxmlformats.org/officeDocument/2006/relationships" xmlns:m="http://schemas.openxmlformats.org/officeDocument/2006/math" xmlns:v="urn:schemas-microsoft-com:vml" xmlns:wp14="http://schemas.microsoft.com/office/word/2010/wordprocessingDrawing" xmlns:wp="http://schemas.openxmlformats.org/drawingml/2006/wordprocessingDrawing" xmlns:w10="urn:schemas-microsoft-com:office:word" xmlns:w="http://schemas.openxmlformats.org/wordprocessingml/2006/main" xmlns:w14="http://schemas.microsoft.com/office/word/2010/wordml" xmlns:w15="http://schemas.microsoft.com/office/word/2012/wordml" xmlns:w16cex="http://schemas.microsoft.com/office/word/2018/wordml/cex" xmlns:w16cid="http://schemas.microsoft.com/office/word/2016/wordml/cid" xmlns:w16="http://schemas.microsoft.com/office/word/2018/wordml" xmlns:w16sdtdh="http://schemas.microsoft.com/office/word/2020/wordml/sdtdatahash" xmlns:w16se="http://schemas.microsoft.com/office/word/2015/wordml/symex" xmlns:wpg="http://schemas.microsoft.com/office/word/2010/wordprocessingGroup" xmlns:wpi="http://schemas.microsoft.com/office/word/2010/wordprocessingInk" xmlns:wne="http://schemas.microsoft.com/office/word/2006/wordml" xmlns:wps="http://schemas.microsoft.com/office/word/2010/wordprocessingShape" mc:Ignorable="w14 w15 w16se w16cid w16 w16cex w16sdtdh wp14">
+<w:footnotes xmlns:wpc="http://schemas.microsoft.com/office/word/2010/wordprocessingCanvas" xmlns:mc="http://schemas.openxmlformats.org/markup-compatibility/2006" xmlns:o="urn:schemas-microsoft-com:office:office" xmlns:r="http://schemas.openxmlformats.org/officeDocument/2006/relationships" xmlns:m="http://schemas.openxmlformats.org/officeDocument/2006/math" xmlns:v="urn:schemas-microsoft-com:vml" xmlns:wp14="http://schemas.microsoft.com/office/word/2010/wordprocessingDrawing" xmlns:wp="http://schemas.openxmlformats.org/drawingml/2006/wordprocessingDrawing" xmlns:w10="urn:schemas-microsoft-com:office:word" xmlns:w="http://schemas.openxmlformats.org/wordprocessingml/2006/main" xmlns:w14="http://schemas.microsoft.com/office/word/2010/wordml" xmlns:wpg="http://schemas.microsoft.com/office/word/2010/wordprocessingGroup" xmlns:wpi="http://schemas.microsoft.com/office/word/2010/wordprocessingInk" xmlns:wne="http://schemas.microsoft.com/office/word/2006/wordml" xmlns:wps="http://schemas.microsoft.com/office/word/2010/wordprocessingShape" mc:Ignorable="w14 wp14">
   <w:footnote w:type="separator" w:id="-1">
     <w:p>
       <w:r>
@@ -5828,7 +5799,7 @@
 </file>
 
 <file path=word/header1.xml><?xml version="1.0" encoding="utf-8"?>
-<w:hdr xmlns:wpc="http://schemas.microsoft.com/office/word/2010/wordprocessingCanvas" xmlns:cx="http://schemas.microsoft.com/office/drawing/2014/chartex" xmlns:cx1="http://schemas.microsoft.com/office/drawing/2015/9/8/chartex" xmlns:cx2="http://schemas.microsoft.com/office/drawing/2015/10/21/chartex" xmlns:cx3="http://schemas.microsoft.com/office/drawing/2016/5/9/chartex" xmlns:cx4="http://schemas.microsoft.com/office/drawing/2016/5/10/chartex" xmlns:cx5="http://schemas.microsoft.com/office/drawing/2016/5/11/chartex" xmlns:cx6="http://schemas.microsoft.com/office/drawing/2016/5/12/chartex" xmlns:cx7="http://schemas.microsoft.com/office/drawing/2016/5/13/chartex" xmlns:cx8="http://schemas.microsoft.com/office/drawing/2016/5/14/chartex" xmlns:mc="http://schemas.openxmlformats.org/markup-compatibility/2006" xmlns:aink="http://schemas.microsoft.com/office/drawing/2016/ink" xmlns:am3d="http://schemas.microsoft.com/office/drawing/2017/model3d" xmlns:o="urn:schemas-microsoft-com:office:office" xmlns:oel="http://schemas.microsoft.com/office/2019/extlst" xmlns:r="http://schemas.openxmlformats.org/officeDocument/2006/relationships" xmlns:m="http://schemas.openxmlformats.org/officeDocument/2006/math" xmlns:v="urn:schemas-microsoft-com:vml" xmlns:wp14="http://schemas.microsoft.com/office/word/2010/wordprocessingDrawing" xmlns:wp="http://schemas.openxmlformats.org/drawingml/2006/wordprocessingDrawing" xmlns:w10="urn:schemas-microsoft-com:office:word" xmlns:w="http://schemas.openxmlformats.org/wordprocessingml/2006/main" xmlns:w14="http://schemas.microsoft.com/office/word/2010/wordml" xmlns:w15="http://schemas.microsoft.com/office/word/2012/wordml" xmlns:w16cex="http://schemas.microsoft.com/office/word/2018/wordml/cex" xmlns:w16cid="http://schemas.microsoft.com/office/word/2016/wordml/cid" xmlns:w16="http://schemas.microsoft.com/office/word/2018/wordml" xmlns:w16sdtdh="http://schemas.microsoft.com/office/word/2020/wordml/sdtdatahash" xmlns:w16se="http://schemas.microsoft.com/office/word/2015/wordml/symex" xmlns:wpg="http://schemas.microsoft.com/office/word/2010/wordprocessingGroup" xmlns:wpi="http://schemas.microsoft.com/office/word/2010/wordprocessingInk" xmlns:wne="http://schemas.microsoft.com/office/word/2006/wordml" xmlns:wps="http://schemas.microsoft.com/office/word/2010/wordprocessingShape" mc:Ignorable="w14 w15 w16se w16cid w16 w16cex w16sdtdh wp14">
+<w:hdr xmlns:wpc="http://schemas.microsoft.com/office/word/2010/wordprocessingCanvas" xmlns:mc="http://schemas.openxmlformats.org/markup-compatibility/2006" xmlns:o="urn:schemas-microsoft-com:office:office" xmlns:r="http://schemas.openxmlformats.org/officeDocument/2006/relationships" xmlns:m="http://schemas.openxmlformats.org/officeDocument/2006/math" xmlns:v="urn:schemas-microsoft-com:vml" xmlns:wp14="http://schemas.microsoft.com/office/word/2010/wordprocessingDrawing" xmlns:wp="http://schemas.openxmlformats.org/drawingml/2006/wordprocessingDrawing" xmlns:w10="urn:schemas-microsoft-com:office:word" xmlns:w="http://schemas.openxmlformats.org/wordprocessingml/2006/main" xmlns:w14="http://schemas.microsoft.com/office/word/2010/wordml" xmlns:wpg="http://schemas.microsoft.com/office/word/2010/wordprocessingGroup" xmlns:wpi="http://schemas.microsoft.com/office/word/2010/wordprocessingInk" xmlns:wne="http://schemas.microsoft.com/office/word/2006/wordml" xmlns:wps="http://schemas.microsoft.com/office/word/2010/wordprocessingShape" mc:Ignorable="w14 wp14">
   <w:tbl>
     <w:tblPr>
       <w:tblW w:w="15302" w:type="dxa"/>
@@ -6489,7 +6460,7 @@
                 <v:stroke joinstyle="miter"/>
                 <v:path gradientshapeok="t" o:connecttype="rect"/>
               </v:shapetype>
-              <v:shape id="_x0000_s2049" type="#_x0000_t202" style="position:absolute;margin-left:258.65pt;margin-top:167.9pt;width:88pt;height:24pt;z-index:251657216">
+              <v:shape id="_x0000_s2049" type="#_x0000_t202" style="position:absolute;margin-left:258.65pt;margin-top:167.9pt;width:88pt;height:24pt;z-index:1">
                 <v:textbox style="mso-next-textbox:#_x0000_s2049">
                   <w:txbxContent>
                     <w:p>
@@ -6595,7 +6566,7 @@
 </file>
 
 <file path=word/header2.xml><?xml version="1.0" encoding="utf-8"?>
-<w:hdr xmlns:wpc="http://schemas.microsoft.com/office/word/2010/wordprocessingCanvas" xmlns:cx="http://schemas.microsoft.com/office/drawing/2014/chartex" xmlns:cx1="http://schemas.microsoft.com/office/drawing/2015/9/8/chartex" xmlns:cx2="http://schemas.microsoft.com/office/drawing/2015/10/21/chartex" xmlns:cx3="http://schemas.microsoft.com/office/drawing/2016/5/9/chartex" xmlns:cx4="http://schemas.microsoft.com/office/drawing/2016/5/10/chartex" xmlns:cx5="http://schemas.microsoft.com/office/drawing/2016/5/11/chartex" xmlns:cx6="http://schemas.microsoft.com/office/drawing/2016/5/12/chartex" xmlns:cx7="http://schemas.microsoft.com/office/drawing/2016/5/13/chartex" xmlns:cx8="http://schemas.microsoft.com/office/drawing/2016/5/14/chartex" xmlns:mc="http://schemas.openxmlformats.org/markup-compatibility/2006" xmlns:aink="http://schemas.microsoft.com/office/drawing/2016/ink" xmlns:am3d="http://schemas.microsoft.com/office/drawing/2017/model3d" xmlns:o="urn:schemas-microsoft-com:office:office" xmlns:oel="http://schemas.microsoft.com/office/2019/extlst" xmlns:r="http://schemas.openxmlformats.org/officeDocument/2006/relationships" xmlns:m="http://schemas.openxmlformats.org/officeDocument/2006/math" xmlns:v="urn:schemas-microsoft-com:vml" xmlns:wp14="http://schemas.microsoft.com/office/word/2010/wordprocessingDrawing" xmlns:wp="http://schemas.openxmlformats.org/drawingml/2006/wordprocessingDrawing" xmlns:w10="urn:schemas-microsoft-com:office:word" xmlns:w="http://schemas.openxmlformats.org/wordprocessingml/2006/main" xmlns:w14="http://schemas.microsoft.com/office/word/2010/wordml" xmlns:w15="http://schemas.microsoft.com/office/word/2012/wordml" xmlns:w16cex="http://schemas.microsoft.com/office/word/2018/wordml/cex" xmlns:w16cid="http://schemas.microsoft.com/office/word/2016/wordml/cid" xmlns:w16="http://schemas.microsoft.com/office/word/2018/wordml" xmlns:w16sdtdh="http://schemas.microsoft.com/office/word/2020/wordml/sdtdatahash" xmlns:w16se="http://schemas.microsoft.com/office/word/2015/wordml/symex" xmlns:wpg="http://schemas.microsoft.com/office/word/2010/wordprocessingGroup" xmlns:wpi="http://schemas.microsoft.com/office/word/2010/wordprocessingInk" xmlns:wne="http://schemas.microsoft.com/office/word/2006/wordml" xmlns:wps="http://schemas.microsoft.com/office/word/2010/wordprocessingShape" mc:Ignorable="w14 w15 w16se w16cid w16 w16cex w16sdtdh wp14">
+<w:hdr xmlns:wpc="http://schemas.microsoft.com/office/word/2010/wordprocessingCanvas" xmlns:mc="http://schemas.openxmlformats.org/markup-compatibility/2006" xmlns:o="urn:schemas-microsoft-com:office:office" xmlns:r="http://schemas.openxmlformats.org/officeDocument/2006/relationships" xmlns:m="http://schemas.openxmlformats.org/officeDocument/2006/math" xmlns:v="urn:schemas-microsoft-com:vml" xmlns:wp14="http://schemas.microsoft.com/office/word/2010/wordprocessingDrawing" xmlns:wp="http://schemas.openxmlformats.org/drawingml/2006/wordprocessingDrawing" xmlns:w10="urn:schemas-microsoft-com:office:word" xmlns:w="http://schemas.openxmlformats.org/wordprocessingml/2006/main" xmlns:w14="http://schemas.microsoft.com/office/word/2010/wordml" xmlns:wpg="http://schemas.microsoft.com/office/word/2010/wordprocessingGroup" xmlns:wpi="http://schemas.microsoft.com/office/word/2010/wordprocessingInk" xmlns:wne="http://schemas.microsoft.com/office/word/2006/wordml" xmlns:wps="http://schemas.microsoft.com/office/word/2010/wordprocessingShape" mc:Ignorable="w14 wp14">
   <w:tbl>
     <w:tblPr>
       <w:tblW w:w="15742" w:type="dxa"/>
@@ -7097,7 +7068,7 @@
                 <v:stroke joinstyle="miter"/>
                 <v:path gradientshapeok="t" o:connecttype="rect"/>
               </v:shapetype>
-              <v:shape id="_x0000_s2050" type="#_x0000_t202" style="position:absolute;margin-left:258.65pt;margin-top:167.9pt;width:88pt;height:24pt;z-index:251658240;mso-position-horizontal-relative:text;mso-position-vertical-relative:text">
+              <v:shape id="_x0000_s2050" type="#_x0000_t202" style="position:absolute;margin-left:258.65pt;margin-top:167.9pt;width:88pt;height:24pt;z-index:2;mso-position-horizontal-relative:text;mso-position-vertical-relative:text">
                 <v:textbox style="mso-next-textbox:#_x0000_s2050">
                   <w:txbxContent>
                     <w:p>
@@ -7198,7 +7169,7 @@
 </file>
 
 <file path=word/numbering.xml><?xml version="1.0" encoding="utf-8"?>
-<w:numbering xmlns:wpc="http://schemas.microsoft.com/office/word/2010/wordprocessingCanvas" xmlns:cx="http://schemas.microsoft.com/office/drawing/2014/chartex" xmlns:cx1="http://schemas.microsoft.com/office/drawing/2015/9/8/chartex" xmlns:cx2="http://schemas.microsoft.com/office/drawing/2015/10/21/chartex" xmlns:cx3="http://schemas.microsoft.com/office/drawing/2016/5/9/chartex" xmlns:cx4="http://schemas.microsoft.com/office/drawing/2016/5/10/chartex" xmlns:cx5="http://schemas.microsoft.com/office/drawing/2016/5/11/chartex" xmlns:cx6="http://schemas.microsoft.com/office/drawing/2016/5/12/chartex" xmlns:cx7="http://schemas.microsoft.com/office/drawing/2016/5/13/chartex" xmlns:cx8="http://schemas.microsoft.com/office/drawing/2016/5/14/chartex" xmlns:mc="http://schemas.openxmlformats.org/markup-compatibility/2006" xmlns:aink="http://schemas.microsoft.com/office/drawing/2016/ink" xmlns:am3d="http://schemas.microsoft.com/office/drawing/2017/model3d" xmlns:o="urn:schemas-microsoft-com:office:office" xmlns:oel="http://schemas.microsoft.com/office/2019/extlst" xmlns:r="http://schemas.openxmlformats.org/officeDocument/2006/relationships" xmlns:m="http://schemas.openxmlformats.org/officeDocument/2006/math" xmlns:v="urn:schemas-microsoft-com:vml" xmlns:wp14="http://schemas.microsoft.com/office/word/2010/wordprocessingDrawing" xmlns:wp="http://schemas.openxmlformats.org/drawingml/2006/wordprocessingDrawing" xmlns:w10="urn:schemas-microsoft-com:office:word" xmlns:w="http://schemas.openxmlformats.org/wordprocessingml/2006/main" xmlns:w14="http://schemas.microsoft.com/office/word/2010/wordml" xmlns:w15="http://schemas.microsoft.com/office/word/2012/wordml" xmlns:w16cex="http://schemas.microsoft.com/office/word/2018/wordml/cex" xmlns:w16cid="http://schemas.microsoft.com/office/word/2016/wordml/cid" xmlns:w16="http://schemas.microsoft.com/office/word/2018/wordml" xmlns:w16sdtdh="http://schemas.microsoft.com/office/word/2020/wordml/sdtdatahash" xmlns:w16se="http://schemas.microsoft.com/office/word/2015/wordml/symex" xmlns:wpg="http://schemas.microsoft.com/office/word/2010/wordprocessingGroup" xmlns:wpi="http://schemas.microsoft.com/office/word/2010/wordprocessingInk" xmlns:wne="http://schemas.microsoft.com/office/word/2006/wordml" xmlns:wps="http://schemas.microsoft.com/office/word/2010/wordprocessingShape" mc:Ignorable="w14 w15 w16se w16cid w16 w16cex w16sdtdh wp14">
+<w:numbering xmlns:wpc="http://schemas.microsoft.com/office/word/2010/wordprocessingCanvas" xmlns:mc="http://schemas.openxmlformats.org/markup-compatibility/2006" xmlns:o="urn:schemas-microsoft-com:office:office" xmlns:r="http://schemas.openxmlformats.org/officeDocument/2006/relationships" xmlns:m="http://schemas.openxmlformats.org/officeDocument/2006/math" xmlns:v="urn:schemas-microsoft-com:vml" xmlns:wp14="http://schemas.microsoft.com/office/word/2010/wordprocessingDrawing" xmlns:wp="http://schemas.openxmlformats.org/drawingml/2006/wordprocessingDrawing" xmlns:w10="urn:schemas-microsoft-com:office:word" xmlns:w="http://schemas.openxmlformats.org/wordprocessingml/2006/main" xmlns:w14="http://schemas.microsoft.com/office/word/2010/wordml" xmlns:wpg="http://schemas.microsoft.com/office/word/2010/wordprocessingGroup" xmlns:wpi="http://schemas.microsoft.com/office/word/2010/wordprocessingInk" xmlns:wne="http://schemas.microsoft.com/office/word/2006/wordml" xmlns:wps="http://schemas.microsoft.com/office/word/2010/wordprocessingShape" mc:Ignorable="w14 wp14">
   <w:numPicBullet w:numPicBulletId="0">
     <w:pict>
       <v:shapetype id="_x0000_t75" coordsize="21600,21600" o:spt="75" o:preferrelative="t" path="m@4@5l@4@11@9@11@9@5xe" filled="f" stroked="f">
@@ -7220,204 +7191,204 @@
         <v:path o:extrusionok="f" gradientshapeok="t" o:connecttype="rect"/>
         <o:lock v:ext="edit" aspectratio="t"/>
       </v:shapetype>
-      <v:shape id="_x0000_i1026" type="#_x0000_t75" style="width:15.75pt;height:13.5pt" o:bullet="t">
+      <v:shape id="_x0000_i1027" type="#_x0000_t75" style="width:15.75pt;height:13.5pt" o:bullet="t">
         <v:imagedata r:id="rId1" o:title=""/>
       </v:shape>
     </w:pict>
   </w:numPicBullet>
-  <w:abstractNum w:abstractNumId="0" w15:restartNumberingAfterBreak="0">
+  <w:abstractNum w:abstractNumId="0">
     <w:nsid w:val="01FE0919"/>
     <w:multiLevelType w:val="multilevel"/>
     <w:tmpl w:val="D5CED38A"/>
     <w:numStyleLink w:val="a"/>
   </w:abstractNum>
-  <w:abstractNum w:abstractNumId="1" w15:restartNumberingAfterBreak="0">
+  <w:abstractNum w:abstractNumId="1">
     <w:nsid w:val="02453B2C"/>
     <w:multiLevelType w:val="multilevel"/>
     <w:tmpl w:val="D5CED38A"/>
     <w:numStyleLink w:val="a"/>
   </w:abstractNum>
-  <w:abstractNum w:abstractNumId="2" w15:restartNumberingAfterBreak="0">
+  <w:abstractNum w:abstractNumId="2">
     <w:nsid w:val="02CC03D7"/>
     <w:multiLevelType w:val="multilevel"/>
     <w:tmpl w:val="D5CED38A"/>
     <w:numStyleLink w:val="a"/>
   </w:abstractNum>
-  <w:abstractNum w:abstractNumId="3" w15:restartNumberingAfterBreak="0">
+  <w:abstractNum w:abstractNumId="3">
     <w:nsid w:val="034401DB"/>
     <w:multiLevelType w:val="multilevel"/>
     <w:tmpl w:val="D5CED38A"/>
     <w:numStyleLink w:val="a"/>
   </w:abstractNum>
-  <w:abstractNum w:abstractNumId="4" w15:restartNumberingAfterBreak="0">
+  <w:abstractNum w:abstractNumId="4">
     <w:nsid w:val="03673735"/>
     <w:multiLevelType w:val="multilevel"/>
     <w:tmpl w:val="2780B37C"/>
     <w:numStyleLink w:val="a0"/>
   </w:abstractNum>
-  <w:abstractNum w:abstractNumId="5" w15:restartNumberingAfterBreak="0">
+  <w:abstractNum w:abstractNumId="5">
     <w:nsid w:val="039B7453"/>
     <w:multiLevelType w:val="multilevel"/>
     <w:tmpl w:val="D5CED38A"/>
     <w:numStyleLink w:val="a"/>
   </w:abstractNum>
-  <w:abstractNum w:abstractNumId="6" w15:restartNumberingAfterBreak="0">
+  <w:abstractNum w:abstractNumId="6">
     <w:nsid w:val="03A32751"/>
     <w:multiLevelType w:val="multilevel"/>
     <w:tmpl w:val="D5CED38A"/>
     <w:numStyleLink w:val="a"/>
   </w:abstractNum>
-  <w:abstractNum w:abstractNumId="7" w15:restartNumberingAfterBreak="0">
+  <w:abstractNum w:abstractNumId="7">
     <w:nsid w:val="03CC555C"/>
     <w:multiLevelType w:val="multilevel"/>
     <w:tmpl w:val="2780B37C"/>
     <w:numStyleLink w:val="a0"/>
   </w:abstractNum>
-  <w:abstractNum w:abstractNumId="8" w15:restartNumberingAfterBreak="0">
+  <w:abstractNum w:abstractNumId="8">
     <w:nsid w:val="0468396C"/>
     <w:multiLevelType w:val="multilevel"/>
     <w:tmpl w:val="D5CED38A"/>
     <w:numStyleLink w:val="a"/>
   </w:abstractNum>
-  <w:abstractNum w:abstractNumId="9" w15:restartNumberingAfterBreak="0">
+  <w:abstractNum w:abstractNumId="9">
     <w:nsid w:val="04F73A0F"/>
     <w:multiLevelType w:val="multilevel"/>
     <w:tmpl w:val="D5CED38A"/>
     <w:numStyleLink w:val="a"/>
   </w:abstractNum>
-  <w:abstractNum w:abstractNumId="10" w15:restartNumberingAfterBreak="0">
+  <w:abstractNum w:abstractNumId="10">
     <w:nsid w:val="0578754E"/>
     <w:multiLevelType w:val="multilevel"/>
     <w:tmpl w:val="D5CED38A"/>
     <w:numStyleLink w:val="a"/>
   </w:abstractNum>
-  <w:abstractNum w:abstractNumId="11" w15:restartNumberingAfterBreak="0">
+  <w:abstractNum w:abstractNumId="11">
     <w:nsid w:val="06077233"/>
     <w:multiLevelType w:val="multilevel"/>
     <w:tmpl w:val="2780B37C"/>
     <w:numStyleLink w:val="a0"/>
   </w:abstractNum>
-  <w:abstractNum w:abstractNumId="12" w15:restartNumberingAfterBreak="0">
+  <w:abstractNum w:abstractNumId="12">
     <w:nsid w:val="060A52ED"/>
     <w:multiLevelType w:val="multilevel"/>
     <w:tmpl w:val="D5CED38A"/>
     <w:numStyleLink w:val="a"/>
   </w:abstractNum>
-  <w:abstractNum w:abstractNumId="13" w15:restartNumberingAfterBreak="0">
+  <w:abstractNum w:abstractNumId="13">
     <w:nsid w:val="07807244"/>
     <w:multiLevelType w:val="multilevel"/>
     <w:tmpl w:val="D5CED38A"/>
     <w:numStyleLink w:val="a"/>
   </w:abstractNum>
-  <w:abstractNum w:abstractNumId="14" w15:restartNumberingAfterBreak="0">
+  <w:abstractNum w:abstractNumId="14">
     <w:nsid w:val="07EF0F08"/>
     <w:multiLevelType w:val="multilevel"/>
     <w:tmpl w:val="D5CED38A"/>
     <w:numStyleLink w:val="a"/>
   </w:abstractNum>
-  <w:abstractNum w:abstractNumId="15" w15:restartNumberingAfterBreak="0">
+  <w:abstractNum w:abstractNumId="15">
     <w:nsid w:val="08F670BC"/>
     <w:multiLevelType w:val="multilevel"/>
     <w:tmpl w:val="2780B37C"/>
     <w:numStyleLink w:val="a0"/>
   </w:abstractNum>
-  <w:abstractNum w:abstractNumId="16" w15:restartNumberingAfterBreak="0">
+  <w:abstractNum w:abstractNumId="16">
     <w:nsid w:val="0A4825D6"/>
     <w:multiLevelType w:val="multilevel"/>
     <w:tmpl w:val="D5CED38A"/>
     <w:numStyleLink w:val="a"/>
   </w:abstractNum>
-  <w:abstractNum w:abstractNumId="17" w15:restartNumberingAfterBreak="0">
+  <w:abstractNum w:abstractNumId="17">
     <w:nsid w:val="0A587C7D"/>
     <w:multiLevelType w:val="multilevel"/>
     <w:tmpl w:val="D5CED38A"/>
     <w:numStyleLink w:val="a"/>
   </w:abstractNum>
-  <w:abstractNum w:abstractNumId="18" w15:restartNumberingAfterBreak="0">
+  <w:abstractNum w:abstractNumId="18">
     <w:nsid w:val="0B416454"/>
     <w:multiLevelType w:val="multilevel"/>
     <w:tmpl w:val="D5CED38A"/>
     <w:numStyleLink w:val="a"/>
   </w:abstractNum>
-  <w:abstractNum w:abstractNumId="19" w15:restartNumberingAfterBreak="0">
+  <w:abstractNum w:abstractNumId="19">
     <w:nsid w:val="0B5037CE"/>
     <w:multiLevelType w:val="multilevel"/>
     <w:tmpl w:val="D5CED38A"/>
     <w:numStyleLink w:val="a"/>
   </w:abstractNum>
-  <w:abstractNum w:abstractNumId="20" w15:restartNumberingAfterBreak="0">
+  <w:abstractNum w:abstractNumId="20">
     <w:nsid w:val="0BD52D05"/>
     <w:multiLevelType w:val="multilevel"/>
     <w:tmpl w:val="D5CED38A"/>
     <w:numStyleLink w:val="a"/>
   </w:abstractNum>
-  <w:abstractNum w:abstractNumId="21" w15:restartNumberingAfterBreak="0">
+  <w:abstractNum w:abstractNumId="21">
     <w:nsid w:val="0CA66831"/>
     <w:multiLevelType w:val="multilevel"/>
     <w:tmpl w:val="D5CED38A"/>
     <w:numStyleLink w:val="a"/>
   </w:abstractNum>
-  <w:abstractNum w:abstractNumId="22" w15:restartNumberingAfterBreak="0">
+  <w:abstractNum w:abstractNumId="22">
     <w:nsid w:val="0CDC098C"/>
     <w:multiLevelType w:val="multilevel"/>
     <w:tmpl w:val="2780B37C"/>
     <w:numStyleLink w:val="a0"/>
   </w:abstractNum>
-  <w:abstractNum w:abstractNumId="23" w15:restartNumberingAfterBreak="0">
+  <w:abstractNum w:abstractNumId="23">
     <w:nsid w:val="0EBD1B4C"/>
     <w:multiLevelType w:val="multilevel"/>
     <w:tmpl w:val="D5CED38A"/>
     <w:numStyleLink w:val="a"/>
   </w:abstractNum>
-  <w:abstractNum w:abstractNumId="24" w15:restartNumberingAfterBreak="0">
+  <w:abstractNum w:abstractNumId="24">
     <w:nsid w:val="0FCB0762"/>
     <w:multiLevelType w:val="multilevel"/>
     <w:tmpl w:val="D5CED38A"/>
     <w:numStyleLink w:val="a"/>
   </w:abstractNum>
-  <w:abstractNum w:abstractNumId="25" w15:restartNumberingAfterBreak="0">
+  <w:abstractNum w:abstractNumId="25">
     <w:nsid w:val="108F6376"/>
     <w:multiLevelType w:val="multilevel"/>
     <w:tmpl w:val="2780B37C"/>
     <w:numStyleLink w:val="a0"/>
   </w:abstractNum>
-  <w:abstractNum w:abstractNumId="26" w15:restartNumberingAfterBreak="0">
+  <w:abstractNum w:abstractNumId="26">
     <w:nsid w:val="110F1ACD"/>
     <w:multiLevelType w:val="multilevel"/>
     <w:tmpl w:val="D5CED38A"/>
     <w:numStyleLink w:val="a"/>
   </w:abstractNum>
-  <w:abstractNum w:abstractNumId="27" w15:restartNumberingAfterBreak="0">
+  <w:abstractNum w:abstractNumId="27">
     <w:nsid w:val="115775D8"/>
     <w:multiLevelType w:val="multilevel"/>
     <w:tmpl w:val="D5CED38A"/>
     <w:numStyleLink w:val="a"/>
   </w:abstractNum>
-  <w:abstractNum w:abstractNumId="28" w15:restartNumberingAfterBreak="0">
+  <w:abstractNum w:abstractNumId="28">
     <w:nsid w:val="11EB2269"/>
     <w:multiLevelType w:val="multilevel"/>
     <w:tmpl w:val="D5CED38A"/>
     <w:numStyleLink w:val="a"/>
   </w:abstractNum>
-  <w:abstractNum w:abstractNumId="29" w15:restartNumberingAfterBreak="0">
+  <w:abstractNum w:abstractNumId="29">
     <w:nsid w:val="122A1B6F"/>
     <w:multiLevelType w:val="multilevel"/>
     <w:tmpl w:val="D5CED38A"/>
     <w:numStyleLink w:val="a"/>
   </w:abstractNum>
-  <w:abstractNum w:abstractNumId="30" w15:restartNumberingAfterBreak="0">
+  <w:abstractNum w:abstractNumId="30">
     <w:nsid w:val="125E5BDB"/>
     <w:multiLevelType w:val="multilevel"/>
     <w:tmpl w:val="D5CED38A"/>
     <w:numStyleLink w:val="a"/>
   </w:abstractNum>
-  <w:abstractNum w:abstractNumId="31" w15:restartNumberingAfterBreak="0">
+  <w:abstractNum w:abstractNumId="31">
     <w:nsid w:val="12642A9D"/>
     <w:multiLevelType w:val="multilevel"/>
     <w:tmpl w:val="D5CED38A"/>
     <w:numStyleLink w:val="a"/>
   </w:abstractNum>
-  <w:abstractNum w:abstractNumId="32" w15:restartNumberingAfterBreak="0">
+  <w:abstractNum w:abstractNumId="32">
     <w:nsid w:val="1315400D"/>
     <w:multiLevelType w:val="multilevel"/>
     <w:tmpl w:val="224E60EA"/>
@@ -7558,181 +7529,181 @@
       </w:rPr>
     </w:lvl>
   </w:abstractNum>
-  <w:abstractNum w:abstractNumId="33" w15:restartNumberingAfterBreak="0">
+  <w:abstractNum w:abstractNumId="33">
     <w:nsid w:val="14A772FB"/>
     <w:multiLevelType w:val="multilevel"/>
     <w:tmpl w:val="D5CED38A"/>
     <w:numStyleLink w:val="a"/>
   </w:abstractNum>
-  <w:abstractNum w:abstractNumId="34" w15:restartNumberingAfterBreak="0">
+  <w:abstractNum w:abstractNumId="34">
     <w:nsid w:val="1548143C"/>
     <w:multiLevelType w:val="multilevel"/>
     <w:tmpl w:val="D5CED38A"/>
     <w:numStyleLink w:val="a"/>
   </w:abstractNum>
-  <w:abstractNum w:abstractNumId="35" w15:restartNumberingAfterBreak="0">
+  <w:abstractNum w:abstractNumId="35">
     <w:nsid w:val="15C311A6"/>
     <w:multiLevelType w:val="multilevel"/>
     <w:tmpl w:val="D5CED38A"/>
     <w:numStyleLink w:val="a"/>
   </w:abstractNum>
-  <w:abstractNum w:abstractNumId="36" w15:restartNumberingAfterBreak="0">
+  <w:abstractNum w:abstractNumId="36">
     <w:nsid w:val="16A030EB"/>
     <w:multiLevelType w:val="multilevel"/>
     <w:tmpl w:val="2780B37C"/>
     <w:numStyleLink w:val="a0"/>
   </w:abstractNum>
-  <w:abstractNum w:abstractNumId="37" w15:restartNumberingAfterBreak="0">
+  <w:abstractNum w:abstractNumId="37">
     <w:nsid w:val="17210DAE"/>
     <w:multiLevelType w:val="multilevel"/>
     <w:tmpl w:val="D5CED38A"/>
     <w:numStyleLink w:val="a"/>
   </w:abstractNum>
-  <w:abstractNum w:abstractNumId="38" w15:restartNumberingAfterBreak="0">
+  <w:abstractNum w:abstractNumId="38">
     <w:nsid w:val="174F6F29"/>
     <w:multiLevelType w:val="multilevel"/>
     <w:tmpl w:val="D5CED38A"/>
     <w:numStyleLink w:val="a"/>
   </w:abstractNum>
-  <w:abstractNum w:abstractNumId="39" w15:restartNumberingAfterBreak="0">
+  <w:abstractNum w:abstractNumId="39">
     <w:nsid w:val="192D17ED"/>
     <w:multiLevelType w:val="multilevel"/>
     <w:tmpl w:val="2780B37C"/>
     <w:numStyleLink w:val="a0"/>
   </w:abstractNum>
-  <w:abstractNum w:abstractNumId="40" w15:restartNumberingAfterBreak="0">
+  <w:abstractNum w:abstractNumId="40">
     <w:nsid w:val="195D4C92"/>
     <w:multiLevelType w:val="multilevel"/>
     <w:tmpl w:val="D5CED38A"/>
     <w:numStyleLink w:val="a"/>
   </w:abstractNum>
-  <w:abstractNum w:abstractNumId="41" w15:restartNumberingAfterBreak="0">
+  <w:abstractNum w:abstractNumId="41">
     <w:nsid w:val="19A052B7"/>
     <w:multiLevelType w:val="multilevel"/>
     <w:tmpl w:val="2780B37C"/>
     <w:numStyleLink w:val="a0"/>
   </w:abstractNum>
-  <w:abstractNum w:abstractNumId="42" w15:restartNumberingAfterBreak="0">
+  <w:abstractNum w:abstractNumId="42">
     <w:nsid w:val="1A072E6F"/>
     <w:multiLevelType w:val="multilevel"/>
     <w:tmpl w:val="D5CED38A"/>
     <w:numStyleLink w:val="a"/>
   </w:abstractNum>
-  <w:abstractNum w:abstractNumId="43" w15:restartNumberingAfterBreak="0">
+  <w:abstractNum w:abstractNumId="43">
     <w:nsid w:val="1A223884"/>
     <w:multiLevelType w:val="multilevel"/>
     <w:tmpl w:val="D5CED38A"/>
     <w:numStyleLink w:val="a"/>
   </w:abstractNum>
-  <w:abstractNum w:abstractNumId="44" w15:restartNumberingAfterBreak="0">
+  <w:abstractNum w:abstractNumId="44">
     <w:nsid w:val="1B0C5E6A"/>
     <w:multiLevelType w:val="multilevel"/>
     <w:tmpl w:val="D5CED38A"/>
     <w:numStyleLink w:val="a"/>
   </w:abstractNum>
-  <w:abstractNum w:abstractNumId="45" w15:restartNumberingAfterBreak="0">
+  <w:abstractNum w:abstractNumId="45">
     <w:nsid w:val="1BCA5867"/>
     <w:multiLevelType w:val="multilevel"/>
     <w:tmpl w:val="D5CED38A"/>
     <w:numStyleLink w:val="a"/>
   </w:abstractNum>
-  <w:abstractNum w:abstractNumId="46" w15:restartNumberingAfterBreak="0">
+  <w:abstractNum w:abstractNumId="46">
     <w:nsid w:val="1BF23927"/>
     <w:multiLevelType w:val="multilevel"/>
     <w:tmpl w:val="D5CED38A"/>
     <w:numStyleLink w:val="a"/>
   </w:abstractNum>
-  <w:abstractNum w:abstractNumId="47" w15:restartNumberingAfterBreak="0">
+  <w:abstractNum w:abstractNumId="47">
     <w:nsid w:val="1C5D425B"/>
     <w:multiLevelType w:val="multilevel"/>
     <w:tmpl w:val="D5CED38A"/>
     <w:numStyleLink w:val="a"/>
   </w:abstractNum>
-  <w:abstractNum w:abstractNumId="48" w15:restartNumberingAfterBreak="0">
+  <w:abstractNum w:abstractNumId="48">
     <w:nsid w:val="1CEA773C"/>
     <w:multiLevelType w:val="multilevel"/>
     <w:tmpl w:val="D5CED38A"/>
     <w:numStyleLink w:val="a"/>
   </w:abstractNum>
-  <w:abstractNum w:abstractNumId="49" w15:restartNumberingAfterBreak="0">
+  <w:abstractNum w:abstractNumId="49">
     <w:nsid w:val="1D93358B"/>
     <w:multiLevelType w:val="multilevel"/>
     <w:tmpl w:val="2780B37C"/>
     <w:numStyleLink w:val="a0"/>
   </w:abstractNum>
-  <w:abstractNum w:abstractNumId="50" w15:restartNumberingAfterBreak="0">
+  <w:abstractNum w:abstractNumId="50">
     <w:nsid w:val="1E8753F5"/>
     <w:multiLevelType w:val="multilevel"/>
     <w:tmpl w:val="D5CED38A"/>
     <w:numStyleLink w:val="a"/>
   </w:abstractNum>
-  <w:abstractNum w:abstractNumId="51" w15:restartNumberingAfterBreak="0">
+  <w:abstractNum w:abstractNumId="51">
     <w:nsid w:val="1EA903DD"/>
     <w:multiLevelType w:val="multilevel"/>
     <w:tmpl w:val="2780B37C"/>
     <w:numStyleLink w:val="a0"/>
   </w:abstractNum>
-  <w:abstractNum w:abstractNumId="52" w15:restartNumberingAfterBreak="0">
+  <w:abstractNum w:abstractNumId="52">
     <w:nsid w:val="1F5D5CF3"/>
     <w:multiLevelType w:val="multilevel"/>
     <w:tmpl w:val="2780B37C"/>
     <w:numStyleLink w:val="a0"/>
   </w:abstractNum>
-  <w:abstractNum w:abstractNumId="53" w15:restartNumberingAfterBreak="0">
+  <w:abstractNum w:abstractNumId="53">
     <w:nsid w:val="1F7756D4"/>
     <w:multiLevelType w:val="multilevel"/>
     <w:tmpl w:val="D5CED38A"/>
     <w:numStyleLink w:val="a"/>
   </w:abstractNum>
-  <w:abstractNum w:abstractNumId="54" w15:restartNumberingAfterBreak="0">
+  <w:abstractNum w:abstractNumId="54">
     <w:nsid w:val="205D4B7A"/>
     <w:multiLevelType w:val="multilevel"/>
     <w:tmpl w:val="D5CED38A"/>
     <w:numStyleLink w:val="a"/>
   </w:abstractNum>
-  <w:abstractNum w:abstractNumId="55" w15:restartNumberingAfterBreak="0">
+  <w:abstractNum w:abstractNumId="55">
     <w:nsid w:val="219933DE"/>
     <w:multiLevelType w:val="multilevel"/>
     <w:tmpl w:val="D5CED38A"/>
     <w:numStyleLink w:val="a"/>
   </w:abstractNum>
-  <w:abstractNum w:abstractNumId="56" w15:restartNumberingAfterBreak="0">
+  <w:abstractNum w:abstractNumId="56">
     <w:nsid w:val="21B31593"/>
     <w:multiLevelType w:val="multilevel"/>
     <w:tmpl w:val="2780B37C"/>
     <w:numStyleLink w:val="a0"/>
   </w:abstractNum>
-  <w:abstractNum w:abstractNumId="57" w15:restartNumberingAfterBreak="0">
+  <w:abstractNum w:abstractNumId="57">
     <w:nsid w:val="22252868"/>
     <w:multiLevelType w:val="multilevel"/>
     <w:tmpl w:val="2780B37C"/>
     <w:numStyleLink w:val="a0"/>
   </w:abstractNum>
-  <w:abstractNum w:abstractNumId="58" w15:restartNumberingAfterBreak="0">
+  <w:abstractNum w:abstractNumId="58">
     <w:nsid w:val="23566188"/>
     <w:multiLevelType w:val="multilevel"/>
     <w:tmpl w:val="D5CED38A"/>
     <w:numStyleLink w:val="a"/>
   </w:abstractNum>
-  <w:abstractNum w:abstractNumId="59" w15:restartNumberingAfterBreak="0">
+  <w:abstractNum w:abstractNumId="59">
     <w:nsid w:val="23C444B3"/>
     <w:multiLevelType w:val="multilevel"/>
     <w:tmpl w:val="2780B37C"/>
     <w:numStyleLink w:val="a0"/>
   </w:abstractNum>
-  <w:abstractNum w:abstractNumId="60" w15:restartNumberingAfterBreak="0">
+  <w:abstractNum w:abstractNumId="60">
     <w:nsid w:val="258F0BA3"/>
     <w:multiLevelType w:val="multilevel"/>
     <w:tmpl w:val="D5CED38A"/>
     <w:numStyleLink w:val="a"/>
   </w:abstractNum>
-  <w:abstractNum w:abstractNumId="61" w15:restartNumberingAfterBreak="0">
+  <w:abstractNum w:abstractNumId="61">
     <w:nsid w:val="2592034E"/>
     <w:multiLevelType w:val="multilevel"/>
     <w:tmpl w:val="D5CED38A"/>
     <w:numStyleLink w:val="a"/>
   </w:abstractNum>
-  <w:abstractNum w:abstractNumId="62" w15:restartNumberingAfterBreak="0">
+  <w:abstractNum w:abstractNumId="62">
     <w:nsid w:val="25A0218C"/>
     <w:multiLevelType w:val="hybridMultilevel"/>
     <w:tmpl w:val="4B462F30"/>
@@ -7871,313 +7842,313 @@
       </w:rPr>
     </w:lvl>
   </w:abstractNum>
-  <w:abstractNum w:abstractNumId="63" w15:restartNumberingAfterBreak="0">
+  <w:abstractNum w:abstractNumId="63">
     <w:nsid w:val="26165DDA"/>
     <w:multiLevelType w:val="multilevel"/>
     <w:tmpl w:val="2780B37C"/>
     <w:numStyleLink w:val="a0"/>
   </w:abstractNum>
-  <w:abstractNum w:abstractNumId="64" w15:restartNumberingAfterBreak="0">
+  <w:abstractNum w:abstractNumId="64">
     <w:nsid w:val="268C79DB"/>
     <w:multiLevelType w:val="multilevel"/>
     <w:tmpl w:val="D5CED38A"/>
     <w:numStyleLink w:val="a"/>
   </w:abstractNum>
-  <w:abstractNum w:abstractNumId="65" w15:restartNumberingAfterBreak="0">
+  <w:abstractNum w:abstractNumId="65">
     <w:nsid w:val="26AD6758"/>
     <w:multiLevelType w:val="multilevel"/>
     <w:tmpl w:val="D5CED38A"/>
     <w:numStyleLink w:val="a"/>
   </w:abstractNum>
-  <w:abstractNum w:abstractNumId="66" w15:restartNumberingAfterBreak="0">
+  <w:abstractNum w:abstractNumId="66">
     <w:nsid w:val="27784F78"/>
     <w:multiLevelType w:val="multilevel"/>
     <w:tmpl w:val="D5CED38A"/>
     <w:numStyleLink w:val="a"/>
   </w:abstractNum>
-  <w:abstractNum w:abstractNumId="67" w15:restartNumberingAfterBreak="0">
+  <w:abstractNum w:abstractNumId="67">
     <w:nsid w:val="280B719E"/>
     <w:multiLevelType w:val="multilevel"/>
     <w:tmpl w:val="D5CED38A"/>
     <w:numStyleLink w:val="a"/>
   </w:abstractNum>
-  <w:abstractNum w:abstractNumId="68" w15:restartNumberingAfterBreak="0">
+  <w:abstractNum w:abstractNumId="68">
     <w:nsid w:val="290674B6"/>
     <w:multiLevelType w:val="multilevel"/>
     <w:tmpl w:val="D5CED38A"/>
     <w:numStyleLink w:val="a"/>
   </w:abstractNum>
-  <w:abstractNum w:abstractNumId="69" w15:restartNumberingAfterBreak="0">
+  <w:abstractNum w:abstractNumId="69">
     <w:nsid w:val="2921242A"/>
     <w:multiLevelType w:val="multilevel"/>
     <w:tmpl w:val="D5CED38A"/>
     <w:numStyleLink w:val="a"/>
   </w:abstractNum>
-  <w:abstractNum w:abstractNumId="70" w15:restartNumberingAfterBreak="0">
+  <w:abstractNum w:abstractNumId="70">
     <w:nsid w:val="2A7B6E7E"/>
     <w:multiLevelType w:val="multilevel"/>
     <w:tmpl w:val="D5CED38A"/>
     <w:numStyleLink w:val="a"/>
   </w:abstractNum>
-  <w:abstractNum w:abstractNumId="71" w15:restartNumberingAfterBreak="0">
+  <w:abstractNum w:abstractNumId="71">
     <w:nsid w:val="2AA06E1D"/>
     <w:multiLevelType w:val="multilevel"/>
     <w:tmpl w:val="2780B37C"/>
     <w:numStyleLink w:val="a0"/>
   </w:abstractNum>
-  <w:abstractNum w:abstractNumId="72" w15:restartNumberingAfterBreak="0">
+  <w:abstractNum w:abstractNumId="72">
     <w:nsid w:val="2B465E76"/>
     <w:multiLevelType w:val="multilevel"/>
     <w:tmpl w:val="D5CED38A"/>
     <w:numStyleLink w:val="a"/>
   </w:abstractNum>
-  <w:abstractNum w:abstractNumId="73" w15:restartNumberingAfterBreak="0">
+  <w:abstractNum w:abstractNumId="73">
     <w:nsid w:val="2BCB460F"/>
     <w:multiLevelType w:val="multilevel"/>
     <w:tmpl w:val="D5CED38A"/>
     <w:numStyleLink w:val="a"/>
   </w:abstractNum>
-  <w:abstractNum w:abstractNumId="74" w15:restartNumberingAfterBreak="0">
+  <w:abstractNum w:abstractNumId="74">
     <w:nsid w:val="2C3E7784"/>
     <w:multiLevelType w:val="multilevel"/>
     <w:tmpl w:val="D5CED38A"/>
     <w:numStyleLink w:val="a"/>
   </w:abstractNum>
-  <w:abstractNum w:abstractNumId="75" w15:restartNumberingAfterBreak="0">
+  <w:abstractNum w:abstractNumId="75">
     <w:nsid w:val="2C421FEC"/>
     <w:multiLevelType w:val="multilevel"/>
     <w:tmpl w:val="D5CED38A"/>
     <w:numStyleLink w:val="a"/>
   </w:abstractNum>
-  <w:abstractNum w:abstractNumId="76" w15:restartNumberingAfterBreak="0">
+  <w:abstractNum w:abstractNumId="76">
     <w:nsid w:val="2DD913A5"/>
     <w:multiLevelType w:val="multilevel"/>
     <w:tmpl w:val="D5CED38A"/>
     <w:numStyleLink w:val="a"/>
   </w:abstractNum>
-  <w:abstractNum w:abstractNumId="77" w15:restartNumberingAfterBreak="0">
+  <w:abstractNum w:abstractNumId="77">
     <w:nsid w:val="2EB91BD1"/>
     <w:multiLevelType w:val="multilevel"/>
     <w:tmpl w:val="2780B37C"/>
     <w:numStyleLink w:val="a0"/>
   </w:abstractNum>
-  <w:abstractNum w:abstractNumId="78" w15:restartNumberingAfterBreak="0">
+  <w:abstractNum w:abstractNumId="78">
     <w:nsid w:val="30E90DA4"/>
     <w:multiLevelType w:val="multilevel"/>
     <w:tmpl w:val="2780B37C"/>
     <w:numStyleLink w:val="a0"/>
   </w:abstractNum>
-  <w:abstractNum w:abstractNumId="79" w15:restartNumberingAfterBreak="0">
+  <w:abstractNum w:abstractNumId="79">
     <w:nsid w:val="31001C80"/>
     <w:multiLevelType w:val="multilevel"/>
     <w:tmpl w:val="2780B37C"/>
     <w:numStyleLink w:val="a0"/>
   </w:abstractNum>
-  <w:abstractNum w:abstractNumId="80" w15:restartNumberingAfterBreak="0">
+  <w:abstractNum w:abstractNumId="80">
     <w:nsid w:val="315D09A9"/>
     <w:multiLevelType w:val="multilevel"/>
     <w:tmpl w:val="2780B37C"/>
     <w:numStyleLink w:val="a0"/>
   </w:abstractNum>
-  <w:abstractNum w:abstractNumId="81" w15:restartNumberingAfterBreak="0">
+  <w:abstractNum w:abstractNumId="81">
     <w:nsid w:val="31A11BCD"/>
     <w:multiLevelType w:val="multilevel"/>
     <w:tmpl w:val="D5CED38A"/>
     <w:numStyleLink w:val="a"/>
   </w:abstractNum>
-  <w:abstractNum w:abstractNumId="82" w15:restartNumberingAfterBreak="0">
+  <w:abstractNum w:abstractNumId="82">
     <w:nsid w:val="31DC7A15"/>
     <w:multiLevelType w:val="multilevel"/>
     <w:tmpl w:val="D5CED38A"/>
     <w:numStyleLink w:val="a"/>
   </w:abstractNum>
-  <w:abstractNum w:abstractNumId="83" w15:restartNumberingAfterBreak="0">
+  <w:abstractNum w:abstractNumId="83">
     <w:nsid w:val="34804822"/>
     <w:multiLevelType w:val="multilevel"/>
     <w:tmpl w:val="D5CED38A"/>
     <w:numStyleLink w:val="a"/>
   </w:abstractNum>
-  <w:abstractNum w:abstractNumId="84" w15:restartNumberingAfterBreak="0">
+  <w:abstractNum w:abstractNumId="84">
     <w:nsid w:val="34892B2D"/>
     <w:multiLevelType w:val="multilevel"/>
     <w:tmpl w:val="D5CED38A"/>
     <w:numStyleLink w:val="a"/>
   </w:abstractNum>
-  <w:abstractNum w:abstractNumId="85" w15:restartNumberingAfterBreak="0">
+  <w:abstractNum w:abstractNumId="85">
     <w:nsid w:val="34CD4AC2"/>
     <w:multiLevelType w:val="multilevel"/>
     <w:tmpl w:val="D5CED38A"/>
     <w:numStyleLink w:val="a"/>
   </w:abstractNum>
-  <w:abstractNum w:abstractNumId="86" w15:restartNumberingAfterBreak="0">
+  <w:abstractNum w:abstractNumId="86">
     <w:nsid w:val="36691B87"/>
     <w:multiLevelType w:val="multilevel"/>
     <w:tmpl w:val="2780B37C"/>
     <w:numStyleLink w:val="a0"/>
   </w:abstractNum>
-  <w:abstractNum w:abstractNumId="87" w15:restartNumberingAfterBreak="0">
+  <w:abstractNum w:abstractNumId="87">
     <w:nsid w:val="36CD09A6"/>
     <w:multiLevelType w:val="multilevel"/>
     <w:tmpl w:val="D5CED38A"/>
     <w:numStyleLink w:val="a"/>
   </w:abstractNum>
-  <w:abstractNum w:abstractNumId="88" w15:restartNumberingAfterBreak="0">
+  <w:abstractNum w:abstractNumId="88">
     <w:nsid w:val="376262A0"/>
     <w:multiLevelType w:val="multilevel"/>
     <w:tmpl w:val="2780B37C"/>
     <w:numStyleLink w:val="a0"/>
   </w:abstractNum>
-  <w:abstractNum w:abstractNumId="89" w15:restartNumberingAfterBreak="0">
+  <w:abstractNum w:abstractNumId="89">
     <w:nsid w:val="3780721D"/>
     <w:multiLevelType w:val="multilevel"/>
     <w:tmpl w:val="2780B37C"/>
     <w:numStyleLink w:val="a0"/>
   </w:abstractNum>
-  <w:abstractNum w:abstractNumId="90" w15:restartNumberingAfterBreak="0">
+  <w:abstractNum w:abstractNumId="90">
     <w:nsid w:val="38067C95"/>
     <w:multiLevelType w:val="multilevel"/>
     <w:tmpl w:val="2780B37C"/>
     <w:numStyleLink w:val="a0"/>
   </w:abstractNum>
-  <w:abstractNum w:abstractNumId="91" w15:restartNumberingAfterBreak="0">
+  <w:abstractNum w:abstractNumId="91">
     <w:nsid w:val="3924671A"/>
     <w:multiLevelType w:val="multilevel"/>
     <w:tmpl w:val="D5CED38A"/>
     <w:numStyleLink w:val="a"/>
   </w:abstractNum>
-  <w:abstractNum w:abstractNumId="92" w15:restartNumberingAfterBreak="0">
+  <w:abstractNum w:abstractNumId="92">
     <w:nsid w:val="39581271"/>
     <w:multiLevelType w:val="multilevel"/>
     <w:tmpl w:val="D5CED38A"/>
     <w:numStyleLink w:val="a"/>
   </w:abstractNum>
-  <w:abstractNum w:abstractNumId="93" w15:restartNumberingAfterBreak="0">
+  <w:abstractNum w:abstractNumId="93">
     <w:nsid w:val="396640CD"/>
     <w:multiLevelType w:val="multilevel"/>
     <w:tmpl w:val="D5CED38A"/>
     <w:numStyleLink w:val="a"/>
   </w:abstractNum>
-  <w:abstractNum w:abstractNumId="94" w15:restartNumberingAfterBreak="0">
+  <w:abstractNum w:abstractNumId="94">
     <w:nsid w:val="3A313739"/>
     <w:multiLevelType w:val="multilevel"/>
     <w:tmpl w:val="D5CED38A"/>
     <w:numStyleLink w:val="a"/>
   </w:abstractNum>
-  <w:abstractNum w:abstractNumId="95" w15:restartNumberingAfterBreak="0">
+  <w:abstractNum w:abstractNumId="95">
     <w:nsid w:val="3A3962A9"/>
     <w:multiLevelType w:val="multilevel"/>
     <w:tmpl w:val="D5CED38A"/>
     <w:numStyleLink w:val="a"/>
   </w:abstractNum>
-  <w:abstractNum w:abstractNumId="96" w15:restartNumberingAfterBreak="0">
+  <w:abstractNum w:abstractNumId="96">
     <w:nsid w:val="3A785F4C"/>
     <w:multiLevelType w:val="multilevel"/>
     <w:tmpl w:val="D5CED38A"/>
     <w:numStyleLink w:val="a"/>
   </w:abstractNum>
-  <w:abstractNum w:abstractNumId="97" w15:restartNumberingAfterBreak="0">
+  <w:abstractNum w:abstractNumId="97">
     <w:nsid w:val="3B015DC3"/>
     <w:multiLevelType w:val="multilevel"/>
     <w:tmpl w:val="D5CED38A"/>
     <w:numStyleLink w:val="a"/>
   </w:abstractNum>
-  <w:abstractNum w:abstractNumId="98" w15:restartNumberingAfterBreak="0">
+  <w:abstractNum w:abstractNumId="98">
     <w:nsid w:val="3B990C6C"/>
     <w:multiLevelType w:val="multilevel"/>
     <w:tmpl w:val="D5CED38A"/>
     <w:numStyleLink w:val="a"/>
   </w:abstractNum>
-  <w:abstractNum w:abstractNumId="99" w15:restartNumberingAfterBreak="0">
+  <w:abstractNum w:abstractNumId="99">
     <w:nsid w:val="3B9C19C2"/>
     <w:multiLevelType w:val="multilevel"/>
     <w:tmpl w:val="D5CED38A"/>
     <w:numStyleLink w:val="a"/>
   </w:abstractNum>
-  <w:abstractNum w:abstractNumId="100" w15:restartNumberingAfterBreak="0">
+  <w:abstractNum w:abstractNumId="100">
     <w:nsid w:val="3BE332B4"/>
     <w:multiLevelType w:val="multilevel"/>
     <w:tmpl w:val="D5CED38A"/>
     <w:numStyleLink w:val="a"/>
   </w:abstractNum>
-  <w:abstractNum w:abstractNumId="101" w15:restartNumberingAfterBreak="0">
+  <w:abstractNum w:abstractNumId="101">
     <w:nsid w:val="3C4C6272"/>
     <w:multiLevelType w:val="multilevel"/>
     <w:tmpl w:val="D5CED38A"/>
     <w:numStyleLink w:val="a"/>
   </w:abstractNum>
-  <w:abstractNum w:abstractNumId="102" w15:restartNumberingAfterBreak="0">
+  <w:abstractNum w:abstractNumId="102">
     <w:nsid w:val="3C4E3901"/>
     <w:multiLevelType w:val="multilevel"/>
     <w:tmpl w:val="2780B37C"/>
     <w:numStyleLink w:val="a0"/>
   </w:abstractNum>
-  <w:abstractNum w:abstractNumId="103" w15:restartNumberingAfterBreak="0">
+  <w:abstractNum w:abstractNumId="103">
     <w:nsid w:val="3C9969FD"/>
     <w:multiLevelType w:val="multilevel"/>
     <w:tmpl w:val="D5CED38A"/>
     <w:numStyleLink w:val="a"/>
   </w:abstractNum>
-  <w:abstractNum w:abstractNumId="104" w15:restartNumberingAfterBreak="0">
+  <w:abstractNum w:abstractNumId="104">
     <w:nsid w:val="3CFF31B7"/>
     <w:multiLevelType w:val="multilevel"/>
     <w:tmpl w:val="D5CED38A"/>
     <w:numStyleLink w:val="a"/>
   </w:abstractNum>
-  <w:abstractNum w:abstractNumId="105" w15:restartNumberingAfterBreak="0">
+  <w:abstractNum w:abstractNumId="105">
     <w:nsid w:val="3D1F0812"/>
     <w:multiLevelType w:val="multilevel"/>
     <w:tmpl w:val="D5CED38A"/>
     <w:numStyleLink w:val="a"/>
   </w:abstractNum>
-  <w:abstractNum w:abstractNumId="106" w15:restartNumberingAfterBreak="0">
+  <w:abstractNum w:abstractNumId="106">
     <w:nsid w:val="3D1F0884"/>
     <w:multiLevelType w:val="multilevel"/>
     <w:tmpl w:val="D5CED38A"/>
     <w:numStyleLink w:val="a"/>
   </w:abstractNum>
-  <w:abstractNum w:abstractNumId="107" w15:restartNumberingAfterBreak="0">
+  <w:abstractNum w:abstractNumId="107">
     <w:nsid w:val="3D301070"/>
     <w:multiLevelType w:val="multilevel"/>
     <w:tmpl w:val="2780B37C"/>
     <w:numStyleLink w:val="a0"/>
   </w:abstractNum>
-  <w:abstractNum w:abstractNumId="108" w15:restartNumberingAfterBreak="0">
+  <w:abstractNum w:abstractNumId="108">
     <w:nsid w:val="3DD60A49"/>
     <w:multiLevelType w:val="multilevel"/>
     <w:tmpl w:val="D5CED38A"/>
     <w:numStyleLink w:val="a"/>
   </w:abstractNum>
-  <w:abstractNum w:abstractNumId="109" w15:restartNumberingAfterBreak="0">
+  <w:abstractNum w:abstractNumId="109">
     <w:nsid w:val="3EB3136F"/>
     <w:multiLevelType w:val="multilevel"/>
     <w:tmpl w:val="2780B37C"/>
     <w:numStyleLink w:val="a0"/>
   </w:abstractNum>
-  <w:abstractNum w:abstractNumId="110" w15:restartNumberingAfterBreak="0">
+  <w:abstractNum w:abstractNumId="110">
     <w:nsid w:val="40FF4609"/>
     <w:multiLevelType w:val="multilevel"/>
     <w:tmpl w:val="D5CED38A"/>
     <w:numStyleLink w:val="a"/>
   </w:abstractNum>
-  <w:abstractNum w:abstractNumId="111" w15:restartNumberingAfterBreak="0">
+  <w:abstractNum w:abstractNumId="111">
     <w:nsid w:val="415F15C3"/>
     <w:multiLevelType w:val="multilevel"/>
     <w:tmpl w:val="2780B37C"/>
     <w:numStyleLink w:val="a0"/>
   </w:abstractNum>
-  <w:abstractNum w:abstractNumId="112" w15:restartNumberingAfterBreak="0">
+  <w:abstractNum w:abstractNumId="112">
     <w:nsid w:val="4265519C"/>
     <w:multiLevelType w:val="multilevel"/>
     <w:tmpl w:val="D5CED38A"/>
     <w:numStyleLink w:val="a"/>
   </w:abstractNum>
-  <w:abstractNum w:abstractNumId="113" w15:restartNumberingAfterBreak="0">
+  <w:abstractNum w:abstractNumId="113">
     <w:nsid w:val="431C4B42"/>
     <w:multiLevelType w:val="multilevel"/>
     <w:tmpl w:val="D5CED38A"/>
     <w:numStyleLink w:val="a"/>
   </w:abstractNum>
-  <w:abstractNum w:abstractNumId="114" w15:restartNumberingAfterBreak="0">
+  <w:abstractNum w:abstractNumId="114">
     <w:nsid w:val="443E37BF"/>
     <w:multiLevelType w:val="multilevel"/>
     <w:tmpl w:val="04C07D42"/>
@@ -8321,301 +8292,301 @@
       </w:rPr>
     </w:lvl>
   </w:abstractNum>
-  <w:abstractNum w:abstractNumId="115" w15:restartNumberingAfterBreak="0">
+  <w:abstractNum w:abstractNumId="115">
     <w:nsid w:val="44AA653F"/>
     <w:multiLevelType w:val="multilevel"/>
     <w:tmpl w:val="D5CED38A"/>
     <w:numStyleLink w:val="a"/>
   </w:abstractNum>
-  <w:abstractNum w:abstractNumId="116" w15:restartNumberingAfterBreak="0">
+  <w:abstractNum w:abstractNumId="116">
     <w:nsid w:val="45EE0ADE"/>
     <w:multiLevelType w:val="multilevel"/>
     <w:tmpl w:val="D5CED38A"/>
     <w:numStyleLink w:val="a"/>
   </w:abstractNum>
-  <w:abstractNum w:abstractNumId="117" w15:restartNumberingAfterBreak="0">
+  <w:abstractNum w:abstractNumId="117">
     <w:nsid w:val="46585E79"/>
     <w:multiLevelType w:val="multilevel"/>
     <w:tmpl w:val="2780B37C"/>
     <w:numStyleLink w:val="a0"/>
   </w:abstractNum>
-  <w:abstractNum w:abstractNumId="118" w15:restartNumberingAfterBreak="0">
+  <w:abstractNum w:abstractNumId="118">
     <w:nsid w:val="46712A56"/>
     <w:multiLevelType w:val="multilevel"/>
     <w:tmpl w:val="9B4429F2"/>
     <w:numStyleLink w:val="a1"/>
   </w:abstractNum>
-  <w:abstractNum w:abstractNumId="119" w15:restartNumberingAfterBreak="0">
+  <w:abstractNum w:abstractNumId="119">
     <w:nsid w:val="467C5992"/>
     <w:multiLevelType w:val="multilevel"/>
     <w:tmpl w:val="D5CED38A"/>
     <w:numStyleLink w:val="a"/>
   </w:abstractNum>
-  <w:abstractNum w:abstractNumId="120" w15:restartNumberingAfterBreak="0">
+  <w:abstractNum w:abstractNumId="120">
     <w:nsid w:val="473F7423"/>
     <w:multiLevelType w:val="multilevel"/>
     <w:tmpl w:val="2780B37C"/>
     <w:numStyleLink w:val="a0"/>
   </w:abstractNum>
-  <w:abstractNum w:abstractNumId="121" w15:restartNumberingAfterBreak="0">
+  <w:abstractNum w:abstractNumId="121">
     <w:nsid w:val="47431E38"/>
     <w:multiLevelType w:val="multilevel"/>
     <w:tmpl w:val="D5CED38A"/>
     <w:numStyleLink w:val="a"/>
   </w:abstractNum>
-  <w:abstractNum w:abstractNumId="122" w15:restartNumberingAfterBreak="0">
+  <w:abstractNum w:abstractNumId="122">
     <w:nsid w:val="479C6D89"/>
     <w:multiLevelType w:val="multilevel"/>
     <w:tmpl w:val="D5CED38A"/>
     <w:numStyleLink w:val="a"/>
   </w:abstractNum>
-  <w:abstractNum w:abstractNumId="123" w15:restartNumberingAfterBreak="0">
+  <w:abstractNum w:abstractNumId="123">
     <w:nsid w:val="48B76A0F"/>
     <w:multiLevelType w:val="multilevel"/>
     <w:tmpl w:val="D5CED38A"/>
     <w:numStyleLink w:val="a"/>
   </w:abstractNum>
-  <w:abstractNum w:abstractNumId="124" w15:restartNumberingAfterBreak="0">
+  <w:abstractNum w:abstractNumId="124">
     <w:nsid w:val="495F793F"/>
     <w:multiLevelType w:val="multilevel"/>
     <w:tmpl w:val="2780B37C"/>
     <w:numStyleLink w:val="a0"/>
   </w:abstractNum>
-  <w:abstractNum w:abstractNumId="125" w15:restartNumberingAfterBreak="0">
+  <w:abstractNum w:abstractNumId="125">
     <w:nsid w:val="49DB1E14"/>
     <w:multiLevelType w:val="multilevel"/>
     <w:tmpl w:val="2780B37C"/>
     <w:numStyleLink w:val="a0"/>
   </w:abstractNum>
-  <w:abstractNum w:abstractNumId="126" w15:restartNumberingAfterBreak="0">
+  <w:abstractNum w:abstractNumId="126">
     <w:nsid w:val="49E5211F"/>
     <w:multiLevelType w:val="multilevel"/>
     <w:tmpl w:val="D5CED38A"/>
     <w:numStyleLink w:val="a"/>
   </w:abstractNum>
-  <w:abstractNum w:abstractNumId="127" w15:restartNumberingAfterBreak="0">
+  <w:abstractNum w:abstractNumId="127">
     <w:nsid w:val="4A031268"/>
     <w:multiLevelType w:val="multilevel"/>
     <w:tmpl w:val="D5CED38A"/>
     <w:numStyleLink w:val="a"/>
   </w:abstractNum>
-  <w:abstractNum w:abstractNumId="128" w15:restartNumberingAfterBreak="0">
+  <w:abstractNum w:abstractNumId="128">
     <w:nsid w:val="4A5011FF"/>
     <w:multiLevelType w:val="multilevel"/>
     <w:tmpl w:val="D5CED38A"/>
     <w:numStyleLink w:val="a"/>
   </w:abstractNum>
-  <w:abstractNum w:abstractNumId="129" w15:restartNumberingAfterBreak="0">
+  <w:abstractNum w:abstractNumId="129">
     <w:nsid w:val="4B083AFC"/>
     <w:multiLevelType w:val="multilevel"/>
     <w:tmpl w:val="2780B37C"/>
     <w:numStyleLink w:val="a0"/>
   </w:abstractNum>
-  <w:abstractNum w:abstractNumId="130" w15:restartNumberingAfterBreak="0">
+  <w:abstractNum w:abstractNumId="130">
     <w:nsid w:val="4BDA3E9D"/>
     <w:multiLevelType w:val="multilevel"/>
     <w:tmpl w:val="D5CED38A"/>
     <w:numStyleLink w:val="a"/>
   </w:abstractNum>
-  <w:abstractNum w:abstractNumId="131" w15:restartNumberingAfterBreak="0">
+  <w:abstractNum w:abstractNumId="131">
     <w:nsid w:val="4E346A6C"/>
     <w:multiLevelType w:val="multilevel"/>
     <w:tmpl w:val="D5CED38A"/>
     <w:numStyleLink w:val="a"/>
   </w:abstractNum>
-  <w:abstractNum w:abstractNumId="132" w15:restartNumberingAfterBreak="0">
+  <w:abstractNum w:abstractNumId="132">
     <w:nsid w:val="4EDF1271"/>
     <w:multiLevelType w:val="multilevel"/>
     <w:tmpl w:val="D5CED38A"/>
     <w:numStyleLink w:val="a"/>
   </w:abstractNum>
-  <w:abstractNum w:abstractNumId="133" w15:restartNumberingAfterBreak="0">
+  <w:abstractNum w:abstractNumId="133">
     <w:nsid w:val="4F955A9A"/>
     <w:multiLevelType w:val="multilevel"/>
     <w:tmpl w:val="D5CED38A"/>
     <w:numStyleLink w:val="a"/>
   </w:abstractNum>
-  <w:abstractNum w:abstractNumId="134" w15:restartNumberingAfterBreak="0">
+  <w:abstractNum w:abstractNumId="134">
     <w:nsid w:val="518F2716"/>
     <w:multiLevelType w:val="multilevel"/>
     <w:tmpl w:val="D5CED38A"/>
     <w:numStyleLink w:val="a"/>
   </w:abstractNum>
-  <w:abstractNum w:abstractNumId="135" w15:restartNumberingAfterBreak="0">
+  <w:abstractNum w:abstractNumId="135">
     <w:nsid w:val="519C2711"/>
     <w:multiLevelType w:val="multilevel"/>
     <w:tmpl w:val="D5CED38A"/>
     <w:numStyleLink w:val="a"/>
   </w:abstractNum>
-  <w:abstractNum w:abstractNumId="136" w15:restartNumberingAfterBreak="0">
+  <w:abstractNum w:abstractNumId="136">
     <w:nsid w:val="519F16D7"/>
     <w:multiLevelType w:val="multilevel"/>
     <w:tmpl w:val="D5CED38A"/>
     <w:numStyleLink w:val="a"/>
   </w:abstractNum>
-  <w:abstractNum w:abstractNumId="137" w15:restartNumberingAfterBreak="0">
+  <w:abstractNum w:abstractNumId="137">
     <w:nsid w:val="51D06800"/>
     <w:multiLevelType w:val="multilevel"/>
     <w:tmpl w:val="D5CED38A"/>
     <w:numStyleLink w:val="a"/>
   </w:abstractNum>
-  <w:abstractNum w:abstractNumId="138" w15:restartNumberingAfterBreak="0">
+  <w:abstractNum w:abstractNumId="138">
     <w:nsid w:val="52391955"/>
     <w:multiLevelType w:val="multilevel"/>
     <w:tmpl w:val="D5CED38A"/>
     <w:numStyleLink w:val="a"/>
   </w:abstractNum>
-  <w:abstractNum w:abstractNumId="139" w15:restartNumberingAfterBreak="0">
+  <w:abstractNum w:abstractNumId="139">
     <w:nsid w:val="52500939"/>
     <w:multiLevelType w:val="multilevel"/>
     <w:tmpl w:val="D5CED38A"/>
     <w:numStyleLink w:val="a"/>
   </w:abstractNum>
-  <w:abstractNum w:abstractNumId="140" w15:restartNumberingAfterBreak="0">
+  <w:abstractNum w:abstractNumId="140">
     <w:nsid w:val="535C3851"/>
     <w:multiLevelType w:val="multilevel"/>
     <w:tmpl w:val="D5CED38A"/>
     <w:numStyleLink w:val="a"/>
   </w:abstractNum>
-  <w:abstractNum w:abstractNumId="141" w15:restartNumberingAfterBreak="0">
+  <w:abstractNum w:abstractNumId="141">
     <w:nsid w:val="54C851DD"/>
     <w:multiLevelType w:val="multilevel"/>
     <w:tmpl w:val="9B4429F2"/>
     <w:numStyleLink w:val="a1"/>
   </w:abstractNum>
-  <w:abstractNum w:abstractNumId="142" w15:restartNumberingAfterBreak="0">
+  <w:abstractNum w:abstractNumId="142">
     <w:nsid w:val="54ED5CFC"/>
     <w:multiLevelType w:val="multilevel"/>
     <w:tmpl w:val="D5CED38A"/>
     <w:numStyleLink w:val="a"/>
   </w:abstractNum>
-  <w:abstractNum w:abstractNumId="143" w15:restartNumberingAfterBreak="0">
+  <w:abstractNum w:abstractNumId="143">
     <w:nsid w:val="554B6481"/>
     <w:multiLevelType w:val="multilevel"/>
     <w:tmpl w:val="D5CED38A"/>
     <w:numStyleLink w:val="a"/>
   </w:abstractNum>
-  <w:abstractNum w:abstractNumId="144" w15:restartNumberingAfterBreak="0">
+  <w:abstractNum w:abstractNumId="144">
     <w:nsid w:val="55596D61"/>
     <w:multiLevelType w:val="multilevel"/>
     <w:tmpl w:val="D5CED38A"/>
     <w:numStyleLink w:val="a"/>
   </w:abstractNum>
-  <w:abstractNum w:abstractNumId="145" w15:restartNumberingAfterBreak="0">
+  <w:abstractNum w:abstractNumId="145">
     <w:nsid w:val="56001026"/>
     <w:multiLevelType w:val="multilevel"/>
     <w:tmpl w:val="2780B37C"/>
     <w:numStyleLink w:val="a0"/>
   </w:abstractNum>
-  <w:abstractNum w:abstractNumId="146" w15:restartNumberingAfterBreak="0">
+  <w:abstractNum w:abstractNumId="146">
     <w:nsid w:val="566109A0"/>
     <w:multiLevelType w:val="multilevel"/>
     <w:tmpl w:val="D5CED38A"/>
     <w:numStyleLink w:val="a"/>
   </w:abstractNum>
-  <w:abstractNum w:abstractNumId="147" w15:restartNumberingAfterBreak="0">
+  <w:abstractNum w:abstractNumId="147">
     <w:nsid w:val="56A65708"/>
     <w:multiLevelType w:val="multilevel"/>
     <w:tmpl w:val="D5CED38A"/>
     <w:numStyleLink w:val="a"/>
   </w:abstractNum>
-  <w:abstractNum w:abstractNumId="148" w15:restartNumberingAfterBreak="0">
+  <w:abstractNum w:abstractNumId="148">
     <w:nsid w:val="572578E9"/>
     <w:multiLevelType w:val="multilevel"/>
     <w:tmpl w:val="2780B37C"/>
     <w:numStyleLink w:val="a0"/>
   </w:abstractNum>
-  <w:abstractNum w:abstractNumId="149" w15:restartNumberingAfterBreak="0">
+  <w:abstractNum w:abstractNumId="149">
     <w:nsid w:val="577C72D3"/>
     <w:multiLevelType w:val="multilevel"/>
     <w:tmpl w:val="D5CED38A"/>
     <w:numStyleLink w:val="a"/>
   </w:abstractNum>
-  <w:abstractNum w:abstractNumId="150" w15:restartNumberingAfterBreak="0">
+  <w:abstractNum w:abstractNumId="150">
     <w:nsid w:val="57B450F6"/>
     <w:multiLevelType w:val="multilevel"/>
     <w:tmpl w:val="2780B37C"/>
     <w:numStyleLink w:val="a0"/>
   </w:abstractNum>
-  <w:abstractNum w:abstractNumId="151" w15:restartNumberingAfterBreak="0">
+  <w:abstractNum w:abstractNumId="151">
     <w:nsid w:val="57E64982"/>
     <w:multiLevelType w:val="multilevel"/>
     <w:tmpl w:val="D5CED38A"/>
     <w:numStyleLink w:val="a"/>
   </w:abstractNum>
-  <w:abstractNum w:abstractNumId="152" w15:restartNumberingAfterBreak="0">
+  <w:abstractNum w:abstractNumId="152">
     <w:nsid w:val="585A4841"/>
     <w:multiLevelType w:val="multilevel"/>
     <w:tmpl w:val="D5CED38A"/>
     <w:numStyleLink w:val="a"/>
   </w:abstractNum>
-  <w:abstractNum w:abstractNumId="153" w15:restartNumberingAfterBreak="0">
+  <w:abstractNum w:abstractNumId="153">
     <w:nsid w:val="58D06DA9"/>
     <w:multiLevelType w:val="multilevel"/>
     <w:tmpl w:val="D5CED38A"/>
     <w:numStyleLink w:val="a"/>
   </w:abstractNum>
-  <w:abstractNum w:abstractNumId="154" w15:restartNumberingAfterBreak="0">
+  <w:abstractNum w:abstractNumId="154">
     <w:nsid w:val="58E20FC1"/>
     <w:multiLevelType w:val="multilevel"/>
     <w:tmpl w:val="D5CED38A"/>
     <w:numStyleLink w:val="a"/>
   </w:abstractNum>
-  <w:abstractNum w:abstractNumId="155" w15:restartNumberingAfterBreak="0">
+  <w:abstractNum w:abstractNumId="155">
     <w:nsid w:val="5A3904D5"/>
     <w:multiLevelType w:val="multilevel"/>
     <w:tmpl w:val="D5CED38A"/>
     <w:numStyleLink w:val="a"/>
   </w:abstractNum>
-  <w:abstractNum w:abstractNumId="156" w15:restartNumberingAfterBreak="0">
+  <w:abstractNum w:abstractNumId="156">
     <w:nsid w:val="5A4E3ACF"/>
     <w:multiLevelType w:val="multilevel"/>
     <w:tmpl w:val="D5CED38A"/>
     <w:numStyleLink w:val="a"/>
   </w:abstractNum>
-  <w:abstractNum w:abstractNumId="157" w15:restartNumberingAfterBreak="0">
+  <w:abstractNum w:abstractNumId="157">
     <w:nsid w:val="5B0D4EBB"/>
     <w:multiLevelType w:val="multilevel"/>
     <w:tmpl w:val="D5CED38A"/>
     <w:numStyleLink w:val="a"/>
   </w:abstractNum>
-  <w:abstractNum w:abstractNumId="158" w15:restartNumberingAfterBreak="0">
+  <w:abstractNum w:abstractNumId="158">
     <w:nsid w:val="5BA46252"/>
     <w:multiLevelType w:val="multilevel"/>
     <w:tmpl w:val="D5CED38A"/>
     <w:numStyleLink w:val="a"/>
   </w:abstractNum>
-  <w:abstractNum w:abstractNumId="159" w15:restartNumberingAfterBreak="0">
+  <w:abstractNum w:abstractNumId="159">
     <w:nsid w:val="5BDD0346"/>
     <w:multiLevelType w:val="multilevel"/>
     <w:tmpl w:val="2780B37C"/>
     <w:numStyleLink w:val="a0"/>
   </w:abstractNum>
-  <w:abstractNum w:abstractNumId="160" w15:restartNumberingAfterBreak="0">
+  <w:abstractNum w:abstractNumId="160">
     <w:nsid w:val="5C881CB3"/>
     <w:multiLevelType w:val="multilevel"/>
     <w:tmpl w:val="2780B37C"/>
     <w:numStyleLink w:val="a0"/>
   </w:abstractNum>
-  <w:abstractNum w:abstractNumId="161" w15:restartNumberingAfterBreak="0">
+  <w:abstractNum w:abstractNumId="161">
     <w:nsid w:val="5D357EE7"/>
     <w:multiLevelType w:val="multilevel"/>
     <w:tmpl w:val="2780B37C"/>
     <w:numStyleLink w:val="a0"/>
   </w:abstractNum>
-  <w:abstractNum w:abstractNumId="162" w15:restartNumberingAfterBreak="0">
+  <w:abstractNum w:abstractNumId="162">
     <w:nsid w:val="5E691A51"/>
     <w:multiLevelType w:val="multilevel"/>
     <w:tmpl w:val="D5CED38A"/>
     <w:numStyleLink w:val="a"/>
   </w:abstractNum>
-  <w:abstractNum w:abstractNumId="163" w15:restartNumberingAfterBreak="0">
+  <w:abstractNum w:abstractNumId="163">
     <w:nsid w:val="5E854E51"/>
     <w:multiLevelType w:val="multilevel"/>
     <w:tmpl w:val="D5CED38A"/>
     <w:numStyleLink w:val="a"/>
   </w:abstractNum>
-  <w:abstractNum w:abstractNumId="164" w15:restartNumberingAfterBreak="0">
+  <w:abstractNum w:abstractNumId="164">
     <w:nsid w:val="5FF32EA3"/>
     <w:multiLevelType w:val="multilevel"/>
     <w:tmpl w:val="D5CED38A"/>
@@ -8756,163 +8727,163 @@
       </w:rPr>
     </w:lvl>
   </w:abstractNum>
-  <w:abstractNum w:abstractNumId="165" w15:restartNumberingAfterBreak="0">
+  <w:abstractNum w:abstractNumId="165">
     <w:nsid w:val="605E3EE3"/>
     <w:multiLevelType w:val="multilevel"/>
     <w:tmpl w:val="D5CED38A"/>
     <w:numStyleLink w:val="a"/>
   </w:abstractNum>
-  <w:abstractNum w:abstractNumId="166" w15:restartNumberingAfterBreak="0">
+  <w:abstractNum w:abstractNumId="166">
     <w:nsid w:val="60A7392D"/>
     <w:multiLevelType w:val="multilevel"/>
     <w:tmpl w:val="D5CED38A"/>
     <w:numStyleLink w:val="a"/>
   </w:abstractNum>
-  <w:abstractNum w:abstractNumId="167" w15:restartNumberingAfterBreak="0">
+  <w:abstractNum w:abstractNumId="167">
     <w:nsid w:val="611F235E"/>
     <w:multiLevelType w:val="multilevel"/>
     <w:tmpl w:val="D5CED38A"/>
     <w:numStyleLink w:val="a"/>
   </w:abstractNum>
-  <w:abstractNum w:abstractNumId="168" w15:restartNumberingAfterBreak="0">
+  <w:abstractNum w:abstractNumId="168">
     <w:nsid w:val="613D2FD6"/>
     <w:multiLevelType w:val="multilevel"/>
     <w:tmpl w:val="D5CED38A"/>
     <w:numStyleLink w:val="a"/>
   </w:abstractNum>
-  <w:abstractNum w:abstractNumId="169" w15:restartNumberingAfterBreak="0">
+  <w:abstractNum w:abstractNumId="169">
     <w:nsid w:val="617C19D4"/>
     <w:multiLevelType w:val="multilevel"/>
     <w:tmpl w:val="D5CED38A"/>
     <w:numStyleLink w:val="a"/>
   </w:abstractNum>
-  <w:abstractNum w:abstractNumId="170" w15:restartNumberingAfterBreak="0">
+  <w:abstractNum w:abstractNumId="170">
     <w:nsid w:val="61D02392"/>
     <w:multiLevelType w:val="multilevel"/>
     <w:tmpl w:val="D5CED38A"/>
     <w:numStyleLink w:val="a"/>
   </w:abstractNum>
-  <w:abstractNum w:abstractNumId="171" w15:restartNumberingAfterBreak="0">
+  <w:abstractNum w:abstractNumId="171">
     <w:nsid w:val="62203F71"/>
     <w:multiLevelType w:val="multilevel"/>
     <w:tmpl w:val="2780B37C"/>
     <w:numStyleLink w:val="a0"/>
   </w:abstractNum>
-  <w:abstractNum w:abstractNumId="172" w15:restartNumberingAfterBreak="0">
+  <w:abstractNum w:abstractNumId="172">
     <w:nsid w:val="63A154E7"/>
     <w:multiLevelType w:val="multilevel"/>
     <w:tmpl w:val="2780B37C"/>
     <w:numStyleLink w:val="a0"/>
   </w:abstractNum>
-  <w:abstractNum w:abstractNumId="173" w15:restartNumberingAfterBreak="0">
+  <w:abstractNum w:abstractNumId="173">
     <w:nsid w:val="64782118"/>
     <w:multiLevelType w:val="multilevel"/>
     <w:tmpl w:val="D5CED38A"/>
     <w:numStyleLink w:val="a"/>
   </w:abstractNum>
-  <w:abstractNum w:abstractNumId="174" w15:restartNumberingAfterBreak="0">
+  <w:abstractNum w:abstractNumId="174">
     <w:nsid w:val="6488747B"/>
     <w:multiLevelType w:val="multilevel"/>
     <w:tmpl w:val="2780B37C"/>
     <w:numStyleLink w:val="a0"/>
   </w:abstractNum>
-  <w:abstractNum w:abstractNumId="175" w15:restartNumberingAfterBreak="0">
+  <w:abstractNum w:abstractNumId="175">
     <w:nsid w:val="64B42583"/>
     <w:multiLevelType w:val="multilevel"/>
     <w:tmpl w:val="2780B37C"/>
     <w:numStyleLink w:val="a0"/>
   </w:abstractNum>
-  <w:abstractNum w:abstractNumId="176" w15:restartNumberingAfterBreak="0">
+  <w:abstractNum w:abstractNumId="176">
     <w:nsid w:val="65582A52"/>
     <w:multiLevelType w:val="multilevel"/>
     <w:tmpl w:val="D5CED38A"/>
     <w:numStyleLink w:val="a"/>
   </w:abstractNum>
-  <w:abstractNum w:abstractNumId="177" w15:restartNumberingAfterBreak="0">
+  <w:abstractNum w:abstractNumId="177">
     <w:nsid w:val="65AD6841"/>
     <w:multiLevelType w:val="multilevel"/>
     <w:tmpl w:val="D5CED38A"/>
     <w:numStyleLink w:val="a"/>
   </w:abstractNum>
-  <w:abstractNum w:abstractNumId="178" w15:restartNumberingAfterBreak="0">
+  <w:abstractNum w:abstractNumId="178">
     <w:nsid w:val="65C75A75"/>
     <w:multiLevelType w:val="multilevel"/>
     <w:tmpl w:val="D5CED38A"/>
     <w:numStyleLink w:val="a"/>
   </w:abstractNum>
-  <w:abstractNum w:abstractNumId="179" w15:restartNumberingAfterBreak="0">
+  <w:abstractNum w:abstractNumId="179">
     <w:nsid w:val="66094008"/>
     <w:multiLevelType w:val="multilevel"/>
     <w:tmpl w:val="2780B37C"/>
     <w:numStyleLink w:val="a0"/>
   </w:abstractNum>
-  <w:abstractNum w:abstractNumId="180" w15:restartNumberingAfterBreak="0">
+  <w:abstractNum w:abstractNumId="180">
     <w:nsid w:val="66384D1A"/>
     <w:multiLevelType w:val="multilevel"/>
     <w:tmpl w:val="D5CED38A"/>
     <w:numStyleLink w:val="a"/>
   </w:abstractNum>
-  <w:abstractNum w:abstractNumId="181" w15:restartNumberingAfterBreak="0">
+  <w:abstractNum w:abstractNumId="181">
     <w:nsid w:val="667F53F6"/>
     <w:multiLevelType w:val="multilevel"/>
     <w:tmpl w:val="D5CED38A"/>
     <w:numStyleLink w:val="a"/>
   </w:abstractNum>
-  <w:abstractNum w:abstractNumId="182" w15:restartNumberingAfterBreak="0">
+  <w:abstractNum w:abstractNumId="182">
     <w:nsid w:val="67271332"/>
     <w:multiLevelType w:val="multilevel"/>
     <w:tmpl w:val="D5CED38A"/>
     <w:numStyleLink w:val="a"/>
   </w:abstractNum>
-  <w:abstractNum w:abstractNumId="183" w15:restartNumberingAfterBreak="0">
+  <w:abstractNum w:abstractNumId="183">
     <w:nsid w:val="67A876B8"/>
     <w:multiLevelType w:val="multilevel"/>
     <w:tmpl w:val="D5CED38A"/>
     <w:numStyleLink w:val="a"/>
   </w:abstractNum>
-  <w:abstractNum w:abstractNumId="184" w15:restartNumberingAfterBreak="0">
+  <w:abstractNum w:abstractNumId="184">
     <w:nsid w:val="682B19E1"/>
     <w:multiLevelType w:val="multilevel"/>
     <w:tmpl w:val="D5CED38A"/>
     <w:numStyleLink w:val="a"/>
   </w:abstractNum>
-  <w:abstractNum w:abstractNumId="185" w15:restartNumberingAfterBreak="0">
+  <w:abstractNum w:abstractNumId="185">
     <w:nsid w:val="686B1D0E"/>
     <w:multiLevelType w:val="multilevel"/>
     <w:tmpl w:val="D5CED38A"/>
     <w:numStyleLink w:val="a"/>
   </w:abstractNum>
-  <w:abstractNum w:abstractNumId="186" w15:restartNumberingAfterBreak="0">
+  <w:abstractNum w:abstractNumId="186">
     <w:nsid w:val="68804DB3"/>
     <w:multiLevelType w:val="multilevel"/>
     <w:tmpl w:val="2780B37C"/>
     <w:numStyleLink w:val="a0"/>
   </w:abstractNum>
-  <w:abstractNum w:abstractNumId="187" w15:restartNumberingAfterBreak="0">
+  <w:abstractNum w:abstractNumId="187">
     <w:nsid w:val="6938591F"/>
     <w:multiLevelType w:val="multilevel"/>
     <w:tmpl w:val="D5CED38A"/>
     <w:numStyleLink w:val="a"/>
   </w:abstractNum>
-  <w:abstractNum w:abstractNumId="188" w15:restartNumberingAfterBreak="0">
+  <w:abstractNum w:abstractNumId="188">
     <w:nsid w:val="699F460D"/>
     <w:multiLevelType w:val="multilevel"/>
     <w:tmpl w:val="D5CED38A"/>
     <w:numStyleLink w:val="a"/>
   </w:abstractNum>
-  <w:abstractNum w:abstractNumId="189" w15:restartNumberingAfterBreak="0">
+  <w:abstractNum w:abstractNumId="189">
     <w:nsid w:val="6B4A3F2A"/>
     <w:multiLevelType w:val="multilevel"/>
     <w:tmpl w:val="D5CED38A"/>
     <w:numStyleLink w:val="a"/>
   </w:abstractNum>
-  <w:abstractNum w:abstractNumId="190" w15:restartNumberingAfterBreak="0">
+  <w:abstractNum w:abstractNumId="190">
     <w:nsid w:val="6BBB339A"/>
     <w:multiLevelType w:val="multilevel"/>
     <w:tmpl w:val="2780B37C"/>
     <w:numStyleLink w:val="a0"/>
   </w:abstractNum>
-  <w:abstractNum w:abstractNumId="191" w15:restartNumberingAfterBreak="0">
+  <w:abstractNum w:abstractNumId="191">
     <w:nsid w:val="6BC94958"/>
     <w:multiLevelType w:val="multilevel"/>
     <w:tmpl w:val="2780B37C"/>
@@ -9053,103 +9024,103 @@
       </w:rPr>
     </w:lvl>
   </w:abstractNum>
-  <w:abstractNum w:abstractNumId="192" w15:restartNumberingAfterBreak="0">
+  <w:abstractNum w:abstractNumId="192">
     <w:nsid w:val="6CC51EFC"/>
     <w:multiLevelType w:val="multilevel"/>
     <w:tmpl w:val="D5CED38A"/>
     <w:numStyleLink w:val="a"/>
   </w:abstractNum>
-  <w:abstractNum w:abstractNumId="193" w15:restartNumberingAfterBreak="0">
+  <w:abstractNum w:abstractNumId="193">
     <w:nsid w:val="6D4F4996"/>
     <w:multiLevelType w:val="multilevel"/>
     <w:tmpl w:val="2780B37C"/>
     <w:numStyleLink w:val="a0"/>
   </w:abstractNum>
-  <w:abstractNum w:abstractNumId="194" w15:restartNumberingAfterBreak="0">
+  <w:abstractNum w:abstractNumId="194">
     <w:nsid w:val="6ED829B9"/>
     <w:multiLevelType w:val="multilevel"/>
     <w:tmpl w:val="D5CED38A"/>
     <w:numStyleLink w:val="a"/>
   </w:abstractNum>
-  <w:abstractNum w:abstractNumId="195" w15:restartNumberingAfterBreak="0">
+  <w:abstractNum w:abstractNumId="195">
     <w:nsid w:val="6F3E5C8F"/>
     <w:multiLevelType w:val="multilevel"/>
     <w:tmpl w:val="2780B37C"/>
     <w:numStyleLink w:val="a0"/>
   </w:abstractNum>
-  <w:abstractNum w:abstractNumId="196" w15:restartNumberingAfterBreak="0">
+  <w:abstractNum w:abstractNumId="196">
     <w:nsid w:val="6FFC5D27"/>
     <w:multiLevelType w:val="multilevel"/>
     <w:tmpl w:val="2780B37C"/>
     <w:numStyleLink w:val="a0"/>
   </w:abstractNum>
-  <w:abstractNum w:abstractNumId="197" w15:restartNumberingAfterBreak="0">
+  <w:abstractNum w:abstractNumId="197">
     <w:nsid w:val="719C3DEA"/>
     <w:multiLevelType w:val="multilevel"/>
     <w:tmpl w:val="D5CED38A"/>
     <w:numStyleLink w:val="a"/>
   </w:abstractNum>
-  <w:abstractNum w:abstractNumId="198" w15:restartNumberingAfterBreak="0">
+  <w:abstractNum w:abstractNumId="198">
     <w:nsid w:val="721862A6"/>
     <w:multiLevelType w:val="multilevel"/>
     <w:tmpl w:val="D5CED38A"/>
     <w:numStyleLink w:val="a"/>
   </w:abstractNum>
-  <w:abstractNum w:abstractNumId="199" w15:restartNumberingAfterBreak="0">
+  <w:abstractNum w:abstractNumId="199">
     <w:nsid w:val="7238226F"/>
     <w:multiLevelType w:val="multilevel"/>
     <w:tmpl w:val="D5CED38A"/>
     <w:numStyleLink w:val="a"/>
   </w:abstractNum>
-  <w:abstractNum w:abstractNumId="200" w15:restartNumberingAfterBreak="0">
+  <w:abstractNum w:abstractNumId="200">
     <w:nsid w:val="7383270C"/>
     <w:multiLevelType w:val="multilevel"/>
     <w:tmpl w:val="2780B37C"/>
     <w:numStyleLink w:val="a0"/>
   </w:abstractNum>
-  <w:abstractNum w:abstractNumId="201" w15:restartNumberingAfterBreak="0">
+  <w:abstractNum w:abstractNumId="201">
     <w:nsid w:val="74110770"/>
     <w:multiLevelType w:val="multilevel"/>
     <w:tmpl w:val="2780B37C"/>
     <w:numStyleLink w:val="a0"/>
   </w:abstractNum>
-  <w:abstractNum w:abstractNumId="202" w15:restartNumberingAfterBreak="0">
+  <w:abstractNum w:abstractNumId="202">
     <w:nsid w:val="746C2F0F"/>
     <w:multiLevelType w:val="multilevel"/>
     <w:tmpl w:val="D5CED38A"/>
     <w:numStyleLink w:val="a"/>
   </w:abstractNum>
-  <w:abstractNum w:abstractNumId="203" w15:restartNumberingAfterBreak="0">
+  <w:abstractNum w:abstractNumId="203">
     <w:nsid w:val="750A482F"/>
     <w:multiLevelType w:val="multilevel"/>
     <w:tmpl w:val="D5CED38A"/>
     <w:numStyleLink w:val="a"/>
   </w:abstractNum>
-  <w:abstractNum w:abstractNumId="204" w15:restartNumberingAfterBreak="0">
+  <w:abstractNum w:abstractNumId="204">
     <w:nsid w:val="76BC6945"/>
     <w:multiLevelType w:val="multilevel"/>
     <w:tmpl w:val="D5CED38A"/>
     <w:numStyleLink w:val="a"/>
   </w:abstractNum>
-  <w:abstractNum w:abstractNumId="205" w15:restartNumberingAfterBreak="0">
+  <w:abstractNum w:abstractNumId="205">
     <w:nsid w:val="76EB6A0D"/>
     <w:multiLevelType w:val="multilevel"/>
     <w:tmpl w:val="D5CED38A"/>
     <w:numStyleLink w:val="a"/>
   </w:abstractNum>
-  <w:abstractNum w:abstractNumId="206" w15:restartNumberingAfterBreak="0">
+  <w:abstractNum w:abstractNumId="206">
     <w:nsid w:val="77887125"/>
     <w:multiLevelType w:val="multilevel"/>
     <w:tmpl w:val="2780B37C"/>
     <w:numStyleLink w:val="a0"/>
   </w:abstractNum>
-  <w:abstractNum w:abstractNumId="207" w15:restartNumberingAfterBreak="0">
+  <w:abstractNum w:abstractNumId="207">
     <w:nsid w:val="77AE2B33"/>
     <w:multiLevelType w:val="multilevel"/>
     <w:tmpl w:val="2780B37C"/>
     <w:numStyleLink w:val="a0"/>
   </w:abstractNum>
-  <w:abstractNum w:abstractNumId="208" w15:restartNumberingAfterBreak="0">
+  <w:abstractNum w:abstractNumId="208">
     <w:nsid w:val="78AF21A3"/>
     <w:multiLevelType w:val="multilevel"/>
     <w:tmpl w:val="9B4429F2"/>
@@ -9290,25 +9261,25 @@
       </w:rPr>
     </w:lvl>
   </w:abstractNum>
-  <w:abstractNum w:abstractNumId="209" w15:restartNumberingAfterBreak="0">
+  <w:abstractNum w:abstractNumId="209">
     <w:nsid w:val="7A682E22"/>
     <w:multiLevelType w:val="multilevel"/>
     <w:tmpl w:val="2780B37C"/>
     <w:numStyleLink w:val="a0"/>
   </w:abstractNum>
-  <w:abstractNum w:abstractNumId="210" w15:restartNumberingAfterBreak="0">
+  <w:abstractNum w:abstractNumId="210">
     <w:nsid w:val="7A850048"/>
     <w:multiLevelType w:val="multilevel"/>
     <w:tmpl w:val="2780B37C"/>
     <w:numStyleLink w:val="a0"/>
   </w:abstractNum>
-  <w:abstractNum w:abstractNumId="211" w15:restartNumberingAfterBreak="0">
+  <w:abstractNum w:abstractNumId="211">
     <w:nsid w:val="7B5D6F3F"/>
     <w:multiLevelType w:val="multilevel"/>
     <w:tmpl w:val="D5CED38A"/>
     <w:numStyleLink w:val="a"/>
   </w:abstractNum>
-  <w:abstractNum w:abstractNumId="212" w15:restartNumberingAfterBreak="0">
+  <w:abstractNum w:abstractNumId="212">
     <w:nsid w:val="7BBF27AE"/>
     <w:multiLevelType w:val="multilevel"/>
     <w:tmpl w:val="D15EADF0"/>
@@ -9448,655 +9419,655 @@
       </w:rPr>
     </w:lvl>
   </w:abstractNum>
-  <w:abstractNum w:abstractNumId="213" w15:restartNumberingAfterBreak="0">
+  <w:abstractNum w:abstractNumId="213">
     <w:nsid w:val="7E3A5696"/>
     <w:multiLevelType w:val="multilevel"/>
     <w:tmpl w:val="D5CED38A"/>
     <w:numStyleLink w:val="a"/>
   </w:abstractNum>
-  <w:num w:numId="1" w16cid:durableId="184292286">
+  <w:num w:numId="1">
     <w:abstractNumId w:val="114"/>
   </w:num>
-  <w:num w:numId="2" w16cid:durableId="799153499">
+  <w:num w:numId="2">
     <w:abstractNumId w:val="114"/>
   </w:num>
-  <w:num w:numId="3" w16cid:durableId="840002383">
+  <w:num w:numId="3">
     <w:abstractNumId w:val="62"/>
   </w:num>
-  <w:num w:numId="4" w16cid:durableId="177433826">
+  <w:num w:numId="4">
     <w:abstractNumId w:val="32"/>
   </w:num>
-  <w:num w:numId="5" w16cid:durableId="194779447">
+  <w:num w:numId="5">
     <w:abstractNumId w:val="164"/>
   </w:num>
-  <w:num w:numId="6" w16cid:durableId="1239942529">
+  <w:num w:numId="6">
     <w:abstractNumId w:val="18"/>
   </w:num>
-  <w:num w:numId="7" w16cid:durableId="305474716">
+  <w:num w:numId="7">
     <w:abstractNumId w:val="84"/>
   </w:num>
-  <w:num w:numId="8" w16cid:durableId="21131683">
+  <w:num w:numId="8">
     <w:abstractNumId w:val="40"/>
   </w:num>
-  <w:num w:numId="9" w16cid:durableId="24136855">
+  <w:num w:numId="9">
     <w:abstractNumId w:val="98"/>
   </w:num>
-  <w:num w:numId="10" w16cid:durableId="1547569768">
+  <w:num w:numId="10">
     <w:abstractNumId w:val="72"/>
   </w:num>
-  <w:num w:numId="11" w16cid:durableId="1753970049">
+  <w:num w:numId="11">
     <w:abstractNumId w:val="54"/>
   </w:num>
-  <w:num w:numId="12" w16cid:durableId="1838691485">
+  <w:num w:numId="12">
     <w:abstractNumId w:val="93"/>
   </w:num>
-  <w:num w:numId="13" w16cid:durableId="1245804347">
+  <w:num w:numId="13">
     <w:abstractNumId w:val="105"/>
   </w:num>
-  <w:num w:numId="14" w16cid:durableId="1218392717">
+  <w:num w:numId="14">
     <w:abstractNumId w:val="146"/>
   </w:num>
-  <w:num w:numId="15" w16cid:durableId="1646818042">
+  <w:num w:numId="15">
     <w:abstractNumId w:val="182"/>
   </w:num>
-  <w:num w:numId="16" w16cid:durableId="297301541">
+  <w:num w:numId="16">
     <w:abstractNumId w:val="46"/>
   </w:num>
-  <w:num w:numId="17" w16cid:durableId="1666324329">
+  <w:num w:numId="17">
     <w:abstractNumId w:val="154"/>
   </w:num>
-  <w:num w:numId="18" w16cid:durableId="121769900">
+  <w:num w:numId="18">
     <w:abstractNumId w:val="23"/>
   </w:num>
-  <w:num w:numId="19" w16cid:durableId="1378311561">
+  <w:num w:numId="19">
     <w:abstractNumId w:val="147"/>
   </w:num>
-  <w:num w:numId="20" w16cid:durableId="371853056">
+  <w:num w:numId="20">
     <w:abstractNumId w:val="24"/>
   </w:num>
-  <w:num w:numId="21" w16cid:durableId="1807818970">
+  <w:num w:numId="21">
     <w:abstractNumId w:val="158"/>
   </w:num>
-  <w:num w:numId="22" w16cid:durableId="1706058055">
+  <w:num w:numId="22">
     <w:abstractNumId w:val="112"/>
   </w:num>
-  <w:num w:numId="23" w16cid:durableId="397825311">
+  <w:num w:numId="23">
     <w:abstractNumId w:val="60"/>
   </w:num>
-  <w:num w:numId="24" w16cid:durableId="574974736">
+  <w:num w:numId="24">
     <w:abstractNumId w:val="38"/>
   </w:num>
-  <w:num w:numId="25" w16cid:durableId="1783879">
+  <w:num w:numId="25">
     <w:abstractNumId w:val="123"/>
   </w:num>
-  <w:num w:numId="26" w16cid:durableId="386531401">
+  <w:num w:numId="26">
     <w:abstractNumId w:val="30"/>
   </w:num>
-  <w:num w:numId="27" w16cid:durableId="365258989">
+  <w:num w:numId="27">
     <w:abstractNumId w:val="87"/>
   </w:num>
-  <w:num w:numId="28" w16cid:durableId="1991013716">
+  <w:num w:numId="28">
     <w:abstractNumId w:val="116"/>
   </w:num>
-  <w:num w:numId="29" w16cid:durableId="778182131">
+  <w:num w:numId="29">
     <w:abstractNumId w:val="43"/>
   </w:num>
-  <w:num w:numId="30" w16cid:durableId="2019842567">
+  <w:num w:numId="30">
     <w:abstractNumId w:val="153"/>
   </w:num>
-  <w:num w:numId="31" w16cid:durableId="898050261">
+  <w:num w:numId="31">
     <w:abstractNumId w:val="92"/>
   </w:num>
-  <w:num w:numId="32" w16cid:durableId="754328514">
+  <w:num w:numId="32">
     <w:abstractNumId w:val="68"/>
   </w:num>
-  <w:num w:numId="33" w16cid:durableId="1830899949">
+  <w:num w:numId="33">
     <w:abstractNumId w:val="115"/>
   </w:num>
-  <w:num w:numId="34" w16cid:durableId="1562869278">
+  <w:num w:numId="34">
     <w:abstractNumId w:val="187"/>
   </w:num>
-  <w:num w:numId="35" w16cid:durableId="841117390">
+  <w:num w:numId="35">
     <w:abstractNumId w:val="97"/>
   </w:num>
-  <w:num w:numId="36" w16cid:durableId="950088520">
+  <w:num w:numId="36">
     <w:abstractNumId w:val="101"/>
   </w:num>
-  <w:num w:numId="37" w16cid:durableId="1141272240">
+  <w:num w:numId="37">
     <w:abstractNumId w:val="17"/>
   </w:num>
-  <w:num w:numId="38" w16cid:durableId="708916297">
+  <w:num w:numId="38">
     <w:abstractNumId w:val="53"/>
   </w:num>
-  <w:num w:numId="39" w16cid:durableId="1620530902">
+  <w:num w:numId="39">
     <w:abstractNumId w:val="99"/>
   </w:num>
-  <w:num w:numId="40" w16cid:durableId="480850257">
+  <w:num w:numId="40">
     <w:abstractNumId w:val="178"/>
   </w:num>
-  <w:num w:numId="41" w16cid:durableId="790779892">
+  <w:num w:numId="41">
     <w:abstractNumId w:val="19"/>
   </w:num>
-  <w:num w:numId="42" w16cid:durableId="12846438">
+  <w:num w:numId="42">
     <w:abstractNumId w:val="21"/>
   </w:num>
-  <w:num w:numId="43" w16cid:durableId="1187672822">
+  <w:num w:numId="43">
     <w:abstractNumId w:val="168"/>
   </w:num>
-  <w:num w:numId="44" w16cid:durableId="713819079">
+  <w:num w:numId="44">
     <w:abstractNumId w:val="185"/>
   </w:num>
-  <w:num w:numId="45" w16cid:durableId="661198294">
+  <w:num w:numId="45">
     <w:abstractNumId w:val="166"/>
   </w:num>
-  <w:num w:numId="46" w16cid:durableId="1789738492">
+  <w:num w:numId="46">
     <w:abstractNumId w:val="83"/>
   </w:num>
-  <w:num w:numId="47" w16cid:durableId="1628198818">
+  <w:num w:numId="47">
     <w:abstractNumId w:val="31"/>
   </w:num>
-  <w:num w:numId="48" w16cid:durableId="590698143">
+  <w:num w:numId="48">
     <w:abstractNumId w:val="204"/>
   </w:num>
-  <w:num w:numId="49" w16cid:durableId="1818758972">
+  <w:num w:numId="49">
     <w:abstractNumId w:val="137"/>
   </w:num>
-  <w:num w:numId="50" w16cid:durableId="1184634163">
+  <w:num w:numId="50">
     <w:abstractNumId w:val="13"/>
   </w:num>
-  <w:num w:numId="51" w16cid:durableId="1735422453">
+  <w:num w:numId="51">
     <w:abstractNumId w:val="180"/>
   </w:num>
-  <w:num w:numId="52" w16cid:durableId="555942074">
+  <w:num w:numId="52">
     <w:abstractNumId w:val="74"/>
   </w:num>
-  <w:num w:numId="53" w16cid:durableId="346299961">
+  <w:num w:numId="53">
     <w:abstractNumId w:val="135"/>
   </w:num>
-  <w:num w:numId="54" w16cid:durableId="1815874899">
+  <w:num w:numId="54">
     <w:abstractNumId w:val="183"/>
   </w:num>
-  <w:num w:numId="55" w16cid:durableId="354501822">
+  <w:num w:numId="55">
     <w:abstractNumId w:val="110"/>
   </w:num>
-  <w:num w:numId="56" w16cid:durableId="1667584767">
+  <w:num w:numId="56">
     <w:abstractNumId w:val="42"/>
   </w:num>
-  <w:num w:numId="57" w16cid:durableId="1883517330">
+  <w:num w:numId="57">
     <w:abstractNumId w:val="0"/>
   </w:num>
-  <w:num w:numId="58" w16cid:durableId="742457940">
+  <w:num w:numId="58">
     <w:abstractNumId w:val="104"/>
   </w:num>
-  <w:num w:numId="59" w16cid:durableId="1611469659">
+  <w:num w:numId="59">
     <w:abstractNumId w:val="1"/>
   </w:num>
-  <w:num w:numId="60" w16cid:durableId="405500296">
+  <w:num w:numId="60">
     <w:abstractNumId w:val="138"/>
   </w:num>
-  <w:num w:numId="61" w16cid:durableId="360739774">
+  <w:num w:numId="61">
     <w:abstractNumId w:val="14"/>
   </w:num>
-  <w:num w:numId="62" w16cid:durableId="1405569633">
+  <w:num w:numId="62">
     <w:abstractNumId w:val="131"/>
   </w:num>
-  <w:num w:numId="63" w16cid:durableId="999886449">
+  <w:num w:numId="63">
     <w:abstractNumId w:val="202"/>
   </w:num>
-  <w:num w:numId="64" w16cid:durableId="1462502529">
+  <w:num w:numId="64">
     <w:abstractNumId w:val="47"/>
   </w:num>
-  <w:num w:numId="65" w16cid:durableId="1742828983">
+  <w:num w:numId="65">
     <w:abstractNumId w:val="169"/>
   </w:num>
-  <w:num w:numId="66" w16cid:durableId="1447432735">
+  <w:num w:numId="66">
     <w:abstractNumId w:val="2"/>
   </w:num>
-  <w:num w:numId="67" w16cid:durableId="2035693392">
+  <w:num w:numId="67">
     <w:abstractNumId w:val="9"/>
   </w:num>
-  <w:num w:numId="68" w16cid:durableId="296187196">
+  <w:num w:numId="68">
     <w:abstractNumId w:val="58"/>
   </w:num>
-  <w:num w:numId="69" w16cid:durableId="354773867">
+  <w:num w:numId="69">
     <w:abstractNumId w:val="203"/>
   </w:num>
-  <w:num w:numId="70" w16cid:durableId="396981588">
+  <w:num w:numId="70">
     <w:abstractNumId w:val="213"/>
   </w:num>
-  <w:num w:numId="71" w16cid:durableId="1958021218">
+  <w:num w:numId="71">
     <w:abstractNumId w:val="28"/>
   </w:num>
-  <w:num w:numId="72" w16cid:durableId="865485821">
+  <w:num w:numId="72">
     <w:abstractNumId w:val="136"/>
   </w:num>
-  <w:num w:numId="73" w16cid:durableId="1231885573">
+  <w:num w:numId="73">
     <w:abstractNumId w:val="192"/>
   </w:num>
-  <w:num w:numId="74" w16cid:durableId="1510368373">
+  <w:num w:numId="74">
     <w:abstractNumId w:val="156"/>
   </w:num>
-  <w:num w:numId="75" w16cid:durableId="1152142954">
+  <w:num w:numId="75">
     <w:abstractNumId w:val="152"/>
   </w:num>
-  <w:num w:numId="76" w16cid:durableId="2042783976">
+  <w:num w:numId="76">
     <w:abstractNumId w:val="61"/>
   </w:num>
-  <w:num w:numId="77" w16cid:durableId="375737638">
+  <w:num w:numId="77">
     <w:abstractNumId w:val="198"/>
   </w:num>
-  <w:num w:numId="78" w16cid:durableId="1955167560">
+  <w:num w:numId="78">
     <w:abstractNumId w:val="106"/>
   </w:num>
-  <w:num w:numId="79" w16cid:durableId="1940218260">
+  <w:num w:numId="79">
     <w:abstractNumId w:val="167"/>
   </w:num>
-  <w:num w:numId="80" w16cid:durableId="1253515131">
+  <w:num w:numId="80">
     <w:abstractNumId w:val="26"/>
   </w:num>
-  <w:num w:numId="81" w16cid:durableId="1132483222">
+  <w:num w:numId="81">
     <w:abstractNumId w:val="139"/>
   </w:num>
-  <w:num w:numId="82" w16cid:durableId="370232126">
+  <w:num w:numId="82">
     <w:abstractNumId w:val="199"/>
   </w:num>
-  <w:num w:numId="83" w16cid:durableId="782965313">
+  <w:num w:numId="83">
     <w:abstractNumId w:val="64"/>
   </w:num>
-  <w:num w:numId="84" w16cid:durableId="40248660">
+  <w:num w:numId="84">
     <w:abstractNumId w:val="35"/>
   </w:num>
-  <w:num w:numId="85" w16cid:durableId="1254699781">
+  <w:num w:numId="85">
     <w:abstractNumId w:val="121"/>
   </w:num>
-  <w:num w:numId="86" w16cid:durableId="970792813">
+  <w:num w:numId="86">
     <w:abstractNumId w:val="12"/>
   </w:num>
-  <w:num w:numId="87" w16cid:durableId="991522870">
+  <w:num w:numId="87">
     <w:abstractNumId w:val="33"/>
   </w:num>
-  <w:num w:numId="88" w16cid:durableId="1031878416">
+  <w:num w:numId="88">
     <w:abstractNumId w:val="157"/>
   </w:num>
-  <w:num w:numId="89" w16cid:durableId="906695319">
+  <w:num w:numId="89">
     <w:abstractNumId w:val="75"/>
   </w:num>
-  <w:num w:numId="90" w16cid:durableId="1081832438">
+  <w:num w:numId="90">
     <w:abstractNumId w:val="165"/>
   </w:num>
-  <w:num w:numId="91" w16cid:durableId="1991787157">
+  <w:num w:numId="91">
     <w:abstractNumId w:val="163"/>
   </w:num>
-  <w:num w:numId="92" w16cid:durableId="193200950">
+  <w:num w:numId="92">
     <w:abstractNumId w:val="127"/>
   </w:num>
-  <w:num w:numId="93" w16cid:durableId="1326518828">
+  <w:num w:numId="93">
     <w:abstractNumId w:val="142"/>
   </w:num>
-  <w:num w:numId="94" w16cid:durableId="1982693247">
+  <w:num w:numId="94">
     <w:abstractNumId w:val="6"/>
   </w:num>
-  <w:num w:numId="95" w16cid:durableId="412972483">
+  <w:num w:numId="95">
     <w:abstractNumId w:val="34"/>
   </w:num>
-  <w:num w:numId="96" w16cid:durableId="970668242">
+  <w:num w:numId="96">
     <w:abstractNumId w:val="184"/>
   </w:num>
-  <w:num w:numId="97" w16cid:durableId="2066177843">
+  <w:num w:numId="97">
     <w:abstractNumId w:val="20"/>
   </w:num>
-  <w:num w:numId="98" w16cid:durableId="1729958024">
+  <w:num w:numId="98">
     <w:abstractNumId w:val="170"/>
   </w:num>
-  <w:num w:numId="99" w16cid:durableId="1661807319">
+  <w:num w:numId="99">
     <w:abstractNumId w:val="144"/>
   </w:num>
-  <w:num w:numId="100" w16cid:durableId="1465730503">
+  <w:num w:numId="100">
     <w:abstractNumId w:val="176"/>
   </w:num>
-  <w:num w:numId="101" w16cid:durableId="1547571844">
+  <w:num w:numId="101">
     <w:abstractNumId w:val="100"/>
   </w:num>
-  <w:num w:numId="102" w16cid:durableId="1536382511">
+  <w:num w:numId="102">
     <w:abstractNumId w:val="133"/>
   </w:num>
-  <w:num w:numId="103" w16cid:durableId="326132144">
+  <w:num w:numId="103">
     <w:abstractNumId w:val="29"/>
   </w:num>
-  <w:num w:numId="104" w16cid:durableId="1750926890">
+  <w:num w:numId="104">
     <w:abstractNumId w:val="94"/>
   </w:num>
-  <w:num w:numId="105" w16cid:durableId="1088648608">
+  <w:num w:numId="105">
     <w:abstractNumId w:val="85"/>
   </w:num>
-  <w:num w:numId="106" w16cid:durableId="716390094">
+  <w:num w:numId="106">
     <w:abstractNumId w:val="76"/>
   </w:num>
-  <w:num w:numId="107" w16cid:durableId="348724401">
+  <w:num w:numId="107">
     <w:abstractNumId w:val="181"/>
   </w:num>
-  <w:num w:numId="108" w16cid:durableId="1956056843">
+  <w:num w:numId="108">
     <w:abstractNumId w:val="128"/>
   </w:num>
-  <w:num w:numId="109" w16cid:durableId="288975540">
+  <w:num w:numId="109">
     <w:abstractNumId w:val="45"/>
   </w:num>
-  <w:num w:numId="110" w16cid:durableId="1959945110">
+  <w:num w:numId="110">
     <w:abstractNumId w:val="81"/>
   </w:num>
-  <w:num w:numId="111" w16cid:durableId="229584273">
+  <w:num w:numId="111">
     <w:abstractNumId w:val="103"/>
   </w:num>
-  <w:num w:numId="112" w16cid:durableId="1328169647">
+  <w:num w:numId="112">
     <w:abstractNumId w:val="155"/>
   </w:num>
-  <w:num w:numId="113" w16cid:durableId="682053282">
+  <w:num w:numId="113">
     <w:abstractNumId w:val="10"/>
   </w:num>
-  <w:num w:numId="114" w16cid:durableId="1681929006">
+  <w:num w:numId="114">
     <w:abstractNumId w:val="8"/>
   </w:num>
-  <w:num w:numId="115" w16cid:durableId="1742369676">
+  <w:num w:numId="115">
     <w:abstractNumId w:val="67"/>
   </w:num>
-  <w:num w:numId="116" w16cid:durableId="581986907">
+  <w:num w:numId="116">
     <w:abstractNumId w:val="16"/>
   </w:num>
-  <w:num w:numId="117" w16cid:durableId="937063293">
+  <w:num w:numId="117">
     <w:abstractNumId w:val="82"/>
   </w:num>
-  <w:num w:numId="118" w16cid:durableId="1671718451">
+  <w:num w:numId="118">
     <w:abstractNumId w:val="108"/>
   </w:num>
-  <w:num w:numId="119" w16cid:durableId="2006862125">
+  <w:num w:numId="119">
     <w:abstractNumId w:val="95"/>
   </w:num>
-  <w:num w:numId="120" w16cid:durableId="120661340">
+  <w:num w:numId="120">
     <w:abstractNumId w:val="66"/>
   </w:num>
-  <w:num w:numId="121" w16cid:durableId="459227352">
+  <w:num w:numId="121">
     <w:abstractNumId w:val="5"/>
   </w:num>
-  <w:num w:numId="122" w16cid:durableId="1391075033">
+  <w:num w:numId="122">
     <w:abstractNumId w:val="151"/>
   </w:num>
-  <w:num w:numId="123" w16cid:durableId="65228268">
+  <w:num w:numId="123">
     <w:abstractNumId w:val="96"/>
   </w:num>
-  <w:num w:numId="124" w16cid:durableId="1913853123">
+  <w:num w:numId="124">
     <w:abstractNumId w:val="113"/>
   </w:num>
-  <w:num w:numId="125" w16cid:durableId="1756171415">
+  <w:num w:numId="125">
     <w:abstractNumId w:val="189"/>
   </w:num>
-  <w:num w:numId="126" w16cid:durableId="1658338354">
+  <w:num w:numId="126">
     <w:abstractNumId w:val="162"/>
   </w:num>
-  <w:num w:numId="127" w16cid:durableId="1686978940">
+  <w:num w:numId="127">
     <w:abstractNumId w:val="91"/>
   </w:num>
-  <w:num w:numId="128" w16cid:durableId="1518277934">
+  <w:num w:numId="128">
     <w:abstractNumId w:val="69"/>
   </w:num>
-  <w:num w:numId="129" w16cid:durableId="292179578">
+  <w:num w:numId="129">
     <w:abstractNumId w:val="44"/>
   </w:num>
-  <w:num w:numId="130" w16cid:durableId="127944595">
+  <w:num w:numId="130">
     <w:abstractNumId w:val="140"/>
   </w:num>
-  <w:num w:numId="131" w16cid:durableId="923228122">
+  <w:num w:numId="131">
     <w:abstractNumId w:val="126"/>
   </w:num>
-  <w:num w:numId="132" w16cid:durableId="425463145">
+  <w:num w:numId="132">
     <w:abstractNumId w:val="149"/>
   </w:num>
-  <w:num w:numId="133" w16cid:durableId="2023311140">
+  <w:num w:numId="133">
     <w:abstractNumId w:val="119"/>
   </w:num>
-  <w:num w:numId="134" w16cid:durableId="558058451">
+  <w:num w:numId="134">
     <w:abstractNumId w:val="27"/>
   </w:num>
-  <w:num w:numId="135" w16cid:durableId="1132360972">
+  <w:num w:numId="135">
     <w:abstractNumId w:val="50"/>
   </w:num>
-  <w:num w:numId="136" w16cid:durableId="1069645581">
+  <w:num w:numId="136">
     <w:abstractNumId w:val="65"/>
   </w:num>
-  <w:num w:numId="137" w16cid:durableId="1832528663">
+  <w:num w:numId="137">
     <w:abstractNumId w:val="197"/>
   </w:num>
-  <w:num w:numId="138" w16cid:durableId="996568439">
+  <w:num w:numId="138">
     <w:abstractNumId w:val="188"/>
   </w:num>
-  <w:num w:numId="139" w16cid:durableId="144318914">
+  <w:num w:numId="139">
     <w:abstractNumId w:val="37"/>
   </w:num>
-  <w:num w:numId="140" w16cid:durableId="108474968">
+  <w:num w:numId="140">
     <w:abstractNumId w:val="211"/>
   </w:num>
-  <w:num w:numId="141" w16cid:durableId="1118065711">
+  <w:num w:numId="141">
     <w:abstractNumId w:val="55"/>
   </w:num>
-  <w:num w:numId="142" w16cid:durableId="445465171">
+  <w:num w:numId="142">
     <w:abstractNumId w:val="205"/>
   </w:num>
-  <w:num w:numId="143" w16cid:durableId="554125672">
+  <w:num w:numId="143">
     <w:abstractNumId w:val="143"/>
   </w:num>
-  <w:num w:numId="144" w16cid:durableId="2019430427">
+  <w:num w:numId="144">
     <w:abstractNumId w:val="177"/>
   </w:num>
-  <w:num w:numId="145" w16cid:durableId="1813324701">
+  <w:num w:numId="145">
     <w:abstractNumId w:val="132"/>
   </w:num>
-  <w:num w:numId="146" w16cid:durableId="1960070381">
+  <w:num w:numId="146">
     <w:abstractNumId w:val="73"/>
   </w:num>
-  <w:num w:numId="147" w16cid:durableId="1610120866">
+  <w:num w:numId="147">
     <w:abstractNumId w:val="194"/>
   </w:num>
-  <w:num w:numId="148" w16cid:durableId="969939326">
+  <w:num w:numId="148">
     <w:abstractNumId w:val="122"/>
   </w:num>
-  <w:num w:numId="149" w16cid:durableId="1877546415">
+  <w:num w:numId="149">
     <w:abstractNumId w:val="173"/>
   </w:num>
-  <w:num w:numId="150" w16cid:durableId="1104884788">
+  <w:num w:numId="150">
     <w:abstractNumId w:val="130"/>
   </w:num>
-  <w:num w:numId="151" w16cid:durableId="2023895734">
+  <w:num w:numId="151">
     <w:abstractNumId w:val="134"/>
   </w:num>
-  <w:num w:numId="152" w16cid:durableId="1682581972">
+  <w:num w:numId="152">
     <w:abstractNumId w:val="70"/>
   </w:num>
-  <w:num w:numId="153" w16cid:durableId="159322048">
+  <w:num w:numId="153">
     <w:abstractNumId w:val="48"/>
   </w:num>
-  <w:num w:numId="154" w16cid:durableId="44568198">
+  <w:num w:numId="154">
     <w:abstractNumId w:val="3"/>
   </w:num>
-  <w:num w:numId="155" w16cid:durableId="1260218261">
+  <w:num w:numId="155">
     <w:abstractNumId w:val="212"/>
   </w:num>
-  <w:num w:numId="156" w16cid:durableId="1305310847">
+  <w:num w:numId="156">
     <w:abstractNumId w:val="191"/>
   </w:num>
-  <w:num w:numId="157" w16cid:durableId="1513953040">
+  <w:num w:numId="157">
     <w:abstractNumId w:val="41"/>
   </w:num>
-  <w:num w:numId="158" w16cid:durableId="463623666">
+  <w:num w:numId="158">
     <w:abstractNumId w:val="25"/>
   </w:num>
-  <w:num w:numId="159" w16cid:durableId="423693085">
+  <w:num w:numId="159">
     <w:abstractNumId w:val="195"/>
   </w:num>
-  <w:num w:numId="160" w16cid:durableId="1012414774">
+  <w:num w:numId="160">
     <w:abstractNumId w:val="56"/>
   </w:num>
-  <w:num w:numId="161" w16cid:durableId="164446530">
+  <w:num w:numId="161">
     <w:abstractNumId w:val="159"/>
   </w:num>
-  <w:num w:numId="162" w16cid:durableId="636764875">
+  <w:num w:numId="162">
     <w:abstractNumId w:val="111"/>
   </w:num>
-  <w:num w:numId="163" w16cid:durableId="2118208928">
+  <w:num w:numId="163">
     <w:abstractNumId w:val="49"/>
   </w:num>
-  <w:num w:numId="164" w16cid:durableId="1861813733">
+  <w:num w:numId="164">
     <w:abstractNumId w:val="171"/>
   </w:num>
-  <w:num w:numId="165" w16cid:durableId="254168150">
+  <w:num w:numId="165">
     <w:abstractNumId w:val="4"/>
   </w:num>
-  <w:num w:numId="166" w16cid:durableId="663356972">
+  <w:num w:numId="166">
     <w:abstractNumId w:val="63"/>
   </w:num>
-  <w:num w:numId="167" w16cid:durableId="524175385">
+  <w:num w:numId="167">
     <w:abstractNumId w:val="129"/>
   </w:num>
-  <w:num w:numId="168" w16cid:durableId="865488652">
+  <w:num w:numId="168">
     <w:abstractNumId w:val="11"/>
   </w:num>
-  <w:num w:numId="169" w16cid:durableId="1327513696">
+  <w:num w:numId="169">
     <w:abstractNumId w:val="186"/>
   </w:num>
-  <w:num w:numId="170" w16cid:durableId="631400577">
+  <w:num w:numId="170">
     <w:abstractNumId w:val="51"/>
   </w:num>
-  <w:num w:numId="171" w16cid:durableId="415251085">
+  <w:num w:numId="171">
     <w:abstractNumId w:val="200"/>
   </w:num>
-  <w:num w:numId="172" w16cid:durableId="520973948">
+  <w:num w:numId="172">
     <w:abstractNumId w:val="80"/>
   </w:num>
-  <w:num w:numId="173" w16cid:durableId="686099652">
+  <w:num w:numId="173">
     <w:abstractNumId w:val="125"/>
   </w:num>
-  <w:num w:numId="174" w16cid:durableId="1849782224">
+  <w:num w:numId="174">
     <w:abstractNumId w:val="22"/>
   </w:num>
-  <w:num w:numId="175" w16cid:durableId="1331063665">
+  <w:num w:numId="175">
     <w:abstractNumId w:val="206"/>
   </w:num>
-  <w:num w:numId="176" w16cid:durableId="1206915447">
+  <w:num w:numId="176">
     <w:abstractNumId w:val="145"/>
   </w:num>
-  <w:num w:numId="177" w16cid:durableId="2093354708">
+  <w:num w:numId="177">
     <w:abstractNumId w:val="88"/>
   </w:num>
-  <w:num w:numId="178" w16cid:durableId="931350858">
+  <w:num w:numId="178">
     <w:abstractNumId w:val="161"/>
   </w:num>
-  <w:num w:numId="179" w16cid:durableId="1189223375">
+  <w:num w:numId="179">
     <w:abstractNumId w:val="90"/>
   </w:num>
-  <w:num w:numId="180" w16cid:durableId="120735366">
+  <w:num w:numId="180">
     <w:abstractNumId w:val="109"/>
   </w:num>
-  <w:num w:numId="181" w16cid:durableId="2028482540">
+  <w:num w:numId="181">
     <w:abstractNumId w:val="89"/>
   </w:num>
-  <w:num w:numId="182" w16cid:durableId="719404929">
+  <w:num w:numId="182">
     <w:abstractNumId w:val="52"/>
   </w:num>
-  <w:num w:numId="183" w16cid:durableId="2080908220">
+  <w:num w:numId="183">
     <w:abstractNumId w:val="57"/>
   </w:num>
-  <w:num w:numId="184" w16cid:durableId="1552379973">
+  <w:num w:numId="184">
     <w:abstractNumId w:val="179"/>
   </w:num>
-  <w:num w:numId="185" w16cid:durableId="1031807261">
+  <w:num w:numId="185">
     <w:abstractNumId w:val="120"/>
   </w:num>
-  <w:num w:numId="186" w16cid:durableId="580911241">
+  <w:num w:numId="186">
     <w:abstractNumId w:val="86"/>
   </w:num>
-  <w:num w:numId="187" w16cid:durableId="2096390880">
+  <w:num w:numId="187">
     <w:abstractNumId w:val="102"/>
   </w:num>
-  <w:num w:numId="188" w16cid:durableId="1708145496">
+  <w:num w:numId="188">
     <w:abstractNumId w:val="71"/>
   </w:num>
-  <w:num w:numId="189" w16cid:durableId="997075797">
+  <w:num w:numId="189">
     <w:abstractNumId w:val="77"/>
   </w:num>
-  <w:num w:numId="190" w16cid:durableId="1970546960">
+  <w:num w:numId="190">
     <w:abstractNumId w:val="174"/>
   </w:num>
-  <w:num w:numId="191" w16cid:durableId="474296965">
+  <w:num w:numId="191">
     <w:abstractNumId w:val="201"/>
   </w:num>
-  <w:num w:numId="192" w16cid:durableId="1934586058">
+  <w:num w:numId="192">
     <w:abstractNumId w:val="207"/>
   </w:num>
-  <w:num w:numId="193" w16cid:durableId="504561770">
+  <w:num w:numId="193">
     <w:abstractNumId w:val="190"/>
   </w:num>
-  <w:num w:numId="194" w16cid:durableId="1351566646">
+  <w:num w:numId="194">
     <w:abstractNumId w:val="148"/>
   </w:num>
-  <w:num w:numId="195" w16cid:durableId="256867097">
+  <w:num w:numId="195">
     <w:abstractNumId w:val="172"/>
   </w:num>
-  <w:num w:numId="196" w16cid:durableId="2039350286">
+  <w:num w:numId="196">
     <w:abstractNumId w:val="160"/>
   </w:num>
-  <w:num w:numId="197" w16cid:durableId="223487407">
+  <w:num w:numId="197">
     <w:abstractNumId w:val="78"/>
   </w:num>
-  <w:num w:numId="198" w16cid:durableId="545992902">
+  <w:num w:numId="198">
     <w:abstractNumId w:val="196"/>
   </w:num>
-  <w:num w:numId="199" w16cid:durableId="1586567691">
+  <w:num w:numId="199">
     <w:abstractNumId w:val="210"/>
   </w:num>
-  <w:num w:numId="200" w16cid:durableId="1604216993">
+  <w:num w:numId="200">
     <w:abstractNumId w:val="209"/>
   </w:num>
-  <w:num w:numId="201" w16cid:durableId="995033530">
+  <w:num w:numId="201">
     <w:abstractNumId w:val="7"/>
   </w:num>
-  <w:num w:numId="202" w16cid:durableId="1077097155">
+  <w:num w:numId="202">
     <w:abstractNumId w:val="193"/>
   </w:num>
-  <w:num w:numId="203" w16cid:durableId="695153171">
+  <w:num w:numId="203">
     <w:abstractNumId w:val="79"/>
   </w:num>
-  <w:num w:numId="204" w16cid:durableId="1776442174">
+  <w:num w:numId="204">
     <w:abstractNumId w:val="15"/>
   </w:num>
-  <w:num w:numId="205" w16cid:durableId="745497041">
+  <w:num w:numId="205">
     <w:abstractNumId w:val="59"/>
   </w:num>
-  <w:num w:numId="206" w16cid:durableId="1868373433">
+  <w:num w:numId="206">
     <w:abstractNumId w:val="117"/>
   </w:num>
-  <w:num w:numId="207" w16cid:durableId="1942906037">
+  <w:num w:numId="207">
     <w:abstractNumId w:val="39"/>
   </w:num>
-  <w:num w:numId="208" w16cid:durableId="984554353">
+  <w:num w:numId="208">
     <w:abstractNumId w:val="36"/>
   </w:num>
-  <w:num w:numId="209" w16cid:durableId="1395926921">
+  <w:num w:numId="209">
     <w:abstractNumId w:val="175"/>
   </w:num>
-  <w:num w:numId="210" w16cid:durableId="614023079">
+  <w:num w:numId="210">
     <w:abstractNumId w:val="107"/>
   </w:num>
-  <w:num w:numId="211" w16cid:durableId="1254241617">
+  <w:num w:numId="211">
     <w:abstractNumId w:val="124"/>
   </w:num>
-  <w:num w:numId="212" w16cid:durableId="1838840379">
+  <w:num w:numId="212">
     <w:abstractNumId w:val="208"/>
   </w:num>
-  <w:num w:numId="213" w16cid:durableId="461772597">
+  <w:num w:numId="213">
     <w:abstractNumId w:val="118"/>
   </w:num>
-  <w:num w:numId="214" w16cid:durableId="2139957349">
+  <w:num w:numId="214">
     <w:abstractNumId w:val="141"/>
   </w:num>
-  <w:num w:numId="215" w16cid:durableId="1673297690">
+  <w:num w:numId="215">
     <w:abstractNumId w:val="150"/>
   </w:num>
   <w:numIdMacAtCleanup w:val="214"/>
@@ -10104,7 +10075,7 @@
 </file>
 
 <file path=word/styles.xml><?xml version="1.0" encoding="utf-8"?>
-<w:styles xmlns:mc="http://schemas.openxmlformats.org/markup-compatibility/2006" xmlns:r="http://schemas.openxmlformats.org/officeDocument/2006/relationships" xmlns:w="http://schemas.openxmlformats.org/wordprocessingml/2006/main" xmlns:w14="http://schemas.microsoft.com/office/word/2010/wordml" xmlns:w15="http://schemas.microsoft.com/office/word/2012/wordml" xmlns:w16cex="http://schemas.microsoft.com/office/word/2018/wordml/cex" xmlns:w16cid="http://schemas.microsoft.com/office/word/2016/wordml/cid" xmlns:w16="http://schemas.microsoft.com/office/word/2018/wordml" xmlns:w16sdtdh="http://schemas.microsoft.com/office/word/2020/wordml/sdtdatahash" xmlns:w16se="http://schemas.microsoft.com/office/word/2015/wordml/symex" mc:Ignorable="w14 w15 w16se w16cid w16 w16cex w16sdtdh">
+<w:styles xmlns:mc="http://schemas.openxmlformats.org/markup-compatibility/2006" xmlns:r="http://schemas.openxmlformats.org/officeDocument/2006/relationships" xmlns:w="http://schemas.openxmlformats.org/wordprocessingml/2006/main" xmlns:w14="http://schemas.microsoft.com/office/word/2010/wordml" mc:Ignorable="w14">
   <w:docDefaults>
     <w:rPrDefault>
       <w:rPr>
@@ -10114,7 +10085,7 @@
     </w:rPrDefault>
     <w:pPrDefault/>
   </w:docDefaults>
-  <w:latentStyles w:defLockedState="0" w:defUIPriority="0" w:defSemiHidden="0" w:defUnhideWhenUsed="0" w:defQFormat="0" w:count="376">
+  <w:latentStyles w:defLockedState="0" w:defUIPriority="0" w:defSemiHidden="0" w:defUnhideWhenUsed="0" w:defQFormat="0" w:count="267">
     <w:lsdException w:name="Normal" w:qFormat="1"/>
     <w:lsdException w:name="heading 1" w:qFormat="1"/>
     <w:lsdException w:name="heading 2" w:qFormat="1"/>
@@ -10130,50 +10101,6 @@
     <w:lsdException w:name="Subtitle" w:qFormat="1"/>
     <w:lsdException w:name="Strong" w:qFormat="1"/>
     <w:lsdException w:name="Emphasis" w:qFormat="1"/>
-    <w:lsdException w:name="Normal Table" w:semiHidden="1" w:unhideWhenUsed="1"/>
-    <w:lsdException w:name="Table Simple 1" w:semiHidden="1" w:unhideWhenUsed="1"/>
-    <w:lsdException w:name="Table Simple 2" w:semiHidden="1" w:unhideWhenUsed="1"/>
-    <w:lsdException w:name="Table Simple 3" w:semiHidden="1" w:unhideWhenUsed="1"/>
-    <w:lsdException w:name="Table Classic 1" w:semiHidden="1" w:unhideWhenUsed="1"/>
-    <w:lsdException w:name="Table Classic 2" w:semiHidden="1" w:unhideWhenUsed="1"/>
-    <w:lsdException w:name="Table Classic 3" w:semiHidden="1" w:unhideWhenUsed="1"/>
-    <w:lsdException w:name="Table Classic 4" w:semiHidden="1" w:unhideWhenUsed="1"/>
-    <w:lsdException w:name="Table Colorful 1" w:semiHidden="1" w:unhideWhenUsed="1"/>
-    <w:lsdException w:name="Table Colorful 2" w:semiHidden="1" w:unhideWhenUsed="1"/>
-    <w:lsdException w:name="Table Colorful 3" w:semiHidden="1" w:unhideWhenUsed="1"/>
-    <w:lsdException w:name="Table Columns 1" w:semiHidden="1" w:unhideWhenUsed="1"/>
-    <w:lsdException w:name="Table Columns 2" w:semiHidden="1" w:unhideWhenUsed="1"/>
-    <w:lsdException w:name="Table Columns 3" w:semiHidden="1" w:unhideWhenUsed="1"/>
-    <w:lsdException w:name="Table Columns 4" w:semiHidden="1" w:unhideWhenUsed="1"/>
-    <w:lsdException w:name="Table Columns 5" w:semiHidden="1" w:unhideWhenUsed="1"/>
-    <w:lsdException w:name="Table Grid 1" w:semiHidden="1" w:unhideWhenUsed="1"/>
-    <w:lsdException w:name="Table Grid 2" w:semiHidden="1" w:unhideWhenUsed="1"/>
-    <w:lsdException w:name="Table Grid 3" w:semiHidden="1" w:unhideWhenUsed="1"/>
-    <w:lsdException w:name="Table Grid 4" w:semiHidden="1" w:unhideWhenUsed="1"/>
-    <w:lsdException w:name="Table Grid 5" w:semiHidden="1" w:unhideWhenUsed="1"/>
-    <w:lsdException w:name="Table Grid 6" w:semiHidden="1" w:unhideWhenUsed="1"/>
-    <w:lsdException w:name="Table Grid 7" w:semiHidden="1" w:unhideWhenUsed="1"/>
-    <w:lsdException w:name="Table Grid 8" w:semiHidden="1" w:unhideWhenUsed="1"/>
-    <w:lsdException w:name="Table List 1" w:semiHidden="1" w:unhideWhenUsed="1"/>
-    <w:lsdException w:name="Table List 2" w:semiHidden="1" w:unhideWhenUsed="1"/>
-    <w:lsdException w:name="Table List 3" w:semiHidden="1" w:unhideWhenUsed="1"/>
-    <w:lsdException w:name="Table List 4" w:semiHidden="1" w:unhideWhenUsed="1"/>
-    <w:lsdException w:name="Table List 5" w:semiHidden="1" w:unhideWhenUsed="1"/>
-    <w:lsdException w:name="Table List 6" w:semiHidden="1" w:unhideWhenUsed="1"/>
-    <w:lsdException w:name="Table List 7" w:semiHidden="1" w:unhideWhenUsed="1"/>
-    <w:lsdException w:name="Table List 8" w:semiHidden="1" w:unhideWhenUsed="1"/>
-    <w:lsdException w:name="Table 3D effects 1" w:semiHidden="1" w:unhideWhenUsed="1"/>
-    <w:lsdException w:name="Table 3D effects 2" w:semiHidden="1" w:unhideWhenUsed="1"/>
-    <w:lsdException w:name="Table 3D effects 3" w:semiHidden="1" w:unhideWhenUsed="1"/>
-    <w:lsdException w:name="Table Contemporary" w:semiHidden="1" w:unhideWhenUsed="1"/>
-    <w:lsdException w:name="Table Elegant" w:semiHidden="1" w:unhideWhenUsed="1"/>
-    <w:lsdException w:name="Table Professional" w:semiHidden="1" w:unhideWhenUsed="1"/>
-    <w:lsdException w:name="Table Subtle 1" w:semiHidden="1" w:unhideWhenUsed="1"/>
-    <w:lsdException w:name="Table Subtle 2" w:semiHidden="1" w:unhideWhenUsed="1"/>
-    <w:lsdException w:name="Table Web 1" w:semiHidden="1" w:unhideWhenUsed="1"/>
-    <w:lsdException w:name="Table Web 2" w:semiHidden="1" w:unhideWhenUsed="1"/>
-    <w:lsdException w:name="Table Web 3" w:semiHidden="1" w:unhideWhenUsed="1"/>
-    <w:lsdException w:name="Table Theme" w:semiHidden="1" w:unhideWhenUsed="1"/>
     <w:lsdException w:name="Placeholder Text" w:semiHidden="1" w:uiPriority="99"/>
     <w:lsdException w:name="No Spacing" w:uiPriority="1" w:qFormat="1"/>
     <w:lsdException w:name="Light Shading" w:uiPriority="60"/>
@@ -10285,115 +10212,6 @@
     <w:lsdException w:name="Book Title" w:uiPriority="33" w:qFormat="1"/>
     <w:lsdException w:name="Bibliography" w:semiHidden="1" w:uiPriority="37" w:unhideWhenUsed="1"/>
     <w:lsdException w:name="TOC Heading" w:semiHidden="1" w:uiPriority="39" w:unhideWhenUsed="1" w:qFormat="1"/>
-    <w:lsdException w:name="Plain Table 1" w:uiPriority="41"/>
-    <w:lsdException w:name="Plain Table 2" w:uiPriority="42"/>
-    <w:lsdException w:name="Plain Table 3" w:uiPriority="43"/>
-    <w:lsdException w:name="Plain Table 4" w:uiPriority="44"/>
-    <w:lsdException w:name="Plain Table 5" w:uiPriority="45"/>
-    <w:lsdException w:name="Grid Table Light" w:uiPriority="40"/>
-    <w:lsdException w:name="Grid Table 1 Light" w:uiPriority="46"/>
-    <w:lsdException w:name="Grid Table 2" w:uiPriority="47"/>
-    <w:lsdException w:name="Grid Table 3" w:uiPriority="48"/>
-    <w:lsdException w:name="Grid Table 4" w:uiPriority="49"/>
-    <w:lsdException w:name="Grid Table 5 Dark" w:uiPriority="50"/>
-    <w:lsdException w:name="Grid Table 6 Colorful" w:uiPriority="51"/>
-    <w:lsdException w:name="Grid Table 7 Colorful" w:uiPriority="52"/>
-    <w:lsdException w:name="Grid Table 1 Light Accent 1" w:uiPriority="46"/>
-    <w:lsdException w:name="Grid Table 2 Accent 1" w:uiPriority="47"/>
-    <w:lsdException w:name="Grid Table 3 Accent 1" w:uiPriority="48"/>
-    <w:lsdException w:name="Grid Table 4 Accent 1" w:uiPriority="49"/>
-    <w:lsdException w:name="Grid Table 5 Dark Accent 1" w:uiPriority="50"/>
-    <w:lsdException w:name="Grid Table 6 Colorful Accent 1" w:uiPriority="51"/>
-    <w:lsdException w:name="Grid Table 7 Colorful Accent 1" w:uiPriority="52"/>
-    <w:lsdException w:name="Grid Table 1 Light Accent 2" w:uiPriority="46"/>
-    <w:lsdException w:name="Grid Table 2 Accent 2" w:uiPriority="47"/>
-    <w:lsdException w:name="Grid Table 3 Accent 2" w:uiPriority="48"/>
-    <w:lsdException w:name="Grid Table 4 Accent 2" w:uiPriority="49"/>
-    <w:lsdException w:name="Grid Table 5 Dark Accent 2" w:uiPriority="50"/>
-    <w:lsdException w:name="Grid Table 6 Colorful Accent 2" w:uiPriority="51"/>
-    <w:lsdException w:name="Grid Table 7 Colorful Accent 2" w:uiPriority="52"/>
-    <w:lsdException w:name="Grid Table 1 Light Accent 3" w:uiPriority="46"/>
-    <w:lsdException w:name="Grid Table 2 Accent 3" w:uiPriority="47"/>
-    <w:lsdException w:name="Grid Table 3 Accent 3" w:uiPriority="48"/>
-    <w:lsdException w:name="Grid Table 4 Accent 3" w:uiPriority="49"/>
-    <w:lsdException w:name="Grid Table 5 Dark Accent 3" w:uiPriority="50"/>
-    <w:lsdException w:name="Grid Table 6 Colorful Accent 3" w:uiPriority="51"/>
-    <w:lsdException w:name="Grid Table 7 Colorful Accent 3" w:uiPriority="52"/>
-    <w:lsdException w:name="Grid Table 1 Light Accent 4" w:uiPriority="46"/>
-    <w:lsdException w:name="Grid Table 2 Accent 4" w:uiPriority="47"/>
-    <w:lsdException w:name="Grid Table 3 Accent 4" w:uiPriority="48"/>
-    <w:lsdException w:name="Grid Table 4 Accent 4" w:uiPriority="49"/>
-    <w:lsdException w:name="Grid Table 5 Dark Accent 4" w:uiPriority="50"/>
-    <w:lsdException w:name="Grid Table 6 Colorful Accent 4" w:uiPriority="51"/>
-    <w:lsdException w:name="Grid Table 7 Colorful Accent 4" w:uiPriority="52"/>
-    <w:lsdException w:name="Grid Table 1 Light Accent 5" w:uiPriority="46"/>
-    <w:lsdException w:name="Grid Table 2 Accent 5" w:uiPriority="47"/>
-    <w:lsdException w:name="Grid Table 3 Accent 5" w:uiPriority="48"/>
-    <w:lsdException w:name="Grid Table 4 Accent 5" w:uiPriority="49"/>
-    <w:lsdException w:name="Grid Table 5 Dark Accent 5" w:uiPriority="50"/>
-    <w:lsdException w:name="Grid Table 6 Colorful Accent 5" w:uiPriority="51"/>
-    <w:lsdException w:name="Grid Table 7 Colorful Accent 5" w:uiPriority="52"/>
-    <w:lsdException w:name="Grid Table 1 Light Accent 6" w:uiPriority="46"/>
-    <w:lsdException w:name="Grid Table 2 Accent 6" w:uiPriority="47"/>
-    <w:lsdException w:name="Grid Table 3 Accent 6" w:uiPriority="48"/>
-    <w:lsdException w:name="Grid Table 4 Accent 6" w:uiPriority="49"/>
-    <w:lsdException w:name="Grid Table 5 Dark Accent 6" w:uiPriority="50"/>
-    <w:lsdException w:name="Grid Table 6 Colorful Accent 6" w:uiPriority="51"/>
-    <w:lsdException w:name="Grid Table 7 Colorful Accent 6" w:uiPriority="52"/>
-    <w:lsdException w:name="List Table 1 Light" w:uiPriority="46"/>
-    <w:lsdException w:name="List Table 2" w:uiPriority="47"/>
-    <w:lsdException w:name="List Table 3" w:uiPriority="48"/>
-    <w:lsdException w:name="List Table 4" w:uiPriority="49"/>
-    <w:lsdException w:name="List Table 5 Dark" w:uiPriority="50"/>
-    <w:lsdException w:name="List Table 6 Colorful" w:uiPriority="51"/>
-    <w:lsdException w:name="List Table 7 Colorful" w:uiPriority="52"/>
-    <w:lsdException w:name="List Table 1 Light Accent 1" w:uiPriority="46"/>
-    <w:lsdException w:name="List Table 2 Accent 1" w:uiPriority="47"/>
-    <w:lsdException w:name="List Table 3 Accent 1" w:uiPriority="48"/>
-    <w:lsdException w:name="List Table 4 Accent 1" w:uiPriority="49"/>
-    <w:lsdException w:name="List Table 5 Dark Accent 1" w:uiPriority="50"/>
-    <w:lsdException w:name="List Table 6 Colorful Accent 1" w:uiPriority="51"/>
-    <w:lsdException w:name="List Table 7 Colorful Accent 1" w:uiPriority="52"/>
-    <w:lsdException w:name="List Table 1 Light Accent 2" w:uiPriority="46"/>
-    <w:lsdException w:name="List Table 2 Accent 2" w:uiPriority="47"/>
-    <w:lsdException w:name="List Table 3 Accent 2" w:uiPriority="48"/>
-    <w:lsdException w:name="List Table 4 Accent 2" w:uiPriority="49"/>
-    <w:lsdException w:name="List Table 5 Dark Accent 2" w:uiPriority="50"/>
-    <w:lsdException w:name="List Table 6 Colorful Accent 2" w:uiPriority="51"/>
-    <w:lsdException w:name="List Table 7 Colorful Accent 2" w:uiPriority="52"/>
-    <w:lsdException w:name="List Table 1 Light Accent 3" w:uiPriority="46"/>
-    <w:lsdException w:name="List Table 2 Accent 3" w:uiPriority="47"/>
-    <w:lsdException w:name="List Table 3 Accent 3" w:uiPriority="48"/>
-    <w:lsdException w:name="List Table 4 Accent 3" w:uiPriority="49"/>
-    <w:lsdException w:name="List Table 5 Dark Accent 3" w:uiPriority="50"/>
-    <w:lsdException w:name="List Table 6 Colorful Accent 3" w:uiPriority="51"/>
-    <w:lsdException w:name="List Table 7 Colorful Accent 3" w:uiPriority="52"/>
-    <w:lsdException w:name="List Table 1 Light Accent 4" w:uiPriority="46"/>
-    <w:lsdException w:name="List Table 2 Accent 4" w:uiPriority="47"/>
-    <w:lsdException w:name="List Table 3 Accent 4" w:uiPriority="48"/>
-    <w:lsdException w:name="List Table 4 Accent 4" w:uiPriority="49"/>
-    <w:lsdException w:name="List Table 5 Dark Accent 4" w:uiPriority="50"/>
-    <w:lsdException w:name="List Table 6 Colorful Accent 4" w:uiPriority="51"/>
-    <w:lsdException w:name="List Table 7 Colorful Accent 4" w:uiPriority="52"/>
-    <w:lsdException w:name="List Table 1 Light Accent 5" w:uiPriority="46"/>
-    <w:lsdException w:name="List Table 2 Accent 5" w:uiPriority="47"/>
-    <w:lsdException w:name="List Table 3 Accent 5" w:uiPriority="48"/>
-    <w:lsdException w:name="List Table 4 Accent 5" w:uiPriority="49"/>
-    <w:lsdException w:name="List Table 5 Dark Accent 5" w:uiPriority="50"/>
-    <w:lsdException w:name="List Table 6 Colorful Accent 5" w:uiPriority="51"/>
-    <w:lsdException w:name="List Table 7 Colorful Accent 5" w:uiPriority="52"/>
-    <w:lsdException w:name="List Table 1 Light Accent 6" w:uiPriority="46"/>
-    <w:lsdException w:name="List Table 2 Accent 6" w:uiPriority="47"/>
-    <w:lsdException w:name="List Table 3 Accent 6" w:uiPriority="48"/>
-    <w:lsdException w:name="List Table 4 Accent 6" w:uiPriority="49"/>
-    <w:lsdException w:name="List Table 5 Dark Accent 6" w:uiPriority="50"/>
-    <w:lsdException w:name="List Table 6 Colorful Accent 6" w:uiPriority="51"/>
-    <w:lsdException w:name="List Table 7 Colorful Accent 6" w:uiPriority="52"/>
-    <w:lsdException w:name="Mention" w:semiHidden="1" w:uiPriority="99" w:unhideWhenUsed="1"/>
-    <w:lsdException w:name="Smart Hyperlink" w:semiHidden="1" w:uiPriority="99" w:unhideWhenUsed="1"/>
-    <w:lsdException w:name="Hashtag" w:semiHidden="1" w:uiPriority="99" w:unhideWhenUsed="1"/>
-    <w:lsdException w:name="Unresolved Mention" w:semiHidden="1" w:uiPriority="99" w:unhideWhenUsed="1"/>
-    <w:lsdException w:name="Smart Link" w:semiHidden="1" w:uiPriority="99" w:unhideWhenUsed="1"/>
   </w:latentStyles>
   <w:style w:type="paragraph" w:default="1" w:styleId="a2">
     <w:name w:val="Normal"/>
@@ -11640,6 +11458,229 @@
 </w:styles>
 </file>
 
+<file path=word/stylesWithEffects.xml><?xml version="1.0" encoding="utf-8"?>
+<w:styles xmlns:wpc="http://schemas.microsoft.com/office/word/2010/wordprocessingCanvas" xmlns:mc="http://schemas.openxmlformats.org/markup-compatibility/2006" xmlns:o="urn:schemas-microsoft-com:office:office" xmlns:r="http://schemas.openxmlformats.org/officeDocument/2006/relationships" xmlns:m="http://schemas.openxmlformats.org/officeDocument/2006/math" xmlns:v="urn:schemas-microsoft-com:vml" xmlns:wp14="http://schemas.microsoft.com/office/word/2010/wordprocessingDrawing" xmlns:wp="http://schemas.openxmlformats.org/drawingml/2006/wordprocessingDrawing" xmlns:w10="urn:schemas-microsoft-com:office:word" xmlns:w="http://schemas.openxmlformats.org/wordprocessingml/2006/main" xmlns:w14="http://schemas.microsoft.com/office/word/2010/wordml" xmlns:wpg="http://schemas.microsoft.com/office/word/2010/wordprocessingGroup" xmlns:wpi="http://schemas.microsoft.com/office/word/2010/wordprocessingInk" xmlns:wne="http://schemas.microsoft.com/office/word/2006/wordml" xmlns:wps="http://schemas.microsoft.com/office/word/2010/wordprocessingShape" mc:Ignorable="w14 wp14">
+  <w:docDefaults>
+    <w:rPrDefault>
+      <w:rPr>
+        <w:rFonts w:asciiTheme="minorHAnsi" w:eastAsiaTheme="minorEastAsia" w:hAnsiTheme="minorHAnsi" w:cstheme="minorBidi"/>
+        <w:kern w:val="2"/>
+        <w:sz w:val="21"/>
+        <w:szCs w:val="22"/>
+        <w:lang w:val="en-US" w:eastAsia="ja-JP" w:bidi="ar-SA"/>
+      </w:rPr>
+    </w:rPrDefault>
+    <w:pPrDefault/>
+  </w:docDefaults>
+  <w:latentStyles w:defLockedState="0" w:defUIPriority="99" w:defSemiHidden="1" w:defUnhideWhenUsed="1" w:defQFormat="0" w:count="267">
+    <w:lsdException w:name="Normal" w:semiHidden="0" w:uiPriority="0" w:unhideWhenUsed="0" w:qFormat="1"/>
+    <w:lsdException w:name="heading 1" w:semiHidden="0" w:uiPriority="9" w:unhideWhenUsed="0" w:qFormat="1"/>
+    <w:lsdException w:name="heading 2" w:uiPriority="9" w:qFormat="1"/>
+    <w:lsdException w:name="heading 3" w:uiPriority="9" w:qFormat="1"/>
+    <w:lsdException w:name="heading 4" w:uiPriority="9" w:qFormat="1"/>
+    <w:lsdException w:name="heading 5" w:uiPriority="9" w:qFormat="1"/>
+    <w:lsdException w:name="heading 6" w:uiPriority="9" w:qFormat="1"/>
+    <w:lsdException w:name="heading 7" w:uiPriority="9" w:qFormat="1"/>
+    <w:lsdException w:name="heading 8" w:uiPriority="9" w:qFormat="1"/>
+    <w:lsdException w:name="heading 9" w:uiPriority="9" w:qFormat="1"/>
+    <w:lsdException w:name="toc 1" w:uiPriority="39"/>
+    <w:lsdException w:name="toc 2" w:uiPriority="39"/>
+    <w:lsdException w:name="toc 3" w:uiPriority="39"/>
+    <w:lsdException w:name="toc 4" w:uiPriority="39"/>
+    <w:lsdException w:name="toc 5" w:uiPriority="39"/>
+    <w:lsdException w:name="toc 6" w:uiPriority="39"/>
+    <w:lsdException w:name="toc 7" w:uiPriority="39"/>
+    <w:lsdException w:name="toc 8" w:uiPriority="39"/>
+    <w:lsdException w:name="toc 9" w:uiPriority="39"/>
+    <w:lsdException w:name="caption" w:uiPriority="35" w:qFormat="1"/>
+    <w:lsdException w:name="Title" w:semiHidden="0" w:uiPriority="10" w:unhideWhenUsed="0" w:qFormat="1"/>
+    <w:lsdException w:name="Default Paragraph Font" w:uiPriority="1"/>
+    <w:lsdException w:name="Subtitle" w:semiHidden="0" w:uiPriority="11" w:unhideWhenUsed="0" w:qFormat="1"/>
+    <w:lsdException w:name="Strong" w:semiHidden="0" w:uiPriority="22" w:unhideWhenUsed="0" w:qFormat="1"/>
+    <w:lsdException w:name="Emphasis" w:semiHidden="0" w:uiPriority="20" w:unhideWhenUsed="0" w:qFormat="1"/>
+    <w:lsdException w:name="Table Grid" w:semiHidden="0" w:uiPriority="59" w:unhideWhenUsed="0"/>
+    <w:lsdException w:name="Placeholder Text" w:unhideWhenUsed="0"/>
+    <w:lsdException w:name="No Spacing" w:semiHidden="0" w:uiPriority="1" w:unhideWhenUsed="0" w:qFormat="1"/>
+    <w:lsdException w:name="Light Shading" w:semiHidden="0" w:uiPriority="60" w:unhideWhenUsed="0"/>
+    <w:lsdException w:name="Light List" w:semiHidden="0" w:uiPriority="61" w:unhideWhenUsed="0"/>
+    <w:lsdException w:name="Light Grid" w:semiHidden="0" w:uiPriority="62" w:unhideWhenUsed="0"/>
+    <w:lsdException w:name="Medium Shading 1" w:semiHidden="0" w:uiPriority="63" w:unhideWhenUsed="0"/>
+    <w:lsdException w:name="Medium Shading 2" w:semiHidden="0" w:uiPriority="64" w:unhideWhenUsed="0"/>
+    <w:lsdException w:name="Medium List 1" w:semiHidden="0" w:uiPriority="65" w:unhideWhenUsed="0"/>
+    <w:lsdException w:name="Medium List 2" w:semiHidden="0" w:uiPriority="66" w:unhideWhenUsed="0"/>
+    <w:lsdException w:name="Medium Grid 1" w:semiHidden="0" w:uiPriority="67" w:unhideWhenUsed="0"/>
+    <w:lsdException w:name="Medium Grid 2" w:semiHidden="0" w:uiPriority="68" w:unhideWhenUsed="0"/>
+    <w:lsdException w:name="Medium Grid 3" w:semiHidden="0" w:uiPriority="69" w:unhideWhenUsed="0"/>
+    <w:lsdException w:name="Dark List" w:semiHidden="0" w:uiPriority="70" w:unhideWhenUsed="0"/>
+    <w:lsdException w:name="Colorful Shading" w:semiHidden="0" w:uiPriority="71" w:unhideWhenUsed="0"/>
+    <w:lsdException w:name="Colorful List" w:semiHidden="0" w:uiPriority="72" w:unhideWhenUsed="0"/>
+    <w:lsdException w:name="Colorful Grid" w:semiHidden="0" w:uiPriority="73" w:unhideWhenUsed="0"/>
+    <w:lsdException w:name="Light Shading Accent 1" w:semiHidden="0" w:uiPriority="60" w:unhideWhenUsed="0"/>
+    <w:lsdException w:name="Light List Accent 1" w:semiHidden="0" w:uiPriority="61" w:unhideWhenUsed="0"/>
+    <w:lsdException w:name="Light Grid Accent 1" w:semiHidden="0" w:uiPriority="62" w:unhideWhenUsed="0"/>
+    <w:lsdException w:name="Medium Shading 1 Accent 1" w:semiHidden="0" w:uiPriority="63" w:unhideWhenUsed="0"/>
+    <w:lsdException w:name="Medium Shading 2 Accent 1" w:semiHidden="0" w:uiPriority="64" w:unhideWhenUsed="0"/>
+    <w:lsdException w:name="Medium List 1 Accent 1" w:semiHidden="0" w:uiPriority="65" w:unhideWhenUsed="0"/>
+    <w:lsdException w:name="Revision" w:unhideWhenUsed="0"/>
+    <w:lsdException w:name="List Paragraph" w:semiHidden="0" w:uiPriority="34" w:unhideWhenUsed="0" w:qFormat="1"/>
+    <w:lsdException w:name="Quote" w:semiHidden="0" w:uiPriority="29" w:unhideWhenUsed="0" w:qFormat="1"/>
+    <w:lsdException w:name="Intense Quote" w:semiHidden="0" w:uiPriority="30" w:unhideWhenUsed="0" w:qFormat="1"/>
+    <w:lsdException w:name="Medium List 2 Accent 1" w:semiHidden="0" w:uiPriority="66" w:unhideWhenUsed="0"/>
+    <w:lsdException w:name="Medium Grid 1 Accent 1" w:semiHidden="0" w:uiPriority="67" w:unhideWhenUsed="0"/>
+    <w:lsdException w:name="Medium Grid 2 Accent 1" w:semiHidden="0" w:uiPriority="68" w:unhideWhenUsed="0"/>
+    <w:lsdException w:name="Medium Grid 3 Accent 1" w:semiHidden="0" w:uiPriority="69" w:unhideWhenUsed="0"/>
+    <w:lsdException w:name="Dark List Accent 1" w:semiHidden="0" w:uiPriority="70" w:unhideWhenUsed="0"/>
+    <w:lsdException w:name="Colorful Shading Accent 1" w:semiHidden="0" w:uiPriority="71" w:unhideWhenUsed="0"/>
+    <w:lsdException w:name="Colorful List Accent 1" w:semiHidden="0" w:uiPriority="72" w:unhideWhenUsed="0"/>
+    <w:lsdException w:name="Colorful Grid Accent 1" w:semiHidden="0" w:uiPriority="73" w:unhideWhenUsed="0"/>
+    <w:lsdException w:name="Light Shading Accent 2" w:semiHidden="0" w:uiPriority="60" w:unhideWhenUsed="0"/>
+    <w:lsdException w:name="Light List Accent 2" w:semiHidden="0" w:uiPriority="61" w:unhideWhenUsed="0"/>
+    <w:lsdException w:name="Light Grid Accent 2" w:semiHidden="0" w:uiPriority="62" w:unhideWhenUsed="0"/>
+    <w:lsdException w:name="Medium Shading 1 Accent 2" w:semiHidden="0" w:uiPriority="63" w:unhideWhenUsed="0"/>
+    <w:lsdException w:name="Medium Shading 2 Accent 2" w:semiHidden="0" w:uiPriority="64" w:unhideWhenUsed="0"/>
+    <w:lsdException w:name="Medium List 1 Accent 2" w:semiHidden="0" w:uiPriority="65" w:unhideWhenUsed="0"/>
+    <w:lsdException w:name="Medium List 2 Accent 2" w:semiHidden="0" w:uiPriority="66" w:unhideWhenUsed="0"/>
+    <w:lsdException w:name="Medium Grid 1 Accent 2" w:semiHidden="0" w:uiPriority="67" w:unhideWhenUsed="0"/>
+    <w:lsdException w:name="Medium Grid 2 Accent 2" w:semiHidden="0" w:uiPriority="68" w:unhideWhenUsed="0"/>
+    <w:lsdException w:name="Medium Grid 3 Accent 2" w:semiHidden="0" w:uiPriority="69" w:unhideWhenUsed="0"/>
+    <w:lsdException w:name="Dark List Accent 2" w:semiHidden="0" w:uiPriority="70" w:unhideWhenUsed="0"/>
+    <w:lsdException w:name="Colorful Shading Accent 2" w:semiHidden="0" w:uiPriority="71" w:unhideWhenUsed="0"/>
+    <w:lsdException w:name="Colorful List Accent 2" w:semiHidden="0" w:uiPriority="72" w:unhideWhenUsed="0"/>
+    <w:lsdException w:name="Colorful Grid Accent 2" w:semiHidden="0" w:uiPriority="73" w:unhideWhenUsed="0"/>
+    <w:lsdException w:name="Light Shading Accent 3" w:semiHidden="0" w:uiPriority="60" w:unhideWhenUsed="0"/>
+    <w:lsdException w:name="Light List Accent 3" w:semiHidden="0" w:uiPriority="61" w:unhideWhenUsed="0"/>
+    <w:lsdException w:name="Light Grid Accent 3" w:semiHidden="0" w:uiPriority="62" w:unhideWhenUsed="0"/>
+    <w:lsdException w:name="Medium Shading 1 Accent 3" w:semiHidden="0" w:uiPriority="63" w:unhideWhenUsed="0"/>
+    <w:lsdException w:name="Medium Shading 2 Accent 3" w:semiHidden="0" w:uiPriority="64" w:unhideWhenUsed="0"/>
+    <w:lsdException w:name="Medium List 1 Accent 3" w:semiHidden="0" w:uiPriority="65" w:unhideWhenUsed="0"/>
+    <w:lsdException w:name="Medium List 2 Accent 3" w:semiHidden="0" w:uiPriority="66" w:unhideWhenUsed="0"/>
+    <w:lsdException w:name="Medium Grid 1 Accent 3" w:semiHidden="0" w:uiPriority="67" w:unhideWhenUsed="0"/>
+    <w:lsdException w:name="Medium Grid 2 Accent 3" w:semiHidden="0" w:uiPriority="68" w:unhideWhenUsed="0"/>
+    <w:lsdException w:name="Medium Grid 3 Accent 3" w:semiHidden="0" w:uiPriority="69" w:unhideWhenUsed="0"/>
+    <w:lsdException w:name="Dark List Accent 3" w:semiHidden="0" w:uiPriority="70" w:unhideWhenUsed="0"/>
+    <w:lsdException w:name="Colorful Shading Accent 3" w:semiHidden="0" w:uiPriority="71" w:unhideWhenUsed="0"/>
+    <w:lsdException w:name="Colorful List Accent 3" w:semiHidden="0" w:uiPriority="72" w:unhideWhenUsed="0"/>
+    <w:lsdException w:name="Colorful Grid Accent 3" w:semiHidden="0" w:uiPriority="73" w:unhideWhenUsed="0"/>
+    <w:lsdException w:name="Light Shading Accent 4" w:semiHidden="0" w:uiPriority="60" w:unhideWhenUsed="0"/>
+    <w:lsdException w:name="Light List Accent 4" w:semiHidden="0" w:uiPriority="61" w:unhideWhenUsed="0"/>
+    <w:lsdException w:name="Light Grid Accent 4" w:semiHidden="0" w:uiPriority="62" w:unhideWhenUsed="0"/>
+    <w:lsdException w:name="Medium Shading 1 Accent 4" w:semiHidden="0" w:uiPriority="63" w:unhideWhenUsed="0"/>
+    <w:lsdException w:name="Medium Shading 2 Accent 4" w:semiHidden="0" w:uiPriority="64" w:unhideWhenUsed="0"/>
+    <w:lsdException w:name="Medium List 1 Accent 4" w:semiHidden="0" w:uiPriority="65" w:unhideWhenUsed="0"/>
+    <w:lsdException w:name="Medium List 2 Accent 4" w:semiHidden="0" w:uiPriority="66" w:unhideWhenUsed="0"/>
+    <w:lsdException w:name="Medium Grid 1 Accent 4" w:semiHidden="0" w:uiPriority="67" w:unhideWhenUsed="0"/>
+    <w:lsdException w:name="Medium Grid 2 Accent 4" w:semiHidden="0" w:uiPriority="68" w:unhideWhenUsed="0"/>
+    <w:lsdException w:name="Medium Grid 3 Accent 4" w:semiHidden="0" w:uiPriority="69" w:unhideWhenUsed="0"/>
+    <w:lsdException w:name="Dark List Accent 4" w:semiHidden="0" w:uiPriority="70" w:unhideWhenUsed="0"/>
+    <w:lsdException w:name="Colorful Shading Accent 4" w:semiHidden="0" w:uiPriority="71" w:unhideWhenUsed="0"/>
+    <w:lsdException w:name="Colorful List Accent 4" w:semiHidden="0" w:uiPriority="72" w:unhideWhenUsed="0"/>
+    <w:lsdException w:name="Colorful Grid Accent 4" w:semiHidden="0" w:uiPriority="73" w:unhideWhenUsed="0"/>
+    <w:lsdException w:name="Light Shading Accent 5" w:semiHidden="0" w:uiPriority="60" w:unhideWhenUsed="0"/>
+    <w:lsdException w:name="Light List Accent 5" w:semiHidden="0" w:uiPriority="61" w:unhideWhenUsed="0"/>
+    <w:lsdException w:name="Light Grid Accent 5" w:semiHidden="0" w:uiPriority="62" w:unhideWhenUsed="0"/>
+    <w:lsdException w:name="Medium Shading 1 Accent 5" w:semiHidden="0" w:uiPriority="63" w:unhideWhenUsed="0"/>
+    <w:lsdException w:name="Medium Shading 2 Accent 5" w:semiHidden="0" w:uiPriority="64" w:unhideWhenUsed="0"/>
+    <w:lsdException w:name="Medium List 1 Accent 5" w:semiHidden="0" w:uiPriority="65" w:unhideWhenUsed="0"/>
+    <w:lsdException w:name="Medium List 2 Accent 5" w:semiHidden="0" w:uiPriority="66" w:unhideWhenUsed="0"/>
+    <w:lsdException w:name="Medium Grid 1 Accent 5" w:semiHidden="0" w:uiPriority="67" w:unhideWhenUsed="0"/>
+    <w:lsdException w:name="Medium Grid 2 Accent 5" w:semiHidden="0" w:uiPriority="68" w:unhideWhenUsed="0"/>
+    <w:lsdException w:name="Medium Grid 3 Accent 5" w:semiHidden="0" w:uiPriority="69" w:unhideWhenUsed="0"/>
+    <w:lsdException w:name="Dark List Accent 5" w:semiHidden="0" w:uiPriority="70" w:unhideWhenUsed="0"/>
+    <w:lsdException w:name="Colorful Shading Accent 5" w:semiHidden="0" w:uiPriority="71" w:unhideWhenUsed="0"/>
+    <w:lsdException w:name="Colorful List Accent 5" w:semiHidden="0" w:uiPriority="72" w:unhideWhenUsed="0"/>
+    <w:lsdException w:name="Colorful Grid Accent 5" w:semiHidden="0" w:uiPriority="73" w:unhideWhenUsed="0"/>
+    <w:lsdException w:name="Light Shading Accent 6" w:semiHidden="0" w:uiPriority="60" w:unhideWhenUsed="0"/>
+    <w:lsdException w:name="Light List Accent 6" w:semiHidden="0" w:uiPriority="61" w:unhideWhenUsed="0"/>
+    <w:lsdException w:name="Light Grid Accent 6" w:semiHidden="0" w:uiPriority="62" w:unhideWhenUsed="0"/>
+    <w:lsdException w:name="Medium Shading 1 Accent 6" w:semiHidden="0" w:uiPriority="63" w:unhideWhenUsed="0"/>
+    <w:lsdException w:name="Medium Shading 2 Accent 6" w:semiHidden="0" w:uiPriority="64" w:unhideWhenUsed="0"/>
+    <w:lsdException w:name="Medium List 1 Accent 6" w:semiHidden="0" w:uiPriority="65" w:unhideWhenUsed="0"/>
+    <w:lsdException w:name="Medium List 2 Accent 6" w:semiHidden="0" w:uiPriority="66" w:unhideWhenUsed="0"/>
+    <w:lsdException w:name="Medium Grid 1 Accent 6" w:semiHidden="0" w:uiPriority="67" w:unhideWhenUsed="0"/>
+    <w:lsdException w:name="Medium Grid 2 Accent 6" w:semiHidden="0" w:uiPriority="68" w:unhideWhenUsed="0"/>
+    <w:lsdException w:name="Medium Grid 3 Accent 6" w:semiHidden="0" w:uiPriority="69" w:unhideWhenUsed="0"/>
+    <w:lsdException w:name="Dark List Accent 6" w:semiHidden="0" w:uiPriority="70" w:unhideWhenUsed="0"/>
+    <w:lsdException w:name="Colorful Shading Accent 6" w:semiHidden="0" w:uiPriority="71" w:unhideWhenUsed="0"/>
+    <w:lsdException w:name="Colorful List Accent 6" w:semiHidden="0" w:uiPriority="72" w:unhideWhenUsed="0"/>
+    <w:lsdException w:name="Colorful Grid Accent 6" w:semiHidden="0" w:uiPriority="73" w:unhideWhenUsed="0"/>
+    <w:lsdException w:name="Subtle Emphasis" w:semiHidden="0" w:uiPriority="19" w:unhideWhenUsed="0" w:qFormat="1"/>
+    <w:lsdException w:name="Intense Emphasis" w:semiHidden="0" w:uiPriority="21" w:unhideWhenUsed="0" w:qFormat="1"/>
+    <w:lsdException w:name="Subtle Reference" w:semiHidden="0" w:uiPriority="31" w:unhideWhenUsed="0" w:qFormat="1"/>
+    <w:lsdException w:name="Intense Reference" w:semiHidden="0" w:uiPriority="32" w:unhideWhenUsed="0" w:qFormat="1"/>
+    <w:lsdException w:name="Book Title" w:semiHidden="0" w:uiPriority="33" w:unhideWhenUsed="0" w:qFormat="1"/>
+    <w:lsdException w:name="Bibliography" w:uiPriority="37"/>
+    <w:lsdException w:name="TOC Heading" w:uiPriority="39" w:qFormat="1"/>
+  </w:latentStyles>
+  <w:style w:type="paragraph" w:default="1" w:styleId="a2">
+    <w:name w:val="Normal"/>
+    <w:qFormat/>
+    <w:pPr>
+      <w:widowControl w:val="0"/>
+      <w:jc w:val="both"/>
+    </w:pPr>
+  </w:style>
+  <w:style w:type="character" w:default="1" w:styleId="a4">
+    <w:name w:val="Default Paragraph Font"/>
+    <w:uiPriority w:val="1"/>
+    <w:semiHidden/>
+    <w:unhideWhenUsed/>
+  </w:style>
+  <w:style w:type="table" w:default="1" w:styleId="a5">
+    <w:name w:val="Normal Table"/>
+    <w:uiPriority w:val="99"/>
+    <w:semiHidden/>
+    <w:unhideWhenUsed/>
+    <w:tblPr>
+      <w:tblInd w:w="0" w:type="dxa"/>
+      <w:tblCellMar>
+        <w:top w:w="0" w:type="dxa"/>
+        <w:left w:w="108" w:type="dxa"/>
+        <w:bottom w:w="0" w:type="dxa"/>
+        <w:right w:w="108" w:type="dxa"/>
+      </w:tblCellMar>
+    </w:tblPr>
+  </w:style>
+  <w:style w:type="numbering" w:default="1" w:styleId="a6">
+    <w:name w:val="No List"/>
+    <w:uiPriority w:val="99"/>
+    <w:semiHidden/>
+    <w:unhideWhenUsed/>
+  </w:style>
+  <w:style w:type="numbering" w:customStyle="1" w:styleId="10">
+    <w:name w:val="10pt"/>
+    <w:pPr>
+      <w:numPr>
+        <w:numId w:val="4"/>
+      </w:numPr>
+    </w:pPr>
+  </w:style>
+  <w:style w:type="numbering" w:customStyle="1" w:styleId="20">
+    <w:name w:val="a"/>
+    <w:pPr>
+      <w:numPr>
+        <w:numId w:val="5"/>
+      </w:numPr>
+    </w:pPr>
+  </w:style>
+  <w:style w:type="numbering" w:customStyle="1" w:styleId="30">
+    <w:name w:val="a0"/>
+    <w:pPr>
+      <w:numPr>
+        <w:numId w:val="156"/>
+      </w:numPr>
+    </w:pPr>
+  </w:style>
+  <w:style w:type="numbering" w:customStyle="1" w:styleId="40">
+    <w:name w:val="a1"/>
+    <w:pPr>
+      <w:numPr>
+        <w:numId w:val="212"/>
+      </w:numPr>
+    </w:pPr>
+  </w:style>
+</w:styles>
+</file>
+
 <file path=word/theme/theme1.xml><?xml version="1.0" encoding="utf-8"?>
 <a:theme xmlns:a="http://schemas.openxmlformats.org/drawingml/2006/main" name="Office Theme">
   <a:themeElements>
